--- a/dokumentacija/Projekat iz PSI.docx
+++ b/dokumentacija/Projekat iz PSI.docx
@@ -98,8 +98,11 @@
         <w:spacing w:line="240" w:lineRule="auto"/>
       </w:pPr>
       <w:r>
+        <w:rPr>
+          <w:noProof/>
+        </w:rPr>
         <w:drawing>
-          <wp:anchor distT="0" distB="0" distL="114300" distR="114300" simplePos="0" relativeHeight="251659264" behindDoc="0" locked="0" layoutInCell="1" allowOverlap="1" wp14:anchorId="13DCFC82" wp14:editId="078C8653">
+          <wp:anchor distT="0" distB="0" distL="114300" distR="114300" simplePos="0" relativeHeight="251659264" behindDoc="0" locked="0" layoutInCell="1" allowOverlap="1" wp14:anchorId="13DCFC82" wp14:editId="1C3E1BD7">
             <wp:simplePos x="0" y="0"/>
             <wp:positionH relativeFrom="page">
               <wp:posOffset>1854200</wp:posOffset>
@@ -412,10 +415,10 @@
         <w:tblLook w:val="04A0" w:firstRow="1" w:lastRow="0" w:firstColumn="1" w:lastColumn="0" w:noHBand="0" w:noVBand="1"/>
       </w:tblPr>
       <w:tblGrid>
-        <w:gridCol w:w="1800"/>
-        <w:gridCol w:w="1440"/>
-        <w:gridCol w:w="2700"/>
-        <w:gridCol w:w="3458"/>
+        <w:gridCol w:w="1764"/>
+        <w:gridCol w:w="1275"/>
+        <w:gridCol w:w="3711"/>
+        <w:gridCol w:w="2648"/>
       </w:tblGrid>
       <w:tr>
         <w:trPr>
@@ -425,7 +428,7 @@
         <w:tc>
           <w:tcPr>
             <w:cnfStyle w:val="001000000000" w:firstRow="0" w:lastRow="0" w:firstColumn="1" w:lastColumn="0" w:oddVBand="0" w:evenVBand="0" w:oddHBand="0" w:evenHBand="0" w:firstRowFirstColumn="0" w:firstRowLastColumn="0" w:lastRowFirstColumn="0" w:lastRowLastColumn="0"/>
-            <w:tcW w:w="1800" w:type="dxa"/>
+            <w:tcW w:w="1764" w:type="dxa"/>
           </w:tcPr>
           <w:p>
             <w:pPr>
@@ -448,7 +451,7 @@
         </w:tc>
         <w:tc>
           <w:tcPr>
-            <w:tcW w:w="1440" w:type="dxa"/>
+            <w:tcW w:w="1275" w:type="dxa"/>
           </w:tcPr>
           <w:p>
             <w:pPr>
@@ -471,7 +474,7 @@
         </w:tc>
         <w:tc>
           <w:tcPr>
-            <w:tcW w:w="2700" w:type="dxa"/>
+            <w:tcW w:w="3711" w:type="dxa"/>
           </w:tcPr>
           <w:p>
             <w:pPr>
@@ -494,7 +497,7 @@
         </w:tc>
         <w:tc>
           <w:tcPr>
-            <w:tcW w:w="3458" w:type="dxa"/>
+            <w:tcW w:w="2648" w:type="dxa"/>
           </w:tcPr>
           <w:p>
             <w:pPr>
@@ -524,7 +527,7 @@
         <w:tc>
           <w:tcPr>
             <w:cnfStyle w:val="001000000000" w:firstRow="0" w:lastRow="0" w:firstColumn="1" w:lastColumn="0" w:oddVBand="0" w:evenVBand="0" w:oddHBand="0" w:evenHBand="0" w:firstRowFirstColumn="0" w:firstRowLastColumn="0" w:lastRowFirstColumn="0" w:lastRowLastColumn="0"/>
-            <w:tcW w:w="1800" w:type="dxa"/>
+            <w:tcW w:w="1764" w:type="dxa"/>
           </w:tcPr>
           <w:p>
             <w:pPr>
@@ -553,7 +556,7 @@
         </w:tc>
         <w:tc>
           <w:tcPr>
-            <w:tcW w:w="1440" w:type="dxa"/>
+            <w:tcW w:w="1275" w:type="dxa"/>
           </w:tcPr>
           <w:p>
             <w:pPr>
@@ -576,7 +579,7 @@
         </w:tc>
         <w:tc>
           <w:tcPr>
-            <w:tcW w:w="2700" w:type="dxa"/>
+            <w:tcW w:w="3711" w:type="dxa"/>
           </w:tcPr>
           <w:p>
             <w:pPr>
@@ -599,7 +602,7 @@
         </w:tc>
         <w:tc>
           <w:tcPr>
-            <w:tcW w:w="3458" w:type="dxa"/>
+            <w:tcW w:w="2648" w:type="dxa"/>
           </w:tcPr>
           <w:p>
             <w:pPr>
@@ -677,7 +680,7 @@
         <w:tc>
           <w:tcPr>
             <w:cnfStyle w:val="001000000000" w:firstRow="0" w:lastRow="0" w:firstColumn="1" w:lastColumn="0" w:oddVBand="0" w:evenVBand="0" w:oddHBand="0" w:evenHBand="0" w:firstRowFirstColumn="0" w:firstRowLastColumn="0" w:lastRowFirstColumn="0" w:lastRowLastColumn="0"/>
-            <w:tcW w:w="1800" w:type="dxa"/>
+            <w:tcW w:w="1764" w:type="dxa"/>
           </w:tcPr>
           <w:p>
             <w:pPr>
@@ -688,11 +691,18 @@
                 <w:szCs w:val="32"/>
               </w:rPr>
             </w:pPr>
+            <w:r>
+              <w:rPr>
+                <w:sz w:val="22"/>
+                <w:szCs w:val="22"/>
+              </w:rPr>
+              <w:t>8.10.2025.</w:t>
+            </w:r>
           </w:p>
         </w:tc>
         <w:tc>
           <w:tcPr>
-            <w:tcW w:w="1440" w:type="dxa"/>
+            <w:tcW w:w="1275" w:type="dxa"/>
           </w:tcPr>
           <w:p>
             <w:pPr>
@@ -700,15 +710,22 @@
               <w:jc w:val="center"/>
               <w:cnfStyle w:val="000000000000" w:firstRow="0" w:lastRow="0" w:firstColumn="0" w:lastColumn="0" w:oddVBand="0" w:evenVBand="0" w:oddHBand="0" w:evenHBand="0" w:firstRowFirstColumn="0" w:firstRowLastColumn="0" w:lastRowFirstColumn="0" w:lastRowLastColumn="0"/>
               <w:rPr>
-                <w:sz w:val="32"/>
-                <w:szCs w:val="32"/>
+                <w:sz w:val="22"/>
+                <w:szCs w:val="22"/>
               </w:rPr>
             </w:pPr>
+            <w:r>
+              <w:rPr>
+                <w:sz w:val="22"/>
+                <w:szCs w:val="22"/>
+              </w:rPr>
+              <w:t>2.0</w:t>
+            </w:r>
           </w:p>
         </w:tc>
         <w:tc>
           <w:tcPr>
-            <w:tcW w:w="2700" w:type="dxa"/>
+            <w:tcW w:w="3711" w:type="dxa"/>
           </w:tcPr>
           <w:p>
             <w:pPr>
@@ -720,11 +737,18 @@
                 <w:szCs w:val="32"/>
               </w:rPr>
             </w:pPr>
+            <w:r>
+              <w:rPr>
+                <w:sz w:val="22"/>
+                <w:szCs w:val="22"/>
+              </w:rPr>
+              <w:t>Dodata nova funkcionalnost i prepravljene tehnologije korišćene u projektu</w:t>
+            </w:r>
           </w:p>
         </w:tc>
         <w:tc>
           <w:tcPr>
-            <w:tcW w:w="3458" w:type="dxa"/>
+            <w:tcW w:w="2648" w:type="dxa"/>
           </w:tcPr>
           <w:p>
             <w:pPr>
@@ -736,6 +760,76 @@
                 <w:szCs w:val="32"/>
               </w:rPr>
             </w:pPr>
+            <w:r>
+              <w:rPr>
+                <w:sz w:val="22"/>
+                <w:szCs w:val="22"/>
+              </w:rPr>
+              <w:t>Ranko Stanojevi</w:t>
+            </w:r>
+            <w:r>
+              <w:rPr>
+                <w:sz w:val="22"/>
+                <w:szCs w:val="22"/>
+              </w:rPr>
+              <w:t>Ć</w:t>
+            </w:r>
+            <w:r>
+              <w:rPr>
+                <w:sz w:val="22"/>
+                <w:szCs w:val="22"/>
+              </w:rPr>
+              <w:t>, Luka Radi</w:t>
+            </w:r>
+            <w:r>
+              <w:rPr>
+                <w:sz w:val="22"/>
+                <w:szCs w:val="22"/>
+              </w:rPr>
+              <w:t>Ć</w:t>
+            </w:r>
+            <w:r>
+              <w:rPr>
+                <w:sz w:val="22"/>
+                <w:szCs w:val="22"/>
+              </w:rPr>
+              <w:t>,</w:t>
+            </w:r>
+            <w:r>
+              <w:rPr>
+                <w:sz w:val="22"/>
+                <w:szCs w:val="22"/>
+              </w:rPr>
+              <w:t xml:space="preserve"> </w:t>
+            </w:r>
+            <w:r>
+              <w:rPr>
+                <w:sz w:val="22"/>
+                <w:szCs w:val="22"/>
+              </w:rPr>
+              <w:t xml:space="preserve">Mina </w:t>
+            </w:r>
+            <w:r>
+              <w:rPr>
+                <w:sz w:val="22"/>
+                <w:szCs w:val="22"/>
+              </w:rPr>
+              <w:t>Š</w:t>
+            </w:r>
+            <w:r>
+              <w:rPr>
+                <w:sz w:val="22"/>
+                <w:szCs w:val="22"/>
+              </w:rPr>
+              <w:t>ljivi</w:t>
+            </w:r>
+            <w:r>
+              <w:rPr>
+                <w:sz w:val="22"/>
+                <w:szCs w:val="22"/>
+              </w:rPr>
+              <w:t>Ć</w:t>
+            </w:r>
           </w:p>
         </w:tc>
       </w:tr>
@@ -747,7 +841,7 @@
         <w:tc>
           <w:tcPr>
             <w:cnfStyle w:val="001000000000" w:firstRow="0" w:lastRow="0" w:firstColumn="1" w:lastColumn="0" w:oddVBand="0" w:evenVBand="0" w:oddHBand="0" w:evenHBand="0" w:firstRowFirstColumn="0" w:firstRowLastColumn="0" w:lastRowFirstColumn="0" w:lastRowLastColumn="0"/>
-            <w:tcW w:w="1800" w:type="dxa"/>
+            <w:tcW w:w="1764" w:type="dxa"/>
           </w:tcPr>
           <w:p>
             <w:pPr>
@@ -762,7 +856,7 @@
         </w:tc>
         <w:tc>
           <w:tcPr>
-            <w:tcW w:w="1440" w:type="dxa"/>
+            <w:tcW w:w="1275" w:type="dxa"/>
           </w:tcPr>
           <w:p>
             <w:pPr>
@@ -778,7 +872,7 @@
         </w:tc>
         <w:tc>
           <w:tcPr>
-            <w:tcW w:w="2700" w:type="dxa"/>
+            <w:tcW w:w="3711" w:type="dxa"/>
           </w:tcPr>
           <w:p>
             <w:pPr>
@@ -794,7 +888,7 @@
         </w:tc>
         <w:tc>
           <w:tcPr>
-            <w:tcW w:w="3458" w:type="dxa"/>
+            <w:tcW w:w="2648" w:type="dxa"/>
           </w:tcPr>
           <w:p>
             <w:pPr>
@@ -816,7 +910,7 @@
         <w:tc>
           <w:tcPr>
             <w:cnfStyle w:val="001000000000" w:firstRow="0" w:lastRow="0" w:firstColumn="1" w:lastColumn="0" w:oddVBand="0" w:evenVBand="0" w:oddHBand="0" w:evenHBand="0" w:firstRowFirstColumn="0" w:firstRowLastColumn="0" w:lastRowFirstColumn="0" w:lastRowLastColumn="0"/>
-            <w:tcW w:w="1800" w:type="dxa"/>
+            <w:tcW w:w="1764" w:type="dxa"/>
           </w:tcPr>
           <w:p>
             <w:pPr>
@@ -831,7 +925,7 @@
         </w:tc>
         <w:tc>
           <w:tcPr>
-            <w:tcW w:w="1440" w:type="dxa"/>
+            <w:tcW w:w="1275" w:type="dxa"/>
           </w:tcPr>
           <w:p>
             <w:pPr>
@@ -847,7 +941,7 @@
         </w:tc>
         <w:tc>
           <w:tcPr>
-            <w:tcW w:w="2700" w:type="dxa"/>
+            <w:tcW w:w="3711" w:type="dxa"/>
           </w:tcPr>
           <w:p>
             <w:pPr>
@@ -863,7 +957,7 @@
         </w:tc>
         <w:tc>
           <w:tcPr>
-            <w:tcW w:w="3458" w:type="dxa"/>
+            <w:tcW w:w="2648" w:type="dxa"/>
           </w:tcPr>
           <w:p>
             <w:pPr>
@@ -905,8 +999,10 @@
     <w:sdt>
       <w:sdtPr>
         <w:rPr>
-          <w:sz w:val="32"/>
-          <w:szCs w:val="32"/>
+          <w:rFonts w:asciiTheme="minorHAnsi" w:eastAsiaTheme="minorEastAsia" w:hAnsiTheme="minorHAnsi" w:cstheme="minorBidi"/>
+          <w:color w:val="auto"/>
+          <w:sz w:val="28"/>
+          <w:szCs w:val="28"/>
         </w:rPr>
         <w:id w:val="1785456830"/>
         <w:docPartObj>
@@ -916,13 +1012,11 @@
       </w:sdtPr>
       <w:sdtEndPr>
         <w:rPr>
-          <w:rFonts w:asciiTheme="minorHAnsi" w:eastAsiaTheme="minorEastAsia" w:hAnsiTheme="minorHAnsi" w:cstheme="minorBidi"/>
           <w:b/>
           <w:bCs/>
           <w:noProof/>
-          <w:color w:val="auto"/>
-          <w:sz w:val="18"/>
-          <w:szCs w:val="18"/>
+          <w:sz w:val="16"/>
+          <w:szCs w:val="16"/>
         </w:rPr>
       </w:sdtEndPr>
       <w:sdtContent>
@@ -930,28 +1024,28 @@
           <w:pPr>
             <w:pStyle w:val="TOCHeading"/>
             <w:rPr>
-              <w:sz w:val="32"/>
-              <w:szCs w:val="32"/>
+              <w:sz w:val="28"/>
+              <w:szCs w:val="28"/>
             </w:rPr>
           </w:pPr>
           <w:r>
             <w:rPr>
-              <w:sz w:val="32"/>
-              <w:szCs w:val="32"/>
+              <w:sz w:val="28"/>
+              <w:szCs w:val="28"/>
             </w:rPr>
             <w:t>Sadr</w:t>
           </w:r>
           <w:r>
             <w:rPr>
-              <w:sz w:val="32"/>
-              <w:szCs w:val="32"/>
+              <w:sz w:val="28"/>
+              <w:szCs w:val="28"/>
             </w:rPr>
             <w:t>ž</w:t>
           </w:r>
           <w:r>
             <w:rPr>
-              <w:sz w:val="32"/>
-              <w:szCs w:val="32"/>
+              <w:sz w:val="28"/>
+              <w:szCs w:val="28"/>
             </w:rPr>
             <w:t>aj</w:t>
           </w:r>
@@ -961,99 +1055,8 @@
             <w:pStyle w:val="TOC1"/>
             <w:rPr>
               <w:kern w:val="2"/>
-              <w:lang w:val="en-US"/>
-              <w14:ligatures w14:val="standardContextual"/>
-            </w:rPr>
-          </w:pPr>
-          <w:r>
-            <w:fldChar w:fldCharType="begin"/>
-          </w:r>
-          <w:r>
-            <w:instrText xml:space="preserve"> TOC \o "1-3" \h \z \u </w:instrText>
-          </w:r>
-          <w:r>
-            <w:fldChar w:fldCharType="separate"/>
-          </w:r>
-          <w:hyperlink w:anchor="_Toc205071951" w:history="1">
-            <w:r>
-              <w:rPr>
-                <w:rStyle w:val="Hyperlink"/>
-              </w:rPr>
-              <w:t>1.</w:t>
-            </w:r>
-            <w:r>
-              <w:rPr>
-                <w:kern w:val="2"/>
-                <w:lang w:val="en-US"/>
-                <w14:ligatures w14:val="standardContextual"/>
-              </w:rPr>
-              <w:tab/>
-            </w:r>
-            <w:r>
-              <w:rPr>
-                <w:rStyle w:val="Hyperlink"/>
-              </w:rPr>
-              <w:t>Uvod</w:t>
-            </w:r>
-            <w:r>
-              <w:rPr>
-                <w:webHidden/>
-              </w:rPr>
-              <w:tab/>
-            </w:r>
-            <w:r>
-              <w:rPr>
-                <w:webHidden/>
-              </w:rPr>
-              <w:fldChar w:fldCharType="begin"/>
-            </w:r>
-            <w:r>
-              <w:rPr>
-                <w:webHidden/>
-              </w:rPr>
-              <w:instrText xml:space="preserve"> PAGEREF _Toc205071951 \h </w:instrText>
-            </w:r>
-            <w:r>
-              <w:rPr>
-                <w:webHidden/>
-              </w:rPr>
-            </w:r>
-            <w:r>
-              <w:rPr>
-                <w:webHidden/>
-              </w:rPr>
-              <w:fldChar w:fldCharType="separate"/>
-            </w:r>
-            <w:r>
-              <w:rPr>
-                <w:webHidden/>
-              </w:rPr>
-              <w:t>5</w:t>
-            </w:r>
-            <w:r>
-              <w:rPr>
-                <w:webHidden/>
-              </w:rPr>
-              <w:fldChar w:fldCharType="end"/>
-            </w:r>
-          </w:hyperlink>
-        </w:p>
-        <w:p>
-          <w:pPr>
-            <w:pStyle w:val="TOC2"/>
-            <w:numPr>
-              <w:ilvl w:val="0"/>
-              <w:numId w:val="0"/>
-            </w:numPr>
-            <w:tabs>
-              <w:tab w:val="left" w:pos="1200"/>
-            </w:tabs>
-            <w:ind w:left="360"/>
-            <w:rPr>
-              <w:noProof/>
-              <w:kern w:val="2"/>
-              <w:sz w:val="20"/>
-              <w:szCs w:val="20"/>
+              <w:sz w:val="22"/>
+              <w:szCs w:val="22"/>
               <w:lang w:val="en-US"/>
               <w14:ligatures w14:val="standardContextual"/>
             </w:rPr>
@@ -1063,32 +1066,51 @@
               <w:sz w:val="24"/>
               <w:szCs w:val="24"/>
             </w:rPr>
-            <w:t>1.1.</w:t>
+            <w:fldChar w:fldCharType="begin"/>
           </w:r>
-          <w:hyperlink w:anchor="_Toc205071952" w:history="1">
-            <w:r>
-              <w:rPr>
-                <w:noProof/>
+          <w:r>
+            <w:rPr>
+              <w:sz w:val="24"/>
+              <w:szCs w:val="24"/>
+            </w:rPr>
+            <w:instrText xml:space="preserve"> TOC \o "1-3" \h \z \u </w:instrText>
+          </w:r>
+          <w:r>
+            <w:rPr>
+              <w:sz w:val="24"/>
+              <w:szCs w:val="24"/>
+            </w:rPr>
+            <w:fldChar w:fldCharType="separate"/>
+          </w:r>
+          <w:hyperlink w:anchor="_Toc205759026" w:history="1">
+            <w:r>
+              <w:rPr>
+                <w:rStyle w:val="Hyperlink"/>
+                <w:sz w:val="24"/>
+                <w:szCs w:val="24"/>
+              </w:rPr>
+              <w:t>1.</w:t>
+            </w:r>
+            <w:r>
+              <w:rPr>
                 <w:kern w:val="2"/>
-                <w:sz w:val="20"/>
-                <w:szCs w:val="20"/>
+                <w:sz w:val="22"/>
+                <w:szCs w:val="22"/>
                 <w:lang w:val="en-US"/>
                 <w14:ligatures w14:val="standardContextual"/>
               </w:rPr>
-              <w:t xml:space="preserve"> </w:t>
+              <w:tab/>
             </w:r>
             <w:r>
               <w:rPr>
                 <w:rStyle w:val="Hyperlink"/>
-                <w:noProof/>
                 <w:sz w:val="24"/>
                 <w:szCs w:val="24"/>
               </w:rPr>
-              <w:t>Rezime</w:t>
-            </w:r>
-            <w:r>
-              <w:rPr>
-                <w:noProof/>
+              <w:t>Uvod</w:t>
+            </w:r>
+            <w:r>
+              <w:rPr>
                 <w:webHidden/>
                 <w:sz w:val="24"/>
                 <w:szCs w:val="24"/>
@@ -1097,7 +1119,6 @@
             </w:r>
             <w:r>
               <w:rPr>
-                <w:noProof/>
                 <w:webHidden/>
                 <w:sz w:val="24"/>
                 <w:szCs w:val="24"/>
@@ -1106,16 +1127,14 @@
             </w:r>
             <w:r>
               <w:rPr>
-                <w:noProof/>
                 <w:webHidden/>
                 <w:sz w:val="24"/>
                 <w:szCs w:val="24"/>
               </w:rPr>
-              <w:instrText xml:space="preserve"> PAGEREF _Toc205071952 \h </w:instrText>
-            </w:r>
-            <w:r>
-              <w:rPr>
-                <w:noProof/>
+              <w:instrText xml:space="preserve"> PAGEREF _Toc205759026 \h </w:instrText>
+            </w:r>
+            <w:r>
+              <w:rPr>
                 <w:webHidden/>
                 <w:sz w:val="24"/>
                 <w:szCs w:val="24"/>
@@ -1123,7 +1142,6 @@
             </w:r>
             <w:r>
               <w:rPr>
-                <w:noProof/>
                 <w:webHidden/>
                 <w:sz w:val="24"/>
                 <w:szCs w:val="24"/>
@@ -1132,7 +1150,6 @@
             </w:r>
             <w:r>
               <w:rPr>
-                <w:noProof/>
                 <w:webHidden/>
                 <w:sz w:val="24"/>
                 <w:szCs w:val="24"/>
@@ -1141,7 +1158,6 @@
             </w:r>
             <w:r>
               <w:rPr>
-                <w:noProof/>
                 <w:webHidden/>
                 <w:sz w:val="24"/>
                 <w:szCs w:val="24"/>
@@ -1153,37 +1169,154 @@
         <w:p>
           <w:pPr>
             <w:pStyle w:val="TOC2"/>
-            <w:numPr>
-              <w:ilvl w:val="0"/>
-              <w:numId w:val="0"/>
-            </w:numPr>
             <w:tabs>
               <w:tab w:val="left" w:pos="1200"/>
             </w:tabs>
-            <w:ind w:left="360"/>
             <w:rPr>
               <w:noProof/>
               <w:kern w:val="2"/>
-              <w:sz w:val="20"/>
-              <w:szCs w:val="20"/>
+              <w:sz w:val="22"/>
+              <w:szCs w:val="22"/>
               <w:lang w:val="en-US"/>
               <w14:ligatures w14:val="standardContextual"/>
             </w:rPr>
           </w:pPr>
-          <w:r>
+          <w:hyperlink w:anchor="_Toc205759027" w:history="1">
+            <w:r>
+              <w:rPr>
+                <w:rStyle w:val="Hyperlink"/>
+                <w:noProof/>
+                <w:sz w:val="28"/>
+                <w:szCs w:val="28"/>
+              </w:rPr>
+              <w:t>1.1.</w:t>
+            </w:r>
+            <w:r>
+              <w:rPr>
+                <w:noProof/>
+                <w:kern w:val="2"/>
+                <w:sz w:val="22"/>
+                <w:szCs w:val="22"/>
+                <w:lang w:val="en-US"/>
+                <w14:ligatures w14:val="standardContextual"/>
+              </w:rPr>
+              <w:tab/>
+            </w:r>
+            <w:r>
+              <w:rPr>
+                <w:rStyle w:val="Hyperlink"/>
+                <w:noProof/>
+                <w:sz w:val="28"/>
+                <w:szCs w:val="28"/>
+              </w:rPr>
+              <w:t>Rezime</w:t>
+            </w:r>
+            <w:r>
+              <w:rPr>
+                <w:noProof/>
+                <w:webHidden/>
+                <w:sz w:val="28"/>
+                <w:szCs w:val="28"/>
+              </w:rPr>
+              <w:tab/>
+            </w:r>
+            <w:r>
+              <w:rPr>
+                <w:noProof/>
+                <w:webHidden/>
+                <w:sz w:val="28"/>
+                <w:szCs w:val="28"/>
+              </w:rPr>
+              <w:fldChar w:fldCharType="begin"/>
+            </w:r>
+            <w:r>
+              <w:rPr>
+                <w:noProof/>
+                <w:webHidden/>
+                <w:sz w:val="28"/>
+                <w:szCs w:val="28"/>
+              </w:rPr>
+              <w:instrText xml:space="preserve"> PAGEREF _Toc205759027 \h </w:instrText>
+            </w:r>
+            <w:r>
+              <w:rPr>
+                <w:noProof/>
+                <w:webHidden/>
+                <w:sz w:val="28"/>
+                <w:szCs w:val="28"/>
+              </w:rPr>
+            </w:r>
+            <w:r>
+              <w:rPr>
+                <w:noProof/>
+                <w:webHidden/>
+                <w:sz w:val="28"/>
+                <w:szCs w:val="28"/>
+              </w:rPr>
+              <w:fldChar w:fldCharType="separate"/>
+            </w:r>
+            <w:r>
+              <w:rPr>
+                <w:noProof/>
+                <w:webHidden/>
+                <w:sz w:val="28"/>
+                <w:szCs w:val="28"/>
+              </w:rPr>
+              <w:t>5</w:t>
+            </w:r>
+            <w:r>
+              <w:rPr>
+                <w:noProof/>
+                <w:webHidden/>
+                <w:sz w:val="28"/>
+                <w:szCs w:val="28"/>
+              </w:rPr>
+              <w:fldChar w:fldCharType="end"/>
+            </w:r>
+          </w:hyperlink>
+        </w:p>
+        <w:p>
+          <w:pPr>
+            <w:pStyle w:val="TOC2"/>
+            <w:tabs>
+              <w:tab w:val="left" w:pos="1200"/>
+            </w:tabs>
             <w:rPr>
-              <w:sz w:val="24"/>
-              <w:szCs w:val="24"/>
+              <w:noProof/>
+              <w:kern w:val="2"/>
+              <w:sz w:val="22"/>
+              <w:szCs w:val="22"/>
+              <w:lang w:val="en-US"/>
+              <w14:ligatures w14:val="standardContextual"/>
             </w:rPr>
-            <w:t xml:space="preserve">1.2. </w:t>
-          </w:r>
-          <w:hyperlink w:anchor="_Toc205071953" w:history="1">
+          </w:pPr>
+          <w:hyperlink w:anchor="_Toc205759028" w:history="1">
             <w:r>
               <w:rPr>
                 <w:rStyle w:val="Hyperlink"/>
                 <w:noProof/>
-                <w:sz w:val="24"/>
-                <w:szCs w:val="24"/>
+                <w:sz w:val="28"/>
+                <w:szCs w:val="28"/>
+              </w:rPr>
+              <w:t>1.2.</w:t>
+            </w:r>
+            <w:r>
+              <w:rPr>
+                <w:noProof/>
+                <w:kern w:val="2"/>
+                <w:sz w:val="22"/>
+                <w:szCs w:val="22"/>
+                <w:lang w:val="en-US"/>
+                <w14:ligatures w14:val="standardContextual"/>
+              </w:rPr>
+              <w:tab/>
+            </w:r>
+            <w:r>
+              <w:rPr>
+                <w:rStyle w:val="Hyperlink"/>
+                <w:noProof/>
+                <w:sz w:val="28"/>
+                <w:szCs w:val="28"/>
               </w:rPr>
               <w:t>Namena dokumenta I ciljne grupe</w:t>
             </w:r>
@@ -1191,8 +1324,8 @@
               <w:rPr>
                 <w:noProof/>
                 <w:webHidden/>
-                <w:sz w:val="24"/>
-                <w:szCs w:val="24"/>
+                <w:sz w:val="28"/>
+                <w:szCs w:val="28"/>
               </w:rPr>
               <w:tab/>
             </w:r>
@@ -1200,8 +1333,8 @@
               <w:rPr>
                 <w:noProof/>
                 <w:webHidden/>
-                <w:sz w:val="24"/>
-                <w:szCs w:val="24"/>
+                <w:sz w:val="28"/>
+                <w:szCs w:val="28"/>
               </w:rPr>
               <w:fldChar w:fldCharType="begin"/>
             </w:r>
@@ -1209,25 +1342,25 @@
               <w:rPr>
                 <w:noProof/>
                 <w:webHidden/>
-                <w:sz w:val="24"/>
-                <w:szCs w:val="24"/>
-              </w:rPr>
-              <w:instrText xml:space="preserve"> PAGEREF _Toc205071953 \h </w:instrText>
-            </w:r>
-            <w:r>
-              <w:rPr>
-                <w:noProof/>
-                <w:webHidden/>
-                <w:sz w:val="24"/>
-                <w:szCs w:val="24"/>
-              </w:rPr>
-            </w:r>
-            <w:r>
-              <w:rPr>
-                <w:noProof/>
-                <w:webHidden/>
-                <w:sz w:val="24"/>
-                <w:szCs w:val="24"/>
+                <w:sz w:val="28"/>
+                <w:szCs w:val="28"/>
+              </w:rPr>
+              <w:instrText xml:space="preserve"> PAGEREF _Toc205759028 \h </w:instrText>
+            </w:r>
+            <w:r>
+              <w:rPr>
+                <w:noProof/>
+                <w:webHidden/>
+                <w:sz w:val="28"/>
+                <w:szCs w:val="28"/>
+              </w:rPr>
+            </w:r>
+            <w:r>
+              <w:rPr>
+                <w:noProof/>
+                <w:webHidden/>
+                <w:sz w:val="28"/>
+                <w:szCs w:val="28"/>
               </w:rPr>
               <w:fldChar w:fldCharType="separate"/>
             </w:r>
@@ -1235,8 +1368,8 @@
               <w:rPr>
                 <w:noProof/>
                 <w:webHidden/>
-                <w:sz w:val="24"/>
-                <w:szCs w:val="24"/>
+                <w:sz w:val="28"/>
+                <w:szCs w:val="28"/>
               </w:rPr>
               <w:t>5</w:t>
             </w:r>
@@ -1244,8 +1377,8 @@
               <w:rPr>
                 <w:noProof/>
                 <w:webHidden/>
-                <w:sz w:val="24"/>
-                <w:szCs w:val="24"/>
+                <w:sz w:val="28"/>
+                <w:szCs w:val="28"/>
               </w:rPr>
               <w:fldChar w:fldCharType="end"/>
             </w:r>
@@ -1256,20 +1389,26 @@
             <w:pStyle w:val="TOC1"/>
             <w:rPr>
               <w:kern w:val="2"/>
+              <w:sz w:val="22"/>
+              <w:szCs w:val="22"/>
               <w:lang w:val="en-US"/>
               <w14:ligatures w14:val="standardContextual"/>
             </w:rPr>
           </w:pPr>
-          <w:hyperlink w:anchor="_Toc205071954" w:history="1">
+          <w:hyperlink w:anchor="_Toc205759029" w:history="1">
             <w:r>
               <w:rPr>
                 <w:rStyle w:val="Hyperlink"/>
+                <w:sz w:val="24"/>
+                <w:szCs w:val="24"/>
               </w:rPr>
               <w:t>2.</w:t>
             </w:r>
             <w:r>
               <w:rPr>
                 <w:kern w:val="2"/>
+                <w:sz w:val="22"/>
+                <w:szCs w:val="22"/>
                 <w:lang w:val="en-US"/>
                 <w14:ligatures w14:val="standardContextual"/>
               </w:rPr>
@@ -1278,47 +1417,63 @@
             <w:r>
               <w:rPr>
                 <w:rStyle w:val="Hyperlink"/>
+                <w:sz w:val="24"/>
+                <w:szCs w:val="24"/>
               </w:rPr>
               <w:t>Opis sistema</w:t>
             </w:r>
             <w:r>
               <w:rPr>
                 <w:webHidden/>
+                <w:sz w:val="24"/>
+                <w:szCs w:val="24"/>
               </w:rPr>
               <w:tab/>
             </w:r>
             <w:r>
               <w:rPr>
                 <w:webHidden/>
+                <w:sz w:val="24"/>
+                <w:szCs w:val="24"/>
               </w:rPr>
               <w:fldChar w:fldCharType="begin"/>
             </w:r>
             <w:r>
               <w:rPr>
                 <w:webHidden/>
-              </w:rPr>
-              <w:instrText xml:space="preserve"> PAGEREF _Toc205071954 \h </w:instrText>
-            </w:r>
-            <w:r>
-              <w:rPr>
-                <w:webHidden/>
-              </w:rPr>
-            </w:r>
-            <w:r>
-              <w:rPr>
-                <w:webHidden/>
+                <w:sz w:val="24"/>
+                <w:szCs w:val="24"/>
+              </w:rPr>
+              <w:instrText xml:space="preserve"> PAGEREF _Toc205759029 \h </w:instrText>
+            </w:r>
+            <w:r>
+              <w:rPr>
+                <w:webHidden/>
+                <w:sz w:val="24"/>
+                <w:szCs w:val="24"/>
+              </w:rPr>
+            </w:r>
+            <w:r>
+              <w:rPr>
+                <w:webHidden/>
+                <w:sz w:val="24"/>
+                <w:szCs w:val="24"/>
               </w:rPr>
               <w:fldChar w:fldCharType="separate"/>
             </w:r>
             <w:r>
               <w:rPr>
                 <w:webHidden/>
+                <w:sz w:val="24"/>
+                <w:szCs w:val="24"/>
               </w:rPr>
               <w:t>5</w:t>
             </w:r>
             <w:r>
               <w:rPr>
                 <w:webHidden/>
+                <w:sz w:val="24"/>
+                <w:szCs w:val="24"/>
               </w:rPr>
               <w:fldChar w:fldCharType="end"/>
             </w:r>
@@ -1327,37 +1482,45 @@
         <w:p>
           <w:pPr>
             <w:pStyle w:val="TOC2"/>
-            <w:numPr>
-              <w:ilvl w:val="0"/>
-              <w:numId w:val="0"/>
-            </w:numPr>
             <w:tabs>
               <w:tab w:val="left" w:pos="1200"/>
             </w:tabs>
-            <w:ind w:left="360"/>
             <w:rPr>
               <w:noProof/>
               <w:kern w:val="2"/>
-              <w:sz w:val="20"/>
-              <w:szCs w:val="20"/>
+              <w:sz w:val="22"/>
+              <w:szCs w:val="22"/>
               <w:lang w:val="en-US"/>
               <w14:ligatures w14:val="standardContextual"/>
             </w:rPr>
           </w:pPr>
-          <w:r>
-            <w:rPr>
-              <w:sz w:val="24"/>
-              <w:szCs w:val="24"/>
-            </w:rPr>
-            <w:t xml:space="preserve">2.1. </w:t>
-          </w:r>
-          <w:hyperlink w:anchor="_Toc205071955" w:history="1">
+          <w:hyperlink w:anchor="_Toc205759030" w:history="1">
             <w:r>
               <w:rPr>
                 <w:rStyle w:val="Hyperlink"/>
                 <w:noProof/>
-                <w:sz w:val="24"/>
-                <w:szCs w:val="24"/>
+                <w:sz w:val="28"/>
+                <w:szCs w:val="28"/>
+              </w:rPr>
+              <w:t>2.1.</w:t>
+            </w:r>
+            <w:r>
+              <w:rPr>
+                <w:noProof/>
+                <w:kern w:val="2"/>
+                <w:sz w:val="22"/>
+                <w:szCs w:val="22"/>
+                <w:lang w:val="en-US"/>
+                <w14:ligatures w14:val="standardContextual"/>
+              </w:rPr>
+              <w:tab/>
+            </w:r>
+            <w:r>
+              <w:rPr>
+                <w:rStyle w:val="Hyperlink"/>
+                <w:noProof/>
+                <w:sz w:val="28"/>
+                <w:szCs w:val="28"/>
               </w:rPr>
               <w:t>Motivacija za razvoj aplikacije</w:t>
             </w:r>
@@ -1365,8 +1528,8 @@
               <w:rPr>
                 <w:noProof/>
                 <w:webHidden/>
-                <w:sz w:val="24"/>
-                <w:szCs w:val="24"/>
+                <w:sz w:val="28"/>
+                <w:szCs w:val="28"/>
               </w:rPr>
               <w:tab/>
             </w:r>
@@ -1374,8 +1537,8 @@
               <w:rPr>
                 <w:noProof/>
                 <w:webHidden/>
-                <w:sz w:val="24"/>
-                <w:szCs w:val="24"/>
+                <w:sz w:val="28"/>
+                <w:szCs w:val="28"/>
               </w:rPr>
               <w:fldChar w:fldCharType="begin"/>
             </w:r>
@@ -1383,25 +1546,25 @@
               <w:rPr>
                 <w:noProof/>
                 <w:webHidden/>
-                <w:sz w:val="24"/>
-                <w:szCs w:val="24"/>
-              </w:rPr>
-              <w:instrText xml:space="preserve"> PAGEREF _Toc205071955 \h </w:instrText>
-            </w:r>
-            <w:r>
-              <w:rPr>
-                <w:noProof/>
-                <w:webHidden/>
-                <w:sz w:val="24"/>
-                <w:szCs w:val="24"/>
-              </w:rPr>
-            </w:r>
-            <w:r>
-              <w:rPr>
-                <w:noProof/>
-                <w:webHidden/>
-                <w:sz w:val="24"/>
-                <w:szCs w:val="24"/>
+                <w:sz w:val="28"/>
+                <w:szCs w:val="28"/>
+              </w:rPr>
+              <w:instrText xml:space="preserve"> PAGEREF _Toc205759030 \h </w:instrText>
+            </w:r>
+            <w:r>
+              <w:rPr>
+                <w:noProof/>
+                <w:webHidden/>
+                <w:sz w:val="28"/>
+                <w:szCs w:val="28"/>
+              </w:rPr>
+            </w:r>
+            <w:r>
+              <w:rPr>
+                <w:noProof/>
+                <w:webHidden/>
+                <w:sz w:val="28"/>
+                <w:szCs w:val="28"/>
               </w:rPr>
               <w:fldChar w:fldCharType="separate"/>
             </w:r>
@@ -1409,8 +1572,8 @@
               <w:rPr>
                 <w:noProof/>
                 <w:webHidden/>
-                <w:sz w:val="24"/>
-                <w:szCs w:val="24"/>
+                <w:sz w:val="28"/>
+                <w:szCs w:val="28"/>
               </w:rPr>
               <w:t>5</w:t>
             </w:r>
@@ -1418,8 +1581,8 @@
               <w:rPr>
                 <w:noProof/>
                 <w:webHidden/>
-                <w:sz w:val="24"/>
-                <w:szCs w:val="24"/>
+                <w:sz w:val="28"/>
+                <w:szCs w:val="28"/>
               </w:rPr>
               <w:fldChar w:fldCharType="end"/>
             </w:r>
@@ -1430,20 +1593,26 @@
             <w:pStyle w:val="TOC1"/>
             <w:rPr>
               <w:kern w:val="2"/>
+              <w:sz w:val="22"/>
+              <w:szCs w:val="22"/>
               <w:lang w:val="en-US"/>
               <w14:ligatures w14:val="standardContextual"/>
             </w:rPr>
           </w:pPr>
-          <w:hyperlink w:anchor="_Toc205071956" w:history="1">
+          <w:hyperlink w:anchor="_Toc205759031" w:history="1">
             <w:r>
               <w:rPr>
                 <w:rStyle w:val="Hyperlink"/>
+                <w:sz w:val="24"/>
+                <w:szCs w:val="24"/>
               </w:rPr>
               <w:t>3.</w:t>
             </w:r>
             <w:r>
               <w:rPr>
                 <w:kern w:val="2"/>
+                <w:sz w:val="22"/>
+                <w:szCs w:val="22"/>
                 <w:lang w:val="en-US"/>
                 <w14:ligatures w14:val="standardContextual"/>
               </w:rPr>
@@ -1452,47 +1621,63 @@
             <w:r>
               <w:rPr>
                 <w:rStyle w:val="Hyperlink"/>
+                <w:sz w:val="24"/>
+                <w:szCs w:val="24"/>
               </w:rPr>
               <w:t>Kategorije korisnika</w:t>
             </w:r>
             <w:r>
               <w:rPr>
                 <w:webHidden/>
+                <w:sz w:val="24"/>
+                <w:szCs w:val="24"/>
               </w:rPr>
               <w:tab/>
             </w:r>
             <w:r>
               <w:rPr>
                 <w:webHidden/>
+                <w:sz w:val="24"/>
+                <w:szCs w:val="24"/>
               </w:rPr>
               <w:fldChar w:fldCharType="begin"/>
             </w:r>
             <w:r>
               <w:rPr>
                 <w:webHidden/>
-              </w:rPr>
-              <w:instrText xml:space="preserve"> PAGEREF _Toc205071956 \h </w:instrText>
-            </w:r>
-            <w:r>
-              <w:rPr>
-                <w:webHidden/>
-              </w:rPr>
-            </w:r>
-            <w:r>
-              <w:rPr>
-                <w:webHidden/>
+                <w:sz w:val="24"/>
+                <w:szCs w:val="24"/>
+              </w:rPr>
+              <w:instrText xml:space="preserve"> PAGEREF _Toc205759031 \h </w:instrText>
+            </w:r>
+            <w:r>
+              <w:rPr>
+                <w:webHidden/>
+                <w:sz w:val="24"/>
+                <w:szCs w:val="24"/>
+              </w:rPr>
+            </w:r>
+            <w:r>
+              <w:rPr>
+                <w:webHidden/>
+                <w:sz w:val="24"/>
+                <w:szCs w:val="24"/>
               </w:rPr>
               <w:fldChar w:fldCharType="separate"/>
             </w:r>
             <w:r>
               <w:rPr>
                 <w:webHidden/>
+                <w:sz w:val="24"/>
+                <w:szCs w:val="24"/>
               </w:rPr>
               <w:t>6</w:t>
             </w:r>
             <w:r>
               <w:rPr>
                 <w:webHidden/>
+                <w:sz w:val="24"/>
+                <w:szCs w:val="24"/>
               </w:rPr>
               <w:fldChar w:fldCharType="end"/>
             </w:r>
@@ -1501,37 +1686,45 @@
         <w:p>
           <w:pPr>
             <w:pStyle w:val="TOC2"/>
-            <w:numPr>
-              <w:ilvl w:val="0"/>
-              <w:numId w:val="0"/>
-            </w:numPr>
             <w:tabs>
               <w:tab w:val="left" w:pos="1200"/>
             </w:tabs>
-            <w:ind w:left="360"/>
             <w:rPr>
               <w:noProof/>
               <w:kern w:val="2"/>
-              <w:sz w:val="20"/>
-              <w:szCs w:val="20"/>
+              <w:sz w:val="22"/>
+              <w:szCs w:val="22"/>
               <w:lang w:val="en-US"/>
               <w14:ligatures w14:val="standardContextual"/>
             </w:rPr>
           </w:pPr>
-          <w:r>
-            <w:rPr>
-              <w:sz w:val="24"/>
-              <w:szCs w:val="24"/>
-            </w:rPr>
-            <w:t xml:space="preserve">3.1. </w:t>
-          </w:r>
-          <w:hyperlink w:anchor="_Toc205071957" w:history="1">
+          <w:hyperlink w:anchor="_Toc205759032" w:history="1">
             <w:r>
               <w:rPr>
                 <w:rStyle w:val="Hyperlink"/>
                 <w:noProof/>
-                <w:sz w:val="24"/>
-                <w:szCs w:val="24"/>
+                <w:sz w:val="28"/>
+                <w:szCs w:val="28"/>
+              </w:rPr>
+              <w:t>3.1.</w:t>
+            </w:r>
+            <w:r>
+              <w:rPr>
+                <w:noProof/>
+                <w:kern w:val="2"/>
+                <w:sz w:val="22"/>
+                <w:szCs w:val="22"/>
+                <w:lang w:val="en-US"/>
+                <w14:ligatures w14:val="standardContextual"/>
+              </w:rPr>
+              <w:tab/>
+            </w:r>
+            <w:r>
+              <w:rPr>
+                <w:rStyle w:val="Hyperlink"/>
+                <w:noProof/>
+                <w:sz w:val="28"/>
+                <w:szCs w:val="28"/>
               </w:rPr>
               <w:t>Gost</w:t>
             </w:r>
@@ -1539,8 +1732,8 @@
               <w:rPr>
                 <w:noProof/>
                 <w:webHidden/>
-                <w:sz w:val="24"/>
-                <w:szCs w:val="24"/>
+                <w:sz w:val="28"/>
+                <w:szCs w:val="28"/>
               </w:rPr>
               <w:tab/>
             </w:r>
@@ -1548,8 +1741,8 @@
               <w:rPr>
                 <w:noProof/>
                 <w:webHidden/>
-                <w:sz w:val="24"/>
-                <w:szCs w:val="24"/>
+                <w:sz w:val="28"/>
+                <w:szCs w:val="28"/>
               </w:rPr>
               <w:fldChar w:fldCharType="begin"/>
             </w:r>
@@ -1557,25 +1750,25 @@
               <w:rPr>
                 <w:noProof/>
                 <w:webHidden/>
-                <w:sz w:val="24"/>
-                <w:szCs w:val="24"/>
-              </w:rPr>
-              <w:instrText xml:space="preserve"> PAGEREF _Toc205071957 \h </w:instrText>
-            </w:r>
-            <w:r>
-              <w:rPr>
-                <w:noProof/>
-                <w:webHidden/>
-                <w:sz w:val="24"/>
-                <w:szCs w:val="24"/>
-              </w:rPr>
-            </w:r>
-            <w:r>
-              <w:rPr>
-                <w:noProof/>
-                <w:webHidden/>
-                <w:sz w:val="24"/>
-                <w:szCs w:val="24"/>
+                <w:sz w:val="28"/>
+                <w:szCs w:val="28"/>
+              </w:rPr>
+              <w:instrText xml:space="preserve"> PAGEREF _Toc205759032 \h </w:instrText>
+            </w:r>
+            <w:r>
+              <w:rPr>
+                <w:noProof/>
+                <w:webHidden/>
+                <w:sz w:val="28"/>
+                <w:szCs w:val="28"/>
+              </w:rPr>
+            </w:r>
+            <w:r>
+              <w:rPr>
+                <w:noProof/>
+                <w:webHidden/>
+                <w:sz w:val="28"/>
+                <w:szCs w:val="28"/>
               </w:rPr>
               <w:fldChar w:fldCharType="separate"/>
             </w:r>
@@ -1583,8 +1776,8 @@
               <w:rPr>
                 <w:noProof/>
                 <w:webHidden/>
-                <w:sz w:val="24"/>
-                <w:szCs w:val="24"/>
+                <w:sz w:val="28"/>
+                <w:szCs w:val="28"/>
               </w:rPr>
               <w:t>6</w:t>
             </w:r>
@@ -1592,8 +1785,8 @@
               <w:rPr>
                 <w:noProof/>
                 <w:webHidden/>
-                <w:sz w:val="24"/>
-                <w:szCs w:val="24"/>
+                <w:sz w:val="28"/>
+                <w:szCs w:val="28"/>
               </w:rPr>
               <w:fldChar w:fldCharType="end"/>
             </w:r>
@@ -1602,43 +1795,31 @@
         <w:p>
           <w:pPr>
             <w:pStyle w:val="TOC2"/>
-            <w:numPr>
-              <w:ilvl w:val="0"/>
-              <w:numId w:val="0"/>
-            </w:numPr>
-            <w:ind w:left="360"/>
             <w:rPr>
               <w:noProof/>
               <w:kern w:val="2"/>
-              <w:sz w:val="20"/>
-              <w:szCs w:val="20"/>
+              <w:sz w:val="22"/>
+              <w:szCs w:val="22"/>
               <w:lang w:val="en-US"/>
               <w14:ligatures w14:val="standardContextual"/>
             </w:rPr>
           </w:pPr>
-          <w:r>
-            <w:rPr>
-              <w:sz w:val="24"/>
-              <w:szCs w:val="24"/>
-            </w:rPr>
-            <w:t xml:space="preserve">3.2. </w:t>
-          </w:r>
-          <w:hyperlink w:anchor="_Toc205071958" w:history="1">
+          <w:hyperlink w:anchor="_Toc205759033" w:history="1">
             <w:r>
               <w:rPr>
                 <w:rStyle w:val="Hyperlink"/>
                 <w:noProof/>
-                <w:sz w:val="24"/>
-                <w:szCs w:val="24"/>
-              </w:rPr>
-              <w:t>Registrovani korisnik</w:t>
-            </w:r>
-            <w:r>
-              <w:rPr>
-                <w:noProof/>
-                <w:webHidden/>
-                <w:sz w:val="24"/>
-                <w:szCs w:val="24"/>
+                <w:sz w:val="28"/>
+                <w:szCs w:val="28"/>
+              </w:rPr>
+              <w:t>3.2.    Registrovani korisnik</w:t>
+            </w:r>
+            <w:r>
+              <w:rPr>
+                <w:noProof/>
+                <w:webHidden/>
+                <w:sz w:val="28"/>
+                <w:szCs w:val="28"/>
               </w:rPr>
               <w:tab/>
             </w:r>
@@ -1646,8 +1827,8 @@
               <w:rPr>
                 <w:noProof/>
                 <w:webHidden/>
-                <w:sz w:val="24"/>
-                <w:szCs w:val="24"/>
+                <w:sz w:val="28"/>
+                <w:szCs w:val="28"/>
               </w:rPr>
               <w:fldChar w:fldCharType="begin"/>
             </w:r>
@@ -1655,25 +1836,25 @@
               <w:rPr>
                 <w:noProof/>
                 <w:webHidden/>
-                <w:sz w:val="24"/>
-                <w:szCs w:val="24"/>
-              </w:rPr>
-              <w:instrText xml:space="preserve"> PAGEREF _Toc205071958 \h </w:instrText>
-            </w:r>
-            <w:r>
-              <w:rPr>
-                <w:noProof/>
-                <w:webHidden/>
-                <w:sz w:val="24"/>
-                <w:szCs w:val="24"/>
-              </w:rPr>
-            </w:r>
-            <w:r>
-              <w:rPr>
-                <w:noProof/>
-                <w:webHidden/>
-                <w:sz w:val="24"/>
-                <w:szCs w:val="24"/>
+                <w:sz w:val="28"/>
+                <w:szCs w:val="28"/>
+              </w:rPr>
+              <w:instrText xml:space="preserve"> PAGEREF _Toc205759033 \h </w:instrText>
+            </w:r>
+            <w:r>
+              <w:rPr>
+                <w:noProof/>
+                <w:webHidden/>
+                <w:sz w:val="28"/>
+                <w:szCs w:val="28"/>
+              </w:rPr>
+            </w:r>
+            <w:r>
+              <w:rPr>
+                <w:noProof/>
+                <w:webHidden/>
+                <w:sz w:val="28"/>
+                <w:szCs w:val="28"/>
               </w:rPr>
               <w:fldChar w:fldCharType="separate"/>
             </w:r>
@@ -1681,8 +1862,8 @@
               <w:rPr>
                 <w:noProof/>
                 <w:webHidden/>
-                <w:sz w:val="24"/>
-                <w:szCs w:val="24"/>
+                <w:sz w:val="28"/>
+                <w:szCs w:val="28"/>
               </w:rPr>
               <w:t>6</w:t>
             </w:r>
@@ -1690,8 +1871,8 @@
               <w:rPr>
                 <w:noProof/>
                 <w:webHidden/>
-                <w:sz w:val="24"/>
-                <w:szCs w:val="24"/>
+                <w:sz w:val="28"/>
+                <w:szCs w:val="28"/>
               </w:rPr>
               <w:fldChar w:fldCharType="end"/>
             </w:r>
@@ -1700,57 +1881,54 @@
         <w:p>
           <w:pPr>
             <w:pStyle w:val="TOC2"/>
-            <w:numPr>
-              <w:ilvl w:val="0"/>
-              <w:numId w:val="0"/>
-            </w:numPr>
             <w:tabs>
               <w:tab w:val="left" w:pos="1200"/>
             </w:tabs>
-            <w:ind w:left="360"/>
             <w:rPr>
               <w:noProof/>
               <w:kern w:val="2"/>
-              <w:sz w:val="20"/>
-              <w:szCs w:val="20"/>
+              <w:sz w:val="22"/>
+              <w:szCs w:val="22"/>
               <w:lang w:val="en-US"/>
               <w14:ligatures w14:val="standardContextual"/>
             </w:rPr>
           </w:pPr>
-          <w:r>
-            <w:rPr>
-              <w:sz w:val="24"/>
-              <w:szCs w:val="24"/>
-            </w:rPr>
-            <w:t>3.3.</w:t>
-          </w:r>
-          <w:hyperlink w:anchor="_Toc205071959" w:history="1">
+          <w:hyperlink w:anchor="_Toc205759034" w:history="1">
+            <w:r>
+              <w:rPr>
+                <w:rStyle w:val="Hyperlink"/>
+                <w:noProof/>
+                <w:sz w:val="28"/>
+                <w:szCs w:val="28"/>
+              </w:rPr>
+              <w:t>3.3.</w:t>
+            </w:r>
             <w:r>
               <w:rPr>
                 <w:noProof/>
                 <w:kern w:val="2"/>
-                <w:sz w:val="20"/>
-                <w:szCs w:val="20"/>
+                <w:sz w:val="22"/>
+                <w:szCs w:val="22"/>
                 <w:lang w:val="en-US"/>
                 <w14:ligatures w14:val="standardContextual"/>
               </w:rPr>
-              <w:t xml:space="preserve"> </w:t>
+              <w:tab/>
             </w:r>
             <w:r>
               <w:rPr>
                 <w:rStyle w:val="Hyperlink"/>
                 <w:noProof/>
-                <w:sz w:val="24"/>
-                <w:szCs w:val="24"/>
-              </w:rPr>
-              <w:t>Povlasceni korisnik – član žirija</w:t>
-            </w:r>
-            <w:r>
-              <w:rPr>
-                <w:noProof/>
-                <w:webHidden/>
-                <w:sz w:val="24"/>
-                <w:szCs w:val="24"/>
+                <w:sz w:val="28"/>
+                <w:szCs w:val="28"/>
+              </w:rPr>
+              <w:t>Povlašćeni korisnik – član žirija</w:t>
+            </w:r>
+            <w:r>
+              <w:rPr>
+                <w:noProof/>
+                <w:webHidden/>
+                <w:sz w:val="28"/>
+                <w:szCs w:val="28"/>
               </w:rPr>
               <w:tab/>
             </w:r>
@@ -1758,8 +1936,8 @@
               <w:rPr>
                 <w:noProof/>
                 <w:webHidden/>
-                <w:sz w:val="24"/>
-                <w:szCs w:val="24"/>
+                <w:sz w:val="28"/>
+                <w:szCs w:val="28"/>
               </w:rPr>
               <w:fldChar w:fldCharType="begin"/>
             </w:r>
@@ -1767,25 +1945,25 @@
               <w:rPr>
                 <w:noProof/>
                 <w:webHidden/>
-                <w:sz w:val="24"/>
-                <w:szCs w:val="24"/>
-              </w:rPr>
-              <w:instrText xml:space="preserve"> PAGEREF _Toc205071959 \h </w:instrText>
-            </w:r>
-            <w:r>
-              <w:rPr>
-                <w:noProof/>
-                <w:webHidden/>
-                <w:sz w:val="24"/>
-                <w:szCs w:val="24"/>
-              </w:rPr>
-            </w:r>
-            <w:r>
-              <w:rPr>
-                <w:noProof/>
-                <w:webHidden/>
-                <w:sz w:val="24"/>
-                <w:szCs w:val="24"/>
+                <w:sz w:val="28"/>
+                <w:szCs w:val="28"/>
+              </w:rPr>
+              <w:instrText xml:space="preserve"> PAGEREF _Toc205759034 \h </w:instrText>
+            </w:r>
+            <w:r>
+              <w:rPr>
+                <w:noProof/>
+                <w:webHidden/>
+                <w:sz w:val="28"/>
+                <w:szCs w:val="28"/>
+              </w:rPr>
+            </w:r>
+            <w:r>
+              <w:rPr>
+                <w:noProof/>
+                <w:webHidden/>
+                <w:sz w:val="28"/>
+                <w:szCs w:val="28"/>
               </w:rPr>
               <w:fldChar w:fldCharType="separate"/>
             </w:r>
@@ -1793,8 +1971,8 @@
               <w:rPr>
                 <w:noProof/>
                 <w:webHidden/>
-                <w:sz w:val="24"/>
-                <w:szCs w:val="24"/>
+                <w:sz w:val="28"/>
+                <w:szCs w:val="28"/>
               </w:rPr>
               <w:t>6</w:t>
             </w:r>
@@ -1802,8 +1980,8 @@
               <w:rPr>
                 <w:noProof/>
                 <w:webHidden/>
-                <w:sz w:val="24"/>
-                <w:szCs w:val="24"/>
+                <w:sz w:val="28"/>
+                <w:szCs w:val="28"/>
               </w:rPr>
               <w:fldChar w:fldCharType="end"/>
             </w:r>
@@ -1812,48 +1990,45 @@
         <w:p>
           <w:pPr>
             <w:pStyle w:val="TOC2"/>
-            <w:numPr>
-              <w:ilvl w:val="0"/>
-              <w:numId w:val="0"/>
-            </w:numPr>
             <w:tabs>
               <w:tab w:val="left" w:pos="1200"/>
             </w:tabs>
-            <w:ind w:left="360"/>
             <w:rPr>
               <w:noProof/>
               <w:kern w:val="2"/>
-              <w:sz w:val="20"/>
-              <w:szCs w:val="20"/>
+              <w:sz w:val="22"/>
+              <w:szCs w:val="22"/>
               <w:lang w:val="en-US"/>
               <w14:ligatures w14:val="standardContextual"/>
             </w:rPr>
           </w:pPr>
-          <w:r>
-            <w:rPr>
-              <w:sz w:val="24"/>
-              <w:szCs w:val="24"/>
-            </w:rPr>
-            <w:t>3.4.</w:t>
-          </w:r>
-          <w:hyperlink w:anchor="_Toc205071960" w:history="1">
+          <w:hyperlink w:anchor="_Toc205759035" w:history="1">
+            <w:r>
+              <w:rPr>
+                <w:rStyle w:val="Hyperlink"/>
+                <w:noProof/>
+                <w:sz w:val="28"/>
+                <w:szCs w:val="28"/>
+              </w:rPr>
+              <w:t>3.4.</w:t>
+            </w:r>
             <w:r>
               <w:rPr>
                 <w:noProof/>
                 <w:kern w:val="2"/>
-                <w:sz w:val="20"/>
-                <w:szCs w:val="20"/>
+                <w:sz w:val="22"/>
+                <w:szCs w:val="22"/>
                 <w:lang w:val="en-US"/>
                 <w14:ligatures w14:val="standardContextual"/>
               </w:rPr>
-              <w:t xml:space="preserve"> </w:t>
+              <w:tab/>
             </w:r>
             <w:r>
               <w:rPr>
                 <w:rStyle w:val="Hyperlink"/>
                 <w:noProof/>
-                <w:sz w:val="24"/>
-                <w:szCs w:val="24"/>
+                <w:sz w:val="28"/>
+                <w:szCs w:val="28"/>
               </w:rPr>
               <w:t>Administrator</w:t>
             </w:r>
@@ -1861,8 +2036,8 @@
               <w:rPr>
                 <w:noProof/>
                 <w:webHidden/>
-                <w:sz w:val="24"/>
-                <w:szCs w:val="24"/>
+                <w:sz w:val="28"/>
+                <w:szCs w:val="28"/>
               </w:rPr>
               <w:tab/>
             </w:r>
@@ -1870,8 +2045,8 @@
               <w:rPr>
                 <w:noProof/>
                 <w:webHidden/>
-                <w:sz w:val="24"/>
-                <w:szCs w:val="24"/>
+                <w:sz w:val="28"/>
+                <w:szCs w:val="28"/>
               </w:rPr>
               <w:fldChar w:fldCharType="begin"/>
             </w:r>
@@ -1879,25 +2054,25 @@
               <w:rPr>
                 <w:noProof/>
                 <w:webHidden/>
-                <w:sz w:val="24"/>
-                <w:szCs w:val="24"/>
-              </w:rPr>
-              <w:instrText xml:space="preserve"> PAGEREF _Toc205071960 \h </w:instrText>
-            </w:r>
-            <w:r>
-              <w:rPr>
-                <w:noProof/>
-                <w:webHidden/>
-                <w:sz w:val="24"/>
-                <w:szCs w:val="24"/>
-              </w:rPr>
-            </w:r>
-            <w:r>
-              <w:rPr>
-                <w:noProof/>
-                <w:webHidden/>
-                <w:sz w:val="24"/>
-                <w:szCs w:val="24"/>
+                <w:sz w:val="28"/>
+                <w:szCs w:val="28"/>
+              </w:rPr>
+              <w:instrText xml:space="preserve"> PAGEREF _Toc205759035 \h </w:instrText>
+            </w:r>
+            <w:r>
+              <w:rPr>
+                <w:noProof/>
+                <w:webHidden/>
+                <w:sz w:val="28"/>
+                <w:szCs w:val="28"/>
+              </w:rPr>
+            </w:r>
+            <w:r>
+              <w:rPr>
+                <w:noProof/>
+                <w:webHidden/>
+                <w:sz w:val="28"/>
+                <w:szCs w:val="28"/>
               </w:rPr>
               <w:fldChar w:fldCharType="separate"/>
             </w:r>
@@ -1905,8 +2080,8 @@
               <w:rPr>
                 <w:noProof/>
                 <w:webHidden/>
-                <w:sz w:val="24"/>
-                <w:szCs w:val="24"/>
+                <w:sz w:val="28"/>
+                <w:szCs w:val="28"/>
               </w:rPr>
               <w:t>6</w:t>
             </w:r>
@@ -1914,8 +2089,8 @@
               <w:rPr>
                 <w:noProof/>
                 <w:webHidden/>
-                <w:sz w:val="24"/>
-                <w:szCs w:val="24"/>
+                <w:sz w:val="28"/>
+                <w:szCs w:val="28"/>
               </w:rPr>
               <w:fldChar w:fldCharType="end"/>
             </w:r>
@@ -1926,20 +2101,26 @@
             <w:pStyle w:val="TOC1"/>
             <w:rPr>
               <w:kern w:val="2"/>
+              <w:sz w:val="22"/>
+              <w:szCs w:val="22"/>
               <w:lang w:val="en-US"/>
               <w14:ligatures w14:val="standardContextual"/>
             </w:rPr>
           </w:pPr>
-          <w:hyperlink w:anchor="_Toc205071961" w:history="1">
+          <w:hyperlink w:anchor="_Toc205759036" w:history="1">
             <w:r>
               <w:rPr>
                 <w:rStyle w:val="Hyperlink"/>
+                <w:sz w:val="24"/>
+                <w:szCs w:val="24"/>
               </w:rPr>
               <w:t>4.</w:t>
             </w:r>
             <w:r>
               <w:rPr>
                 <w:kern w:val="2"/>
+                <w:sz w:val="22"/>
+                <w:szCs w:val="22"/>
                 <w:lang w:val="en-US"/>
                 <w14:ligatures w14:val="standardContextual"/>
               </w:rPr>
@@ -1948,47 +2129,63 @@
             <w:r>
               <w:rPr>
                 <w:rStyle w:val="Hyperlink"/>
+                <w:sz w:val="24"/>
+                <w:szCs w:val="24"/>
               </w:rPr>
               <w:t>Opis proizvoda</w:t>
             </w:r>
             <w:r>
               <w:rPr>
                 <w:webHidden/>
+                <w:sz w:val="24"/>
+                <w:szCs w:val="24"/>
               </w:rPr>
               <w:tab/>
             </w:r>
             <w:r>
               <w:rPr>
                 <w:webHidden/>
+                <w:sz w:val="24"/>
+                <w:szCs w:val="24"/>
               </w:rPr>
               <w:fldChar w:fldCharType="begin"/>
             </w:r>
             <w:r>
               <w:rPr>
                 <w:webHidden/>
-              </w:rPr>
-              <w:instrText xml:space="preserve"> PAGEREF _Toc205071961 \h </w:instrText>
-            </w:r>
-            <w:r>
-              <w:rPr>
-                <w:webHidden/>
-              </w:rPr>
-            </w:r>
-            <w:r>
-              <w:rPr>
-                <w:webHidden/>
+                <w:sz w:val="24"/>
+                <w:szCs w:val="24"/>
+              </w:rPr>
+              <w:instrText xml:space="preserve"> PAGEREF _Toc205759036 \h </w:instrText>
+            </w:r>
+            <w:r>
+              <w:rPr>
+                <w:webHidden/>
+                <w:sz w:val="24"/>
+                <w:szCs w:val="24"/>
+              </w:rPr>
+            </w:r>
+            <w:r>
+              <w:rPr>
+                <w:webHidden/>
+                <w:sz w:val="24"/>
+                <w:szCs w:val="24"/>
               </w:rPr>
               <w:fldChar w:fldCharType="separate"/>
             </w:r>
             <w:r>
               <w:rPr>
                 <w:webHidden/>
+                <w:sz w:val="24"/>
+                <w:szCs w:val="24"/>
               </w:rPr>
               <w:t>7</w:t>
             </w:r>
             <w:r>
               <w:rPr>
                 <w:webHidden/>
+                <w:sz w:val="24"/>
+                <w:szCs w:val="24"/>
               </w:rPr>
               <w:fldChar w:fldCharType="end"/>
             </w:r>
@@ -1997,48 +2194,45 @@
         <w:p>
           <w:pPr>
             <w:pStyle w:val="TOC2"/>
-            <w:numPr>
-              <w:ilvl w:val="0"/>
-              <w:numId w:val="0"/>
-            </w:numPr>
             <w:tabs>
               <w:tab w:val="left" w:pos="1200"/>
             </w:tabs>
-            <w:ind w:left="360"/>
             <w:rPr>
               <w:noProof/>
               <w:kern w:val="2"/>
-              <w:sz w:val="20"/>
-              <w:szCs w:val="20"/>
+              <w:sz w:val="22"/>
+              <w:szCs w:val="22"/>
               <w:lang w:val="en-US"/>
               <w14:ligatures w14:val="standardContextual"/>
             </w:rPr>
           </w:pPr>
-          <w:r>
-            <w:rPr>
-              <w:sz w:val="24"/>
-              <w:szCs w:val="24"/>
-            </w:rPr>
-            <w:t>4.1.</w:t>
-          </w:r>
-          <w:hyperlink w:anchor="_Toc205071962" w:history="1">
+          <w:hyperlink w:anchor="_Toc205759037" w:history="1">
+            <w:r>
+              <w:rPr>
+                <w:rStyle w:val="Hyperlink"/>
+                <w:noProof/>
+                <w:sz w:val="28"/>
+                <w:szCs w:val="28"/>
+              </w:rPr>
+              <w:t>4.1.</w:t>
+            </w:r>
             <w:r>
               <w:rPr>
                 <w:noProof/>
                 <w:kern w:val="2"/>
-                <w:sz w:val="20"/>
-                <w:szCs w:val="20"/>
+                <w:sz w:val="22"/>
+                <w:szCs w:val="22"/>
                 <w:lang w:val="en-US"/>
                 <w14:ligatures w14:val="standardContextual"/>
               </w:rPr>
-              <w:t xml:space="preserve"> </w:t>
+              <w:tab/>
             </w:r>
             <w:r>
               <w:rPr>
                 <w:rStyle w:val="Hyperlink"/>
                 <w:noProof/>
-                <w:sz w:val="24"/>
-                <w:szCs w:val="24"/>
+                <w:sz w:val="28"/>
+                <w:szCs w:val="28"/>
               </w:rPr>
               <w:t>Pregled arhitekture sistema</w:t>
             </w:r>
@@ -2046,8 +2240,8 @@
               <w:rPr>
                 <w:noProof/>
                 <w:webHidden/>
-                <w:sz w:val="24"/>
-                <w:szCs w:val="24"/>
+                <w:sz w:val="28"/>
+                <w:szCs w:val="28"/>
               </w:rPr>
               <w:tab/>
             </w:r>
@@ -2055,8 +2249,8 @@
               <w:rPr>
                 <w:noProof/>
                 <w:webHidden/>
-                <w:sz w:val="24"/>
-                <w:szCs w:val="24"/>
+                <w:sz w:val="28"/>
+                <w:szCs w:val="28"/>
               </w:rPr>
               <w:fldChar w:fldCharType="begin"/>
             </w:r>
@@ -2064,25 +2258,25 @@
               <w:rPr>
                 <w:noProof/>
                 <w:webHidden/>
-                <w:sz w:val="24"/>
-                <w:szCs w:val="24"/>
-              </w:rPr>
-              <w:instrText xml:space="preserve"> PAGEREF _Toc205071962 \h </w:instrText>
-            </w:r>
-            <w:r>
-              <w:rPr>
-                <w:noProof/>
-                <w:webHidden/>
-                <w:sz w:val="24"/>
-                <w:szCs w:val="24"/>
-              </w:rPr>
-            </w:r>
-            <w:r>
-              <w:rPr>
-                <w:noProof/>
-                <w:webHidden/>
-                <w:sz w:val="24"/>
-                <w:szCs w:val="24"/>
+                <w:sz w:val="28"/>
+                <w:szCs w:val="28"/>
+              </w:rPr>
+              <w:instrText xml:space="preserve"> PAGEREF _Toc205759037 \h </w:instrText>
+            </w:r>
+            <w:r>
+              <w:rPr>
+                <w:noProof/>
+                <w:webHidden/>
+                <w:sz w:val="28"/>
+                <w:szCs w:val="28"/>
+              </w:rPr>
+            </w:r>
+            <w:r>
+              <w:rPr>
+                <w:noProof/>
+                <w:webHidden/>
+                <w:sz w:val="28"/>
+                <w:szCs w:val="28"/>
               </w:rPr>
               <w:fldChar w:fldCharType="separate"/>
             </w:r>
@@ -2090,8 +2284,8 @@
               <w:rPr>
                 <w:noProof/>
                 <w:webHidden/>
-                <w:sz w:val="24"/>
-                <w:szCs w:val="24"/>
+                <w:sz w:val="28"/>
+                <w:szCs w:val="28"/>
               </w:rPr>
               <w:t>7</w:t>
             </w:r>
@@ -2099,8 +2293,8 @@
               <w:rPr>
                 <w:noProof/>
                 <w:webHidden/>
-                <w:sz w:val="24"/>
-                <w:szCs w:val="24"/>
+                <w:sz w:val="28"/>
+                <w:szCs w:val="28"/>
               </w:rPr>
               <w:fldChar w:fldCharType="end"/>
             </w:r>
@@ -2109,48 +2303,45 @@
         <w:p>
           <w:pPr>
             <w:pStyle w:val="TOC2"/>
-            <w:numPr>
-              <w:ilvl w:val="0"/>
-              <w:numId w:val="0"/>
-            </w:numPr>
             <w:tabs>
               <w:tab w:val="left" w:pos="1200"/>
             </w:tabs>
-            <w:ind w:left="360"/>
             <w:rPr>
               <w:noProof/>
               <w:kern w:val="2"/>
-              <w:sz w:val="20"/>
-              <w:szCs w:val="20"/>
+              <w:sz w:val="22"/>
+              <w:szCs w:val="22"/>
               <w:lang w:val="en-US"/>
               <w14:ligatures w14:val="standardContextual"/>
             </w:rPr>
           </w:pPr>
-          <w:r>
-            <w:rPr>
-              <w:sz w:val="24"/>
-              <w:szCs w:val="24"/>
-            </w:rPr>
-            <w:t>4.2.</w:t>
-          </w:r>
-          <w:hyperlink w:anchor="_Toc205071963" w:history="1">
+          <w:hyperlink w:anchor="_Toc205759038" w:history="1">
+            <w:r>
+              <w:rPr>
+                <w:rStyle w:val="Hyperlink"/>
+                <w:noProof/>
+                <w:sz w:val="28"/>
+                <w:szCs w:val="28"/>
+              </w:rPr>
+              <w:t>4.2.</w:t>
+            </w:r>
             <w:r>
               <w:rPr>
                 <w:noProof/>
                 <w:kern w:val="2"/>
-                <w:sz w:val="20"/>
-                <w:szCs w:val="20"/>
+                <w:sz w:val="22"/>
+                <w:szCs w:val="22"/>
                 <w:lang w:val="en-US"/>
                 <w14:ligatures w14:val="standardContextual"/>
               </w:rPr>
-              <w:t xml:space="preserve"> </w:t>
+              <w:tab/>
             </w:r>
             <w:r>
               <w:rPr>
                 <w:rStyle w:val="Hyperlink"/>
                 <w:noProof/>
-                <w:sz w:val="24"/>
-                <w:szCs w:val="24"/>
+                <w:sz w:val="28"/>
+                <w:szCs w:val="28"/>
               </w:rPr>
               <w:t>Pregled karakteristika sistema</w:t>
             </w:r>
@@ -2158,8 +2349,8 @@
               <w:rPr>
                 <w:noProof/>
                 <w:webHidden/>
-                <w:sz w:val="24"/>
-                <w:szCs w:val="24"/>
+                <w:sz w:val="28"/>
+                <w:szCs w:val="28"/>
               </w:rPr>
               <w:tab/>
             </w:r>
@@ -2167,8 +2358,8 @@
               <w:rPr>
                 <w:noProof/>
                 <w:webHidden/>
-                <w:sz w:val="24"/>
-                <w:szCs w:val="24"/>
+                <w:sz w:val="28"/>
+                <w:szCs w:val="28"/>
               </w:rPr>
               <w:fldChar w:fldCharType="begin"/>
             </w:r>
@@ -2176,25 +2367,25 @@
               <w:rPr>
                 <w:noProof/>
                 <w:webHidden/>
-                <w:sz w:val="24"/>
-                <w:szCs w:val="24"/>
-              </w:rPr>
-              <w:instrText xml:space="preserve"> PAGEREF _Toc205071963 \h </w:instrText>
-            </w:r>
-            <w:r>
-              <w:rPr>
-                <w:noProof/>
-                <w:webHidden/>
-                <w:sz w:val="24"/>
-                <w:szCs w:val="24"/>
-              </w:rPr>
-            </w:r>
-            <w:r>
-              <w:rPr>
-                <w:noProof/>
-                <w:webHidden/>
-                <w:sz w:val="24"/>
-                <w:szCs w:val="24"/>
+                <w:sz w:val="28"/>
+                <w:szCs w:val="28"/>
+              </w:rPr>
+              <w:instrText xml:space="preserve"> PAGEREF _Toc205759038 \h </w:instrText>
+            </w:r>
+            <w:r>
+              <w:rPr>
+                <w:noProof/>
+                <w:webHidden/>
+                <w:sz w:val="28"/>
+                <w:szCs w:val="28"/>
+              </w:rPr>
+            </w:r>
+            <w:r>
+              <w:rPr>
+                <w:noProof/>
+                <w:webHidden/>
+                <w:sz w:val="28"/>
+                <w:szCs w:val="28"/>
               </w:rPr>
               <w:fldChar w:fldCharType="separate"/>
             </w:r>
@@ -2202,8 +2393,8 @@
               <w:rPr>
                 <w:noProof/>
                 <w:webHidden/>
-                <w:sz w:val="24"/>
-                <w:szCs w:val="24"/>
+                <w:sz w:val="28"/>
+                <w:szCs w:val="28"/>
               </w:rPr>
               <w:t>7</w:t>
             </w:r>
@@ -2211,8 +2402,8 @@
               <w:rPr>
                 <w:noProof/>
                 <w:webHidden/>
-                <w:sz w:val="24"/>
-                <w:szCs w:val="24"/>
+                <w:sz w:val="28"/>
+                <w:szCs w:val="28"/>
               </w:rPr>
               <w:fldChar w:fldCharType="end"/>
             </w:r>
@@ -2223,20 +2414,26 @@
             <w:pStyle w:val="TOC1"/>
             <w:rPr>
               <w:kern w:val="2"/>
+              <w:sz w:val="22"/>
+              <w:szCs w:val="22"/>
               <w:lang w:val="en-US"/>
               <w14:ligatures w14:val="standardContextual"/>
             </w:rPr>
           </w:pPr>
-          <w:hyperlink w:anchor="_Toc205071964" w:history="1">
+          <w:hyperlink w:anchor="_Toc205759039" w:history="1">
             <w:r>
               <w:rPr>
                 <w:rStyle w:val="Hyperlink"/>
+                <w:sz w:val="24"/>
+                <w:szCs w:val="24"/>
               </w:rPr>
               <w:t>5.</w:t>
             </w:r>
             <w:r>
               <w:rPr>
                 <w:kern w:val="2"/>
+                <w:sz w:val="22"/>
+                <w:szCs w:val="22"/>
                 <w:lang w:val="en-US"/>
                 <w14:ligatures w14:val="standardContextual"/>
               </w:rPr>
@@ -2245,47 +2442,63 @@
             <w:r>
               <w:rPr>
                 <w:rStyle w:val="Hyperlink"/>
+                <w:sz w:val="24"/>
+                <w:szCs w:val="24"/>
               </w:rPr>
               <w:t>Funkcionalnosti sistema</w:t>
             </w:r>
             <w:r>
               <w:rPr>
                 <w:webHidden/>
+                <w:sz w:val="24"/>
+                <w:szCs w:val="24"/>
               </w:rPr>
               <w:tab/>
             </w:r>
             <w:r>
               <w:rPr>
                 <w:webHidden/>
+                <w:sz w:val="24"/>
+                <w:szCs w:val="24"/>
               </w:rPr>
               <w:fldChar w:fldCharType="begin"/>
             </w:r>
             <w:r>
               <w:rPr>
                 <w:webHidden/>
-              </w:rPr>
-              <w:instrText xml:space="preserve"> PAGEREF _Toc205071964 \h </w:instrText>
-            </w:r>
-            <w:r>
-              <w:rPr>
-                <w:webHidden/>
-              </w:rPr>
-            </w:r>
-            <w:r>
-              <w:rPr>
-                <w:webHidden/>
+                <w:sz w:val="24"/>
+                <w:szCs w:val="24"/>
+              </w:rPr>
+              <w:instrText xml:space="preserve"> PAGEREF _Toc205759039 \h </w:instrText>
+            </w:r>
+            <w:r>
+              <w:rPr>
+                <w:webHidden/>
+                <w:sz w:val="24"/>
+                <w:szCs w:val="24"/>
+              </w:rPr>
+            </w:r>
+            <w:r>
+              <w:rPr>
+                <w:webHidden/>
+                <w:sz w:val="24"/>
+                <w:szCs w:val="24"/>
               </w:rPr>
               <w:fldChar w:fldCharType="separate"/>
             </w:r>
             <w:r>
               <w:rPr>
                 <w:webHidden/>
+                <w:sz w:val="24"/>
+                <w:szCs w:val="24"/>
               </w:rPr>
               <w:t>8</w:t>
             </w:r>
             <w:r>
               <w:rPr>
                 <w:webHidden/>
+                <w:sz w:val="24"/>
+                <w:szCs w:val="24"/>
               </w:rPr>
               <w:fldChar w:fldCharType="end"/>
             </w:r>
@@ -2294,48 +2507,45 @@
         <w:p>
           <w:pPr>
             <w:pStyle w:val="TOC2"/>
-            <w:numPr>
-              <w:ilvl w:val="0"/>
-              <w:numId w:val="0"/>
-            </w:numPr>
             <w:tabs>
               <w:tab w:val="left" w:pos="1200"/>
             </w:tabs>
-            <w:ind w:left="360"/>
             <w:rPr>
               <w:noProof/>
               <w:kern w:val="2"/>
-              <w:sz w:val="20"/>
-              <w:szCs w:val="20"/>
+              <w:sz w:val="22"/>
+              <w:szCs w:val="22"/>
               <w:lang w:val="en-US"/>
               <w14:ligatures w14:val="standardContextual"/>
             </w:rPr>
           </w:pPr>
-          <w:r>
-            <w:rPr>
-              <w:sz w:val="24"/>
-              <w:szCs w:val="24"/>
-            </w:rPr>
-            <w:t>5.1.</w:t>
-          </w:r>
-          <w:hyperlink w:anchor="_Toc205071965" w:history="1">
+          <w:hyperlink w:anchor="_Toc205759040" w:history="1">
+            <w:r>
+              <w:rPr>
+                <w:rStyle w:val="Hyperlink"/>
+                <w:noProof/>
+                <w:sz w:val="28"/>
+                <w:szCs w:val="28"/>
+              </w:rPr>
+              <w:t>5.1.</w:t>
+            </w:r>
             <w:r>
               <w:rPr>
                 <w:noProof/>
                 <w:kern w:val="2"/>
-                <w:sz w:val="20"/>
-                <w:szCs w:val="20"/>
+                <w:sz w:val="22"/>
+                <w:szCs w:val="22"/>
                 <w:lang w:val="en-US"/>
                 <w14:ligatures w14:val="standardContextual"/>
               </w:rPr>
-              <w:t xml:space="preserve"> </w:t>
+              <w:tab/>
             </w:r>
             <w:r>
               <w:rPr>
                 <w:rStyle w:val="Hyperlink"/>
                 <w:noProof/>
-                <w:sz w:val="24"/>
-                <w:szCs w:val="24"/>
+                <w:sz w:val="28"/>
+                <w:szCs w:val="28"/>
               </w:rPr>
               <w:t>Funkcionalnosti prijave na sistem</w:t>
             </w:r>
@@ -2343,8 +2553,8 @@
               <w:rPr>
                 <w:noProof/>
                 <w:webHidden/>
-                <w:sz w:val="24"/>
-                <w:szCs w:val="24"/>
+                <w:sz w:val="28"/>
+                <w:szCs w:val="28"/>
               </w:rPr>
               <w:tab/>
             </w:r>
@@ -2352,8 +2562,8 @@
               <w:rPr>
                 <w:noProof/>
                 <w:webHidden/>
-                <w:sz w:val="24"/>
-                <w:szCs w:val="24"/>
+                <w:sz w:val="28"/>
+                <w:szCs w:val="28"/>
               </w:rPr>
               <w:fldChar w:fldCharType="begin"/>
             </w:r>
@@ -2361,25 +2571,25 @@
               <w:rPr>
                 <w:noProof/>
                 <w:webHidden/>
-                <w:sz w:val="24"/>
-                <w:szCs w:val="24"/>
-              </w:rPr>
-              <w:instrText xml:space="preserve"> PAGEREF _Toc205071965 \h </w:instrText>
-            </w:r>
-            <w:r>
-              <w:rPr>
-                <w:noProof/>
-                <w:webHidden/>
-                <w:sz w:val="24"/>
-                <w:szCs w:val="24"/>
-              </w:rPr>
-            </w:r>
-            <w:r>
-              <w:rPr>
-                <w:noProof/>
-                <w:webHidden/>
-                <w:sz w:val="24"/>
-                <w:szCs w:val="24"/>
+                <w:sz w:val="28"/>
+                <w:szCs w:val="28"/>
+              </w:rPr>
+              <w:instrText xml:space="preserve"> PAGEREF _Toc205759040 \h </w:instrText>
+            </w:r>
+            <w:r>
+              <w:rPr>
+                <w:noProof/>
+                <w:webHidden/>
+                <w:sz w:val="28"/>
+                <w:szCs w:val="28"/>
+              </w:rPr>
+            </w:r>
+            <w:r>
+              <w:rPr>
+                <w:noProof/>
+                <w:webHidden/>
+                <w:sz w:val="28"/>
+                <w:szCs w:val="28"/>
               </w:rPr>
               <w:fldChar w:fldCharType="separate"/>
             </w:r>
@@ -2387,8 +2597,8 @@
               <w:rPr>
                 <w:noProof/>
                 <w:webHidden/>
-                <w:sz w:val="24"/>
-                <w:szCs w:val="24"/>
+                <w:sz w:val="28"/>
+                <w:szCs w:val="28"/>
               </w:rPr>
               <w:t>8</w:t>
             </w:r>
@@ -2396,8 +2606,8 @@
               <w:rPr>
                 <w:noProof/>
                 <w:webHidden/>
-                <w:sz w:val="24"/>
-                <w:szCs w:val="24"/>
+                <w:sz w:val="28"/>
+                <w:szCs w:val="28"/>
               </w:rPr>
               <w:fldChar w:fldCharType="end"/>
             </w:r>
@@ -2413,19 +2623,19 @@
             <w:rPr>
               <w:noProof/>
               <w:kern w:val="2"/>
-              <w:sz w:val="20"/>
-              <w:szCs w:val="20"/>
+              <w:sz w:val="22"/>
+              <w:szCs w:val="22"/>
               <w:lang w:val="en-US"/>
               <w14:ligatures w14:val="standardContextual"/>
             </w:rPr>
           </w:pPr>
-          <w:hyperlink w:anchor="_Toc205071966" w:history="1">
+          <w:hyperlink w:anchor="_Toc205759041" w:history="1">
             <w:r>
               <w:rPr>
                 <w:rStyle w:val="Hyperlink"/>
                 <w:noProof/>
-                <w:sz w:val="18"/>
-                <w:szCs w:val="18"/>
+                <w:sz w:val="20"/>
+                <w:szCs w:val="20"/>
               </w:rPr>
               <w:t>5.1.1.</w:t>
             </w:r>
@@ -2433,8 +2643,8 @@
               <w:rPr>
                 <w:noProof/>
                 <w:kern w:val="2"/>
-                <w:sz w:val="20"/>
-                <w:szCs w:val="20"/>
+                <w:sz w:val="22"/>
+                <w:szCs w:val="22"/>
                 <w:lang w:val="en-US"/>
                 <w14:ligatures w14:val="standardContextual"/>
               </w:rPr>
@@ -2444,8 +2654,8 @@
               <w:rPr>
                 <w:rStyle w:val="Hyperlink"/>
                 <w:noProof/>
-                <w:sz w:val="18"/>
-                <w:szCs w:val="18"/>
+                <w:sz w:val="20"/>
+                <w:szCs w:val="20"/>
               </w:rPr>
               <w:t>Registracija novog korisnika</w:t>
             </w:r>
@@ -2453,8 +2663,8 @@
               <w:rPr>
                 <w:noProof/>
                 <w:webHidden/>
-                <w:sz w:val="18"/>
-                <w:szCs w:val="18"/>
+                <w:sz w:val="20"/>
+                <w:szCs w:val="20"/>
               </w:rPr>
               <w:tab/>
             </w:r>
@@ -2462,8 +2672,8 @@
               <w:rPr>
                 <w:noProof/>
                 <w:webHidden/>
-                <w:sz w:val="18"/>
-                <w:szCs w:val="18"/>
+                <w:sz w:val="20"/>
+                <w:szCs w:val="20"/>
               </w:rPr>
               <w:fldChar w:fldCharType="begin"/>
             </w:r>
@@ -2471,25 +2681,25 @@
               <w:rPr>
                 <w:noProof/>
                 <w:webHidden/>
-                <w:sz w:val="18"/>
-                <w:szCs w:val="18"/>
-              </w:rPr>
-              <w:instrText xml:space="preserve"> PAGEREF _Toc205071966 \h </w:instrText>
-            </w:r>
-            <w:r>
-              <w:rPr>
-                <w:noProof/>
-                <w:webHidden/>
-                <w:sz w:val="18"/>
-                <w:szCs w:val="18"/>
-              </w:rPr>
-            </w:r>
-            <w:r>
-              <w:rPr>
-                <w:noProof/>
-                <w:webHidden/>
-                <w:sz w:val="18"/>
-                <w:szCs w:val="18"/>
+                <w:sz w:val="20"/>
+                <w:szCs w:val="20"/>
+              </w:rPr>
+              <w:instrText xml:space="preserve"> PAGEREF _Toc205759041 \h </w:instrText>
+            </w:r>
+            <w:r>
+              <w:rPr>
+                <w:noProof/>
+                <w:webHidden/>
+                <w:sz w:val="20"/>
+                <w:szCs w:val="20"/>
+              </w:rPr>
+            </w:r>
+            <w:r>
+              <w:rPr>
+                <w:noProof/>
+                <w:webHidden/>
+                <w:sz w:val="20"/>
+                <w:szCs w:val="20"/>
               </w:rPr>
               <w:fldChar w:fldCharType="separate"/>
             </w:r>
@@ -2497,8 +2707,8 @@
               <w:rPr>
                 <w:noProof/>
                 <w:webHidden/>
-                <w:sz w:val="18"/>
-                <w:szCs w:val="18"/>
+                <w:sz w:val="20"/>
+                <w:szCs w:val="20"/>
               </w:rPr>
               <w:t>8</w:t>
             </w:r>
@@ -2506,8 +2716,8 @@
               <w:rPr>
                 <w:noProof/>
                 <w:webHidden/>
-                <w:sz w:val="18"/>
-                <w:szCs w:val="18"/>
+                <w:sz w:val="20"/>
+                <w:szCs w:val="20"/>
               </w:rPr>
               <w:fldChar w:fldCharType="end"/>
             </w:r>
@@ -2523,19 +2733,19 @@
             <w:rPr>
               <w:noProof/>
               <w:kern w:val="2"/>
-              <w:sz w:val="20"/>
-              <w:szCs w:val="20"/>
+              <w:sz w:val="22"/>
+              <w:szCs w:val="22"/>
               <w:lang w:val="en-US"/>
               <w14:ligatures w14:val="standardContextual"/>
             </w:rPr>
           </w:pPr>
-          <w:hyperlink w:anchor="_Toc205071967" w:history="1">
+          <w:hyperlink w:anchor="_Toc205759042" w:history="1">
             <w:r>
               <w:rPr>
                 <w:rStyle w:val="Hyperlink"/>
                 <w:noProof/>
-                <w:sz w:val="18"/>
-                <w:szCs w:val="18"/>
+                <w:sz w:val="20"/>
+                <w:szCs w:val="20"/>
               </w:rPr>
               <w:t>5.1.2.</w:t>
             </w:r>
@@ -2543,8 +2753,8 @@
               <w:rPr>
                 <w:noProof/>
                 <w:kern w:val="2"/>
-                <w:sz w:val="20"/>
-                <w:szCs w:val="20"/>
+                <w:sz w:val="22"/>
+                <w:szCs w:val="22"/>
                 <w:lang w:val="en-US"/>
                 <w14:ligatures w14:val="standardContextual"/>
               </w:rPr>
@@ -2554,8 +2764,8 @@
               <w:rPr>
                 <w:rStyle w:val="Hyperlink"/>
                 <w:noProof/>
-                <w:sz w:val="18"/>
-                <w:szCs w:val="18"/>
+                <w:sz w:val="20"/>
+                <w:szCs w:val="20"/>
               </w:rPr>
               <w:t>Autorizacija registrovanog korisnika</w:t>
             </w:r>
@@ -2563,8 +2773,8 @@
               <w:rPr>
                 <w:noProof/>
                 <w:webHidden/>
-                <w:sz w:val="18"/>
-                <w:szCs w:val="18"/>
+                <w:sz w:val="20"/>
+                <w:szCs w:val="20"/>
               </w:rPr>
               <w:tab/>
             </w:r>
@@ -2572,8 +2782,8 @@
               <w:rPr>
                 <w:noProof/>
                 <w:webHidden/>
-                <w:sz w:val="18"/>
-                <w:szCs w:val="18"/>
+                <w:sz w:val="20"/>
+                <w:szCs w:val="20"/>
               </w:rPr>
               <w:fldChar w:fldCharType="begin"/>
             </w:r>
@@ -2581,25 +2791,25 @@
               <w:rPr>
                 <w:noProof/>
                 <w:webHidden/>
-                <w:sz w:val="18"/>
-                <w:szCs w:val="18"/>
-              </w:rPr>
-              <w:instrText xml:space="preserve"> PAGEREF _Toc205071967 \h </w:instrText>
-            </w:r>
-            <w:r>
-              <w:rPr>
-                <w:noProof/>
-                <w:webHidden/>
-                <w:sz w:val="18"/>
-                <w:szCs w:val="18"/>
-              </w:rPr>
-            </w:r>
-            <w:r>
-              <w:rPr>
-                <w:noProof/>
-                <w:webHidden/>
-                <w:sz w:val="18"/>
-                <w:szCs w:val="18"/>
+                <w:sz w:val="20"/>
+                <w:szCs w:val="20"/>
+              </w:rPr>
+              <w:instrText xml:space="preserve"> PAGEREF _Toc205759042 \h </w:instrText>
+            </w:r>
+            <w:r>
+              <w:rPr>
+                <w:noProof/>
+                <w:webHidden/>
+                <w:sz w:val="20"/>
+                <w:szCs w:val="20"/>
+              </w:rPr>
+            </w:r>
+            <w:r>
+              <w:rPr>
+                <w:noProof/>
+                <w:webHidden/>
+                <w:sz w:val="20"/>
+                <w:szCs w:val="20"/>
               </w:rPr>
               <w:fldChar w:fldCharType="separate"/>
             </w:r>
@@ -2607,8 +2817,8 @@
               <w:rPr>
                 <w:noProof/>
                 <w:webHidden/>
-                <w:sz w:val="18"/>
-                <w:szCs w:val="18"/>
+                <w:sz w:val="20"/>
+                <w:szCs w:val="20"/>
               </w:rPr>
               <w:t>8</w:t>
             </w:r>
@@ -2616,8 +2826,8 @@
               <w:rPr>
                 <w:noProof/>
                 <w:webHidden/>
-                <w:sz w:val="18"/>
-                <w:szCs w:val="18"/>
+                <w:sz w:val="20"/>
+                <w:szCs w:val="20"/>
               </w:rPr>
               <w:fldChar w:fldCharType="end"/>
             </w:r>
@@ -2633,19 +2843,19 @@
             <w:rPr>
               <w:noProof/>
               <w:kern w:val="2"/>
-              <w:sz w:val="20"/>
-              <w:szCs w:val="20"/>
+              <w:sz w:val="22"/>
+              <w:szCs w:val="22"/>
               <w:lang w:val="en-US"/>
               <w14:ligatures w14:val="standardContextual"/>
             </w:rPr>
           </w:pPr>
-          <w:hyperlink w:anchor="_Toc205071968" w:history="1">
+          <w:hyperlink w:anchor="_Toc205759043" w:history="1">
             <w:r>
               <w:rPr>
                 <w:rStyle w:val="Hyperlink"/>
                 <w:noProof/>
-                <w:sz w:val="18"/>
-                <w:szCs w:val="18"/>
+                <w:sz w:val="20"/>
+                <w:szCs w:val="20"/>
               </w:rPr>
               <w:t>5.1.3.</w:t>
             </w:r>
@@ -2653,8 +2863,8 @@
               <w:rPr>
                 <w:noProof/>
                 <w:kern w:val="2"/>
-                <w:sz w:val="20"/>
-                <w:szCs w:val="20"/>
+                <w:sz w:val="22"/>
+                <w:szCs w:val="22"/>
                 <w:lang w:val="en-US"/>
                 <w14:ligatures w14:val="standardContextual"/>
               </w:rPr>
@@ -2664,8 +2874,8 @@
               <w:rPr>
                 <w:rStyle w:val="Hyperlink"/>
                 <w:noProof/>
-                <w:sz w:val="18"/>
-                <w:szCs w:val="18"/>
+                <w:sz w:val="20"/>
+                <w:szCs w:val="20"/>
               </w:rPr>
               <w:t>Promena lozinke</w:t>
             </w:r>
@@ -2673,8 +2883,8 @@
               <w:rPr>
                 <w:noProof/>
                 <w:webHidden/>
-                <w:sz w:val="18"/>
-                <w:szCs w:val="18"/>
+                <w:sz w:val="20"/>
+                <w:szCs w:val="20"/>
               </w:rPr>
               <w:tab/>
             </w:r>
@@ -2682,8 +2892,8 @@
               <w:rPr>
                 <w:noProof/>
                 <w:webHidden/>
-                <w:sz w:val="18"/>
-                <w:szCs w:val="18"/>
+                <w:sz w:val="20"/>
+                <w:szCs w:val="20"/>
               </w:rPr>
               <w:fldChar w:fldCharType="begin"/>
             </w:r>
@@ -2691,25 +2901,25 @@
               <w:rPr>
                 <w:noProof/>
                 <w:webHidden/>
-                <w:sz w:val="18"/>
-                <w:szCs w:val="18"/>
-              </w:rPr>
-              <w:instrText xml:space="preserve"> PAGEREF _Toc205071968 \h </w:instrText>
-            </w:r>
-            <w:r>
-              <w:rPr>
-                <w:noProof/>
-                <w:webHidden/>
-                <w:sz w:val="18"/>
-                <w:szCs w:val="18"/>
-              </w:rPr>
-            </w:r>
-            <w:r>
-              <w:rPr>
-                <w:noProof/>
-                <w:webHidden/>
-                <w:sz w:val="18"/>
-                <w:szCs w:val="18"/>
+                <w:sz w:val="20"/>
+                <w:szCs w:val="20"/>
+              </w:rPr>
+              <w:instrText xml:space="preserve"> PAGEREF _Toc205759043 \h </w:instrText>
+            </w:r>
+            <w:r>
+              <w:rPr>
+                <w:noProof/>
+                <w:webHidden/>
+                <w:sz w:val="20"/>
+                <w:szCs w:val="20"/>
+              </w:rPr>
+            </w:r>
+            <w:r>
+              <w:rPr>
+                <w:noProof/>
+                <w:webHidden/>
+                <w:sz w:val="20"/>
+                <w:szCs w:val="20"/>
               </w:rPr>
               <w:fldChar w:fldCharType="separate"/>
             </w:r>
@@ -2717,8 +2927,8 @@
               <w:rPr>
                 <w:noProof/>
                 <w:webHidden/>
-                <w:sz w:val="18"/>
-                <w:szCs w:val="18"/>
+                <w:sz w:val="20"/>
+                <w:szCs w:val="20"/>
               </w:rPr>
               <w:t>8</w:t>
             </w:r>
@@ -2726,8 +2936,8 @@
               <w:rPr>
                 <w:noProof/>
                 <w:webHidden/>
-                <w:sz w:val="18"/>
-                <w:szCs w:val="18"/>
+                <w:sz w:val="20"/>
+                <w:szCs w:val="20"/>
               </w:rPr>
               <w:fldChar w:fldCharType="end"/>
             </w:r>
@@ -2736,37 +2946,45 @@
         <w:p>
           <w:pPr>
             <w:pStyle w:val="TOC2"/>
-            <w:numPr>
-              <w:ilvl w:val="0"/>
-              <w:numId w:val="0"/>
-            </w:numPr>
             <w:tabs>
               <w:tab w:val="left" w:pos="1200"/>
             </w:tabs>
-            <w:ind w:left="360"/>
             <w:rPr>
               <w:noProof/>
               <w:kern w:val="2"/>
-              <w:sz w:val="20"/>
-              <w:szCs w:val="20"/>
+              <w:sz w:val="22"/>
+              <w:szCs w:val="22"/>
               <w:lang w:val="en-US"/>
               <w14:ligatures w14:val="standardContextual"/>
             </w:rPr>
           </w:pPr>
-          <w:r>
-            <w:rPr>
-              <w:sz w:val="24"/>
-              <w:szCs w:val="24"/>
-            </w:rPr>
-            <w:t xml:space="preserve">5.2. </w:t>
-          </w:r>
-          <w:hyperlink w:anchor="_Toc205071969" w:history="1">
+          <w:hyperlink w:anchor="_Toc205759044" w:history="1">
             <w:r>
               <w:rPr>
                 <w:rStyle w:val="Hyperlink"/>
                 <w:noProof/>
-                <w:sz w:val="24"/>
-                <w:szCs w:val="24"/>
+                <w:sz w:val="28"/>
+                <w:szCs w:val="28"/>
+              </w:rPr>
+              <w:t>5.2.</w:t>
+            </w:r>
+            <w:r>
+              <w:rPr>
+                <w:noProof/>
+                <w:kern w:val="2"/>
+                <w:sz w:val="22"/>
+                <w:szCs w:val="22"/>
+                <w:lang w:val="en-US"/>
+                <w14:ligatures w14:val="standardContextual"/>
+              </w:rPr>
+              <w:tab/>
+            </w:r>
+            <w:r>
+              <w:rPr>
+                <w:rStyle w:val="Hyperlink"/>
+                <w:noProof/>
+                <w:sz w:val="28"/>
+                <w:szCs w:val="28"/>
               </w:rPr>
               <w:t>Funkcionalnosti svih korisnika</w:t>
             </w:r>
@@ -2774,8 +2992,8 @@
               <w:rPr>
                 <w:noProof/>
                 <w:webHidden/>
-                <w:sz w:val="24"/>
-                <w:szCs w:val="24"/>
+                <w:sz w:val="28"/>
+                <w:szCs w:val="28"/>
               </w:rPr>
               <w:tab/>
             </w:r>
@@ -2783,8 +3001,8 @@
               <w:rPr>
                 <w:noProof/>
                 <w:webHidden/>
-                <w:sz w:val="24"/>
-                <w:szCs w:val="24"/>
+                <w:sz w:val="28"/>
+                <w:szCs w:val="28"/>
               </w:rPr>
               <w:fldChar w:fldCharType="begin"/>
             </w:r>
@@ -2792,25 +3010,25 @@
               <w:rPr>
                 <w:noProof/>
                 <w:webHidden/>
-                <w:sz w:val="24"/>
-                <w:szCs w:val="24"/>
-              </w:rPr>
-              <w:instrText xml:space="preserve"> PAGEREF _Toc205071969 \h </w:instrText>
-            </w:r>
-            <w:r>
-              <w:rPr>
-                <w:noProof/>
-                <w:webHidden/>
-                <w:sz w:val="24"/>
-                <w:szCs w:val="24"/>
-              </w:rPr>
-            </w:r>
-            <w:r>
-              <w:rPr>
-                <w:noProof/>
-                <w:webHidden/>
-                <w:sz w:val="24"/>
-                <w:szCs w:val="24"/>
+                <w:sz w:val="28"/>
+                <w:szCs w:val="28"/>
+              </w:rPr>
+              <w:instrText xml:space="preserve"> PAGEREF _Toc205759044 \h </w:instrText>
+            </w:r>
+            <w:r>
+              <w:rPr>
+                <w:noProof/>
+                <w:webHidden/>
+                <w:sz w:val="28"/>
+                <w:szCs w:val="28"/>
+              </w:rPr>
+            </w:r>
+            <w:r>
+              <w:rPr>
+                <w:noProof/>
+                <w:webHidden/>
+                <w:sz w:val="28"/>
+                <w:szCs w:val="28"/>
               </w:rPr>
               <w:fldChar w:fldCharType="separate"/>
             </w:r>
@@ -2818,8 +3036,8 @@
               <w:rPr>
                 <w:noProof/>
                 <w:webHidden/>
-                <w:sz w:val="24"/>
-                <w:szCs w:val="24"/>
+                <w:sz w:val="28"/>
+                <w:szCs w:val="28"/>
               </w:rPr>
               <w:t>8</w:t>
             </w:r>
@@ -2827,8 +3045,8 @@
               <w:rPr>
                 <w:noProof/>
                 <w:webHidden/>
-                <w:sz w:val="24"/>
-                <w:szCs w:val="24"/>
+                <w:sz w:val="28"/>
+                <w:szCs w:val="28"/>
               </w:rPr>
               <w:fldChar w:fldCharType="end"/>
             </w:r>
@@ -2844,19 +3062,19 @@
             <w:rPr>
               <w:noProof/>
               <w:kern w:val="2"/>
-              <w:sz w:val="20"/>
-              <w:szCs w:val="20"/>
+              <w:sz w:val="22"/>
+              <w:szCs w:val="22"/>
               <w:lang w:val="en-US"/>
               <w14:ligatures w14:val="standardContextual"/>
             </w:rPr>
           </w:pPr>
-          <w:hyperlink w:anchor="_Toc205071970" w:history="1">
+          <w:hyperlink w:anchor="_Toc205759045" w:history="1">
             <w:r>
               <w:rPr>
                 <w:rStyle w:val="Hyperlink"/>
                 <w:noProof/>
-                <w:sz w:val="18"/>
-                <w:szCs w:val="18"/>
+                <w:sz w:val="20"/>
+                <w:szCs w:val="20"/>
               </w:rPr>
               <w:t>5.2.1.</w:t>
             </w:r>
@@ -2864,8 +3082,8 @@
               <w:rPr>
                 <w:noProof/>
                 <w:kern w:val="2"/>
-                <w:sz w:val="20"/>
-                <w:szCs w:val="20"/>
+                <w:sz w:val="22"/>
+                <w:szCs w:val="22"/>
                 <w:lang w:val="en-US"/>
                 <w14:ligatures w14:val="standardContextual"/>
               </w:rPr>
@@ -2875,17 +3093,17 @@
               <w:rPr>
                 <w:rStyle w:val="Hyperlink"/>
                 <w:noProof/>
-                <w:sz w:val="18"/>
-                <w:szCs w:val="18"/>
-              </w:rPr>
-              <w:t>Pregled radova po temi izložbe / umetniku</w:t>
-            </w:r>
-            <w:r>
-              <w:rPr>
-                <w:noProof/>
-                <w:webHidden/>
-                <w:sz w:val="18"/>
-                <w:szCs w:val="18"/>
+                <w:sz w:val="20"/>
+                <w:szCs w:val="20"/>
+              </w:rPr>
+              <w:t>Pregled radova po temi / umetniku</w:t>
+            </w:r>
+            <w:r>
+              <w:rPr>
+                <w:noProof/>
+                <w:webHidden/>
+                <w:sz w:val="20"/>
+                <w:szCs w:val="20"/>
               </w:rPr>
               <w:tab/>
             </w:r>
@@ -2893,8 +3111,8 @@
               <w:rPr>
                 <w:noProof/>
                 <w:webHidden/>
-                <w:sz w:val="18"/>
-                <w:szCs w:val="18"/>
+                <w:sz w:val="20"/>
+                <w:szCs w:val="20"/>
               </w:rPr>
               <w:fldChar w:fldCharType="begin"/>
             </w:r>
@@ -2902,25 +3120,25 @@
               <w:rPr>
                 <w:noProof/>
                 <w:webHidden/>
-                <w:sz w:val="18"/>
-                <w:szCs w:val="18"/>
-              </w:rPr>
-              <w:instrText xml:space="preserve"> PAGEREF _Toc205071970 \h </w:instrText>
-            </w:r>
-            <w:r>
-              <w:rPr>
-                <w:noProof/>
-                <w:webHidden/>
-                <w:sz w:val="18"/>
-                <w:szCs w:val="18"/>
-              </w:rPr>
-            </w:r>
-            <w:r>
-              <w:rPr>
-                <w:noProof/>
-                <w:webHidden/>
-                <w:sz w:val="18"/>
-                <w:szCs w:val="18"/>
+                <w:sz w:val="20"/>
+                <w:szCs w:val="20"/>
+              </w:rPr>
+              <w:instrText xml:space="preserve"> PAGEREF _Toc205759045 \h </w:instrText>
+            </w:r>
+            <w:r>
+              <w:rPr>
+                <w:noProof/>
+                <w:webHidden/>
+                <w:sz w:val="20"/>
+                <w:szCs w:val="20"/>
+              </w:rPr>
+            </w:r>
+            <w:r>
+              <w:rPr>
+                <w:noProof/>
+                <w:webHidden/>
+                <w:sz w:val="20"/>
+                <w:szCs w:val="20"/>
               </w:rPr>
               <w:fldChar w:fldCharType="separate"/>
             </w:r>
@@ -2928,8 +3146,8 @@
               <w:rPr>
                 <w:noProof/>
                 <w:webHidden/>
-                <w:sz w:val="18"/>
-                <w:szCs w:val="18"/>
+                <w:sz w:val="20"/>
+                <w:szCs w:val="20"/>
               </w:rPr>
               <w:t>8</w:t>
             </w:r>
@@ -2937,8 +3155,8 @@
               <w:rPr>
                 <w:noProof/>
                 <w:webHidden/>
-                <w:sz w:val="18"/>
-                <w:szCs w:val="18"/>
+                <w:sz w:val="20"/>
+                <w:szCs w:val="20"/>
               </w:rPr>
               <w:fldChar w:fldCharType="end"/>
             </w:r>
@@ -2954,19 +3172,19 @@
             <w:rPr>
               <w:noProof/>
               <w:kern w:val="2"/>
-              <w:sz w:val="20"/>
-              <w:szCs w:val="20"/>
+              <w:sz w:val="22"/>
+              <w:szCs w:val="22"/>
               <w:lang w:val="en-US"/>
               <w14:ligatures w14:val="standardContextual"/>
             </w:rPr>
           </w:pPr>
-          <w:hyperlink w:anchor="_Toc205071971" w:history="1">
+          <w:hyperlink w:anchor="_Toc205759046" w:history="1">
             <w:r>
               <w:rPr>
                 <w:rStyle w:val="Hyperlink"/>
                 <w:noProof/>
-                <w:sz w:val="18"/>
-                <w:szCs w:val="18"/>
+                <w:sz w:val="20"/>
+                <w:szCs w:val="20"/>
               </w:rPr>
               <w:t>5.2.2.</w:t>
             </w:r>
@@ -2974,8 +3192,8 @@
               <w:rPr>
                 <w:noProof/>
                 <w:kern w:val="2"/>
-                <w:sz w:val="20"/>
-                <w:szCs w:val="20"/>
+                <w:sz w:val="22"/>
+                <w:szCs w:val="22"/>
                 <w:lang w:val="en-US"/>
                 <w14:ligatures w14:val="standardContextual"/>
               </w:rPr>
@@ -2985,8 +3203,8 @@
               <w:rPr>
                 <w:rStyle w:val="Hyperlink"/>
                 <w:noProof/>
-                <w:sz w:val="18"/>
-                <w:szCs w:val="18"/>
+                <w:sz w:val="20"/>
+                <w:szCs w:val="20"/>
               </w:rPr>
               <w:t>Pregled profila umetnika</w:t>
             </w:r>
@@ -2994,8 +3212,8 @@
               <w:rPr>
                 <w:noProof/>
                 <w:webHidden/>
-                <w:sz w:val="18"/>
-                <w:szCs w:val="18"/>
+                <w:sz w:val="20"/>
+                <w:szCs w:val="20"/>
               </w:rPr>
               <w:tab/>
             </w:r>
@@ -3003,8 +3221,8 @@
               <w:rPr>
                 <w:noProof/>
                 <w:webHidden/>
-                <w:sz w:val="18"/>
-                <w:szCs w:val="18"/>
+                <w:sz w:val="20"/>
+                <w:szCs w:val="20"/>
               </w:rPr>
               <w:fldChar w:fldCharType="begin"/>
             </w:r>
@@ -3012,25 +3230,25 @@
               <w:rPr>
                 <w:noProof/>
                 <w:webHidden/>
-                <w:sz w:val="18"/>
-                <w:szCs w:val="18"/>
-              </w:rPr>
-              <w:instrText xml:space="preserve"> PAGEREF _Toc205071971 \h </w:instrText>
-            </w:r>
-            <w:r>
-              <w:rPr>
-                <w:noProof/>
-                <w:webHidden/>
-                <w:sz w:val="18"/>
-                <w:szCs w:val="18"/>
-              </w:rPr>
-            </w:r>
-            <w:r>
-              <w:rPr>
-                <w:noProof/>
-                <w:webHidden/>
-                <w:sz w:val="18"/>
-                <w:szCs w:val="18"/>
+                <w:sz w:val="20"/>
+                <w:szCs w:val="20"/>
+              </w:rPr>
+              <w:instrText xml:space="preserve"> PAGEREF _Toc205759046 \h </w:instrText>
+            </w:r>
+            <w:r>
+              <w:rPr>
+                <w:noProof/>
+                <w:webHidden/>
+                <w:sz w:val="20"/>
+                <w:szCs w:val="20"/>
+              </w:rPr>
+            </w:r>
+            <w:r>
+              <w:rPr>
+                <w:noProof/>
+                <w:webHidden/>
+                <w:sz w:val="20"/>
+                <w:szCs w:val="20"/>
               </w:rPr>
               <w:fldChar w:fldCharType="separate"/>
             </w:r>
@@ -3038,8 +3256,8 @@
               <w:rPr>
                 <w:noProof/>
                 <w:webHidden/>
-                <w:sz w:val="18"/>
-                <w:szCs w:val="18"/>
+                <w:sz w:val="20"/>
+                <w:szCs w:val="20"/>
               </w:rPr>
               <w:t>8</w:t>
             </w:r>
@@ -3047,8 +3265,8 @@
               <w:rPr>
                 <w:noProof/>
                 <w:webHidden/>
-                <w:sz w:val="18"/>
-                <w:szCs w:val="18"/>
+                <w:sz w:val="20"/>
+                <w:szCs w:val="20"/>
               </w:rPr>
               <w:fldChar w:fldCharType="end"/>
             </w:r>
@@ -3064,19 +3282,19 @@
             <w:rPr>
               <w:noProof/>
               <w:kern w:val="2"/>
-              <w:sz w:val="20"/>
-              <w:szCs w:val="20"/>
+              <w:sz w:val="22"/>
+              <w:szCs w:val="22"/>
               <w:lang w:val="en-US"/>
               <w14:ligatures w14:val="standardContextual"/>
             </w:rPr>
           </w:pPr>
-          <w:hyperlink w:anchor="_Toc205071972" w:history="1">
+          <w:hyperlink w:anchor="_Toc205759047" w:history="1">
             <w:r>
               <w:rPr>
                 <w:rStyle w:val="Hyperlink"/>
                 <w:noProof/>
-                <w:sz w:val="18"/>
-                <w:szCs w:val="18"/>
+                <w:sz w:val="20"/>
+                <w:szCs w:val="20"/>
               </w:rPr>
               <w:t>5.2.3.</w:t>
             </w:r>
@@ -3084,8 +3302,8 @@
               <w:rPr>
                 <w:noProof/>
                 <w:kern w:val="2"/>
-                <w:sz w:val="20"/>
-                <w:szCs w:val="20"/>
+                <w:sz w:val="22"/>
+                <w:szCs w:val="22"/>
                 <w:lang w:val="en-US"/>
                 <w14:ligatures w14:val="standardContextual"/>
               </w:rPr>
@@ -3095,8 +3313,8 @@
               <w:rPr>
                 <w:rStyle w:val="Hyperlink"/>
                 <w:noProof/>
-                <w:sz w:val="18"/>
-                <w:szCs w:val="18"/>
+                <w:sz w:val="20"/>
+                <w:szCs w:val="20"/>
               </w:rPr>
               <w:t>Full-screen prikaz slike</w:t>
             </w:r>
@@ -3104,8 +3322,8 @@
               <w:rPr>
                 <w:noProof/>
                 <w:webHidden/>
-                <w:sz w:val="18"/>
-                <w:szCs w:val="18"/>
+                <w:sz w:val="20"/>
+                <w:szCs w:val="20"/>
               </w:rPr>
               <w:tab/>
             </w:r>
@@ -3113,8 +3331,8 @@
               <w:rPr>
                 <w:noProof/>
                 <w:webHidden/>
-                <w:sz w:val="18"/>
-                <w:szCs w:val="18"/>
+                <w:sz w:val="20"/>
+                <w:szCs w:val="20"/>
               </w:rPr>
               <w:fldChar w:fldCharType="begin"/>
             </w:r>
@@ -3122,25 +3340,25 @@
               <w:rPr>
                 <w:noProof/>
                 <w:webHidden/>
-                <w:sz w:val="18"/>
-                <w:szCs w:val="18"/>
-              </w:rPr>
-              <w:instrText xml:space="preserve"> PAGEREF _Toc205071972 \h </w:instrText>
-            </w:r>
-            <w:r>
-              <w:rPr>
-                <w:noProof/>
-                <w:webHidden/>
-                <w:sz w:val="18"/>
-                <w:szCs w:val="18"/>
-              </w:rPr>
-            </w:r>
-            <w:r>
-              <w:rPr>
-                <w:noProof/>
-                <w:webHidden/>
-                <w:sz w:val="18"/>
-                <w:szCs w:val="18"/>
+                <w:sz w:val="20"/>
+                <w:szCs w:val="20"/>
+              </w:rPr>
+              <w:instrText xml:space="preserve"> PAGEREF _Toc205759047 \h </w:instrText>
+            </w:r>
+            <w:r>
+              <w:rPr>
+                <w:noProof/>
+                <w:webHidden/>
+                <w:sz w:val="20"/>
+                <w:szCs w:val="20"/>
+              </w:rPr>
+            </w:r>
+            <w:r>
+              <w:rPr>
+                <w:noProof/>
+                <w:webHidden/>
+                <w:sz w:val="20"/>
+                <w:szCs w:val="20"/>
               </w:rPr>
               <w:fldChar w:fldCharType="separate"/>
             </w:r>
@@ -3148,8 +3366,8 @@
               <w:rPr>
                 <w:noProof/>
                 <w:webHidden/>
-                <w:sz w:val="18"/>
-                <w:szCs w:val="18"/>
+                <w:sz w:val="20"/>
+                <w:szCs w:val="20"/>
               </w:rPr>
               <w:t>8</w:t>
             </w:r>
@@ -3157,8 +3375,8 @@
               <w:rPr>
                 <w:noProof/>
                 <w:webHidden/>
-                <w:sz w:val="18"/>
-                <w:szCs w:val="18"/>
+                <w:sz w:val="20"/>
+                <w:szCs w:val="20"/>
               </w:rPr>
               <w:fldChar w:fldCharType="end"/>
             </w:r>
@@ -3174,19 +3392,19 @@
             <w:rPr>
               <w:noProof/>
               <w:kern w:val="2"/>
-              <w:sz w:val="20"/>
-              <w:szCs w:val="20"/>
+              <w:sz w:val="22"/>
+              <w:szCs w:val="22"/>
               <w:lang w:val="en-US"/>
               <w14:ligatures w14:val="standardContextual"/>
             </w:rPr>
           </w:pPr>
-          <w:hyperlink w:anchor="_Toc205071973" w:history="1">
+          <w:hyperlink w:anchor="_Toc205759048" w:history="1">
             <w:r>
               <w:rPr>
                 <w:rStyle w:val="Hyperlink"/>
                 <w:noProof/>
-                <w:sz w:val="18"/>
-                <w:szCs w:val="18"/>
+                <w:sz w:val="20"/>
+                <w:szCs w:val="20"/>
               </w:rPr>
               <w:t>5.2.4.</w:t>
             </w:r>
@@ -3194,8 +3412,8 @@
               <w:rPr>
                 <w:noProof/>
                 <w:kern w:val="2"/>
-                <w:sz w:val="20"/>
-                <w:szCs w:val="20"/>
+                <w:sz w:val="22"/>
+                <w:szCs w:val="22"/>
                 <w:lang w:val="en-US"/>
                 <w14:ligatures w14:val="standardContextual"/>
               </w:rPr>
@@ -3205,8 +3423,8 @@
               <w:rPr>
                 <w:rStyle w:val="Hyperlink"/>
                 <w:noProof/>
-                <w:sz w:val="18"/>
-                <w:szCs w:val="18"/>
+                <w:sz w:val="20"/>
+                <w:szCs w:val="20"/>
               </w:rPr>
               <w:t>Uveličavanje (zoom) slike</w:t>
             </w:r>
@@ -3214,8 +3432,8 @@
               <w:rPr>
                 <w:noProof/>
                 <w:webHidden/>
-                <w:sz w:val="18"/>
-                <w:szCs w:val="18"/>
+                <w:sz w:val="20"/>
+                <w:szCs w:val="20"/>
               </w:rPr>
               <w:tab/>
             </w:r>
@@ -3223,8 +3441,8 @@
               <w:rPr>
                 <w:noProof/>
                 <w:webHidden/>
-                <w:sz w:val="18"/>
-                <w:szCs w:val="18"/>
+                <w:sz w:val="20"/>
+                <w:szCs w:val="20"/>
               </w:rPr>
               <w:fldChar w:fldCharType="begin"/>
             </w:r>
@@ -3232,25 +3450,25 @@
               <w:rPr>
                 <w:noProof/>
                 <w:webHidden/>
-                <w:sz w:val="18"/>
-                <w:szCs w:val="18"/>
-              </w:rPr>
-              <w:instrText xml:space="preserve"> PAGEREF _Toc205071973 \h </w:instrText>
-            </w:r>
-            <w:r>
-              <w:rPr>
-                <w:noProof/>
-                <w:webHidden/>
-                <w:sz w:val="18"/>
-                <w:szCs w:val="18"/>
-              </w:rPr>
-            </w:r>
-            <w:r>
-              <w:rPr>
-                <w:noProof/>
-                <w:webHidden/>
-                <w:sz w:val="18"/>
-                <w:szCs w:val="18"/>
+                <w:sz w:val="20"/>
+                <w:szCs w:val="20"/>
+              </w:rPr>
+              <w:instrText xml:space="preserve"> PAGEREF _Toc205759048 \h </w:instrText>
+            </w:r>
+            <w:r>
+              <w:rPr>
+                <w:noProof/>
+                <w:webHidden/>
+                <w:sz w:val="20"/>
+                <w:szCs w:val="20"/>
+              </w:rPr>
+            </w:r>
+            <w:r>
+              <w:rPr>
+                <w:noProof/>
+                <w:webHidden/>
+                <w:sz w:val="20"/>
+                <w:szCs w:val="20"/>
               </w:rPr>
               <w:fldChar w:fldCharType="separate"/>
             </w:r>
@@ -3258,8 +3476,8 @@
               <w:rPr>
                 <w:noProof/>
                 <w:webHidden/>
-                <w:sz w:val="18"/>
-                <w:szCs w:val="18"/>
+                <w:sz w:val="20"/>
+                <w:szCs w:val="20"/>
               </w:rPr>
               <w:t>9</w:t>
             </w:r>
@@ -3267,8 +3485,8 @@
               <w:rPr>
                 <w:noProof/>
                 <w:webHidden/>
-                <w:sz w:val="18"/>
-                <w:szCs w:val="18"/>
+                <w:sz w:val="20"/>
+                <w:szCs w:val="20"/>
               </w:rPr>
               <w:fldChar w:fldCharType="end"/>
             </w:r>
@@ -3284,19 +3502,19 @@
             <w:rPr>
               <w:noProof/>
               <w:kern w:val="2"/>
-              <w:sz w:val="20"/>
-              <w:szCs w:val="20"/>
+              <w:sz w:val="22"/>
+              <w:szCs w:val="22"/>
               <w:lang w:val="en-US"/>
               <w14:ligatures w14:val="standardContextual"/>
             </w:rPr>
           </w:pPr>
-          <w:hyperlink w:anchor="_Toc205071974" w:history="1">
+          <w:hyperlink w:anchor="_Toc205759049" w:history="1">
             <w:r>
               <w:rPr>
                 <w:rStyle w:val="Hyperlink"/>
                 <w:noProof/>
-                <w:sz w:val="18"/>
-                <w:szCs w:val="18"/>
+                <w:sz w:val="20"/>
+                <w:szCs w:val="20"/>
               </w:rPr>
               <w:t>5.2.5.</w:t>
             </w:r>
@@ -3304,8 +3522,8 @@
               <w:rPr>
                 <w:noProof/>
                 <w:kern w:val="2"/>
-                <w:sz w:val="20"/>
-                <w:szCs w:val="20"/>
+                <w:sz w:val="22"/>
+                <w:szCs w:val="22"/>
                 <w:lang w:val="en-US"/>
                 <w14:ligatures w14:val="standardContextual"/>
               </w:rPr>
@@ -3315,17 +3533,17 @@
               <w:rPr>
                 <w:rStyle w:val="Hyperlink"/>
                 <w:noProof/>
-                <w:sz w:val="18"/>
-                <w:szCs w:val="18"/>
-              </w:rPr>
-              <w:t>Slide-show prikaz slika određene izložbe / umetnika</w:t>
-            </w:r>
-            <w:r>
-              <w:rPr>
-                <w:noProof/>
-                <w:webHidden/>
-                <w:sz w:val="18"/>
-                <w:szCs w:val="18"/>
+                <w:sz w:val="20"/>
+                <w:szCs w:val="20"/>
+              </w:rPr>
+              <w:t>Slide-show prikaz slika određene izložbe</w:t>
+            </w:r>
+            <w:r>
+              <w:rPr>
+                <w:noProof/>
+                <w:webHidden/>
+                <w:sz w:val="20"/>
+                <w:szCs w:val="20"/>
               </w:rPr>
               <w:tab/>
             </w:r>
@@ -3333,8 +3551,8 @@
               <w:rPr>
                 <w:noProof/>
                 <w:webHidden/>
-                <w:sz w:val="18"/>
-                <w:szCs w:val="18"/>
+                <w:sz w:val="20"/>
+                <w:szCs w:val="20"/>
               </w:rPr>
               <w:fldChar w:fldCharType="begin"/>
             </w:r>
@@ -3342,25 +3560,25 @@
               <w:rPr>
                 <w:noProof/>
                 <w:webHidden/>
-                <w:sz w:val="18"/>
-                <w:szCs w:val="18"/>
-              </w:rPr>
-              <w:instrText xml:space="preserve"> PAGEREF _Toc205071974 \h </w:instrText>
-            </w:r>
-            <w:r>
-              <w:rPr>
-                <w:noProof/>
-                <w:webHidden/>
-                <w:sz w:val="18"/>
-                <w:szCs w:val="18"/>
-              </w:rPr>
-            </w:r>
-            <w:r>
-              <w:rPr>
-                <w:noProof/>
-                <w:webHidden/>
-                <w:sz w:val="18"/>
-                <w:szCs w:val="18"/>
+                <w:sz w:val="20"/>
+                <w:szCs w:val="20"/>
+              </w:rPr>
+              <w:instrText xml:space="preserve"> PAGEREF _Toc205759049 \h </w:instrText>
+            </w:r>
+            <w:r>
+              <w:rPr>
+                <w:noProof/>
+                <w:webHidden/>
+                <w:sz w:val="20"/>
+                <w:szCs w:val="20"/>
+              </w:rPr>
+            </w:r>
+            <w:r>
+              <w:rPr>
+                <w:noProof/>
+                <w:webHidden/>
+                <w:sz w:val="20"/>
+                <w:szCs w:val="20"/>
               </w:rPr>
               <w:fldChar w:fldCharType="separate"/>
             </w:r>
@@ -3368,8 +3586,8 @@
               <w:rPr>
                 <w:noProof/>
                 <w:webHidden/>
-                <w:sz w:val="18"/>
-                <w:szCs w:val="18"/>
+                <w:sz w:val="20"/>
+                <w:szCs w:val="20"/>
               </w:rPr>
               <w:t>9</w:t>
             </w:r>
@@ -3377,109 +3595,8 @@
               <w:rPr>
                 <w:noProof/>
                 <w:webHidden/>
-                <w:sz w:val="18"/>
-                <w:szCs w:val="18"/>
-              </w:rPr>
-              <w:fldChar w:fldCharType="end"/>
-            </w:r>
-          </w:hyperlink>
-        </w:p>
-        <w:p>
-          <w:pPr>
-            <w:pStyle w:val="TOC2"/>
-            <w:numPr>
-              <w:ilvl w:val="0"/>
-              <w:numId w:val="0"/>
-            </w:numPr>
-            <w:tabs>
-              <w:tab w:val="left" w:pos="1200"/>
-            </w:tabs>
-            <w:ind w:left="360"/>
-            <w:rPr>
-              <w:noProof/>
-              <w:kern w:val="2"/>
-              <w:sz w:val="20"/>
-              <w:szCs w:val="20"/>
-              <w:lang w:val="en-US"/>
-              <w14:ligatures w14:val="standardContextual"/>
-            </w:rPr>
-          </w:pPr>
-          <w:r>
-            <w:rPr>
-              <w:sz w:val="24"/>
-              <w:szCs w:val="24"/>
-            </w:rPr>
-            <w:t xml:space="preserve">5.3. </w:t>
-          </w:r>
-          <w:hyperlink w:anchor="_Toc205071975" w:history="1">
-            <w:r>
-              <w:rPr>
-                <w:rStyle w:val="Hyperlink"/>
-                <w:noProof/>
-                <w:sz w:val="24"/>
-                <w:szCs w:val="24"/>
-              </w:rPr>
-              <w:t>Funkcionalnosti registrovanih korisnika</w:t>
-            </w:r>
-            <w:r>
-              <w:rPr>
-                <w:noProof/>
-                <w:webHidden/>
-                <w:sz w:val="24"/>
-                <w:szCs w:val="24"/>
-              </w:rPr>
-              <w:tab/>
-            </w:r>
-            <w:r>
-              <w:rPr>
-                <w:noProof/>
-                <w:webHidden/>
-                <w:sz w:val="24"/>
-                <w:szCs w:val="24"/>
-              </w:rPr>
-              <w:fldChar w:fldCharType="begin"/>
-            </w:r>
-            <w:r>
-              <w:rPr>
-                <w:noProof/>
-                <w:webHidden/>
-                <w:sz w:val="24"/>
-                <w:szCs w:val="24"/>
-              </w:rPr>
-              <w:instrText xml:space="preserve"> PAGEREF _Toc205071975 \h </w:instrText>
-            </w:r>
-            <w:r>
-              <w:rPr>
-                <w:noProof/>
-                <w:webHidden/>
-                <w:sz w:val="24"/>
-                <w:szCs w:val="24"/>
-              </w:rPr>
-            </w:r>
-            <w:r>
-              <w:rPr>
-                <w:noProof/>
-                <w:webHidden/>
-                <w:sz w:val="24"/>
-                <w:szCs w:val="24"/>
-              </w:rPr>
-              <w:fldChar w:fldCharType="separate"/>
-            </w:r>
-            <w:r>
-              <w:rPr>
-                <w:noProof/>
-                <w:webHidden/>
-                <w:sz w:val="24"/>
-                <w:szCs w:val="24"/>
-              </w:rPr>
-              <w:t>9</w:t>
-            </w:r>
-            <w:r>
-              <w:rPr>
-                <w:noProof/>
-                <w:webHidden/>
-                <w:sz w:val="24"/>
-                <w:szCs w:val="24"/>
+                <w:sz w:val="20"/>
+                <w:szCs w:val="20"/>
               </w:rPr>
               <w:fldChar w:fldCharType="end"/>
             </w:r>
@@ -3495,28 +3612,28 @@
             <w:rPr>
               <w:noProof/>
               <w:kern w:val="2"/>
-              <w:sz w:val="20"/>
-              <w:szCs w:val="20"/>
+              <w:sz w:val="22"/>
+              <w:szCs w:val="22"/>
               <w:lang w:val="en-US"/>
               <w14:ligatures w14:val="standardContextual"/>
             </w:rPr>
           </w:pPr>
-          <w:hyperlink w:anchor="_Toc205071976" w:history="1">
+          <w:hyperlink w:anchor="_Toc205759050" w:history="1">
             <w:r>
               <w:rPr>
                 <w:rStyle w:val="Hyperlink"/>
                 <w:noProof/>
-                <w:sz w:val="18"/>
-                <w:szCs w:val="18"/>
-              </w:rPr>
-              <w:t>5.3.1.</w:t>
+                <w:sz w:val="20"/>
+                <w:szCs w:val="20"/>
+              </w:rPr>
+              <w:t>5.2.6.</w:t>
             </w:r>
             <w:r>
               <w:rPr>
                 <w:noProof/>
                 <w:kern w:val="2"/>
-                <w:sz w:val="20"/>
-                <w:szCs w:val="20"/>
+                <w:sz w:val="22"/>
+                <w:szCs w:val="22"/>
                 <w:lang w:val="en-US"/>
                 <w14:ligatures w14:val="standardContextual"/>
               </w:rPr>
@@ -3526,17 +3643,17 @@
               <w:rPr>
                 <w:rStyle w:val="Hyperlink"/>
                 <w:noProof/>
-                <w:sz w:val="18"/>
-                <w:szCs w:val="18"/>
-              </w:rPr>
-              <w:t>Objavljivanje fotografije na aktivnu izložbu</w:t>
-            </w:r>
-            <w:r>
-              <w:rPr>
-                <w:noProof/>
-                <w:webHidden/>
-                <w:sz w:val="18"/>
-                <w:szCs w:val="18"/>
+                <w:sz w:val="20"/>
+                <w:szCs w:val="20"/>
+              </w:rPr>
+              <w:t>Prikaz aktivnih i završenih izložbi</w:t>
+            </w:r>
+            <w:r>
+              <w:rPr>
+                <w:noProof/>
+                <w:webHidden/>
+                <w:sz w:val="20"/>
+                <w:szCs w:val="20"/>
               </w:rPr>
               <w:tab/>
             </w:r>
@@ -3544,8 +3661,8 @@
               <w:rPr>
                 <w:noProof/>
                 <w:webHidden/>
-                <w:sz w:val="18"/>
-                <w:szCs w:val="18"/>
+                <w:sz w:val="20"/>
+                <w:szCs w:val="20"/>
               </w:rPr>
               <w:fldChar w:fldCharType="begin"/>
             </w:r>
@@ -3553,25 +3670,25 @@
               <w:rPr>
                 <w:noProof/>
                 <w:webHidden/>
-                <w:sz w:val="18"/>
-                <w:szCs w:val="18"/>
-              </w:rPr>
-              <w:instrText xml:space="preserve"> PAGEREF _Toc205071976 \h </w:instrText>
-            </w:r>
-            <w:r>
-              <w:rPr>
-                <w:noProof/>
-                <w:webHidden/>
-                <w:sz w:val="18"/>
-                <w:szCs w:val="18"/>
-              </w:rPr>
-            </w:r>
-            <w:r>
-              <w:rPr>
-                <w:noProof/>
-                <w:webHidden/>
-                <w:sz w:val="18"/>
-                <w:szCs w:val="18"/>
+                <w:sz w:val="20"/>
+                <w:szCs w:val="20"/>
+              </w:rPr>
+              <w:instrText xml:space="preserve"> PAGEREF _Toc205759050 \h </w:instrText>
+            </w:r>
+            <w:r>
+              <w:rPr>
+                <w:noProof/>
+                <w:webHidden/>
+                <w:sz w:val="20"/>
+                <w:szCs w:val="20"/>
+              </w:rPr>
+            </w:r>
+            <w:r>
+              <w:rPr>
+                <w:noProof/>
+                <w:webHidden/>
+                <w:sz w:val="20"/>
+                <w:szCs w:val="20"/>
               </w:rPr>
               <w:fldChar w:fldCharType="separate"/>
             </w:r>
@@ -3579,8 +3696,8 @@
               <w:rPr>
                 <w:noProof/>
                 <w:webHidden/>
-                <w:sz w:val="18"/>
-                <w:szCs w:val="18"/>
+                <w:sz w:val="20"/>
+                <w:szCs w:val="20"/>
               </w:rPr>
               <w:t>9</w:t>
             </w:r>
@@ -3588,8 +3705,117 @@
               <w:rPr>
                 <w:noProof/>
                 <w:webHidden/>
-                <w:sz w:val="18"/>
-                <w:szCs w:val="18"/>
+                <w:sz w:val="20"/>
+                <w:szCs w:val="20"/>
+              </w:rPr>
+              <w:fldChar w:fldCharType="end"/>
+            </w:r>
+          </w:hyperlink>
+        </w:p>
+        <w:p>
+          <w:pPr>
+            <w:pStyle w:val="TOC2"/>
+            <w:tabs>
+              <w:tab w:val="left" w:pos="1200"/>
+            </w:tabs>
+            <w:rPr>
+              <w:noProof/>
+              <w:kern w:val="2"/>
+              <w:sz w:val="22"/>
+              <w:szCs w:val="22"/>
+              <w:lang w:val="en-US"/>
+              <w14:ligatures w14:val="standardContextual"/>
+            </w:rPr>
+          </w:pPr>
+          <w:hyperlink w:anchor="_Toc205759051" w:history="1">
+            <w:r>
+              <w:rPr>
+                <w:rStyle w:val="Hyperlink"/>
+                <w:noProof/>
+                <w:sz w:val="28"/>
+                <w:szCs w:val="28"/>
+              </w:rPr>
+              <w:t>5.3.</w:t>
+            </w:r>
+            <w:r>
+              <w:rPr>
+                <w:noProof/>
+                <w:kern w:val="2"/>
+                <w:sz w:val="22"/>
+                <w:szCs w:val="22"/>
+                <w:lang w:val="en-US"/>
+                <w14:ligatures w14:val="standardContextual"/>
+              </w:rPr>
+              <w:tab/>
+            </w:r>
+            <w:r>
+              <w:rPr>
+                <w:rStyle w:val="Hyperlink"/>
+                <w:noProof/>
+                <w:sz w:val="28"/>
+                <w:szCs w:val="28"/>
+              </w:rPr>
+              <w:t>Funkcionalnosti registrovanih korisnika</w:t>
+            </w:r>
+            <w:r>
+              <w:rPr>
+                <w:noProof/>
+                <w:webHidden/>
+                <w:sz w:val="28"/>
+                <w:szCs w:val="28"/>
+              </w:rPr>
+              <w:tab/>
+            </w:r>
+            <w:r>
+              <w:rPr>
+                <w:noProof/>
+                <w:webHidden/>
+                <w:sz w:val="28"/>
+                <w:szCs w:val="28"/>
+              </w:rPr>
+              <w:fldChar w:fldCharType="begin"/>
+            </w:r>
+            <w:r>
+              <w:rPr>
+                <w:noProof/>
+                <w:webHidden/>
+                <w:sz w:val="28"/>
+                <w:szCs w:val="28"/>
+              </w:rPr>
+              <w:instrText xml:space="preserve"> PAGEREF _Toc205759051 \h </w:instrText>
+            </w:r>
+            <w:r>
+              <w:rPr>
+                <w:noProof/>
+                <w:webHidden/>
+                <w:sz w:val="28"/>
+                <w:szCs w:val="28"/>
+              </w:rPr>
+            </w:r>
+            <w:r>
+              <w:rPr>
+                <w:noProof/>
+                <w:webHidden/>
+                <w:sz w:val="28"/>
+                <w:szCs w:val="28"/>
+              </w:rPr>
+              <w:fldChar w:fldCharType="separate"/>
+            </w:r>
+            <w:r>
+              <w:rPr>
+                <w:noProof/>
+                <w:webHidden/>
+                <w:sz w:val="28"/>
+                <w:szCs w:val="28"/>
+              </w:rPr>
+              <w:t>9</w:t>
+            </w:r>
+            <w:r>
+              <w:rPr>
+                <w:noProof/>
+                <w:webHidden/>
+                <w:sz w:val="28"/>
+                <w:szCs w:val="28"/>
               </w:rPr>
               <w:fldChar w:fldCharType="end"/>
             </w:r>
@@ -3605,28 +3831,28 @@
             <w:rPr>
               <w:noProof/>
               <w:kern w:val="2"/>
-              <w:sz w:val="20"/>
-              <w:szCs w:val="20"/>
+              <w:sz w:val="22"/>
+              <w:szCs w:val="22"/>
               <w:lang w:val="en-US"/>
               <w14:ligatures w14:val="standardContextual"/>
             </w:rPr>
           </w:pPr>
-          <w:hyperlink w:anchor="_Toc205071977" w:history="1">
+          <w:hyperlink w:anchor="_Toc205759052" w:history="1">
             <w:r>
               <w:rPr>
                 <w:rStyle w:val="Hyperlink"/>
                 <w:noProof/>
-                <w:sz w:val="18"/>
-                <w:szCs w:val="18"/>
-              </w:rPr>
-              <w:t>5.3.2.</w:t>
+                <w:sz w:val="20"/>
+                <w:szCs w:val="20"/>
+              </w:rPr>
+              <w:t>5.3.1.</w:t>
             </w:r>
             <w:r>
               <w:rPr>
                 <w:noProof/>
                 <w:kern w:val="2"/>
-                <w:sz w:val="20"/>
-                <w:szCs w:val="20"/>
+                <w:sz w:val="22"/>
+                <w:szCs w:val="22"/>
                 <w:lang w:val="en-US"/>
                 <w14:ligatures w14:val="standardContextual"/>
               </w:rPr>
@@ -3636,17 +3862,17 @@
               <w:rPr>
                 <w:rStyle w:val="Hyperlink"/>
                 <w:noProof/>
-                <w:sz w:val="18"/>
-                <w:szCs w:val="18"/>
-              </w:rPr>
-              <w:t>Komentarisanje fotografija</w:t>
-            </w:r>
-            <w:r>
-              <w:rPr>
-                <w:noProof/>
-                <w:webHidden/>
-                <w:sz w:val="18"/>
-                <w:szCs w:val="18"/>
+                <w:sz w:val="20"/>
+                <w:szCs w:val="20"/>
+              </w:rPr>
+              <w:t>Objavljivanje fotografije na aktivnu izložbu</w:t>
+            </w:r>
+            <w:r>
+              <w:rPr>
+                <w:noProof/>
+                <w:webHidden/>
+                <w:sz w:val="20"/>
+                <w:szCs w:val="20"/>
               </w:rPr>
               <w:tab/>
             </w:r>
@@ -3654,8 +3880,8 @@
               <w:rPr>
                 <w:noProof/>
                 <w:webHidden/>
-                <w:sz w:val="18"/>
-                <w:szCs w:val="18"/>
+                <w:sz w:val="20"/>
+                <w:szCs w:val="20"/>
               </w:rPr>
               <w:fldChar w:fldCharType="begin"/>
             </w:r>
@@ -3663,25 +3889,25 @@
               <w:rPr>
                 <w:noProof/>
                 <w:webHidden/>
-                <w:sz w:val="18"/>
-                <w:szCs w:val="18"/>
-              </w:rPr>
-              <w:instrText xml:space="preserve"> PAGEREF _Toc205071977 \h </w:instrText>
-            </w:r>
-            <w:r>
-              <w:rPr>
-                <w:noProof/>
-                <w:webHidden/>
-                <w:sz w:val="18"/>
-                <w:szCs w:val="18"/>
-              </w:rPr>
-            </w:r>
-            <w:r>
-              <w:rPr>
-                <w:noProof/>
-                <w:webHidden/>
-                <w:sz w:val="18"/>
-                <w:szCs w:val="18"/>
+                <w:sz w:val="20"/>
+                <w:szCs w:val="20"/>
+              </w:rPr>
+              <w:instrText xml:space="preserve"> PAGEREF _Toc205759052 \h </w:instrText>
+            </w:r>
+            <w:r>
+              <w:rPr>
+                <w:noProof/>
+                <w:webHidden/>
+                <w:sz w:val="20"/>
+                <w:szCs w:val="20"/>
+              </w:rPr>
+            </w:r>
+            <w:r>
+              <w:rPr>
+                <w:noProof/>
+                <w:webHidden/>
+                <w:sz w:val="20"/>
+                <w:szCs w:val="20"/>
               </w:rPr>
               <w:fldChar w:fldCharType="separate"/>
             </w:r>
@@ -3689,8 +3915,8 @@
               <w:rPr>
                 <w:noProof/>
                 <w:webHidden/>
-                <w:sz w:val="18"/>
-                <w:szCs w:val="18"/>
+                <w:sz w:val="20"/>
+                <w:szCs w:val="20"/>
               </w:rPr>
               <w:t>9</w:t>
             </w:r>
@@ -3698,8 +3924,8 @@
               <w:rPr>
                 <w:noProof/>
                 <w:webHidden/>
-                <w:sz w:val="18"/>
-                <w:szCs w:val="18"/>
+                <w:sz w:val="20"/>
+                <w:szCs w:val="20"/>
               </w:rPr>
               <w:fldChar w:fldCharType="end"/>
             </w:r>
@@ -3715,28 +3941,28 @@
             <w:rPr>
               <w:noProof/>
               <w:kern w:val="2"/>
-              <w:sz w:val="20"/>
-              <w:szCs w:val="20"/>
+              <w:sz w:val="22"/>
+              <w:szCs w:val="22"/>
               <w:lang w:val="en-US"/>
               <w14:ligatures w14:val="standardContextual"/>
             </w:rPr>
           </w:pPr>
-          <w:hyperlink w:anchor="_Toc205071978" w:history="1">
+          <w:hyperlink w:anchor="_Toc205759053" w:history="1">
             <w:r>
               <w:rPr>
                 <w:rStyle w:val="Hyperlink"/>
                 <w:noProof/>
-                <w:sz w:val="18"/>
-                <w:szCs w:val="18"/>
-              </w:rPr>
-              <w:t>5.3.3.</w:t>
+                <w:sz w:val="20"/>
+                <w:szCs w:val="20"/>
+              </w:rPr>
+              <w:t>5.3.2.</w:t>
             </w:r>
             <w:r>
               <w:rPr>
                 <w:noProof/>
                 <w:kern w:val="2"/>
-                <w:sz w:val="20"/>
-                <w:szCs w:val="20"/>
+                <w:sz w:val="22"/>
+                <w:szCs w:val="22"/>
                 <w:lang w:val="en-US"/>
                 <w14:ligatures w14:val="standardContextual"/>
               </w:rPr>
@@ -3746,17 +3972,17 @@
               <w:rPr>
                 <w:rStyle w:val="Hyperlink"/>
                 <w:noProof/>
-                <w:sz w:val="18"/>
-                <w:szCs w:val="18"/>
-              </w:rPr>
-              <w:t>Ocenjivanje fotografija (1-5)</w:t>
-            </w:r>
-            <w:r>
-              <w:rPr>
-                <w:noProof/>
-                <w:webHidden/>
-                <w:sz w:val="18"/>
-                <w:szCs w:val="18"/>
+                <w:sz w:val="20"/>
+                <w:szCs w:val="20"/>
+              </w:rPr>
+              <w:t>Komentarisanje fotografija</w:t>
+            </w:r>
+            <w:r>
+              <w:rPr>
+                <w:noProof/>
+                <w:webHidden/>
+                <w:sz w:val="20"/>
+                <w:szCs w:val="20"/>
               </w:rPr>
               <w:tab/>
             </w:r>
@@ -3764,8 +3990,8 @@
               <w:rPr>
                 <w:noProof/>
                 <w:webHidden/>
-                <w:sz w:val="18"/>
-                <w:szCs w:val="18"/>
+                <w:sz w:val="20"/>
+                <w:szCs w:val="20"/>
               </w:rPr>
               <w:fldChar w:fldCharType="begin"/>
             </w:r>
@@ -3773,25 +3999,25 @@
               <w:rPr>
                 <w:noProof/>
                 <w:webHidden/>
-                <w:sz w:val="18"/>
-                <w:szCs w:val="18"/>
-              </w:rPr>
-              <w:instrText xml:space="preserve"> PAGEREF _Toc205071978 \h </w:instrText>
-            </w:r>
-            <w:r>
-              <w:rPr>
-                <w:noProof/>
-                <w:webHidden/>
-                <w:sz w:val="18"/>
-                <w:szCs w:val="18"/>
-              </w:rPr>
-            </w:r>
-            <w:r>
-              <w:rPr>
-                <w:noProof/>
-                <w:webHidden/>
-                <w:sz w:val="18"/>
-                <w:szCs w:val="18"/>
+                <w:sz w:val="20"/>
+                <w:szCs w:val="20"/>
+              </w:rPr>
+              <w:instrText xml:space="preserve"> PAGEREF _Toc205759053 \h </w:instrText>
+            </w:r>
+            <w:r>
+              <w:rPr>
+                <w:noProof/>
+                <w:webHidden/>
+                <w:sz w:val="20"/>
+                <w:szCs w:val="20"/>
+              </w:rPr>
+            </w:r>
+            <w:r>
+              <w:rPr>
+                <w:noProof/>
+                <w:webHidden/>
+                <w:sz w:val="20"/>
+                <w:szCs w:val="20"/>
               </w:rPr>
               <w:fldChar w:fldCharType="separate"/>
             </w:r>
@@ -3799,8 +4025,8 @@
               <w:rPr>
                 <w:noProof/>
                 <w:webHidden/>
-                <w:sz w:val="18"/>
-                <w:szCs w:val="18"/>
+                <w:sz w:val="20"/>
+                <w:szCs w:val="20"/>
               </w:rPr>
               <w:t>9</w:t>
             </w:r>
@@ -3808,8 +4034,8 @@
               <w:rPr>
                 <w:noProof/>
                 <w:webHidden/>
-                <w:sz w:val="18"/>
-                <w:szCs w:val="18"/>
+                <w:sz w:val="20"/>
+                <w:szCs w:val="20"/>
               </w:rPr>
               <w:fldChar w:fldCharType="end"/>
             </w:r>
@@ -3825,28 +4051,28 @@
             <w:rPr>
               <w:noProof/>
               <w:kern w:val="2"/>
-              <w:sz w:val="20"/>
-              <w:szCs w:val="20"/>
+              <w:sz w:val="22"/>
+              <w:szCs w:val="22"/>
               <w:lang w:val="en-US"/>
               <w14:ligatures w14:val="standardContextual"/>
             </w:rPr>
           </w:pPr>
-          <w:hyperlink w:anchor="_Toc205071979" w:history="1">
+          <w:hyperlink w:anchor="_Toc205759054" w:history="1">
             <w:r>
               <w:rPr>
                 <w:rStyle w:val="Hyperlink"/>
                 <w:noProof/>
-                <w:sz w:val="18"/>
-                <w:szCs w:val="18"/>
-              </w:rPr>
-              <w:t>5.3.4.</w:t>
+                <w:sz w:val="20"/>
+                <w:szCs w:val="20"/>
+              </w:rPr>
+              <w:t>5.3.3.</w:t>
             </w:r>
             <w:r>
               <w:rPr>
                 <w:noProof/>
                 <w:kern w:val="2"/>
-                <w:sz w:val="20"/>
-                <w:szCs w:val="20"/>
+                <w:sz w:val="22"/>
+                <w:szCs w:val="22"/>
                 <w:lang w:val="en-US"/>
                 <w14:ligatures w14:val="standardContextual"/>
               </w:rPr>
@@ -3856,17 +4082,17 @@
               <w:rPr>
                 <w:rStyle w:val="Hyperlink"/>
                 <w:noProof/>
-                <w:sz w:val="18"/>
-                <w:szCs w:val="18"/>
-              </w:rPr>
-              <w:t>Fundiranje umetnika</w:t>
-            </w:r>
-            <w:r>
-              <w:rPr>
-                <w:noProof/>
-                <w:webHidden/>
-                <w:sz w:val="18"/>
-                <w:szCs w:val="18"/>
+                <w:sz w:val="20"/>
+                <w:szCs w:val="20"/>
+              </w:rPr>
+              <w:t>Ocenjivanje fotografija (1-5)</w:t>
+            </w:r>
+            <w:r>
+              <w:rPr>
+                <w:noProof/>
+                <w:webHidden/>
+                <w:sz w:val="20"/>
+                <w:szCs w:val="20"/>
               </w:rPr>
               <w:tab/>
             </w:r>
@@ -3874,8 +4100,8 @@
               <w:rPr>
                 <w:noProof/>
                 <w:webHidden/>
-                <w:sz w:val="18"/>
-                <w:szCs w:val="18"/>
+                <w:sz w:val="20"/>
+                <w:szCs w:val="20"/>
               </w:rPr>
               <w:fldChar w:fldCharType="begin"/>
             </w:r>
@@ -3883,25 +4109,25 @@
               <w:rPr>
                 <w:noProof/>
                 <w:webHidden/>
-                <w:sz w:val="18"/>
-                <w:szCs w:val="18"/>
-              </w:rPr>
-              <w:instrText xml:space="preserve"> PAGEREF _Toc205071979 \h </w:instrText>
-            </w:r>
-            <w:r>
-              <w:rPr>
-                <w:noProof/>
-                <w:webHidden/>
-                <w:sz w:val="18"/>
-                <w:szCs w:val="18"/>
-              </w:rPr>
-            </w:r>
-            <w:r>
-              <w:rPr>
-                <w:noProof/>
-                <w:webHidden/>
-                <w:sz w:val="18"/>
-                <w:szCs w:val="18"/>
+                <w:sz w:val="20"/>
+                <w:szCs w:val="20"/>
+              </w:rPr>
+              <w:instrText xml:space="preserve"> PAGEREF _Toc205759054 \h </w:instrText>
+            </w:r>
+            <w:r>
+              <w:rPr>
+                <w:noProof/>
+                <w:webHidden/>
+                <w:sz w:val="20"/>
+                <w:szCs w:val="20"/>
+              </w:rPr>
+            </w:r>
+            <w:r>
+              <w:rPr>
+                <w:noProof/>
+                <w:webHidden/>
+                <w:sz w:val="20"/>
+                <w:szCs w:val="20"/>
               </w:rPr>
               <w:fldChar w:fldCharType="separate"/>
             </w:r>
@@ -3909,8 +4135,8 @@
               <w:rPr>
                 <w:noProof/>
                 <w:webHidden/>
-                <w:sz w:val="18"/>
-                <w:szCs w:val="18"/>
+                <w:sz w:val="20"/>
+                <w:szCs w:val="20"/>
               </w:rPr>
               <w:t>9</w:t>
             </w:r>
@@ -3918,109 +4144,8 @@
               <w:rPr>
                 <w:noProof/>
                 <w:webHidden/>
-                <w:sz w:val="18"/>
-                <w:szCs w:val="18"/>
-              </w:rPr>
-              <w:fldChar w:fldCharType="end"/>
-            </w:r>
-          </w:hyperlink>
-        </w:p>
-        <w:p>
-          <w:pPr>
-            <w:pStyle w:val="TOC2"/>
-            <w:numPr>
-              <w:ilvl w:val="0"/>
-              <w:numId w:val="0"/>
-            </w:numPr>
-            <w:tabs>
-              <w:tab w:val="left" w:pos="1200"/>
-            </w:tabs>
-            <w:ind w:left="360"/>
-            <w:rPr>
-              <w:noProof/>
-              <w:kern w:val="2"/>
-              <w:sz w:val="20"/>
-              <w:szCs w:val="20"/>
-              <w:lang w:val="en-US"/>
-              <w14:ligatures w14:val="standardContextual"/>
-            </w:rPr>
-          </w:pPr>
-          <w:r>
-            <w:rPr>
-              <w:sz w:val="24"/>
-              <w:szCs w:val="24"/>
-            </w:rPr>
-            <w:t xml:space="preserve">5.4. </w:t>
-          </w:r>
-          <w:hyperlink w:anchor="_Toc205071980" w:history="1">
-            <w:r>
-              <w:rPr>
-                <w:rStyle w:val="Hyperlink"/>
-                <w:noProof/>
-                <w:sz w:val="24"/>
-                <w:szCs w:val="24"/>
-              </w:rPr>
-              <w:t>Funkcionalnosti povlašćenih korisnika – članova žirija</w:t>
-            </w:r>
-            <w:r>
-              <w:rPr>
-                <w:noProof/>
-                <w:webHidden/>
-                <w:sz w:val="24"/>
-                <w:szCs w:val="24"/>
-              </w:rPr>
-              <w:tab/>
-            </w:r>
-            <w:r>
-              <w:rPr>
-                <w:noProof/>
-                <w:webHidden/>
-                <w:sz w:val="24"/>
-                <w:szCs w:val="24"/>
-              </w:rPr>
-              <w:fldChar w:fldCharType="begin"/>
-            </w:r>
-            <w:r>
-              <w:rPr>
-                <w:noProof/>
-                <w:webHidden/>
-                <w:sz w:val="24"/>
-                <w:szCs w:val="24"/>
-              </w:rPr>
-              <w:instrText xml:space="preserve"> PAGEREF _Toc205071980 \h </w:instrText>
-            </w:r>
-            <w:r>
-              <w:rPr>
-                <w:noProof/>
-                <w:webHidden/>
-                <w:sz w:val="24"/>
-                <w:szCs w:val="24"/>
-              </w:rPr>
-            </w:r>
-            <w:r>
-              <w:rPr>
-                <w:noProof/>
-                <w:webHidden/>
-                <w:sz w:val="24"/>
-                <w:szCs w:val="24"/>
-              </w:rPr>
-              <w:fldChar w:fldCharType="separate"/>
-            </w:r>
-            <w:r>
-              <w:rPr>
-                <w:noProof/>
-                <w:webHidden/>
-                <w:sz w:val="24"/>
-                <w:szCs w:val="24"/>
-              </w:rPr>
-              <w:t>9</w:t>
-            </w:r>
-            <w:r>
-              <w:rPr>
-                <w:noProof/>
-                <w:webHidden/>
-                <w:sz w:val="24"/>
-                <w:szCs w:val="24"/>
+                <w:sz w:val="20"/>
+                <w:szCs w:val="20"/>
               </w:rPr>
               <w:fldChar w:fldCharType="end"/>
             </w:r>
@@ -4036,28 +4161,28 @@
             <w:rPr>
               <w:noProof/>
               <w:kern w:val="2"/>
-              <w:sz w:val="20"/>
-              <w:szCs w:val="20"/>
+              <w:sz w:val="22"/>
+              <w:szCs w:val="22"/>
               <w:lang w:val="en-US"/>
               <w14:ligatures w14:val="standardContextual"/>
             </w:rPr>
           </w:pPr>
-          <w:hyperlink w:anchor="_Toc205071981" w:history="1">
+          <w:hyperlink w:anchor="_Toc205759055" w:history="1">
             <w:r>
               <w:rPr>
                 <w:rStyle w:val="Hyperlink"/>
                 <w:noProof/>
-                <w:sz w:val="18"/>
-                <w:szCs w:val="18"/>
-              </w:rPr>
-              <w:t>5.4.1.</w:t>
+                <w:sz w:val="20"/>
+                <w:szCs w:val="20"/>
+              </w:rPr>
+              <w:t>5.3.4.</w:t>
             </w:r>
             <w:r>
               <w:rPr>
                 <w:noProof/>
                 <w:kern w:val="2"/>
-                <w:sz w:val="20"/>
-                <w:szCs w:val="20"/>
+                <w:sz w:val="22"/>
+                <w:szCs w:val="22"/>
                 <w:lang w:val="en-US"/>
                 <w14:ligatures w14:val="standardContextual"/>
               </w:rPr>
@@ -4067,17 +4192,17 @@
               <w:rPr>
                 <w:rStyle w:val="Hyperlink"/>
                 <w:noProof/>
-                <w:sz w:val="18"/>
-                <w:szCs w:val="18"/>
-              </w:rPr>
-              <w:t>Kreiranje izložbe sa određenom temom</w:t>
-            </w:r>
-            <w:r>
-              <w:rPr>
-                <w:noProof/>
-                <w:webHidden/>
-                <w:sz w:val="18"/>
-                <w:szCs w:val="18"/>
+                <w:sz w:val="20"/>
+                <w:szCs w:val="20"/>
+              </w:rPr>
+              <w:t>Fundiranje umetnika</w:t>
+            </w:r>
+            <w:r>
+              <w:rPr>
+                <w:noProof/>
+                <w:webHidden/>
+                <w:sz w:val="20"/>
+                <w:szCs w:val="20"/>
               </w:rPr>
               <w:tab/>
             </w:r>
@@ -4085,8 +4210,8 @@
               <w:rPr>
                 <w:noProof/>
                 <w:webHidden/>
-                <w:sz w:val="18"/>
-                <w:szCs w:val="18"/>
+                <w:sz w:val="20"/>
+                <w:szCs w:val="20"/>
               </w:rPr>
               <w:fldChar w:fldCharType="begin"/>
             </w:r>
@@ -4094,25 +4219,25 @@
               <w:rPr>
                 <w:noProof/>
                 <w:webHidden/>
-                <w:sz w:val="18"/>
-                <w:szCs w:val="18"/>
-              </w:rPr>
-              <w:instrText xml:space="preserve"> PAGEREF _Toc205071981 \h </w:instrText>
-            </w:r>
-            <w:r>
-              <w:rPr>
-                <w:noProof/>
-                <w:webHidden/>
-                <w:sz w:val="18"/>
-                <w:szCs w:val="18"/>
-              </w:rPr>
-            </w:r>
-            <w:r>
-              <w:rPr>
-                <w:noProof/>
-                <w:webHidden/>
-                <w:sz w:val="18"/>
-                <w:szCs w:val="18"/>
+                <w:sz w:val="20"/>
+                <w:szCs w:val="20"/>
+              </w:rPr>
+              <w:instrText xml:space="preserve"> PAGEREF _Toc205759055 \h </w:instrText>
+            </w:r>
+            <w:r>
+              <w:rPr>
+                <w:noProof/>
+                <w:webHidden/>
+                <w:sz w:val="20"/>
+                <w:szCs w:val="20"/>
+              </w:rPr>
+            </w:r>
+            <w:r>
+              <w:rPr>
+                <w:noProof/>
+                <w:webHidden/>
+                <w:sz w:val="20"/>
+                <w:szCs w:val="20"/>
               </w:rPr>
               <w:fldChar w:fldCharType="separate"/>
             </w:r>
@@ -4120,8 +4245,8 @@
               <w:rPr>
                 <w:noProof/>
                 <w:webHidden/>
-                <w:sz w:val="18"/>
-                <w:szCs w:val="18"/>
+                <w:sz w:val="20"/>
+                <w:szCs w:val="20"/>
               </w:rPr>
               <w:t>9</w:t>
             </w:r>
@@ -4129,8 +4254,117 @@
               <w:rPr>
                 <w:noProof/>
                 <w:webHidden/>
-                <w:sz w:val="18"/>
-                <w:szCs w:val="18"/>
+                <w:sz w:val="20"/>
+                <w:szCs w:val="20"/>
+              </w:rPr>
+              <w:fldChar w:fldCharType="end"/>
+            </w:r>
+          </w:hyperlink>
+        </w:p>
+        <w:p>
+          <w:pPr>
+            <w:pStyle w:val="TOC2"/>
+            <w:tabs>
+              <w:tab w:val="left" w:pos="1200"/>
+            </w:tabs>
+            <w:rPr>
+              <w:noProof/>
+              <w:kern w:val="2"/>
+              <w:sz w:val="22"/>
+              <w:szCs w:val="22"/>
+              <w:lang w:val="en-US"/>
+              <w14:ligatures w14:val="standardContextual"/>
+            </w:rPr>
+          </w:pPr>
+          <w:hyperlink w:anchor="_Toc205759056" w:history="1">
+            <w:r>
+              <w:rPr>
+                <w:rStyle w:val="Hyperlink"/>
+                <w:noProof/>
+                <w:sz w:val="28"/>
+                <w:szCs w:val="28"/>
+              </w:rPr>
+              <w:t>5.4.</w:t>
+            </w:r>
+            <w:r>
+              <w:rPr>
+                <w:noProof/>
+                <w:kern w:val="2"/>
+                <w:sz w:val="22"/>
+                <w:szCs w:val="22"/>
+                <w:lang w:val="en-US"/>
+                <w14:ligatures w14:val="standardContextual"/>
+              </w:rPr>
+              <w:tab/>
+            </w:r>
+            <w:r>
+              <w:rPr>
+                <w:rStyle w:val="Hyperlink"/>
+                <w:noProof/>
+                <w:sz w:val="28"/>
+                <w:szCs w:val="28"/>
+              </w:rPr>
+              <w:t>Funkcionalnosti povlašćenih korisnika – članova žirija</w:t>
+            </w:r>
+            <w:r>
+              <w:rPr>
+                <w:noProof/>
+                <w:webHidden/>
+                <w:sz w:val="28"/>
+                <w:szCs w:val="28"/>
+              </w:rPr>
+              <w:tab/>
+            </w:r>
+            <w:r>
+              <w:rPr>
+                <w:noProof/>
+                <w:webHidden/>
+                <w:sz w:val="28"/>
+                <w:szCs w:val="28"/>
+              </w:rPr>
+              <w:fldChar w:fldCharType="begin"/>
+            </w:r>
+            <w:r>
+              <w:rPr>
+                <w:noProof/>
+                <w:webHidden/>
+                <w:sz w:val="28"/>
+                <w:szCs w:val="28"/>
+              </w:rPr>
+              <w:instrText xml:space="preserve"> PAGEREF _Toc205759056 \h </w:instrText>
+            </w:r>
+            <w:r>
+              <w:rPr>
+                <w:noProof/>
+                <w:webHidden/>
+                <w:sz w:val="28"/>
+                <w:szCs w:val="28"/>
+              </w:rPr>
+            </w:r>
+            <w:r>
+              <w:rPr>
+                <w:noProof/>
+                <w:webHidden/>
+                <w:sz w:val="28"/>
+                <w:szCs w:val="28"/>
+              </w:rPr>
+              <w:fldChar w:fldCharType="separate"/>
+            </w:r>
+            <w:r>
+              <w:rPr>
+                <w:noProof/>
+                <w:webHidden/>
+                <w:sz w:val="28"/>
+                <w:szCs w:val="28"/>
+              </w:rPr>
+              <w:t>10</w:t>
+            </w:r>
+            <w:r>
+              <w:rPr>
+                <w:noProof/>
+                <w:webHidden/>
+                <w:sz w:val="28"/>
+                <w:szCs w:val="28"/>
               </w:rPr>
               <w:fldChar w:fldCharType="end"/>
             </w:r>
@@ -4146,28 +4380,28 @@
             <w:rPr>
               <w:noProof/>
               <w:kern w:val="2"/>
-              <w:sz w:val="20"/>
-              <w:szCs w:val="20"/>
+              <w:sz w:val="22"/>
+              <w:szCs w:val="22"/>
               <w:lang w:val="en-US"/>
               <w14:ligatures w14:val="standardContextual"/>
             </w:rPr>
           </w:pPr>
-          <w:hyperlink w:anchor="_Toc205071982" w:history="1">
+          <w:hyperlink w:anchor="_Toc205759057" w:history="1">
             <w:r>
               <w:rPr>
                 <w:rStyle w:val="Hyperlink"/>
                 <w:noProof/>
-                <w:sz w:val="18"/>
-                <w:szCs w:val="18"/>
-              </w:rPr>
-              <w:t>5.4.2.</w:t>
+                <w:sz w:val="20"/>
+                <w:szCs w:val="20"/>
+              </w:rPr>
+              <w:t>5.4.1.</w:t>
             </w:r>
             <w:r>
               <w:rPr>
                 <w:noProof/>
                 <w:kern w:val="2"/>
-                <w:sz w:val="20"/>
-                <w:szCs w:val="20"/>
+                <w:sz w:val="22"/>
+                <w:szCs w:val="22"/>
                 <w:lang w:val="en-US"/>
                 <w14:ligatures w14:val="standardContextual"/>
               </w:rPr>
@@ -4177,17 +4411,17 @@
               <w:rPr>
                 <w:rStyle w:val="Hyperlink"/>
                 <w:noProof/>
-                <w:sz w:val="18"/>
-                <w:szCs w:val="18"/>
-              </w:rPr>
-              <w:t>Biranje pobedničke slike na izložbi</w:t>
-            </w:r>
-            <w:r>
-              <w:rPr>
-                <w:noProof/>
-                <w:webHidden/>
-                <w:sz w:val="18"/>
-                <w:szCs w:val="18"/>
+                <w:sz w:val="20"/>
+                <w:szCs w:val="20"/>
+              </w:rPr>
+              <w:t>Kreiranje izložbe sa određenom temom</w:t>
+            </w:r>
+            <w:r>
+              <w:rPr>
+                <w:noProof/>
+                <w:webHidden/>
+                <w:sz w:val="20"/>
+                <w:szCs w:val="20"/>
               </w:rPr>
               <w:tab/>
             </w:r>
@@ -4195,8 +4429,8 @@
               <w:rPr>
                 <w:noProof/>
                 <w:webHidden/>
-                <w:sz w:val="18"/>
-                <w:szCs w:val="18"/>
+                <w:sz w:val="20"/>
+                <w:szCs w:val="20"/>
               </w:rPr>
               <w:fldChar w:fldCharType="begin"/>
             </w:r>
@@ -4204,25 +4438,25 @@
               <w:rPr>
                 <w:noProof/>
                 <w:webHidden/>
-                <w:sz w:val="18"/>
-                <w:szCs w:val="18"/>
-              </w:rPr>
-              <w:instrText xml:space="preserve"> PAGEREF _Toc205071982 \h </w:instrText>
-            </w:r>
-            <w:r>
-              <w:rPr>
-                <w:noProof/>
-                <w:webHidden/>
-                <w:sz w:val="18"/>
-                <w:szCs w:val="18"/>
-              </w:rPr>
-            </w:r>
-            <w:r>
-              <w:rPr>
-                <w:noProof/>
-                <w:webHidden/>
-                <w:sz w:val="18"/>
-                <w:szCs w:val="18"/>
+                <w:sz w:val="20"/>
+                <w:szCs w:val="20"/>
+              </w:rPr>
+              <w:instrText xml:space="preserve"> PAGEREF _Toc205759057 \h </w:instrText>
+            </w:r>
+            <w:r>
+              <w:rPr>
+                <w:noProof/>
+                <w:webHidden/>
+                <w:sz w:val="20"/>
+                <w:szCs w:val="20"/>
+              </w:rPr>
+            </w:r>
+            <w:r>
+              <w:rPr>
+                <w:noProof/>
+                <w:webHidden/>
+                <w:sz w:val="20"/>
+                <w:szCs w:val="20"/>
               </w:rPr>
               <w:fldChar w:fldCharType="separate"/>
             </w:r>
@@ -4230,8 +4464,8 @@
               <w:rPr>
                 <w:noProof/>
                 <w:webHidden/>
-                <w:sz w:val="18"/>
-                <w:szCs w:val="18"/>
+                <w:sz w:val="20"/>
+                <w:szCs w:val="20"/>
               </w:rPr>
               <w:t>10</w:t>
             </w:r>
@@ -4239,109 +4473,8 @@
               <w:rPr>
                 <w:noProof/>
                 <w:webHidden/>
-                <w:sz w:val="18"/>
-                <w:szCs w:val="18"/>
-              </w:rPr>
-              <w:fldChar w:fldCharType="end"/>
-            </w:r>
-          </w:hyperlink>
-        </w:p>
-        <w:p>
-          <w:pPr>
-            <w:pStyle w:val="TOC2"/>
-            <w:numPr>
-              <w:ilvl w:val="0"/>
-              <w:numId w:val="0"/>
-            </w:numPr>
-            <w:tabs>
-              <w:tab w:val="left" w:pos="1200"/>
-            </w:tabs>
-            <w:ind w:left="360"/>
-            <w:rPr>
-              <w:noProof/>
-              <w:kern w:val="2"/>
-              <w:sz w:val="20"/>
-              <w:szCs w:val="20"/>
-              <w:lang w:val="en-US"/>
-              <w14:ligatures w14:val="standardContextual"/>
-            </w:rPr>
-          </w:pPr>
-          <w:r>
-            <w:rPr>
-              <w:sz w:val="24"/>
-              <w:szCs w:val="24"/>
-            </w:rPr>
-            <w:t xml:space="preserve">5.5. </w:t>
-          </w:r>
-          <w:hyperlink w:anchor="_Toc205071983" w:history="1">
-            <w:r>
-              <w:rPr>
-                <w:rStyle w:val="Hyperlink"/>
-                <w:noProof/>
-                <w:sz w:val="24"/>
-                <w:szCs w:val="24"/>
-              </w:rPr>
-              <w:t>Administrator</w:t>
-            </w:r>
-            <w:r>
-              <w:rPr>
-                <w:noProof/>
-                <w:webHidden/>
-                <w:sz w:val="24"/>
-                <w:szCs w:val="24"/>
-              </w:rPr>
-              <w:tab/>
-            </w:r>
-            <w:r>
-              <w:rPr>
-                <w:noProof/>
-                <w:webHidden/>
-                <w:sz w:val="24"/>
-                <w:szCs w:val="24"/>
-              </w:rPr>
-              <w:fldChar w:fldCharType="begin"/>
-            </w:r>
-            <w:r>
-              <w:rPr>
-                <w:noProof/>
-                <w:webHidden/>
-                <w:sz w:val="24"/>
-                <w:szCs w:val="24"/>
-              </w:rPr>
-              <w:instrText xml:space="preserve"> PAGEREF _Toc205071983 \h </w:instrText>
-            </w:r>
-            <w:r>
-              <w:rPr>
-                <w:noProof/>
-                <w:webHidden/>
-                <w:sz w:val="24"/>
-                <w:szCs w:val="24"/>
-              </w:rPr>
-            </w:r>
-            <w:r>
-              <w:rPr>
-                <w:noProof/>
-                <w:webHidden/>
-                <w:sz w:val="24"/>
-                <w:szCs w:val="24"/>
-              </w:rPr>
-              <w:fldChar w:fldCharType="separate"/>
-            </w:r>
-            <w:r>
-              <w:rPr>
-                <w:noProof/>
-                <w:webHidden/>
-                <w:sz w:val="24"/>
-                <w:szCs w:val="24"/>
-              </w:rPr>
-              <w:t>10</w:t>
-            </w:r>
-            <w:r>
-              <w:rPr>
-                <w:noProof/>
-                <w:webHidden/>
-                <w:sz w:val="24"/>
-                <w:szCs w:val="24"/>
+                <w:sz w:val="20"/>
+                <w:szCs w:val="20"/>
               </w:rPr>
               <w:fldChar w:fldCharType="end"/>
             </w:r>
@@ -4357,28 +4490,28 @@
             <w:rPr>
               <w:noProof/>
               <w:kern w:val="2"/>
-              <w:sz w:val="20"/>
-              <w:szCs w:val="20"/>
+              <w:sz w:val="22"/>
+              <w:szCs w:val="22"/>
               <w:lang w:val="en-US"/>
               <w14:ligatures w14:val="standardContextual"/>
             </w:rPr>
           </w:pPr>
-          <w:hyperlink w:anchor="_Toc205071984" w:history="1">
+          <w:hyperlink w:anchor="_Toc205759058" w:history="1">
             <w:r>
               <w:rPr>
                 <w:rStyle w:val="Hyperlink"/>
                 <w:noProof/>
-                <w:sz w:val="18"/>
-                <w:szCs w:val="18"/>
-              </w:rPr>
-              <w:t>5.5.1.</w:t>
+                <w:sz w:val="20"/>
+                <w:szCs w:val="20"/>
+              </w:rPr>
+              <w:t>5.4.2.</w:t>
             </w:r>
             <w:r>
               <w:rPr>
                 <w:noProof/>
                 <w:kern w:val="2"/>
-                <w:sz w:val="20"/>
-                <w:szCs w:val="20"/>
+                <w:sz w:val="22"/>
+                <w:szCs w:val="22"/>
                 <w:lang w:val="en-US"/>
                 <w14:ligatures w14:val="standardContextual"/>
               </w:rPr>
@@ -4388,17 +4521,17 @@
               <w:rPr>
                 <w:rStyle w:val="Hyperlink"/>
                 <w:noProof/>
-                <w:sz w:val="18"/>
-                <w:szCs w:val="18"/>
-              </w:rPr>
-              <w:t>Uklanjanje radova sa izlozbe</w:t>
-            </w:r>
-            <w:r>
-              <w:rPr>
-                <w:noProof/>
-                <w:webHidden/>
-                <w:sz w:val="18"/>
-                <w:szCs w:val="18"/>
+                <w:sz w:val="20"/>
+                <w:szCs w:val="20"/>
+              </w:rPr>
+              <w:t>Biranje pobedničke slike na izložbi</w:t>
+            </w:r>
+            <w:r>
+              <w:rPr>
+                <w:noProof/>
+                <w:webHidden/>
+                <w:sz w:val="20"/>
+                <w:szCs w:val="20"/>
               </w:rPr>
               <w:tab/>
             </w:r>
@@ -4406,8 +4539,8 @@
               <w:rPr>
                 <w:noProof/>
                 <w:webHidden/>
-                <w:sz w:val="18"/>
-                <w:szCs w:val="18"/>
+                <w:sz w:val="20"/>
+                <w:szCs w:val="20"/>
               </w:rPr>
               <w:fldChar w:fldCharType="begin"/>
             </w:r>
@@ -4415,25 +4548,25 @@
               <w:rPr>
                 <w:noProof/>
                 <w:webHidden/>
-                <w:sz w:val="18"/>
-                <w:szCs w:val="18"/>
-              </w:rPr>
-              <w:instrText xml:space="preserve"> PAGEREF _Toc205071984 \h </w:instrText>
-            </w:r>
-            <w:r>
-              <w:rPr>
-                <w:noProof/>
-                <w:webHidden/>
-                <w:sz w:val="18"/>
-                <w:szCs w:val="18"/>
-              </w:rPr>
-            </w:r>
-            <w:r>
-              <w:rPr>
-                <w:noProof/>
-                <w:webHidden/>
-                <w:sz w:val="18"/>
-                <w:szCs w:val="18"/>
+                <w:sz w:val="20"/>
+                <w:szCs w:val="20"/>
+              </w:rPr>
+              <w:instrText xml:space="preserve"> PAGEREF _Toc205759058 \h </w:instrText>
+            </w:r>
+            <w:r>
+              <w:rPr>
+                <w:noProof/>
+                <w:webHidden/>
+                <w:sz w:val="20"/>
+                <w:szCs w:val="20"/>
+              </w:rPr>
+            </w:r>
+            <w:r>
+              <w:rPr>
+                <w:noProof/>
+                <w:webHidden/>
+                <w:sz w:val="20"/>
+                <w:szCs w:val="20"/>
               </w:rPr>
               <w:fldChar w:fldCharType="separate"/>
             </w:r>
@@ -4441,8 +4574,8 @@
               <w:rPr>
                 <w:noProof/>
                 <w:webHidden/>
-                <w:sz w:val="18"/>
-                <w:szCs w:val="18"/>
+                <w:sz w:val="20"/>
+                <w:szCs w:val="20"/>
               </w:rPr>
               <w:t>10</w:t>
             </w:r>
@@ -4450,8 +4583,117 @@
               <w:rPr>
                 <w:noProof/>
                 <w:webHidden/>
-                <w:sz w:val="18"/>
-                <w:szCs w:val="18"/>
+                <w:sz w:val="20"/>
+                <w:szCs w:val="20"/>
+              </w:rPr>
+              <w:fldChar w:fldCharType="end"/>
+            </w:r>
+          </w:hyperlink>
+        </w:p>
+        <w:p>
+          <w:pPr>
+            <w:pStyle w:val="TOC2"/>
+            <w:tabs>
+              <w:tab w:val="left" w:pos="1200"/>
+            </w:tabs>
+            <w:rPr>
+              <w:noProof/>
+              <w:kern w:val="2"/>
+              <w:sz w:val="22"/>
+              <w:szCs w:val="22"/>
+              <w:lang w:val="en-US"/>
+              <w14:ligatures w14:val="standardContextual"/>
+            </w:rPr>
+          </w:pPr>
+          <w:hyperlink w:anchor="_Toc205759059" w:history="1">
+            <w:r>
+              <w:rPr>
+                <w:rStyle w:val="Hyperlink"/>
+                <w:noProof/>
+                <w:sz w:val="28"/>
+                <w:szCs w:val="28"/>
+              </w:rPr>
+              <w:t>5.5.</w:t>
+            </w:r>
+            <w:r>
+              <w:rPr>
+                <w:noProof/>
+                <w:kern w:val="2"/>
+                <w:sz w:val="22"/>
+                <w:szCs w:val="22"/>
+                <w:lang w:val="en-US"/>
+                <w14:ligatures w14:val="standardContextual"/>
+              </w:rPr>
+              <w:tab/>
+            </w:r>
+            <w:r>
+              <w:rPr>
+                <w:rStyle w:val="Hyperlink"/>
+                <w:noProof/>
+                <w:sz w:val="28"/>
+                <w:szCs w:val="28"/>
+              </w:rPr>
+              <w:t>Funkcionalnosti administratora</w:t>
+            </w:r>
+            <w:r>
+              <w:rPr>
+                <w:noProof/>
+                <w:webHidden/>
+                <w:sz w:val="28"/>
+                <w:szCs w:val="28"/>
+              </w:rPr>
+              <w:tab/>
+            </w:r>
+            <w:r>
+              <w:rPr>
+                <w:noProof/>
+                <w:webHidden/>
+                <w:sz w:val="28"/>
+                <w:szCs w:val="28"/>
+              </w:rPr>
+              <w:fldChar w:fldCharType="begin"/>
+            </w:r>
+            <w:r>
+              <w:rPr>
+                <w:noProof/>
+                <w:webHidden/>
+                <w:sz w:val="28"/>
+                <w:szCs w:val="28"/>
+              </w:rPr>
+              <w:instrText xml:space="preserve"> PAGEREF _Toc205759059 \h </w:instrText>
+            </w:r>
+            <w:r>
+              <w:rPr>
+                <w:noProof/>
+                <w:webHidden/>
+                <w:sz w:val="28"/>
+                <w:szCs w:val="28"/>
+              </w:rPr>
+            </w:r>
+            <w:r>
+              <w:rPr>
+                <w:noProof/>
+                <w:webHidden/>
+                <w:sz w:val="28"/>
+                <w:szCs w:val="28"/>
+              </w:rPr>
+              <w:fldChar w:fldCharType="separate"/>
+            </w:r>
+            <w:r>
+              <w:rPr>
+                <w:noProof/>
+                <w:webHidden/>
+                <w:sz w:val="28"/>
+                <w:szCs w:val="28"/>
+              </w:rPr>
+              <w:t>10</w:t>
+            </w:r>
+            <w:r>
+              <w:rPr>
+                <w:noProof/>
+                <w:webHidden/>
+                <w:sz w:val="28"/>
+                <w:szCs w:val="28"/>
               </w:rPr>
               <w:fldChar w:fldCharType="end"/>
             </w:r>
@@ -4467,28 +4709,28 @@
             <w:rPr>
               <w:noProof/>
               <w:kern w:val="2"/>
-              <w:sz w:val="20"/>
-              <w:szCs w:val="20"/>
+              <w:sz w:val="22"/>
+              <w:szCs w:val="22"/>
               <w:lang w:val="en-US"/>
               <w14:ligatures w14:val="standardContextual"/>
             </w:rPr>
           </w:pPr>
-          <w:hyperlink w:anchor="_Toc205071985" w:history="1">
+          <w:hyperlink w:anchor="_Toc205759060" w:history="1">
             <w:r>
               <w:rPr>
                 <w:rStyle w:val="Hyperlink"/>
                 <w:noProof/>
-                <w:sz w:val="18"/>
-                <w:szCs w:val="18"/>
-              </w:rPr>
-              <w:t>5.5.2.</w:t>
+                <w:sz w:val="20"/>
+                <w:szCs w:val="20"/>
+              </w:rPr>
+              <w:t>5.5.1.</w:t>
             </w:r>
             <w:r>
               <w:rPr>
                 <w:noProof/>
                 <w:kern w:val="2"/>
-                <w:sz w:val="20"/>
-                <w:szCs w:val="20"/>
+                <w:sz w:val="22"/>
+                <w:szCs w:val="22"/>
                 <w:lang w:val="en-US"/>
                 <w14:ligatures w14:val="standardContextual"/>
               </w:rPr>
@@ -4498,8 +4740,118 @@
               <w:rPr>
                 <w:rStyle w:val="Hyperlink"/>
                 <w:noProof/>
-                <w:sz w:val="18"/>
-                <w:szCs w:val="18"/>
+                <w:sz w:val="20"/>
+                <w:szCs w:val="20"/>
+              </w:rPr>
+              <w:t>Uklanjanje radova sa izlozbe</w:t>
+            </w:r>
+            <w:r>
+              <w:rPr>
+                <w:noProof/>
+                <w:webHidden/>
+                <w:sz w:val="20"/>
+                <w:szCs w:val="20"/>
+              </w:rPr>
+              <w:tab/>
+            </w:r>
+            <w:r>
+              <w:rPr>
+                <w:noProof/>
+                <w:webHidden/>
+                <w:sz w:val="20"/>
+                <w:szCs w:val="20"/>
+              </w:rPr>
+              <w:fldChar w:fldCharType="begin"/>
+            </w:r>
+            <w:r>
+              <w:rPr>
+                <w:noProof/>
+                <w:webHidden/>
+                <w:sz w:val="20"/>
+                <w:szCs w:val="20"/>
+              </w:rPr>
+              <w:instrText xml:space="preserve"> PAGEREF _Toc205759060 \h </w:instrText>
+            </w:r>
+            <w:r>
+              <w:rPr>
+                <w:noProof/>
+                <w:webHidden/>
+                <w:sz w:val="20"/>
+                <w:szCs w:val="20"/>
+              </w:rPr>
+            </w:r>
+            <w:r>
+              <w:rPr>
+                <w:noProof/>
+                <w:webHidden/>
+                <w:sz w:val="20"/>
+                <w:szCs w:val="20"/>
+              </w:rPr>
+              <w:fldChar w:fldCharType="separate"/>
+            </w:r>
+            <w:r>
+              <w:rPr>
+                <w:noProof/>
+                <w:webHidden/>
+                <w:sz w:val="20"/>
+                <w:szCs w:val="20"/>
+              </w:rPr>
+              <w:t>10</w:t>
+            </w:r>
+            <w:r>
+              <w:rPr>
+                <w:noProof/>
+                <w:webHidden/>
+                <w:sz w:val="20"/>
+                <w:szCs w:val="20"/>
+              </w:rPr>
+              <w:fldChar w:fldCharType="end"/>
+            </w:r>
+          </w:hyperlink>
+        </w:p>
+        <w:p>
+          <w:pPr>
+            <w:pStyle w:val="TOC3"/>
+            <w:tabs>
+              <w:tab w:val="left" w:pos="1200"/>
+              <w:tab w:val="right" w:leader="dot" w:pos="9350"/>
+            </w:tabs>
+            <w:rPr>
+              <w:noProof/>
+              <w:kern w:val="2"/>
+              <w:sz w:val="22"/>
+              <w:szCs w:val="22"/>
+              <w:lang w:val="en-US"/>
+              <w14:ligatures w14:val="standardContextual"/>
+            </w:rPr>
+          </w:pPr>
+          <w:hyperlink w:anchor="_Toc205759061" w:history="1">
+            <w:r>
+              <w:rPr>
+                <w:rStyle w:val="Hyperlink"/>
+                <w:noProof/>
+                <w:sz w:val="20"/>
+                <w:szCs w:val="20"/>
+              </w:rPr>
+              <w:t>5.5.2.</w:t>
+            </w:r>
+            <w:r>
+              <w:rPr>
+                <w:noProof/>
+                <w:kern w:val="2"/>
+                <w:sz w:val="22"/>
+                <w:szCs w:val="22"/>
+                <w:lang w:val="en-US"/>
+                <w14:ligatures w14:val="standardContextual"/>
+              </w:rPr>
+              <w:tab/>
+            </w:r>
+            <w:r>
+              <w:rPr>
+                <w:rStyle w:val="Hyperlink"/>
+                <w:noProof/>
+                <w:sz w:val="20"/>
+                <w:szCs w:val="20"/>
               </w:rPr>
               <w:t>Odobrenje promene naloga korisnika u povlascenog</w:t>
             </w:r>
@@ -4507,8 +4859,8 @@
               <w:rPr>
                 <w:noProof/>
                 <w:webHidden/>
-                <w:sz w:val="18"/>
-                <w:szCs w:val="18"/>
+                <w:sz w:val="20"/>
+                <w:szCs w:val="20"/>
               </w:rPr>
               <w:tab/>
             </w:r>
@@ -4516,8 +4868,8 @@
               <w:rPr>
                 <w:noProof/>
                 <w:webHidden/>
-                <w:sz w:val="18"/>
-                <w:szCs w:val="18"/>
+                <w:sz w:val="20"/>
+                <w:szCs w:val="20"/>
               </w:rPr>
               <w:fldChar w:fldCharType="begin"/>
             </w:r>
@@ -4525,25 +4877,25 @@
               <w:rPr>
                 <w:noProof/>
                 <w:webHidden/>
-                <w:sz w:val="18"/>
-                <w:szCs w:val="18"/>
-              </w:rPr>
-              <w:instrText xml:space="preserve"> PAGEREF _Toc205071985 \h </w:instrText>
-            </w:r>
-            <w:r>
-              <w:rPr>
-                <w:noProof/>
-                <w:webHidden/>
-                <w:sz w:val="18"/>
-                <w:szCs w:val="18"/>
-              </w:rPr>
-            </w:r>
-            <w:r>
-              <w:rPr>
-                <w:noProof/>
-                <w:webHidden/>
-                <w:sz w:val="18"/>
-                <w:szCs w:val="18"/>
+                <w:sz w:val="20"/>
+                <w:szCs w:val="20"/>
+              </w:rPr>
+              <w:instrText xml:space="preserve"> PAGEREF _Toc205759061 \h </w:instrText>
+            </w:r>
+            <w:r>
+              <w:rPr>
+                <w:noProof/>
+                <w:webHidden/>
+                <w:sz w:val="20"/>
+                <w:szCs w:val="20"/>
+              </w:rPr>
+            </w:r>
+            <w:r>
+              <w:rPr>
+                <w:noProof/>
+                <w:webHidden/>
+                <w:sz w:val="20"/>
+                <w:szCs w:val="20"/>
               </w:rPr>
               <w:fldChar w:fldCharType="separate"/>
             </w:r>
@@ -4551,8 +4903,8 @@
               <w:rPr>
                 <w:noProof/>
                 <w:webHidden/>
-                <w:sz w:val="18"/>
-                <w:szCs w:val="18"/>
+                <w:sz w:val="20"/>
+                <w:szCs w:val="20"/>
               </w:rPr>
               <w:t>10</w:t>
             </w:r>
@@ -4560,8 +4912,8 @@
               <w:rPr>
                 <w:noProof/>
                 <w:webHidden/>
-                <w:sz w:val="18"/>
-                <w:szCs w:val="18"/>
+                <w:sz w:val="20"/>
+                <w:szCs w:val="20"/>
               </w:rPr>
               <w:fldChar w:fldCharType="end"/>
             </w:r>
@@ -4572,20 +4924,26 @@
             <w:pStyle w:val="TOC1"/>
             <w:rPr>
               <w:kern w:val="2"/>
+              <w:sz w:val="22"/>
+              <w:szCs w:val="22"/>
               <w:lang w:val="en-US"/>
               <w14:ligatures w14:val="standardContextual"/>
             </w:rPr>
           </w:pPr>
-          <w:hyperlink w:anchor="_Toc205071986" w:history="1">
+          <w:hyperlink w:anchor="_Toc205759062" w:history="1">
             <w:r>
               <w:rPr>
                 <w:rStyle w:val="Hyperlink"/>
+                <w:sz w:val="24"/>
+                <w:szCs w:val="24"/>
               </w:rPr>
               <w:t>6.</w:t>
             </w:r>
             <w:r>
               <w:rPr>
                 <w:kern w:val="2"/>
+                <w:sz w:val="22"/>
+                <w:szCs w:val="22"/>
                 <w:lang w:val="en-US"/>
                 <w14:ligatures w14:val="standardContextual"/>
               </w:rPr>
@@ -4594,47 +4952,63 @@
             <w:r>
               <w:rPr>
                 <w:rStyle w:val="Hyperlink"/>
+                <w:sz w:val="24"/>
+                <w:szCs w:val="24"/>
               </w:rPr>
               <w:t>Pretpostavke i ogranicenja</w:t>
             </w:r>
             <w:r>
               <w:rPr>
                 <w:webHidden/>
+                <w:sz w:val="24"/>
+                <w:szCs w:val="24"/>
               </w:rPr>
               <w:tab/>
             </w:r>
             <w:r>
               <w:rPr>
                 <w:webHidden/>
+                <w:sz w:val="24"/>
+                <w:szCs w:val="24"/>
               </w:rPr>
               <w:fldChar w:fldCharType="begin"/>
             </w:r>
             <w:r>
               <w:rPr>
                 <w:webHidden/>
-              </w:rPr>
-              <w:instrText xml:space="preserve"> PAGEREF _Toc205071986 \h </w:instrText>
-            </w:r>
-            <w:r>
-              <w:rPr>
-                <w:webHidden/>
-              </w:rPr>
-            </w:r>
-            <w:r>
-              <w:rPr>
-                <w:webHidden/>
+                <w:sz w:val="24"/>
+                <w:szCs w:val="24"/>
+              </w:rPr>
+              <w:instrText xml:space="preserve"> PAGEREF _Toc205759062 \h </w:instrText>
+            </w:r>
+            <w:r>
+              <w:rPr>
+                <w:webHidden/>
+                <w:sz w:val="24"/>
+                <w:szCs w:val="24"/>
+              </w:rPr>
+            </w:r>
+            <w:r>
+              <w:rPr>
+                <w:webHidden/>
+                <w:sz w:val="24"/>
+                <w:szCs w:val="24"/>
               </w:rPr>
               <w:fldChar w:fldCharType="separate"/>
             </w:r>
             <w:r>
               <w:rPr>
                 <w:webHidden/>
+                <w:sz w:val="24"/>
+                <w:szCs w:val="24"/>
               </w:rPr>
               <w:t>11</w:t>
             </w:r>
             <w:r>
               <w:rPr>
                 <w:webHidden/>
+                <w:sz w:val="24"/>
+                <w:szCs w:val="24"/>
               </w:rPr>
               <w:fldChar w:fldCharType="end"/>
             </w:r>
@@ -4645,20 +5019,26 @@
             <w:pStyle w:val="TOC1"/>
             <w:rPr>
               <w:kern w:val="2"/>
+              <w:sz w:val="22"/>
+              <w:szCs w:val="22"/>
               <w:lang w:val="en-US"/>
               <w14:ligatures w14:val="standardContextual"/>
             </w:rPr>
           </w:pPr>
-          <w:hyperlink w:anchor="_Toc205071987" w:history="1">
+          <w:hyperlink w:anchor="_Toc205759063" w:history="1">
             <w:r>
               <w:rPr>
                 <w:rStyle w:val="Hyperlink"/>
+                <w:sz w:val="24"/>
+                <w:szCs w:val="24"/>
               </w:rPr>
               <w:t>7.</w:t>
             </w:r>
             <w:r>
               <w:rPr>
                 <w:kern w:val="2"/>
+                <w:sz w:val="22"/>
+                <w:szCs w:val="22"/>
                 <w:lang w:val="en-US"/>
                 <w14:ligatures w14:val="standardContextual"/>
               </w:rPr>
@@ -4667,47 +5047,63 @@
             <w:r>
               <w:rPr>
                 <w:rStyle w:val="Hyperlink"/>
+                <w:sz w:val="24"/>
+                <w:szCs w:val="24"/>
               </w:rPr>
               <w:t>Kvalitet</w:t>
             </w:r>
             <w:r>
               <w:rPr>
                 <w:webHidden/>
+                <w:sz w:val="24"/>
+                <w:szCs w:val="24"/>
               </w:rPr>
               <w:tab/>
             </w:r>
             <w:r>
               <w:rPr>
                 <w:webHidden/>
+                <w:sz w:val="24"/>
+                <w:szCs w:val="24"/>
               </w:rPr>
               <w:fldChar w:fldCharType="begin"/>
             </w:r>
             <w:r>
               <w:rPr>
                 <w:webHidden/>
-              </w:rPr>
-              <w:instrText xml:space="preserve"> PAGEREF _Toc205071987 \h </w:instrText>
-            </w:r>
-            <w:r>
-              <w:rPr>
-                <w:webHidden/>
-              </w:rPr>
-            </w:r>
-            <w:r>
-              <w:rPr>
-                <w:webHidden/>
+                <w:sz w:val="24"/>
+                <w:szCs w:val="24"/>
+              </w:rPr>
+              <w:instrText xml:space="preserve"> PAGEREF _Toc205759063 \h </w:instrText>
+            </w:r>
+            <w:r>
+              <w:rPr>
+                <w:webHidden/>
+                <w:sz w:val="24"/>
+                <w:szCs w:val="24"/>
+              </w:rPr>
+            </w:r>
+            <w:r>
+              <w:rPr>
+                <w:webHidden/>
+                <w:sz w:val="24"/>
+                <w:szCs w:val="24"/>
               </w:rPr>
               <w:fldChar w:fldCharType="separate"/>
             </w:r>
             <w:r>
               <w:rPr>
                 <w:webHidden/>
+                <w:sz w:val="24"/>
+                <w:szCs w:val="24"/>
               </w:rPr>
               <w:t>11</w:t>
             </w:r>
             <w:r>
               <w:rPr>
                 <w:webHidden/>
+                <w:sz w:val="24"/>
+                <w:szCs w:val="24"/>
               </w:rPr>
               <w:fldChar w:fldCharType="end"/>
             </w:r>
@@ -4718,20 +5114,26 @@
             <w:pStyle w:val="TOC1"/>
             <w:rPr>
               <w:kern w:val="2"/>
+              <w:sz w:val="22"/>
+              <w:szCs w:val="22"/>
               <w:lang w:val="en-US"/>
               <w14:ligatures w14:val="standardContextual"/>
             </w:rPr>
           </w:pPr>
-          <w:hyperlink w:anchor="_Toc205071988" w:history="1">
+          <w:hyperlink w:anchor="_Toc205759064" w:history="1">
             <w:r>
               <w:rPr>
                 <w:rStyle w:val="Hyperlink"/>
+                <w:sz w:val="24"/>
+                <w:szCs w:val="24"/>
               </w:rPr>
               <w:t>8.</w:t>
             </w:r>
             <w:r>
               <w:rPr>
                 <w:kern w:val="2"/>
+                <w:sz w:val="22"/>
+                <w:szCs w:val="22"/>
                 <w:lang w:val="en-US"/>
                 <w14:ligatures w14:val="standardContextual"/>
               </w:rPr>
@@ -4740,47 +5142,63 @@
             <w:r>
               <w:rPr>
                 <w:rStyle w:val="Hyperlink"/>
+                <w:sz w:val="24"/>
+                <w:szCs w:val="24"/>
               </w:rPr>
               <w:t>Nefunkcionalni zahtevi</w:t>
             </w:r>
             <w:r>
               <w:rPr>
                 <w:webHidden/>
+                <w:sz w:val="24"/>
+                <w:szCs w:val="24"/>
               </w:rPr>
               <w:tab/>
             </w:r>
             <w:r>
               <w:rPr>
                 <w:webHidden/>
+                <w:sz w:val="24"/>
+                <w:szCs w:val="24"/>
               </w:rPr>
               <w:fldChar w:fldCharType="begin"/>
             </w:r>
             <w:r>
               <w:rPr>
                 <w:webHidden/>
-              </w:rPr>
-              <w:instrText xml:space="preserve"> PAGEREF _Toc205071988 \h </w:instrText>
-            </w:r>
-            <w:r>
-              <w:rPr>
-                <w:webHidden/>
-              </w:rPr>
-            </w:r>
-            <w:r>
-              <w:rPr>
-                <w:webHidden/>
+                <w:sz w:val="24"/>
+                <w:szCs w:val="24"/>
+              </w:rPr>
+              <w:instrText xml:space="preserve"> PAGEREF _Toc205759064 \h </w:instrText>
+            </w:r>
+            <w:r>
+              <w:rPr>
+                <w:webHidden/>
+                <w:sz w:val="24"/>
+                <w:szCs w:val="24"/>
+              </w:rPr>
+            </w:r>
+            <w:r>
+              <w:rPr>
+                <w:webHidden/>
+                <w:sz w:val="24"/>
+                <w:szCs w:val="24"/>
               </w:rPr>
               <w:fldChar w:fldCharType="separate"/>
             </w:r>
             <w:r>
               <w:rPr>
                 <w:webHidden/>
+                <w:sz w:val="24"/>
+                <w:szCs w:val="24"/>
               </w:rPr>
               <w:t>11</w:t>
             </w:r>
             <w:r>
               <w:rPr>
                 <w:webHidden/>
+                <w:sz w:val="24"/>
+                <w:szCs w:val="24"/>
               </w:rPr>
               <w:fldChar w:fldCharType="end"/>
             </w:r>
@@ -4789,37 +5207,45 @@
         <w:p>
           <w:pPr>
             <w:pStyle w:val="TOC2"/>
-            <w:numPr>
-              <w:ilvl w:val="0"/>
-              <w:numId w:val="0"/>
-            </w:numPr>
             <w:tabs>
               <w:tab w:val="left" w:pos="1200"/>
             </w:tabs>
-            <w:ind w:left="360"/>
             <w:rPr>
               <w:noProof/>
               <w:kern w:val="2"/>
-              <w:sz w:val="20"/>
-              <w:szCs w:val="20"/>
+              <w:sz w:val="22"/>
+              <w:szCs w:val="22"/>
               <w:lang w:val="en-US"/>
               <w14:ligatures w14:val="standardContextual"/>
             </w:rPr>
           </w:pPr>
-          <w:r>
-            <w:rPr>
-              <w:sz w:val="24"/>
-              <w:szCs w:val="24"/>
-            </w:rPr>
-            <w:t xml:space="preserve">8.1. </w:t>
-          </w:r>
-          <w:hyperlink w:anchor="_Toc205071989" w:history="1">
+          <w:hyperlink w:anchor="_Toc205759065" w:history="1">
             <w:r>
               <w:rPr>
                 <w:rStyle w:val="Hyperlink"/>
                 <w:noProof/>
-                <w:sz w:val="24"/>
-                <w:szCs w:val="24"/>
+                <w:sz w:val="28"/>
+                <w:szCs w:val="28"/>
+              </w:rPr>
+              <w:t>8.1.</w:t>
+            </w:r>
+            <w:r>
+              <w:rPr>
+                <w:noProof/>
+                <w:kern w:val="2"/>
+                <w:sz w:val="22"/>
+                <w:szCs w:val="22"/>
+                <w:lang w:val="en-US"/>
+                <w14:ligatures w14:val="standardContextual"/>
+              </w:rPr>
+              <w:tab/>
+            </w:r>
+            <w:r>
+              <w:rPr>
+                <w:rStyle w:val="Hyperlink"/>
+                <w:noProof/>
+                <w:sz w:val="28"/>
+                <w:szCs w:val="28"/>
               </w:rPr>
               <w:t>Sistemski zahtevi</w:t>
             </w:r>
@@ -4827,8 +5253,8 @@
               <w:rPr>
                 <w:noProof/>
                 <w:webHidden/>
-                <w:sz w:val="24"/>
-                <w:szCs w:val="24"/>
+                <w:sz w:val="28"/>
+                <w:szCs w:val="28"/>
               </w:rPr>
               <w:tab/>
             </w:r>
@@ -4836,8 +5262,8 @@
               <w:rPr>
                 <w:noProof/>
                 <w:webHidden/>
-                <w:sz w:val="24"/>
-                <w:szCs w:val="24"/>
+                <w:sz w:val="28"/>
+                <w:szCs w:val="28"/>
               </w:rPr>
               <w:fldChar w:fldCharType="begin"/>
             </w:r>
@@ -4845,25 +5271,25 @@
               <w:rPr>
                 <w:noProof/>
                 <w:webHidden/>
-                <w:sz w:val="24"/>
-                <w:szCs w:val="24"/>
-              </w:rPr>
-              <w:instrText xml:space="preserve"> PAGEREF _Toc205071989 \h </w:instrText>
-            </w:r>
-            <w:r>
-              <w:rPr>
-                <w:noProof/>
-                <w:webHidden/>
-                <w:sz w:val="24"/>
-                <w:szCs w:val="24"/>
-              </w:rPr>
-            </w:r>
-            <w:r>
-              <w:rPr>
-                <w:noProof/>
-                <w:webHidden/>
-                <w:sz w:val="24"/>
-                <w:szCs w:val="24"/>
+                <w:sz w:val="28"/>
+                <w:szCs w:val="28"/>
+              </w:rPr>
+              <w:instrText xml:space="preserve"> PAGEREF _Toc205759065 \h </w:instrText>
+            </w:r>
+            <w:r>
+              <w:rPr>
+                <w:noProof/>
+                <w:webHidden/>
+                <w:sz w:val="28"/>
+                <w:szCs w:val="28"/>
+              </w:rPr>
+            </w:r>
+            <w:r>
+              <w:rPr>
+                <w:noProof/>
+                <w:webHidden/>
+                <w:sz w:val="28"/>
+                <w:szCs w:val="28"/>
               </w:rPr>
               <w:fldChar w:fldCharType="separate"/>
             </w:r>
@@ -4871,8 +5297,8 @@
               <w:rPr>
                 <w:noProof/>
                 <w:webHidden/>
-                <w:sz w:val="24"/>
-                <w:szCs w:val="24"/>
+                <w:sz w:val="28"/>
+                <w:szCs w:val="28"/>
               </w:rPr>
               <w:t>11</w:t>
             </w:r>
@@ -4880,8 +5306,8 @@
               <w:rPr>
                 <w:noProof/>
                 <w:webHidden/>
-                <w:sz w:val="24"/>
-                <w:szCs w:val="24"/>
+                <w:sz w:val="28"/>
+                <w:szCs w:val="28"/>
               </w:rPr>
               <w:fldChar w:fldCharType="end"/>
             </w:r>
@@ -4890,55 +5316,63 @@
         <w:p>
           <w:pPr>
             <w:pStyle w:val="TOC2"/>
-            <w:numPr>
-              <w:ilvl w:val="0"/>
-              <w:numId w:val="0"/>
-            </w:numPr>
             <w:tabs>
               <w:tab w:val="left" w:pos="1200"/>
             </w:tabs>
-            <w:ind w:left="360"/>
             <w:rPr>
               <w:noProof/>
               <w:kern w:val="2"/>
-              <w:sz w:val="20"/>
-              <w:szCs w:val="20"/>
+              <w:sz w:val="22"/>
+              <w:szCs w:val="22"/>
               <w:lang w:val="en-US"/>
               <w14:ligatures w14:val="standardContextual"/>
             </w:rPr>
           </w:pPr>
-          <w:r>
-            <w:rPr>
-              <w:sz w:val="24"/>
-              <w:szCs w:val="24"/>
-            </w:rPr>
-            <w:t xml:space="preserve">8.2. </w:t>
-          </w:r>
-          <w:hyperlink w:anchor="_Toc205071990" w:history="1">
+          <w:hyperlink w:anchor="_Toc205759066" w:history="1">
             <w:r>
               <w:rPr>
                 <w:rStyle w:val="Hyperlink"/>
                 <w:noProof/>
-                <w:sz w:val="24"/>
-                <w:szCs w:val="24"/>
-              </w:rPr>
-              <w:t>Ostali zahvtevi</w:t>
-            </w:r>
-            <w:r>
-              <w:rPr>
-                <w:noProof/>
-                <w:webHidden/>
-                <w:sz w:val="24"/>
-                <w:szCs w:val="24"/>
+                <w:sz w:val="28"/>
+                <w:szCs w:val="28"/>
+              </w:rPr>
+              <w:t>8.2.</w:t>
+            </w:r>
+            <w:r>
+              <w:rPr>
+                <w:noProof/>
+                <w:kern w:val="2"/>
+                <w:sz w:val="22"/>
+                <w:szCs w:val="22"/>
+                <w:lang w:val="en-US"/>
+                <w14:ligatures w14:val="standardContextual"/>
               </w:rPr>
               <w:tab/>
             </w:r>
             <w:r>
               <w:rPr>
-                <w:noProof/>
-                <w:webHidden/>
-                <w:sz w:val="24"/>
-                <w:szCs w:val="24"/>
+                <w:rStyle w:val="Hyperlink"/>
+                <w:noProof/>
+                <w:sz w:val="28"/>
+                <w:szCs w:val="28"/>
+              </w:rPr>
+              <w:t>Ostali zahtevi</w:t>
+            </w:r>
+            <w:r>
+              <w:rPr>
+                <w:noProof/>
+                <w:webHidden/>
+                <w:sz w:val="28"/>
+                <w:szCs w:val="28"/>
+              </w:rPr>
+              <w:tab/>
+            </w:r>
+            <w:r>
+              <w:rPr>
+                <w:noProof/>
+                <w:webHidden/>
+                <w:sz w:val="28"/>
+                <w:szCs w:val="28"/>
               </w:rPr>
               <w:fldChar w:fldCharType="begin"/>
             </w:r>
@@ -4946,25 +5380,25 @@
               <w:rPr>
                 <w:noProof/>
                 <w:webHidden/>
-                <w:sz w:val="24"/>
-                <w:szCs w:val="24"/>
-              </w:rPr>
-              <w:instrText xml:space="preserve"> PAGEREF _Toc205071990 \h </w:instrText>
-            </w:r>
-            <w:r>
-              <w:rPr>
-                <w:noProof/>
-                <w:webHidden/>
-                <w:sz w:val="24"/>
-                <w:szCs w:val="24"/>
-              </w:rPr>
-            </w:r>
-            <w:r>
-              <w:rPr>
-                <w:noProof/>
-                <w:webHidden/>
-                <w:sz w:val="24"/>
-                <w:szCs w:val="24"/>
+                <w:sz w:val="28"/>
+                <w:szCs w:val="28"/>
+              </w:rPr>
+              <w:instrText xml:space="preserve"> PAGEREF _Toc205759066 \h </w:instrText>
+            </w:r>
+            <w:r>
+              <w:rPr>
+                <w:noProof/>
+                <w:webHidden/>
+                <w:sz w:val="28"/>
+                <w:szCs w:val="28"/>
+              </w:rPr>
+            </w:r>
+            <w:r>
+              <w:rPr>
+                <w:noProof/>
+                <w:webHidden/>
+                <w:sz w:val="28"/>
+                <w:szCs w:val="28"/>
               </w:rPr>
               <w:fldChar w:fldCharType="separate"/>
             </w:r>
@@ -4972,8 +5406,8 @@
               <w:rPr>
                 <w:noProof/>
                 <w:webHidden/>
-                <w:sz w:val="24"/>
-                <w:szCs w:val="24"/>
+                <w:sz w:val="28"/>
+                <w:szCs w:val="28"/>
               </w:rPr>
               <w:t>11</w:t>
             </w:r>
@@ -4981,8 +5415,8 @@
               <w:rPr>
                 <w:noProof/>
                 <w:webHidden/>
-                <w:sz w:val="24"/>
-                <w:szCs w:val="24"/>
+                <w:sz w:val="28"/>
+                <w:szCs w:val="28"/>
               </w:rPr>
               <w:fldChar w:fldCharType="end"/>
             </w:r>
@@ -4993,20 +5427,26 @@
             <w:pStyle w:val="TOC1"/>
             <w:rPr>
               <w:kern w:val="2"/>
+              <w:sz w:val="22"/>
+              <w:szCs w:val="22"/>
               <w:lang w:val="en-US"/>
               <w14:ligatures w14:val="standardContextual"/>
             </w:rPr>
           </w:pPr>
-          <w:hyperlink w:anchor="_Toc205071991" w:history="1">
+          <w:hyperlink w:anchor="_Toc205759067" w:history="1">
             <w:r>
               <w:rPr>
                 <w:rStyle w:val="Hyperlink"/>
+                <w:sz w:val="24"/>
+                <w:szCs w:val="24"/>
               </w:rPr>
               <w:t>9.</w:t>
             </w:r>
             <w:r>
               <w:rPr>
                 <w:kern w:val="2"/>
+                <w:sz w:val="22"/>
+                <w:szCs w:val="22"/>
                 <w:lang w:val="en-US"/>
                 <w14:ligatures w14:val="standardContextual"/>
               </w:rPr>
@@ -5015,47 +5455,63 @@
             <w:r>
               <w:rPr>
                 <w:rStyle w:val="Hyperlink"/>
+                <w:sz w:val="24"/>
+                <w:szCs w:val="24"/>
               </w:rPr>
               <w:t>Zahtevi za korisničkom dokumentacijom</w:t>
             </w:r>
             <w:r>
               <w:rPr>
                 <w:webHidden/>
+                <w:sz w:val="24"/>
+                <w:szCs w:val="24"/>
               </w:rPr>
               <w:tab/>
             </w:r>
             <w:r>
               <w:rPr>
                 <w:webHidden/>
+                <w:sz w:val="24"/>
+                <w:szCs w:val="24"/>
               </w:rPr>
               <w:fldChar w:fldCharType="begin"/>
             </w:r>
             <w:r>
               <w:rPr>
                 <w:webHidden/>
-              </w:rPr>
-              <w:instrText xml:space="preserve"> PAGEREF _Toc205071991 \h </w:instrText>
-            </w:r>
-            <w:r>
-              <w:rPr>
-                <w:webHidden/>
-              </w:rPr>
-            </w:r>
-            <w:r>
-              <w:rPr>
-                <w:webHidden/>
+                <w:sz w:val="24"/>
+                <w:szCs w:val="24"/>
+              </w:rPr>
+              <w:instrText xml:space="preserve"> PAGEREF _Toc205759067 \h </w:instrText>
+            </w:r>
+            <w:r>
+              <w:rPr>
+                <w:webHidden/>
+                <w:sz w:val="24"/>
+                <w:szCs w:val="24"/>
+              </w:rPr>
+            </w:r>
+            <w:r>
+              <w:rPr>
+                <w:webHidden/>
+                <w:sz w:val="24"/>
+                <w:szCs w:val="24"/>
               </w:rPr>
               <w:fldChar w:fldCharType="separate"/>
             </w:r>
             <w:r>
               <w:rPr>
                 <w:webHidden/>
+                <w:sz w:val="24"/>
+                <w:szCs w:val="24"/>
               </w:rPr>
               <w:t>12</w:t>
             </w:r>
             <w:r>
               <w:rPr>
                 <w:webHidden/>
+                <w:sz w:val="24"/>
+                <w:szCs w:val="24"/>
               </w:rPr>
               <w:fldChar w:fldCharType="end"/>
             </w:r>
@@ -5064,55 +5520,63 @@
         <w:p>
           <w:pPr>
             <w:pStyle w:val="TOC2"/>
-            <w:numPr>
-              <w:ilvl w:val="0"/>
-              <w:numId w:val="0"/>
-            </w:numPr>
             <w:tabs>
               <w:tab w:val="left" w:pos="1200"/>
             </w:tabs>
-            <w:ind w:left="360"/>
             <w:rPr>
               <w:noProof/>
               <w:kern w:val="2"/>
-              <w:sz w:val="20"/>
-              <w:szCs w:val="20"/>
+              <w:sz w:val="22"/>
+              <w:szCs w:val="22"/>
               <w:lang w:val="en-US"/>
               <w14:ligatures w14:val="standardContextual"/>
             </w:rPr>
           </w:pPr>
-          <w:r>
-            <w:rPr>
-              <w:sz w:val="24"/>
-              <w:szCs w:val="24"/>
-            </w:rPr>
-            <w:t xml:space="preserve">9.1. </w:t>
-          </w:r>
-          <w:hyperlink w:anchor="_Toc205071992" w:history="1">
+          <w:hyperlink w:anchor="_Toc205759068" w:history="1">
             <w:r>
               <w:rPr>
                 <w:rStyle w:val="Hyperlink"/>
                 <w:noProof/>
-                <w:sz w:val="24"/>
-                <w:szCs w:val="24"/>
-              </w:rPr>
-              <w:t>Uputstva za koriscenje sajta</w:t>
-            </w:r>
-            <w:r>
-              <w:rPr>
-                <w:noProof/>
-                <w:webHidden/>
-                <w:sz w:val="24"/>
-                <w:szCs w:val="24"/>
+                <w:sz w:val="28"/>
+                <w:szCs w:val="28"/>
+              </w:rPr>
+              <w:t>9.1.</w:t>
+            </w:r>
+            <w:r>
+              <w:rPr>
+                <w:noProof/>
+                <w:kern w:val="2"/>
+                <w:sz w:val="22"/>
+                <w:szCs w:val="22"/>
+                <w:lang w:val="en-US"/>
+                <w14:ligatures w14:val="standardContextual"/>
               </w:rPr>
               <w:tab/>
             </w:r>
             <w:r>
               <w:rPr>
-                <w:noProof/>
-                <w:webHidden/>
-                <w:sz w:val="24"/>
-                <w:szCs w:val="24"/>
+                <w:rStyle w:val="Hyperlink"/>
+                <w:noProof/>
+                <w:sz w:val="28"/>
+                <w:szCs w:val="28"/>
+              </w:rPr>
+              <w:t>Uputstva za korišćenje sajta</w:t>
+            </w:r>
+            <w:r>
+              <w:rPr>
+                <w:noProof/>
+                <w:webHidden/>
+                <w:sz w:val="28"/>
+                <w:szCs w:val="28"/>
+              </w:rPr>
+              <w:tab/>
+            </w:r>
+            <w:r>
+              <w:rPr>
+                <w:noProof/>
+                <w:webHidden/>
+                <w:sz w:val="28"/>
+                <w:szCs w:val="28"/>
               </w:rPr>
               <w:fldChar w:fldCharType="begin"/>
             </w:r>
@@ -5120,25 +5584,25 @@
               <w:rPr>
                 <w:noProof/>
                 <w:webHidden/>
-                <w:sz w:val="24"/>
-                <w:szCs w:val="24"/>
-              </w:rPr>
-              <w:instrText xml:space="preserve"> PAGEREF _Toc205071992 \h </w:instrText>
-            </w:r>
-            <w:r>
-              <w:rPr>
-                <w:noProof/>
-                <w:webHidden/>
-                <w:sz w:val="24"/>
-                <w:szCs w:val="24"/>
-              </w:rPr>
-            </w:r>
-            <w:r>
-              <w:rPr>
-                <w:noProof/>
-                <w:webHidden/>
-                <w:sz w:val="24"/>
-                <w:szCs w:val="24"/>
+                <w:sz w:val="28"/>
+                <w:szCs w:val="28"/>
+              </w:rPr>
+              <w:instrText xml:space="preserve"> PAGEREF _Toc205759068 \h </w:instrText>
+            </w:r>
+            <w:r>
+              <w:rPr>
+                <w:noProof/>
+                <w:webHidden/>
+                <w:sz w:val="28"/>
+                <w:szCs w:val="28"/>
+              </w:rPr>
+            </w:r>
+            <w:r>
+              <w:rPr>
+                <w:noProof/>
+                <w:webHidden/>
+                <w:sz w:val="28"/>
+                <w:szCs w:val="28"/>
               </w:rPr>
               <w:fldChar w:fldCharType="separate"/>
             </w:r>
@@ -5146,8 +5610,8 @@
               <w:rPr>
                 <w:noProof/>
                 <w:webHidden/>
-                <w:sz w:val="24"/>
-                <w:szCs w:val="24"/>
+                <w:sz w:val="28"/>
+                <w:szCs w:val="28"/>
               </w:rPr>
               <w:t>12</w:t>
             </w:r>
@@ -5155,8 +5619,8 @@
               <w:rPr>
                 <w:noProof/>
                 <w:webHidden/>
-                <w:sz w:val="24"/>
-                <w:szCs w:val="24"/>
+                <w:sz w:val="28"/>
+                <w:szCs w:val="28"/>
               </w:rPr>
               <w:fldChar w:fldCharType="end"/>
             </w:r>
@@ -5165,55 +5629,63 @@
         <w:p>
           <w:pPr>
             <w:pStyle w:val="TOC2"/>
-            <w:numPr>
-              <w:ilvl w:val="0"/>
-              <w:numId w:val="0"/>
-            </w:numPr>
             <w:tabs>
               <w:tab w:val="left" w:pos="1200"/>
             </w:tabs>
-            <w:ind w:left="360"/>
             <w:rPr>
               <w:noProof/>
               <w:kern w:val="2"/>
-              <w:sz w:val="20"/>
-              <w:szCs w:val="20"/>
+              <w:sz w:val="22"/>
+              <w:szCs w:val="22"/>
               <w:lang w:val="en-US"/>
               <w14:ligatures w14:val="standardContextual"/>
             </w:rPr>
           </w:pPr>
-          <w:r>
-            <w:rPr>
-              <w:sz w:val="24"/>
-              <w:szCs w:val="24"/>
-            </w:rPr>
-            <w:t xml:space="preserve">9.2. </w:t>
-          </w:r>
-          <w:hyperlink w:anchor="_Toc205071993" w:history="1">
+          <w:hyperlink w:anchor="_Toc205759069" w:history="1">
             <w:r>
               <w:rPr>
                 <w:rStyle w:val="Hyperlink"/>
                 <w:noProof/>
-                <w:sz w:val="24"/>
-                <w:szCs w:val="24"/>
-              </w:rPr>
-              <w:t>Oznacavanje</w:t>
-            </w:r>
-            <w:r>
-              <w:rPr>
-                <w:noProof/>
-                <w:webHidden/>
-                <w:sz w:val="24"/>
-                <w:szCs w:val="24"/>
+                <w:sz w:val="28"/>
+                <w:szCs w:val="28"/>
+              </w:rPr>
+              <w:t>9.2.</w:t>
+            </w:r>
+            <w:r>
+              <w:rPr>
+                <w:noProof/>
+                <w:kern w:val="2"/>
+                <w:sz w:val="22"/>
+                <w:szCs w:val="22"/>
+                <w:lang w:val="en-US"/>
+                <w14:ligatures w14:val="standardContextual"/>
               </w:rPr>
               <w:tab/>
             </w:r>
             <w:r>
               <w:rPr>
-                <w:noProof/>
-                <w:webHidden/>
-                <w:sz w:val="24"/>
-                <w:szCs w:val="24"/>
+                <w:rStyle w:val="Hyperlink"/>
+                <w:noProof/>
+                <w:sz w:val="28"/>
+                <w:szCs w:val="28"/>
+              </w:rPr>
+              <w:t>Označavanje</w:t>
+            </w:r>
+            <w:r>
+              <w:rPr>
+                <w:noProof/>
+                <w:webHidden/>
+                <w:sz w:val="28"/>
+                <w:szCs w:val="28"/>
+              </w:rPr>
+              <w:tab/>
+            </w:r>
+            <w:r>
+              <w:rPr>
+                <w:noProof/>
+                <w:webHidden/>
+                <w:sz w:val="28"/>
+                <w:szCs w:val="28"/>
               </w:rPr>
               <w:fldChar w:fldCharType="begin"/>
             </w:r>
@@ -5221,25 +5693,25 @@
               <w:rPr>
                 <w:noProof/>
                 <w:webHidden/>
-                <w:sz w:val="24"/>
-                <w:szCs w:val="24"/>
-              </w:rPr>
-              <w:instrText xml:space="preserve"> PAGEREF _Toc205071993 \h </w:instrText>
-            </w:r>
-            <w:r>
-              <w:rPr>
-                <w:noProof/>
-                <w:webHidden/>
-                <w:sz w:val="24"/>
-                <w:szCs w:val="24"/>
-              </w:rPr>
-            </w:r>
-            <w:r>
-              <w:rPr>
-                <w:noProof/>
-                <w:webHidden/>
-                <w:sz w:val="24"/>
-                <w:szCs w:val="24"/>
+                <w:sz w:val="28"/>
+                <w:szCs w:val="28"/>
+              </w:rPr>
+              <w:instrText xml:space="preserve"> PAGEREF _Toc205759069 \h </w:instrText>
+            </w:r>
+            <w:r>
+              <w:rPr>
+                <w:noProof/>
+                <w:webHidden/>
+                <w:sz w:val="28"/>
+                <w:szCs w:val="28"/>
+              </w:rPr>
+            </w:r>
+            <w:r>
+              <w:rPr>
+                <w:noProof/>
+                <w:webHidden/>
+                <w:sz w:val="28"/>
+                <w:szCs w:val="28"/>
               </w:rPr>
               <w:fldChar w:fldCharType="separate"/>
             </w:r>
@@ -5247,8 +5719,8 @@
               <w:rPr>
                 <w:noProof/>
                 <w:webHidden/>
-                <w:sz w:val="24"/>
-                <w:szCs w:val="24"/>
+                <w:sz w:val="28"/>
+                <w:szCs w:val="28"/>
               </w:rPr>
               <w:t>12</w:t>
             </w:r>
@@ -5256,8 +5728,8 @@
               <w:rPr>
                 <w:noProof/>
                 <w:webHidden/>
-                <w:sz w:val="24"/>
-                <w:szCs w:val="24"/>
+                <w:sz w:val="28"/>
+                <w:szCs w:val="28"/>
               </w:rPr>
               <w:fldChar w:fldCharType="end"/>
             </w:r>
@@ -5268,20 +5740,26 @@
             <w:pStyle w:val="TOC1"/>
             <w:rPr>
               <w:kern w:val="2"/>
+              <w:sz w:val="22"/>
+              <w:szCs w:val="22"/>
               <w:lang w:val="en-US"/>
               <w14:ligatures w14:val="standardContextual"/>
             </w:rPr>
           </w:pPr>
-          <w:hyperlink w:anchor="_Toc205071994" w:history="1">
+          <w:hyperlink w:anchor="_Toc205759070" w:history="1">
             <w:r>
               <w:rPr>
                 <w:rStyle w:val="Hyperlink"/>
+                <w:sz w:val="24"/>
+                <w:szCs w:val="24"/>
               </w:rPr>
               <w:t>10.</w:t>
             </w:r>
             <w:r>
               <w:rPr>
                 <w:kern w:val="2"/>
+                <w:sz w:val="22"/>
+                <w:szCs w:val="22"/>
                 <w:lang w:val="en-US"/>
                 <w14:ligatures w14:val="standardContextual"/>
               </w:rPr>
@@ -5290,47 +5768,63 @@
             <w:r>
               <w:rPr>
                 <w:rStyle w:val="Hyperlink"/>
+                <w:sz w:val="24"/>
+                <w:szCs w:val="24"/>
               </w:rPr>
               <w:t>Plan i prioriteti</w:t>
             </w:r>
             <w:r>
               <w:rPr>
                 <w:webHidden/>
+                <w:sz w:val="24"/>
+                <w:szCs w:val="24"/>
               </w:rPr>
               <w:tab/>
             </w:r>
             <w:r>
               <w:rPr>
                 <w:webHidden/>
+                <w:sz w:val="24"/>
+                <w:szCs w:val="24"/>
               </w:rPr>
               <w:fldChar w:fldCharType="begin"/>
             </w:r>
             <w:r>
               <w:rPr>
                 <w:webHidden/>
-              </w:rPr>
-              <w:instrText xml:space="preserve"> PAGEREF _Toc205071994 \h </w:instrText>
-            </w:r>
-            <w:r>
-              <w:rPr>
-                <w:webHidden/>
-              </w:rPr>
-            </w:r>
-            <w:r>
-              <w:rPr>
-                <w:webHidden/>
+                <w:sz w:val="24"/>
+                <w:szCs w:val="24"/>
+              </w:rPr>
+              <w:instrText xml:space="preserve"> PAGEREF _Toc205759070 \h </w:instrText>
+            </w:r>
+            <w:r>
+              <w:rPr>
+                <w:webHidden/>
+                <w:sz w:val="24"/>
+                <w:szCs w:val="24"/>
+              </w:rPr>
+            </w:r>
+            <w:r>
+              <w:rPr>
+                <w:webHidden/>
+                <w:sz w:val="24"/>
+                <w:szCs w:val="24"/>
               </w:rPr>
               <w:fldChar w:fldCharType="separate"/>
             </w:r>
             <w:r>
               <w:rPr>
                 <w:webHidden/>
+                <w:sz w:val="24"/>
+                <w:szCs w:val="24"/>
               </w:rPr>
               <w:t>12</w:t>
             </w:r>
             <w:r>
               <w:rPr>
                 <w:webHidden/>
+                <w:sz w:val="24"/>
+                <w:szCs w:val="24"/>
               </w:rPr>
               <w:fldChar w:fldCharType="end"/>
             </w:r>
@@ -5342,8 +5836,8 @@
               <w:b/>
               <w:bCs/>
               <w:noProof/>
-              <w:sz w:val="18"/>
-              <w:szCs w:val="18"/>
+              <w:sz w:val="16"/>
+              <w:szCs w:val="16"/>
             </w:rPr>
             <w:fldChar w:fldCharType="end"/>
           </w:r>
@@ -5387,7 +5881,7 @@
           <w:numId w:val="2"/>
         </w:numPr>
       </w:pPr>
-      <w:bookmarkStart w:id="0" w:name="_Toc205071951"/>
+      <w:bookmarkStart w:id="0" w:name="_Toc205759026"/>
       <w:r>
         <w:lastRenderedPageBreak/>
         <w:t>Uvod</w:t>
@@ -5403,7 +5897,7 @@
         </w:numPr>
       </w:pPr>
       <w:bookmarkStart w:id="1" w:name="_Toc204956635"/>
-      <w:bookmarkStart w:id="2" w:name="_Toc205071952"/>
+      <w:bookmarkStart w:id="2" w:name="_Toc205759027"/>
       <w:r>
         <w:t>Rezime</w:t>
       </w:r>
@@ -5458,7 +5952,7 @@
         </w:numPr>
       </w:pPr>
       <w:bookmarkStart w:id="3" w:name="_Toc204956636"/>
-      <w:bookmarkStart w:id="4" w:name="_Toc205071953"/>
+      <w:bookmarkStart w:id="4" w:name="_Toc205759028"/>
       <w:r>
         <w:t>Namena dokumenta I ciljne grupe</w:t>
       </w:r>
@@ -5507,7 +6001,7 @@
         </w:numPr>
       </w:pPr>
       <w:bookmarkStart w:id="5" w:name="_Toc204956637"/>
-      <w:bookmarkStart w:id="6" w:name="_Toc205071954"/>
+      <w:bookmarkStart w:id="6" w:name="_Toc205759029"/>
       <w:r>
         <w:t>Opis sistema</w:t>
       </w:r>
@@ -5576,7 +6070,7 @@
         <w:ind w:left="360"/>
       </w:pPr>
       <w:bookmarkStart w:id="7" w:name="_Toc204956638"/>
-      <w:bookmarkStart w:id="8" w:name="_Toc205071955"/>
+      <w:bookmarkStart w:id="8" w:name="_Toc205759030"/>
       <w:r>
         <w:t>2.1.</w:t>
       </w:r>
@@ -5628,7 +6122,7 @@
         </w:numPr>
       </w:pPr>
       <w:bookmarkStart w:id="9" w:name="_Toc204956639"/>
-      <w:bookmarkStart w:id="10" w:name="_Toc205071956"/>
+      <w:bookmarkStart w:id="10" w:name="_Toc205759031"/>
       <w:r>
         <w:lastRenderedPageBreak/>
         <w:t>Kategorij</w:t>
@@ -5691,7 +6185,7 @@
         </w:numPr>
       </w:pPr>
       <w:bookmarkStart w:id="11" w:name="_Toc204956640"/>
-      <w:bookmarkStart w:id="12" w:name="_Toc205071957"/>
+      <w:bookmarkStart w:id="12" w:name="_Toc205759032"/>
       <w:r>
         <w:t>Gost</w:t>
       </w:r>
@@ -5800,7 +6294,7 @@
         <w:ind w:firstLine="360"/>
       </w:pPr>
       <w:bookmarkStart w:id="13" w:name="_Toc204956641"/>
-      <w:bookmarkStart w:id="14" w:name="_Toc205071958"/>
+      <w:bookmarkStart w:id="14" w:name="_Toc205759033"/>
       <w:r>
         <w:t>3.2.</w:t>
       </w:r>
@@ -5860,7 +6354,7 @@
       <w:r>
         <w:t xml:space="preserve">   </w:t>
       </w:r>
-      <w:bookmarkStart w:id="15" w:name="_Toc205071959"/>
+      <w:bookmarkStart w:id="15" w:name="_Toc205759034"/>
       <w:r>
         <w:t>Povla</w:t>
       </w:r>
@@ -5908,7 +6402,7 @@
       <w:r>
         <w:t xml:space="preserve">   </w:t>
       </w:r>
-      <w:bookmarkStart w:id="16" w:name="_Toc205071960"/>
+      <w:bookmarkStart w:id="16" w:name="_Toc205759035"/>
       <w:r>
         <w:t>Administrator</w:t>
       </w:r>
@@ -5948,7 +6442,7 @@
           <w:numId w:val="2"/>
         </w:numPr>
       </w:pPr>
-      <w:bookmarkStart w:id="17" w:name="_Toc205071961"/>
+      <w:bookmarkStart w:id="17" w:name="_Toc205759036"/>
       <w:r>
         <w:lastRenderedPageBreak/>
         <w:t>Opis proizvoda</w:t>
@@ -5971,7 +6465,7 @@
           <w:numId w:val="2"/>
         </w:numPr>
       </w:pPr>
-      <w:bookmarkStart w:id="18" w:name="_Toc205071962"/>
+      <w:bookmarkStart w:id="18" w:name="_Toc205759037"/>
       <w:r>
         <w:t>Pregled arhitekture sistema</w:t>
       </w:r>
@@ -5991,10 +6485,13 @@
         <w:ind w:left="360"/>
       </w:pPr>
       <w:r>
-        <w:t>S</w:t>
-      </w:r>
-      <w:r>
-        <w:t>istem je zamišljen kao dinamička veb aplikacija, realizovana pomoću PHP i AJAX tehnologija na serverskoj strani, uz upotrebu MySQL baze podataka za skladištenje svih relevantnih podataka. Aplikacija je postavljena na veb server koji omogućava obradu korisničkih zahteva i komunikaciju sa bazom podataka.</w:t>
+        <w:t xml:space="preserve">Sistem je zamišljen kao dinamička veb aplikacija, realizovana pomoću </w:t>
+      </w:r>
+      <w:r>
+        <w:t>Django Python ekstenzije,</w:t>
+      </w:r>
+      <w:r>
+        <w:t xml:space="preserve"> na serverskoj strani, uz upotrebu MySQL baze podataka za skladištenje svih relevantnih podataka. Aplikacija je postavljena na veb server koji omogućava obradu korisničkih zahteva i komunikaciju sa bazom podataka.</w:t>
       </w:r>
     </w:p>
     <w:p>
@@ -6012,7 +6509,19 @@
         <w:ind w:left="360"/>
       </w:pPr>
       <w:r>
-        <w:t>Podaci koji se čuvaju u bazi uključuju informacije o korisnicima (nalozi, lozinke, status korisnika), postavljenim fotografijama, komentarima, ocenama, izložbama, temama i izabranim pobednicima. Pristup bazi podataka realizovan je putem PHP skripti, dok se krajnjem korisniku prosleđuje generisani HTML sadržaj koji se može prikazati u bilo kom savremenom veb pregledaču.</w:t>
+        <w:t xml:space="preserve">Podaci koji se čuvaju u bazi uključuju informacije o korisnicima (nalozi, lozinke, status korisnika), postavljenim fotografijama, komentarima, ocenama, izložbama, temama i izabranim pobednicima. Pristup bazi podataka realizovan je </w:t>
+      </w:r>
+      <w:r>
+        <w:t xml:space="preserve">takođe </w:t>
+      </w:r>
+      <w:r>
+        <w:t>putem</w:t>
+      </w:r>
+      <w:r>
+        <w:t xml:space="preserve"> Django alata</w:t>
+      </w:r>
+      <w:r>
+        <w:t>, dok se krajnjem korisniku prosleđuje generisani HTML sadržaj koji se može prikazati u bilo kom savremenom veb pregledaču.</w:t>
       </w:r>
     </w:p>
     <w:p>
@@ -6021,7 +6530,7 @@
         <w:ind w:left="360"/>
       </w:pPr>
       <w:r>
-        <w:t xml:space="preserve">Na klijentskoj strani koristi se standardna HTML/CSS struktura uz podršku JavaScript-a i AJAX-a radi poboljšanja korisničkog iskustva </w:t>
+        <w:t xml:space="preserve">Na klijentskoj strani koristi se standardna HTML/CSS struktura uz podršku JavaScript-a radi poboljšanja korisničkog iskustva </w:t>
       </w:r>
     </w:p>
     <w:p>
@@ -6038,7 +6547,7 @@
           <w:numId w:val="2"/>
         </w:numPr>
       </w:pPr>
-      <w:bookmarkStart w:id="19" w:name="_Toc205071963"/>
+      <w:bookmarkStart w:id="19" w:name="_Toc205759038"/>
       <w:r>
         <w:t>Pregled karakteristika sistema</w:t>
       </w:r>
@@ -6378,7 +6887,7 @@
           <w:numId w:val="2"/>
         </w:numPr>
       </w:pPr>
-      <w:bookmarkStart w:id="20" w:name="_Toc205071964"/>
+      <w:bookmarkStart w:id="20" w:name="_Toc205759039"/>
       <w:r>
         <w:lastRenderedPageBreak/>
         <w:t>Funkcionalnosti sistema</w:t>
@@ -6393,7 +6902,7 @@
           <w:numId w:val="2"/>
         </w:numPr>
       </w:pPr>
-      <w:bookmarkStart w:id="21" w:name="_Toc205071965"/>
+      <w:bookmarkStart w:id="21" w:name="_Toc205759040"/>
       <w:r>
         <w:t>Funkcionalnosti prijave na sistem</w:t>
       </w:r>
@@ -6415,7 +6924,7 @@
       <w:r>
         <w:t xml:space="preserve"> </w:t>
       </w:r>
-      <w:bookmarkStart w:id="22" w:name="_Toc205071966"/>
+      <w:bookmarkStart w:id="22" w:name="_Toc205759041"/>
       <w:r>
         <w:t>Registracija novog korisnika</w:t>
       </w:r>
@@ -6456,7 +6965,7 @@
       <w:r>
         <w:t xml:space="preserve"> </w:t>
       </w:r>
-      <w:bookmarkStart w:id="23" w:name="_Toc205071967"/>
+      <w:bookmarkStart w:id="23" w:name="_Toc205759042"/>
       <w:r>
         <w:t>Autorizacija registrovanog korisnika</w:t>
       </w:r>
@@ -6497,7 +7006,7 @@
       <w:r>
         <w:t xml:space="preserve"> </w:t>
       </w:r>
-      <w:bookmarkStart w:id="24" w:name="_Toc205071968"/>
+      <w:bookmarkStart w:id="24" w:name="_Toc205759043"/>
       <w:r>
         <w:t>Promena lozinke</w:t>
       </w:r>
@@ -6525,6 +7034,11 @@
       <w:pPr>
         <w:spacing w:line="240" w:lineRule="auto"/>
         <w:ind w:left="720"/>
+      </w:pPr>
+    </w:p>
+    <w:p>
+      <w:pPr>
+        <w:spacing w:line="240" w:lineRule="auto"/>
       </w:pPr>
     </w:p>
     <w:p>
@@ -6535,7 +7049,7 @@
           <w:numId w:val="2"/>
         </w:numPr>
       </w:pPr>
-      <w:bookmarkStart w:id="25" w:name="_Toc205071969"/>
+      <w:bookmarkStart w:id="25" w:name="_Toc205759044"/>
       <w:r>
         <w:t>Funkcionalnosti s</w:t>
       </w:r>
@@ -6569,15 +7083,9 @@
       <w:r>
         <w:t xml:space="preserve"> </w:t>
       </w:r>
-      <w:bookmarkStart w:id="26" w:name="_Toc205071970"/>
-      <w:r>
-        <w:t>Pregled radova po temi izlo</w:t>
-      </w:r>
-      <w:r>
-        <w:t>ž</w:t>
-      </w:r>
-      <w:r>
-        <w:t>be / umetniku</w:t>
+      <w:bookmarkStart w:id="26" w:name="_Toc205759045"/>
+      <w:r>
+        <w:t>Pregled radova po temi / umetniku</w:t>
       </w:r>
       <w:bookmarkEnd w:id="26"/>
     </w:p>
@@ -6596,7 +7104,7 @@
         <w:ind w:left="720"/>
       </w:pPr>
       <w:r>
-        <w:t>Svi korisnici, uključujući goste, mogu da pregledaju slike sortirane prema temi izložbe ili prema umetniku koji ih je postavio.</w:t>
+        <w:t>Svi korisnici, uključujući goste, mogu da pregledaju slike sortirane prema temi ili prema umetniku koji ih je postavio.</w:t>
       </w:r>
     </w:p>
     <w:p>
@@ -6616,7 +7124,7 @@
       <w:r>
         <w:t xml:space="preserve"> </w:t>
       </w:r>
-      <w:bookmarkStart w:id="27" w:name="_Toc205071971"/>
+      <w:bookmarkStart w:id="27" w:name="_Toc205759046"/>
       <w:r>
         <w:t>Pregled profila umetnika</w:t>
       </w:r>
@@ -6657,7 +7165,7 @@
       <w:r>
         <w:t xml:space="preserve"> </w:t>
       </w:r>
-      <w:bookmarkStart w:id="28" w:name="_Toc205071972"/>
+      <w:bookmarkStart w:id="28" w:name="_Toc205759047"/>
       <w:r>
         <w:t>Full</w:t>
       </w:r>
@@ -6705,7 +7213,7 @@
         <w:lastRenderedPageBreak/>
         <w:t xml:space="preserve"> </w:t>
       </w:r>
-      <w:bookmarkStart w:id="29" w:name="_Toc205071973"/>
+      <w:bookmarkStart w:id="29" w:name="_Toc205759048"/>
       <w:r>
         <w:t>Uveli</w:t>
       </w:r>
@@ -6752,7 +7260,7 @@
       <w:r>
         <w:t xml:space="preserve"> </w:t>
       </w:r>
-      <w:bookmarkStart w:id="30" w:name="_Toc205071974"/>
+      <w:bookmarkStart w:id="30" w:name="_Toc205759049"/>
       <w:r>
         <w:t>Slide</w:t>
       </w:r>
@@ -6778,7 +7286,7 @@
         <w:t>ž</w:t>
       </w:r>
       <w:r>
-        <w:t>be / umetnika</w:t>
+        <w:t>be</w:t>
       </w:r>
       <w:bookmarkEnd w:id="30"/>
     </w:p>
@@ -6797,7 +7305,47 @@
         <w:ind w:left="720"/>
       </w:pPr>
       <w:r>
-        <w:t>Dostupan je pregled svih slika određene izložbe ili umetnika u obliku automatskog slajd-šou prikaza.</w:t>
+        <w:t>Dostupan je pregled svih slika određene izložbe u obliku slajd-šou prikaza.</w:t>
+      </w:r>
+    </w:p>
+    <w:p>
+      <w:pPr>
+        <w:spacing w:line="240" w:lineRule="auto"/>
+        <w:ind w:left="720"/>
+      </w:pPr>
+    </w:p>
+    <w:p>
+      <w:pPr>
+        <w:pStyle w:val="Heading3"/>
+        <w:numPr>
+          <w:ilvl w:val="2"/>
+          <w:numId w:val="2"/>
+        </w:numPr>
+      </w:pPr>
+      <w:r>
+        <w:t xml:space="preserve"> </w:t>
+      </w:r>
+      <w:bookmarkStart w:id="31" w:name="_Toc205759050"/>
+      <w:r>
+        <w:t>Prikaz aktivnih i završenih izložbi</w:t>
+      </w:r>
+      <w:bookmarkEnd w:id="31"/>
+    </w:p>
+    <w:p>
+      <w:pPr>
+        <w:ind w:left="720"/>
+        <w:rPr>
+          <w:sz w:val="6"/>
+          <w:szCs w:val="6"/>
+        </w:rPr>
+      </w:pPr>
+    </w:p>
+    <w:p>
+      <w:pPr>
+        <w:ind w:left="720"/>
+      </w:pPr>
+      <w:r>
+        <w:t>Korisnik može da odabere filter za prikaz samo trenutno aktivnih izložbi, kao i završenih, ili sve zajedno.</w:t>
       </w:r>
     </w:p>
     <w:p>
@@ -6813,7 +7361,7 @@
           <w:numId w:val="2"/>
         </w:numPr>
       </w:pPr>
-      <w:bookmarkStart w:id="31" w:name="_Toc205071975"/>
+      <w:bookmarkStart w:id="32" w:name="_Toc205759051"/>
       <w:r>
         <w:t>Funkcionalnosti r</w:t>
       </w:r>
@@ -6829,7 +7377,7 @@
       <w:r>
         <w:t>ka</w:t>
       </w:r>
-      <w:bookmarkEnd w:id="31"/>
+      <w:bookmarkEnd w:id="32"/>
     </w:p>
     <w:p>
       <w:pPr>
@@ -6847,7 +7395,7 @@
       <w:r>
         <w:t xml:space="preserve"> </w:t>
       </w:r>
-      <w:bookmarkStart w:id="32" w:name="_Toc205071976"/>
+      <w:bookmarkStart w:id="33" w:name="_Toc205759052"/>
       <w:r>
         <w:t>Objavljivanje fotografije na aktivnu izlo</w:t>
       </w:r>
@@ -6857,7 +7405,7 @@
       <w:r>
         <w:t>bu</w:t>
       </w:r>
-      <w:bookmarkEnd w:id="32"/>
+      <w:bookmarkEnd w:id="33"/>
     </w:p>
     <w:p>
       <w:pPr>
@@ -6894,11 +7442,11 @@
       <w:r>
         <w:t xml:space="preserve"> </w:t>
       </w:r>
-      <w:bookmarkStart w:id="33" w:name="_Toc205071977"/>
+      <w:bookmarkStart w:id="34" w:name="_Toc205759053"/>
       <w:r>
         <w:t>Komentarisanje fotografija</w:t>
       </w:r>
-      <w:bookmarkEnd w:id="33"/>
+      <w:bookmarkEnd w:id="34"/>
     </w:p>
     <w:p>
       <w:pPr>
@@ -6944,11 +7492,11 @@
       <w:r>
         <w:t xml:space="preserve"> </w:t>
       </w:r>
-      <w:bookmarkStart w:id="34" w:name="_Toc205071978"/>
+      <w:bookmarkStart w:id="35" w:name="_Toc205759054"/>
       <w:r>
         <w:t>Ocenjivanje fotografija (1-5)</w:t>
       </w:r>
-      <w:bookmarkEnd w:id="34"/>
+      <w:bookmarkEnd w:id="35"/>
     </w:p>
     <w:p>
       <w:pPr>
@@ -6984,11 +7532,11 @@
       <w:r>
         <w:t xml:space="preserve"> </w:t>
       </w:r>
-      <w:bookmarkStart w:id="35" w:name="_Toc205071979"/>
+      <w:bookmarkStart w:id="36" w:name="_Toc205759055"/>
       <w:r>
         <w:t>Fundiranje umetnika</w:t>
       </w:r>
-      <w:bookmarkEnd w:id="35"/>
+      <w:bookmarkEnd w:id="36"/>
     </w:p>
     <w:p>
       <w:pPr>
@@ -7006,6 +7554,12 @@
       <w:r>
         <w:t>Registrovani korisnici imaju opciju da podrže umetnike putem dobrovoljnih donacija kao znak podrške i motivacije za dalji rad u ovoj oblasi.</w:t>
       </w:r>
+    </w:p>
+    <w:p>
+      <w:pPr>
+        <w:spacing w:line="240" w:lineRule="auto"/>
+        <w:ind w:left="360"/>
+      </w:pPr>
     </w:p>
     <w:p>
       <w:pPr>
@@ -7021,8 +7575,9 @@
           <w:numId w:val="2"/>
         </w:numPr>
       </w:pPr>
-      <w:bookmarkStart w:id="36" w:name="_Toc205071980"/>
-      <w:r>
+      <w:bookmarkStart w:id="37" w:name="_Toc205759056"/>
+      <w:r>
+        <w:lastRenderedPageBreak/>
         <w:t>Funkcionalnosti p</w:t>
       </w:r>
       <w:r>
@@ -7064,7 +7619,7 @@
       <w:r>
         <w:t>irija</w:t>
       </w:r>
-      <w:bookmarkEnd w:id="36"/>
+      <w:bookmarkEnd w:id="37"/>
     </w:p>
     <w:p/>
     <w:p>
@@ -7078,7 +7633,7 @@
       <w:r>
         <w:t xml:space="preserve"> </w:t>
       </w:r>
-      <w:bookmarkStart w:id="37" w:name="_Toc205071981"/>
+      <w:bookmarkStart w:id="38" w:name="_Toc205759057"/>
       <w:r>
         <w:t>Kreiranje izlo</w:t>
       </w:r>
@@ -7094,7 +7649,7 @@
       <w:r>
         <w:t>enom temom</w:t>
       </w:r>
-      <w:bookmarkEnd w:id="37"/>
+      <w:bookmarkEnd w:id="38"/>
     </w:p>
     <w:p>
       <w:pPr>
@@ -7128,10 +7683,9 @@
         </w:numPr>
       </w:pPr>
       <w:r>
-        <w:lastRenderedPageBreak/>
         <w:t xml:space="preserve"> </w:t>
       </w:r>
-      <w:bookmarkStart w:id="38" w:name="_Toc205071982"/>
+      <w:bookmarkStart w:id="39" w:name="_Toc205759058"/>
       <w:r>
         <w:t>Biranje pobedni</w:t>
       </w:r>
@@ -7147,7 +7701,7 @@
       <w:r>
         <w:t>bi</w:t>
       </w:r>
-      <w:bookmarkEnd w:id="38"/>
+      <w:bookmarkEnd w:id="39"/>
     </w:p>
     <w:p>
       <w:pPr>
@@ -7180,17 +7734,17 @@
           <w:numId w:val="2"/>
         </w:numPr>
       </w:pPr>
-      <w:bookmarkStart w:id="39" w:name="_Toc205071983"/>
+      <w:bookmarkStart w:id="40" w:name="_Toc205759059"/>
       <w:r>
         <w:t>Funkcionalnosti a</w:t>
       </w:r>
       <w:r>
         <w:t>dministrator</w:t>
       </w:r>
-      <w:bookmarkEnd w:id="39"/>
       <w:r>
         <w:t>a</w:t>
       </w:r>
+      <w:bookmarkEnd w:id="40"/>
     </w:p>
     <w:p/>
     <w:p>
@@ -7204,11 +7758,11 @@
       <w:r>
         <w:t xml:space="preserve"> </w:t>
       </w:r>
-      <w:bookmarkStart w:id="40" w:name="_Toc205071984"/>
+      <w:bookmarkStart w:id="41" w:name="_Toc205759060"/>
       <w:r>
         <w:t>Uklanjanje radova sa izlozbe</w:t>
       </w:r>
-      <w:bookmarkEnd w:id="40"/>
+      <w:bookmarkEnd w:id="41"/>
       <w:r>
         <w:t xml:space="preserve"> </w:t>
       </w:r>
@@ -7247,11 +7801,11 @@
       <w:r>
         <w:t xml:space="preserve"> </w:t>
       </w:r>
-      <w:bookmarkStart w:id="41" w:name="_Toc205071985"/>
+      <w:bookmarkStart w:id="42" w:name="_Toc205759061"/>
       <w:r>
         <w:t>Odobrenje promene naloga korisnika u povlascenog</w:t>
       </w:r>
-      <w:bookmarkEnd w:id="41"/>
+      <w:bookmarkEnd w:id="42"/>
     </w:p>
     <w:p>
       <w:pPr>
@@ -7287,11 +7841,11 @@
         <w:lastRenderedPageBreak/>
         <w:t xml:space="preserve"> </w:t>
       </w:r>
-      <w:bookmarkStart w:id="42" w:name="_Toc205071986"/>
+      <w:bookmarkStart w:id="43" w:name="_Toc205759062"/>
       <w:r>
         <w:t>Pretpostavke i ogranicenja</w:t>
       </w:r>
-      <w:bookmarkEnd w:id="42"/>
+      <w:bookmarkEnd w:id="43"/>
     </w:p>
     <w:p>
       <w:r>
@@ -7401,11 +7955,11 @@
       <w:r>
         <w:t xml:space="preserve"> </w:t>
       </w:r>
-      <w:bookmarkStart w:id="43" w:name="_Toc205071987"/>
+      <w:bookmarkStart w:id="44" w:name="_Toc205759063"/>
       <w:r>
         <w:t>Kvalitet</w:t>
       </w:r>
-      <w:bookmarkEnd w:id="43"/>
+      <w:bookmarkEnd w:id="44"/>
     </w:p>
     <w:p>
       <w:r>
@@ -7519,11 +8073,11 @@
       <w:r>
         <w:t xml:space="preserve"> </w:t>
       </w:r>
-      <w:bookmarkStart w:id="44" w:name="_Toc205071988"/>
+      <w:bookmarkStart w:id="45" w:name="_Toc205759064"/>
       <w:r>
         <w:t>Nefunkcionalni zahtevi</w:t>
       </w:r>
-      <w:bookmarkEnd w:id="44"/>
+      <w:bookmarkEnd w:id="45"/>
     </w:p>
     <w:p>
       <w:pPr>
@@ -7533,11 +8087,11 @@
           <w:numId w:val="2"/>
         </w:numPr>
       </w:pPr>
-      <w:bookmarkStart w:id="45" w:name="_Toc205071989"/>
+      <w:bookmarkStart w:id="46" w:name="_Toc205759065"/>
       <w:r>
         <w:t>Sistemski zahtevi</w:t>
       </w:r>
-      <w:bookmarkEnd w:id="45"/>
+      <w:bookmarkEnd w:id="46"/>
     </w:p>
     <w:p>
       <w:pPr>
@@ -7618,13 +8172,7 @@
         <w:t>ž</w:t>
       </w:r>
       <w:r>
-        <w:t xml:space="preserve">aja sajta. </w:t>
-      </w:r>
-      <w:r>
-        <w:t>Glavna tehnologija za izradu sajta jeste HTML uz CSS za stilizovanje, pa je neophodno da</w:t>
-      </w:r>
-      <w:r>
-        <w:t xml:space="preserve"> ih zastupljeniji pregleda</w:t>
+        <w:t>aja sajta. Glavna tehnologija za izradu sajta jeste HTML uz CSS za stilizovanje, pa je neophodno da ih zastupljeniji pregleda</w:t>
       </w:r>
       <w:r>
         <w:t>č</w:t>
@@ -7662,7 +8210,7 @@
         <w:pStyle w:val="Heading2"/>
         <w:ind w:firstLine="360"/>
       </w:pPr>
-      <w:bookmarkStart w:id="46" w:name="_Toc205071990"/>
+      <w:bookmarkStart w:id="47" w:name="_Toc205759066"/>
       <w:r>
         <w:t>8.2.</w:t>
       </w:r>
@@ -7679,7 +8227,7 @@
       <w:r>
         <w:t>evi</w:t>
       </w:r>
-      <w:bookmarkEnd w:id="46"/>
+      <w:bookmarkEnd w:id="47"/>
     </w:p>
     <w:p>
       <w:pPr>
@@ -7764,12 +8312,12 @@
           <w:numId w:val="2"/>
         </w:numPr>
       </w:pPr>
-      <w:bookmarkStart w:id="47" w:name="_Toc205071991"/>
+      <w:bookmarkStart w:id="48" w:name="_Toc205759067"/>
       <w:r>
         <w:lastRenderedPageBreak/>
         <w:t>Zahtevi za korisničkom dokumentacijom</w:t>
       </w:r>
-      <w:bookmarkEnd w:id="47"/>
+      <w:bookmarkEnd w:id="48"/>
     </w:p>
     <w:p>
       <w:pPr>
@@ -7779,7 +8327,7 @@
           <w:numId w:val="2"/>
         </w:numPr>
       </w:pPr>
-      <w:bookmarkStart w:id="48" w:name="_Toc205071992"/>
+      <w:bookmarkStart w:id="49" w:name="_Toc205759068"/>
       <w:r>
         <w:t>Uputstva za kori</w:t>
       </w:r>
@@ -7789,7 +8337,7 @@
       <w:r>
         <w:t>enje sajta</w:t>
       </w:r>
-      <w:bookmarkEnd w:id="48"/>
+      <w:bookmarkEnd w:id="49"/>
     </w:p>
     <w:p>
       <w:pPr>
@@ -7869,7 +8417,7 @@
           <w:numId w:val="2"/>
         </w:numPr>
       </w:pPr>
-      <w:bookmarkStart w:id="49" w:name="_Toc205071993"/>
+      <w:bookmarkStart w:id="50" w:name="_Toc205759069"/>
       <w:r>
         <w:t>Ozna</w:t>
       </w:r>
@@ -7879,7 +8427,7 @@
       <w:r>
         <w:t>avanje</w:t>
       </w:r>
-      <w:bookmarkEnd w:id="49"/>
+      <w:bookmarkEnd w:id="50"/>
     </w:p>
     <w:p>
       <w:pPr>
@@ -7959,11 +8507,11 @@
           <w:numId w:val="2"/>
         </w:numPr>
       </w:pPr>
-      <w:bookmarkStart w:id="50" w:name="_Toc205071994"/>
+      <w:bookmarkStart w:id="51" w:name="_Toc205759070"/>
       <w:r>
         <w:t>Plan i prioriteti</w:t>
       </w:r>
-      <w:bookmarkEnd w:id="50"/>
+      <w:bookmarkEnd w:id="51"/>
     </w:p>
     <w:p>
       <w:r>
@@ -8422,6 +8970,92 @@
     </w:lvl>
   </w:abstractNum>
   <w:abstractNum w:abstractNumId="1" w15:restartNumberingAfterBreak="0">
+    <w:nsid w:val="2C601F38"/>
+    <w:multiLevelType w:val="hybridMultilevel"/>
+    <w:tmpl w:val="A8CE7158"/>
+    <w:lvl w:ilvl="0" w:tplc="0409000F">
+      <w:start w:val="1"/>
+      <w:numFmt w:val="decimal"/>
+      <w:lvlText w:val="%1."/>
+      <w:lvlJc w:val="left"/>
+      <w:pPr>
+        <w:ind w:left="1080" w:hanging="360"/>
+      </w:pPr>
+    </w:lvl>
+    <w:lvl w:ilvl="1" w:tplc="04090019" w:tentative="1">
+      <w:start w:val="1"/>
+      <w:numFmt w:val="lowerLetter"/>
+      <w:lvlText w:val="%2."/>
+      <w:lvlJc w:val="left"/>
+      <w:pPr>
+        <w:ind w:left="1800" w:hanging="360"/>
+      </w:pPr>
+    </w:lvl>
+    <w:lvl w:ilvl="2" w:tplc="0409001B" w:tentative="1">
+      <w:start w:val="1"/>
+      <w:numFmt w:val="lowerRoman"/>
+      <w:lvlText w:val="%3."/>
+      <w:lvlJc w:val="right"/>
+      <w:pPr>
+        <w:ind w:left="2520" w:hanging="180"/>
+      </w:pPr>
+    </w:lvl>
+    <w:lvl w:ilvl="3" w:tplc="0409000F" w:tentative="1">
+      <w:start w:val="1"/>
+      <w:numFmt w:val="decimal"/>
+      <w:lvlText w:val="%4."/>
+      <w:lvlJc w:val="left"/>
+      <w:pPr>
+        <w:ind w:left="3240" w:hanging="360"/>
+      </w:pPr>
+    </w:lvl>
+    <w:lvl w:ilvl="4" w:tplc="04090019" w:tentative="1">
+      <w:start w:val="1"/>
+      <w:numFmt w:val="lowerLetter"/>
+      <w:lvlText w:val="%5."/>
+      <w:lvlJc w:val="left"/>
+      <w:pPr>
+        <w:ind w:left="3960" w:hanging="360"/>
+      </w:pPr>
+    </w:lvl>
+    <w:lvl w:ilvl="5" w:tplc="0409001B" w:tentative="1">
+      <w:start w:val="1"/>
+      <w:numFmt w:val="lowerRoman"/>
+      <w:lvlText w:val="%6."/>
+      <w:lvlJc w:val="right"/>
+      <w:pPr>
+        <w:ind w:left="4680" w:hanging="180"/>
+      </w:pPr>
+    </w:lvl>
+    <w:lvl w:ilvl="6" w:tplc="0409000F" w:tentative="1">
+      <w:start w:val="1"/>
+      <w:numFmt w:val="decimal"/>
+      <w:lvlText w:val="%7."/>
+      <w:lvlJc w:val="left"/>
+      <w:pPr>
+        <w:ind w:left="5400" w:hanging="360"/>
+      </w:pPr>
+    </w:lvl>
+    <w:lvl w:ilvl="7" w:tplc="04090019" w:tentative="1">
+      <w:start w:val="1"/>
+      <w:numFmt w:val="lowerLetter"/>
+      <w:lvlText w:val="%8."/>
+      <w:lvlJc w:val="left"/>
+      <w:pPr>
+        <w:ind w:left="6120" w:hanging="360"/>
+      </w:pPr>
+    </w:lvl>
+    <w:lvl w:ilvl="8" w:tplc="0409001B" w:tentative="1">
+      <w:start w:val="1"/>
+      <w:numFmt w:val="lowerRoman"/>
+      <w:lvlText w:val="%9."/>
+      <w:lvlJc w:val="right"/>
+      <w:pPr>
+        <w:ind w:left="6840" w:hanging="180"/>
+      </w:pPr>
+    </w:lvl>
+  </w:abstractNum>
+  <w:abstractNum w:abstractNumId="2" w15:restartNumberingAfterBreak="0">
     <w:nsid w:val="4FB63382"/>
     <w:multiLevelType w:val="multilevel"/>
     <w:tmpl w:val="659EF696"/>
@@ -8540,7 +9174,7 @@
       </w:rPr>
     </w:lvl>
   </w:abstractNum>
-  <w:abstractNum w:abstractNumId="2" w15:restartNumberingAfterBreak="0">
+  <w:abstractNum w:abstractNumId="3" w15:restartNumberingAfterBreak="0">
     <w:nsid w:val="51AD15E7"/>
     <w:multiLevelType w:val="hybridMultilevel"/>
     <w:tmpl w:val="4336D826"/>
@@ -8652,7 +9286,7 @@
       </w:rPr>
     </w:lvl>
   </w:abstractNum>
-  <w:abstractNum w:abstractNumId="3" w15:restartNumberingAfterBreak="0">
+  <w:abstractNum w:abstractNumId="4" w15:restartNumberingAfterBreak="0">
     <w:nsid w:val="7A600BC5"/>
     <w:multiLevelType w:val="multilevel"/>
     <w:tmpl w:val="DFE8503E"/>
@@ -8765,7 +9399,7 @@
       </w:rPr>
     </w:lvl>
   </w:abstractNum>
-  <w:abstractNum w:abstractNumId="4" w15:restartNumberingAfterBreak="0">
+  <w:abstractNum w:abstractNumId="5" w15:restartNumberingAfterBreak="0">
     <w:nsid w:val="7AEE3CFF"/>
     <w:multiLevelType w:val="multilevel"/>
     <w:tmpl w:val="6D3E3D58"/>
@@ -8879,19 +9513,22 @@
     </w:lvl>
   </w:abstractNum>
   <w:num w:numId="1" w16cid:durableId="1450464596">
-    <w:abstractNumId w:val="1"/>
+    <w:abstractNumId w:val="2"/>
   </w:num>
   <w:num w:numId="2" w16cid:durableId="1994020702">
-    <w:abstractNumId w:val="3"/>
+    <w:abstractNumId w:val="4"/>
   </w:num>
   <w:num w:numId="3" w16cid:durableId="1381127493">
-    <w:abstractNumId w:val="4"/>
+    <w:abstractNumId w:val="5"/>
   </w:num>
   <w:num w:numId="4" w16cid:durableId="171605932">
-    <w:abstractNumId w:val="2"/>
+    <w:abstractNumId w:val="3"/>
   </w:num>
   <w:num w:numId="5" w16cid:durableId="637760474">
     <w:abstractNumId w:val="0"/>
+  </w:num>
+  <w:num w:numId="6" w16cid:durableId="386608635">
+    <w:abstractNumId w:val="1"/>
   </w:num>
 </w:numbering>
 </file>
@@ -9516,6 +10153,7 @@
   <w:style w:type="character" w:default="1" w:styleId="DefaultParagraphFont">
     <w:name w:val="Default Paragraph Font"/>
     <w:uiPriority w:val="1"/>
+    <w:semiHidden/>
     <w:unhideWhenUsed/>
   </w:style>
   <w:style w:type="table" w:default="1" w:styleId="TableNormal">

--- a/dokumentacija/Projekat iz PSI.docx
+++ b/dokumentacija/Projekat iz PSI.docx
@@ -102,7 +102,7 @@
           <w:noProof/>
         </w:rPr>
         <w:drawing>
-          <wp:anchor distT="0" distB="0" distL="114300" distR="114300" simplePos="0" relativeHeight="251659264" behindDoc="0" locked="0" layoutInCell="1" allowOverlap="1" wp14:anchorId="13DCFC82" wp14:editId="1C3E1BD7">
+          <wp:anchor distT="0" distB="0" distL="114300" distR="114300" simplePos="0" relativeHeight="251659264" behindDoc="0" locked="0" layoutInCell="1" allowOverlap="1" wp14:anchorId="13DCFC82" wp14:editId="45242272">
             <wp:simplePos x="0" y="0"/>
             <wp:positionH relativeFrom="page">
               <wp:posOffset>1854200</wp:posOffset>
@@ -415,9 +415,9 @@
         <w:tblLook w:val="04A0" w:firstRow="1" w:lastRow="0" w:firstColumn="1" w:lastColumn="0" w:noHBand="0" w:noVBand="1"/>
       </w:tblPr>
       <w:tblGrid>
-        <w:gridCol w:w="1764"/>
-        <w:gridCol w:w="1275"/>
-        <w:gridCol w:w="3711"/>
+        <w:gridCol w:w="1530"/>
+        <w:gridCol w:w="1277"/>
+        <w:gridCol w:w="3943"/>
         <w:gridCol w:w="2648"/>
       </w:tblGrid>
       <w:tr>
@@ -428,7 +428,7 @@
         <w:tc>
           <w:tcPr>
             <w:cnfStyle w:val="001000000000" w:firstRow="0" w:lastRow="0" w:firstColumn="1" w:lastColumn="0" w:oddVBand="0" w:evenVBand="0" w:oddHBand="0" w:evenHBand="0" w:firstRowFirstColumn="0" w:firstRowLastColumn="0" w:lastRowFirstColumn="0" w:lastRowLastColumn="0"/>
-            <w:tcW w:w="1764" w:type="dxa"/>
+            <w:tcW w:w="1530" w:type="dxa"/>
           </w:tcPr>
           <w:p>
             <w:pPr>
@@ -451,7 +451,7 @@
         </w:tc>
         <w:tc>
           <w:tcPr>
-            <w:tcW w:w="1275" w:type="dxa"/>
+            <w:tcW w:w="1277" w:type="dxa"/>
           </w:tcPr>
           <w:p>
             <w:pPr>
@@ -474,7 +474,7 @@
         </w:tc>
         <w:tc>
           <w:tcPr>
-            <w:tcW w:w="3711" w:type="dxa"/>
+            <w:tcW w:w="3943" w:type="dxa"/>
           </w:tcPr>
           <w:p>
             <w:pPr>
@@ -527,7 +527,7 @@
         <w:tc>
           <w:tcPr>
             <w:cnfStyle w:val="001000000000" w:firstRow="0" w:lastRow="0" w:firstColumn="1" w:lastColumn="0" w:oddVBand="0" w:evenVBand="0" w:oddHBand="0" w:evenHBand="0" w:firstRowFirstColumn="0" w:firstRowLastColumn="0" w:lastRowFirstColumn="0" w:lastRowLastColumn="0"/>
-            <w:tcW w:w="1764" w:type="dxa"/>
+            <w:tcW w:w="1530" w:type="dxa"/>
           </w:tcPr>
           <w:p>
             <w:pPr>
@@ -556,7 +556,7 @@
         </w:tc>
         <w:tc>
           <w:tcPr>
-            <w:tcW w:w="1275" w:type="dxa"/>
+            <w:tcW w:w="1277" w:type="dxa"/>
           </w:tcPr>
           <w:p>
             <w:pPr>
@@ -579,7 +579,7 @@
         </w:tc>
         <w:tc>
           <w:tcPr>
-            <w:tcW w:w="3711" w:type="dxa"/>
+            <w:tcW w:w="3943" w:type="dxa"/>
           </w:tcPr>
           <w:p>
             <w:pPr>
@@ -680,7 +680,7 @@
         <w:tc>
           <w:tcPr>
             <w:cnfStyle w:val="001000000000" w:firstRow="0" w:lastRow="0" w:firstColumn="1" w:lastColumn="0" w:oddVBand="0" w:evenVBand="0" w:oddHBand="0" w:evenHBand="0" w:firstRowFirstColumn="0" w:firstRowLastColumn="0" w:lastRowFirstColumn="0" w:lastRowLastColumn="0"/>
-            <w:tcW w:w="1764" w:type="dxa"/>
+            <w:tcW w:w="1530" w:type="dxa"/>
           </w:tcPr>
           <w:p>
             <w:pPr>
@@ -696,13 +696,34 @@
                 <w:sz w:val="22"/>
                 <w:szCs w:val="22"/>
               </w:rPr>
-              <w:t>8.10.2025.</w:t>
+              <w:t>12</w:t>
+            </w:r>
+            <w:r>
+              <w:rPr>
+                <w:sz w:val="22"/>
+                <w:szCs w:val="22"/>
+              </w:rPr>
+              <w:t>.</w:t>
+            </w:r>
+            <w:r>
+              <w:rPr>
+                <w:sz w:val="22"/>
+                <w:szCs w:val="22"/>
+              </w:rPr>
+              <w:t>8</w:t>
+            </w:r>
+            <w:r>
+              <w:rPr>
+                <w:sz w:val="22"/>
+                <w:szCs w:val="22"/>
+              </w:rPr>
+              <w:t>.2025.</w:t>
             </w:r>
           </w:p>
         </w:tc>
         <w:tc>
           <w:tcPr>
-            <w:tcW w:w="1275" w:type="dxa"/>
+            <w:tcW w:w="1277" w:type="dxa"/>
           </w:tcPr>
           <w:p>
             <w:pPr>
@@ -725,7 +746,7 @@
         </w:tc>
         <w:tc>
           <w:tcPr>
-            <w:tcW w:w="3711" w:type="dxa"/>
+            <w:tcW w:w="3943" w:type="dxa"/>
           </w:tcPr>
           <w:p>
             <w:pPr>
@@ -742,7 +763,21 @@
                 <w:sz w:val="22"/>
                 <w:szCs w:val="22"/>
               </w:rPr>
-              <w:t>Dodata nova funkcionalnost i prepravljene tehnologije korišćene u projektu</w:t>
+              <w:t>Dodata nova funkcionalnost i</w:t>
+            </w:r>
+            <w:r>
+              <w:rPr>
+                <w:sz w:val="22"/>
+                <w:szCs w:val="22"/>
+              </w:rPr>
+              <w:t xml:space="preserve"> izbačen zoom, i preimenovane neke druge;</w:t>
+            </w:r>
+            <w:r>
+              <w:rPr>
+                <w:sz w:val="22"/>
+                <w:szCs w:val="22"/>
+              </w:rPr>
+              <w:t xml:space="preserve"> prepravljene tehnologije korišćene u projektu</w:t>
             </w:r>
           </w:p>
         </w:tc>
@@ -786,28 +821,14 @@
                 <w:sz w:val="22"/>
                 <w:szCs w:val="22"/>
               </w:rPr>
-              <w:t>Ć</w:t>
-            </w:r>
-            <w:r>
-              <w:rPr>
-                <w:sz w:val="22"/>
-                <w:szCs w:val="22"/>
-              </w:rPr>
-              <w:t>,</w:t>
-            </w:r>
-            <w:r>
-              <w:rPr>
-                <w:sz w:val="22"/>
-                <w:szCs w:val="22"/>
-              </w:rPr>
-              <w:t xml:space="preserve"> </w:t>
-            </w:r>
-            <w:r>
-              <w:rPr>
-                <w:sz w:val="22"/>
-                <w:szCs w:val="22"/>
-              </w:rPr>
-              <w:t xml:space="preserve">Mina </w:t>
+              <w:t>Ć,</w:t>
+            </w:r>
+            <w:r>
+              <w:rPr>
+                <w:sz w:val="22"/>
+                <w:szCs w:val="22"/>
+              </w:rPr>
+              <w:t xml:space="preserve"> Mina </w:t>
             </w:r>
             <w:r>
               <w:rPr>
@@ -841,7 +862,7 @@
         <w:tc>
           <w:tcPr>
             <w:cnfStyle w:val="001000000000" w:firstRow="0" w:lastRow="0" w:firstColumn="1" w:lastColumn="0" w:oddVBand="0" w:evenVBand="0" w:oddHBand="0" w:evenHBand="0" w:firstRowFirstColumn="0" w:firstRowLastColumn="0" w:lastRowFirstColumn="0" w:lastRowLastColumn="0"/>
-            <w:tcW w:w="1764" w:type="dxa"/>
+            <w:tcW w:w="1530" w:type="dxa"/>
           </w:tcPr>
           <w:p>
             <w:pPr>
@@ -856,7 +877,7 @@
         </w:tc>
         <w:tc>
           <w:tcPr>
-            <w:tcW w:w="1275" w:type="dxa"/>
+            <w:tcW w:w="1277" w:type="dxa"/>
           </w:tcPr>
           <w:p>
             <w:pPr>
@@ -872,7 +893,7 @@
         </w:tc>
         <w:tc>
           <w:tcPr>
-            <w:tcW w:w="3711" w:type="dxa"/>
+            <w:tcW w:w="3943" w:type="dxa"/>
           </w:tcPr>
           <w:p>
             <w:pPr>
@@ -910,7 +931,7 @@
         <w:tc>
           <w:tcPr>
             <w:cnfStyle w:val="001000000000" w:firstRow="0" w:lastRow="0" w:firstColumn="1" w:lastColumn="0" w:oddVBand="0" w:evenVBand="0" w:oddHBand="0" w:evenHBand="0" w:firstRowFirstColumn="0" w:firstRowLastColumn="0" w:lastRowFirstColumn="0" w:lastRowLastColumn="0"/>
-            <w:tcW w:w="1764" w:type="dxa"/>
+            <w:tcW w:w="1530" w:type="dxa"/>
           </w:tcPr>
           <w:p>
             <w:pPr>
@@ -925,7 +946,7 @@
         </w:tc>
         <w:tc>
           <w:tcPr>
-            <w:tcW w:w="1275" w:type="dxa"/>
+            <w:tcW w:w="1277" w:type="dxa"/>
           </w:tcPr>
           <w:p>
             <w:pPr>
@@ -941,7 +962,7 @@
         </w:tc>
         <w:tc>
           <w:tcPr>
-            <w:tcW w:w="3711" w:type="dxa"/>
+            <w:tcW w:w="3943" w:type="dxa"/>
           </w:tcPr>
           <w:p>
             <w:pPr>
@@ -1001,8 +1022,8 @@
         <w:rPr>
           <w:rFonts w:asciiTheme="minorHAnsi" w:eastAsiaTheme="minorEastAsia" w:hAnsiTheme="minorHAnsi" w:cstheme="minorBidi"/>
           <w:color w:val="auto"/>
-          <w:sz w:val="28"/>
-          <w:szCs w:val="28"/>
+          <w:sz w:val="22"/>
+          <w:szCs w:val="22"/>
         </w:rPr>
         <w:id w:val="1785456830"/>
         <w:docPartObj>
@@ -1015,8 +1036,8 @@
           <w:b/>
           <w:bCs/>
           <w:noProof/>
-          <w:sz w:val="16"/>
-          <w:szCs w:val="16"/>
+          <w:sz w:val="12"/>
+          <w:szCs w:val="12"/>
         </w:rPr>
       </w:sdtEndPr>
       <w:sdtContent>
@@ -1024,28 +1045,28 @@
           <w:pPr>
             <w:pStyle w:val="TOCHeading"/>
             <w:rPr>
-              <w:sz w:val="28"/>
-              <w:szCs w:val="28"/>
+              <w:sz w:val="22"/>
+              <w:szCs w:val="22"/>
             </w:rPr>
           </w:pPr>
           <w:r>
             <w:rPr>
-              <w:sz w:val="28"/>
-              <w:szCs w:val="28"/>
+              <w:sz w:val="22"/>
+              <w:szCs w:val="22"/>
             </w:rPr>
             <w:t>Sadr</w:t>
           </w:r>
           <w:r>
             <w:rPr>
-              <w:sz w:val="28"/>
-              <w:szCs w:val="28"/>
+              <w:sz w:val="22"/>
+              <w:szCs w:val="22"/>
             </w:rPr>
             <w:t>ž</w:t>
           </w:r>
           <w:r>
             <w:rPr>
-              <w:sz w:val="28"/>
-              <w:szCs w:val="28"/>
+              <w:sz w:val="22"/>
+              <w:szCs w:val="22"/>
             </w:rPr>
             <w:t>aj</w:t>
           </w:r>
@@ -1055,47 +1076,47 @@
             <w:pStyle w:val="TOC1"/>
             <w:rPr>
               <w:kern w:val="2"/>
-              <w:sz w:val="22"/>
-              <w:szCs w:val="22"/>
+              <w:sz w:val="20"/>
+              <w:szCs w:val="20"/>
               <w:lang w:val="en-US"/>
               <w14:ligatures w14:val="standardContextual"/>
             </w:rPr>
           </w:pPr>
           <w:r>
             <w:rPr>
-              <w:sz w:val="24"/>
-              <w:szCs w:val="24"/>
+              <w:sz w:val="20"/>
+              <w:szCs w:val="20"/>
             </w:rPr>
             <w:fldChar w:fldCharType="begin"/>
           </w:r>
           <w:r>
             <w:rPr>
-              <w:sz w:val="24"/>
-              <w:szCs w:val="24"/>
+              <w:sz w:val="20"/>
+              <w:szCs w:val="20"/>
             </w:rPr>
             <w:instrText xml:space="preserve"> TOC \o "1-3" \h \z \u </w:instrText>
           </w:r>
           <w:r>
             <w:rPr>
-              <w:sz w:val="24"/>
-              <w:szCs w:val="24"/>
+              <w:sz w:val="20"/>
+              <w:szCs w:val="20"/>
             </w:rPr>
             <w:fldChar w:fldCharType="separate"/>
           </w:r>
-          <w:hyperlink w:anchor="_Toc205759026" w:history="1">
+          <w:hyperlink w:anchor="_Toc205997778" w:history="1">
             <w:r>
               <w:rPr>
                 <w:rStyle w:val="Hyperlink"/>
-                <w:sz w:val="24"/>
-                <w:szCs w:val="24"/>
+                <w:sz w:val="22"/>
+                <w:szCs w:val="22"/>
               </w:rPr>
               <w:t>1.</w:t>
             </w:r>
             <w:r>
               <w:rPr>
                 <w:kern w:val="2"/>
-                <w:sz w:val="22"/>
-                <w:szCs w:val="22"/>
+                <w:sz w:val="20"/>
+                <w:szCs w:val="20"/>
                 <w:lang w:val="en-US"/>
                 <w14:ligatures w14:val="standardContextual"/>
               </w:rPr>
@@ -1104,63 +1125,63 @@
             <w:r>
               <w:rPr>
                 <w:rStyle w:val="Hyperlink"/>
-                <w:sz w:val="24"/>
-                <w:szCs w:val="24"/>
+                <w:sz w:val="22"/>
+                <w:szCs w:val="22"/>
               </w:rPr>
               <w:t>Uvod</w:t>
             </w:r>
             <w:r>
               <w:rPr>
                 <w:webHidden/>
-                <w:sz w:val="24"/>
-                <w:szCs w:val="24"/>
+                <w:sz w:val="22"/>
+                <w:szCs w:val="22"/>
               </w:rPr>
               <w:tab/>
             </w:r>
             <w:r>
               <w:rPr>
                 <w:webHidden/>
-                <w:sz w:val="24"/>
-                <w:szCs w:val="24"/>
+                <w:sz w:val="22"/>
+                <w:szCs w:val="22"/>
               </w:rPr>
               <w:fldChar w:fldCharType="begin"/>
             </w:r>
             <w:r>
               <w:rPr>
                 <w:webHidden/>
-                <w:sz w:val="24"/>
-                <w:szCs w:val="24"/>
-              </w:rPr>
-              <w:instrText xml:space="preserve"> PAGEREF _Toc205759026 \h </w:instrText>
-            </w:r>
-            <w:r>
-              <w:rPr>
-                <w:webHidden/>
-                <w:sz w:val="24"/>
-                <w:szCs w:val="24"/>
-              </w:rPr>
-            </w:r>
-            <w:r>
-              <w:rPr>
-                <w:webHidden/>
-                <w:sz w:val="24"/>
-                <w:szCs w:val="24"/>
+                <w:sz w:val="22"/>
+                <w:szCs w:val="22"/>
+              </w:rPr>
+              <w:instrText xml:space="preserve"> PAGEREF _Toc205997778 \h </w:instrText>
+            </w:r>
+            <w:r>
+              <w:rPr>
+                <w:webHidden/>
+                <w:sz w:val="22"/>
+                <w:szCs w:val="22"/>
+              </w:rPr>
+            </w:r>
+            <w:r>
+              <w:rPr>
+                <w:webHidden/>
+                <w:sz w:val="22"/>
+                <w:szCs w:val="22"/>
               </w:rPr>
               <w:fldChar w:fldCharType="separate"/>
             </w:r>
             <w:r>
               <w:rPr>
                 <w:webHidden/>
-                <w:sz w:val="24"/>
-                <w:szCs w:val="24"/>
+                <w:sz w:val="22"/>
+                <w:szCs w:val="22"/>
               </w:rPr>
               <w:t>5</w:t>
             </w:r>
             <w:r>
               <w:rPr>
                 <w:webHidden/>
-                <w:sz w:val="24"/>
-                <w:szCs w:val="24"/>
+                <w:sz w:val="22"/>
+                <w:szCs w:val="22"/>
               </w:rPr>
               <w:fldChar w:fldCharType="end"/>
             </w:r>
@@ -1169,34 +1190,39 @@
         <w:p>
           <w:pPr>
             <w:pStyle w:val="TOC2"/>
+            <w:numPr>
+              <w:ilvl w:val="0"/>
+              <w:numId w:val="0"/>
+            </w:numPr>
             <w:tabs>
-              <w:tab w:val="left" w:pos="1200"/>
+              <w:tab w:val="left" w:pos="1440"/>
             </w:tabs>
+            <w:ind w:left="720"/>
             <w:rPr>
               <w:noProof/>
               <w:kern w:val="2"/>
-              <w:sz w:val="22"/>
-              <w:szCs w:val="22"/>
+              <w:sz w:val="20"/>
+              <w:szCs w:val="20"/>
               <w:lang w:val="en-US"/>
               <w14:ligatures w14:val="standardContextual"/>
             </w:rPr>
           </w:pPr>
-          <w:hyperlink w:anchor="_Toc205759027" w:history="1">
+          <w:hyperlink w:anchor="_Toc205997779" w:history="1">
             <w:r>
               <w:rPr>
                 <w:rStyle w:val="Hyperlink"/>
                 <w:noProof/>
-                <w:sz w:val="28"/>
-                <w:szCs w:val="28"/>
-              </w:rPr>
-              <w:t>1.1.</w:t>
+                <w:sz w:val="24"/>
+                <w:szCs w:val="24"/>
+              </w:rPr>
+              <w:t>18.1.</w:t>
             </w:r>
             <w:r>
               <w:rPr>
                 <w:noProof/>
                 <w:kern w:val="2"/>
-                <w:sz w:val="22"/>
-                <w:szCs w:val="22"/>
+                <w:sz w:val="20"/>
+                <w:szCs w:val="20"/>
                 <w:lang w:val="en-US"/>
                 <w14:ligatures w14:val="standardContextual"/>
               </w:rPr>
@@ -1206,8 +1232,8 @@
               <w:rPr>
                 <w:rStyle w:val="Hyperlink"/>
                 <w:noProof/>
-                <w:sz w:val="28"/>
-                <w:szCs w:val="28"/>
+                <w:sz w:val="24"/>
+                <w:szCs w:val="24"/>
               </w:rPr>
               <w:t>Rezime</w:t>
             </w:r>
@@ -1215,8 +1241,8 @@
               <w:rPr>
                 <w:noProof/>
                 <w:webHidden/>
-                <w:sz w:val="28"/>
-                <w:szCs w:val="28"/>
+                <w:sz w:val="24"/>
+                <w:szCs w:val="24"/>
               </w:rPr>
               <w:tab/>
             </w:r>
@@ -1224,8 +1250,8 @@
               <w:rPr>
                 <w:noProof/>
                 <w:webHidden/>
-                <w:sz w:val="28"/>
-                <w:szCs w:val="28"/>
+                <w:sz w:val="24"/>
+                <w:szCs w:val="24"/>
               </w:rPr>
               <w:fldChar w:fldCharType="begin"/>
             </w:r>
@@ -1233,25 +1259,25 @@
               <w:rPr>
                 <w:noProof/>
                 <w:webHidden/>
-                <w:sz w:val="28"/>
-                <w:szCs w:val="28"/>
-              </w:rPr>
-              <w:instrText xml:space="preserve"> PAGEREF _Toc205759027 \h </w:instrText>
-            </w:r>
-            <w:r>
-              <w:rPr>
-                <w:noProof/>
-                <w:webHidden/>
-                <w:sz w:val="28"/>
-                <w:szCs w:val="28"/>
-              </w:rPr>
-            </w:r>
-            <w:r>
-              <w:rPr>
-                <w:noProof/>
-                <w:webHidden/>
-                <w:sz w:val="28"/>
-                <w:szCs w:val="28"/>
+                <w:sz w:val="24"/>
+                <w:szCs w:val="24"/>
+              </w:rPr>
+              <w:instrText xml:space="preserve"> PAGEREF _Toc205997779 \h </w:instrText>
+            </w:r>
+            <w:r>
+              <w:rPr>
+                <w:noProof/>
+                <w:webHidden/>
+                <w:sz w:val="24"/>
+                <w:szCs w:val="24"/>
+              </w:rPr>
+            </w:r>
+            <w:r>
+              <w:rPr>
+                <w:noProof/>
+                <w:webHidden/>
+                <w:sz w:val="24"/>
+                <w:szCs w:val="24"/>
               </w:rPr>
               <w:fldChar w:fldCharType="separate"/>
             </w:r>
@@ -1259,8 +1285,8 @@
               <w:rPr>
                 <w:noProof/>
                 <w:webHidden/>
-                <w:sz w:val="28"/>
-                <w:szCs w:val="28"/>
+                <w:sz w:val="24"/>
+                <w:szCs w:val="24"/>
               </w:rPr>
               <w:t>5</w:t>
             </w:r>
@@ -1268,8 +1294,8 @@
               <w:rPr>
                 <w:noProof/>
                 <w:webHidden/>
-                <w:sz w:val="28"/>
-                <w:szCs w:val="28"/>
+                <w:sz w:val="24"/>
+                <w:szCs w:val="24"/>
               </w:rPr>
               <w:fldChar w:fldCharType="end"/>
             </w:r>
@@ -1278,34 +1304,39 @@
         <w:p>
           <w:pPr>
             <w:pStyle w:val="TOC2"/>
+            <w:numPr>
+              <w:ilvl w:val="0"/>
+              <w:numId w:val="0"/>
+            </w:numPr>
             <w:tabs>
-              <w:tab w:val="left" w:pos="1200"/>
+              <w:tab w:val="left" w:pos="1440"/>
             </w:tabs>
+            <w:ind w:left="720"/>
             <w:rPr>
               <w:noProof/>
               <w:kern w:val="2"/>
-              <w:sz w:val="22"/>
-              <w:szCs w:val="22"/>
+              <w:sz w:val="20"/>
+              <w:szCs w:val="20"/>
               <w:lang w:val="en-US"/>
               <w14:ligatures w14:val="standardContextual"/>
             </w:rPr>
           </w:pPr>
-          <w:hyperlink w:anchor="_Toc205759028" w:history="1">
+          <w:hyperlink w:anchor="_Toc205997780" w:history="1">
             <w:r>
               <w:rPr>
                 <w:rStyle w:val="Hyperlink"/>
                 <w:noProof/>
-                <w:sz w:val="28"/>
-                <w:szCs w:val="28"/>
-              </w:rPr>
-              <w:t>1.2.</w:t>
+                <w:sz w:val="24"/>
+                <w:szCs w:val="24"/>
+              </w:rPr>
+              <w:t>18.2.</w:t>
             </w:r>
             <w:r>
               <w:rPr>
                 <w:noProof/>
                 <w:kern w:val="2"/>
-                <w:sz w:val="22"/>
-                <w:szCs w:val="22"/>
+                <w:sz w:val="20"/>
+                <w:szCs w:val="20"/>
                 <w:lang w:val="en-US"/>
                 <w14:ligatures w14:val="standardContextual"/>
               </w:rPr>
@@ -1315,8 +1346,8 @@
               <w:rPr>
                 <w:rStyle w:val="Hyperlink"/>
                 <w:noProof/>
-                <w:sz w:val="28"/>
-                <w:szCs w:val="28"/>
+                <w:sz w:val="24"/>
+                <w:szCs w:val="24"/>
               </w:rPr>
               <w:t>Namena dokumenta I ciljne grupe</w:t>
             </w:r>
@@ -1324,8 +1355,8 @@
               <w:rPr>
                 <w:noProof/>
                 <w:webHidden/>
-                <w:sz w:val="28"/>
-                <w:szCs w:val="28"/>
+                <w:sz w:val="24"/>
+                <w:szCs w:val="24"/>
               </w:rPr>
               <w:tab/>
             </w:r>
@@ -1333,8 +1364,8 @@
               <w:rPr>
                 <w:noProof/>
                 <w:webHidden/>
-                <w:sz w:val="28"/>
-                <w:szCs w:val="28"/>
+                <w:sz w:val="24"/>
+                <w:szCs w:val="24"/>
               </w:rPr>
               <w:fldChar w:fldCharType="begin"/>
             </w:r>
@@ -1342,25 +1373,25 @@
               <w:rPr>
                 <w:noProof/>
                 <w:webHidden/>
-                <w:sz w:val="28"/>
-                <w:szCs w:val="28"/>
-              </w:rPr>
-              <w:instrText xml:space="preserve"> PAGEREF _Toc205759028 \h </w:instrText>
-            </w:r>
-            <w:r>
-              <w:rPr>
-                <w:noProof/>
-                <w:webHidden/>
-                <w:sz w:val="28"/>
-                <w:szCs w:val="28"/>
-              </w:rPr>
-            </w:r>
-            <w:r>
-              <w:rPr>
-                <w:noProof/>
-                <w:webHidden/>
-                <w:sz w:val="28"/>
-                <w:szCs w:val="28"/>
+                <w:sz w:val="24"/>
+                <w:szCs w:val="24"/>
+              </w:rPr>
+              <w:instrText xml:space="preserve"> PAGEREF _Toc205997780 \h </w:instrText>
+            </w:r>
+            <w:r>
+              <w:rPr>
+                <w:noProof/>
+                <w:webHidden/>
+                <w:sz w:val="24"/>
+                <w:szCs w:val="24"/>
+              </w:rPr>
+            </w:r>
+            <w:r>
+              <w:rPr>
+                <w:noProof/>
+                <w:webHidden/>
+                <w:sz w:val="24"/>
+                <w:szCs w:val="24"/>
               </w:rPr>
               <w:fldChar w:fldCharType="separate"/>
             </w:r>
@@ -1368,8 +1399,8 @@
               <w:rPr>
                 <w:noProof/>
                 <w:webHidden/>
-                <w:sz w:val="28"/>
-                <w:szCs w:val="28"/>
+                <w:sz w:val="24"/>
+                <w:szCs w:val="24"/>
               </w:rPr>
               <w:t>5</w:t>
             </w:r>
@@ -1377,8 +1408,8 @@
               <w:rPr>
                 <w:noProof/>
                 <w:webHidden/>
-                <w:sz w:val="28"/>
-                <w:szCs w:val="28"/>
+                <w:sz w:val="24"/>
+                <w:szCs w:val="24"/>
               </w:rPr>
               <w:fldChar w:fldCharType="end"/>
             </w:r>
@@ -1389,26 +1420,26 @@
             <w:pStyle w:val="TOC1"/>
             <w:rPr>
               <w:kern w:val="2"/>
-              <w:sz w:val="22"/>
-              <w:szCs w:val="22"/>
+              <w:sz w:val="20"/>
+              <w:szCs w:val="20"/>
               <w:lang w:val="en-US"/>
               <w14:ligatures w14:val="standardContextual"/>
             </w:rPr>
           </w:pPr>
-          <w:hyperlink w:anchor="_Toc205759029" w:history="1">
+          <w:hyperlink w:anchor="_Toc205997781" w:history="1">
             <w:r>
               <w:rPr>
                 <w:rStyle w:val="Hyperlink"/>
-                <w:sz w:val="24"/>
-                <w:szCs w:val="24"/>
+                <w:sz w:val="22"/>
+                <w:szCs w:val="22"/>
               </w:rPr>
               <w:t>2.</w:t>
             </w:r>
             <w:r>
               <w:rPr>
                 <w:kern w:val="2"/>
-                <w:sz w:val="22"/>
-                <w:szCs w:val="22"/>
+                <w:sz w:val="20"/>
+                <w:szCs w:val="20"/>
                 <w:lang w:val="en-US"/>
                 <w14:ligatures w14:val="standardContextual"/>
               </w:rPr>
@@ -1417,63 +1448,63 @@
             <w:r>
               <w:rPr>
                 <w:rStyle w:val="Hyperlink"/>
-                <w:sz w:val="24"/>
-                <w:szCs w:val="24"/>
+                <w:sz w:val="22"/>
+                <w:szCs w:val="22"/>
               </w:rPr>
               <w:t>Opis sistema</w:t>
             </w:r>
             <w:r>
               <w:rPr>
                 <w:webHidden/>
-                <w:sz w:val="24"/>
-                <w:szCs w:val="24"/>
+                <w:sz w:val="22"/>
+                <w:szCs w:val="22"/>
               </w:rPr>
               <w:tab/>
             </w:r>
             <w:r>
               <w:rPr>
                 <w:webHidden/>
-                <w:sz w:val="24"/>
-                <w:szCs w:val="24"/>
+                <w:sz w:val="22"/>
+                <w:szCs w:val="22"/>
               </w:rPr>
               <w:fldChar w:fldCharType="begin"/>
             </w:r>
             <w:r>
               <w:rPr>
                 <w:webHidden/>
-                <w:sz w:val="24"/>
-                <w:szCs w:val="24"/>
-              </w:rPr>
-              <w:instrText xml:space="preserve"> PAGEREF _Toc205759029 \h </w:instrText>
-            </w:r>
-            <w:r>
-              <w:rPr>
-                <w:webHidden/>
-                <w:sz w:val="24"/>
-                <w:szCs w:val="24"/>
-              </w:rPr>
-            </w:r>
-            <w:r>
-              <w:rPr>
-                <w:webHidden/>
-                <w:sz w:val="24"/>
-                <w:szCs w:val="24"/>
+                <w:sz w:val="22"/>
+                <w:szCs w:val="22"/>
+              </w:rPr>
+              <w:instrText xml:space="preserve"> PAGEREF _Toc205997781 \h </w:instrText>
+            </w:r>
+            <w:r>
+              <w:rPr>
+                <w:webHidden/>
+                <w:sz w:val="22"/>
+                <w:szCs w:val="22"/>
+              </w:rPr>
+            </w:r>
+            <w:r>
+              <w:rPr>
+                <w:webHidden/>
+                <w:sz w:val="22"/>
+                <w:szCs w:val="22"/>
               </w:rPr>
               <w:fldChar w:fldCharType="separate"/>
             </w:r>
             <w:r>
               <w:rPr>
                 <w:webHidden/>
-                <w:sz w:val="24"/>
-                <w:szCs w:val="24"/>
+                <w:sz w:val="22"/>
+                <w:szCs w:val="22"/>
               </w:rPr>
               <w:t>5</w:t>
             </w:r>
             <w:r>
               <w:rPr>
                 <w:webHidden/>
-                <w:sz w:val="24"/>
-                <w:szCs w:val="24"/>
+                <w:sz w:val="22"/>
+                <w:szCs w:val="22"/>
               </w:rPr>
               <w:fldChar w:fldCharType="end"/>
             </w:r>
@@ -1482,25 +1513,30 @@
         <w:p>
           <w:pPr>
             <w:pStyle w:val="TOC2"/>
+            <w:numPr>
+              <w:ilvl w:val="0"/>
+              <w:numId w:val="0"/>
+            </w:numPr>
             <w:tabs>
               <w:tab w:val="left" w:pos="1200"/>
             </w:tabs>
+            <w:ind w:left="720"/>
             <w:rPr>
               <w:noProof/>
               <w:kern w:val="2"/>
-              <w:sz w:val="22"/>
-              <w:szCs w:val="22"/>
+              <w:sz w:val="20"/>
+              <w:szCs w:val="20"/>
               <w:lang w:val="en-US"/>
               <w14:ligatures w14:val="standardContextual"/>
             </w:rPr>
           </w:pPr>
-          <w:hyperlink w:anchor="_Toc205759030" w:history="1">
+          <w:hyperlink w:anchor="_Toc205997782" w:history="1">
             <w:r>
               <w:rPr>
                 <w:rStyle w:val="Hyperlink"/>
                 <w:noProof/>
-                <w:sz w:val="28"/>
-                <w:szCs w:val="28"/>
+                <w:sz w:val="24"/>
+                <w:szCs w:val="24"/>
               </w:rPr>
               <w:t>2.1.</w:t>
             </w:r>
@@ -1508,8 +1544,8 @@
               <w:rPr>
                 <w:noProof/>
                 <w:kern w:val="2"/>
-                <w:sz w:val="22"/>
-                <w:szCs w:val="22"/>
+                <w:sz w:val="20"/>
+                <w:szCs w:val="20"/>
                 <w:lang w:val="en-US"/>
                 <w14:ligatures w14:val="standardContextual"/>
               </w:rPr>
@@ -1519,8 +1555,8 @@
               <w:rPr>
                 <w:rStyle w:val="Hyperlink"/>
                 <w:noProof/>
-                <w:sz w:val="28"/>
-                <w:szCs w:val="28"/>
+                <w:sz w:val="24"/>
+                <w:szCs w:val="24"/>
               </w:rPr>
               <w:t>Motivacija za razvoj aplikacije</w:t>
             </w:r>
@@ -1528,8 +1564,8 @@
               <w:rPr>
                 <w:noProof/>
                 <w:webHidden/>
-                <w:sz w:val="28"/>
-                <w:szCs w:val="28"/>
+                <w:sz w:val="24"/>
+                <w:szCs w:val="24"/>
               </w:rPr>
               <w:tab/>
             </w:r>
@@ -1537,8 +1573,8 @@
               <w:rPr>
                 <w:noProof/>
                 <w:webHidden/>
-                <w:sz w:val="28"/>
-                <w:szCs w:val="28"/>
+                <w:sz w:val="24"/>
+                <w:szCs w:val="24"/>
               </w:rPr>
               <w:fldChar w:fldCharType="begin"/>
             </w:r>
@@ -1546,25 +1582,25 @@
               <w:rPr>
                 <w:noProof/>
                 <w:webHidden/>
-                <w:sz w:val="28"/>
-                <w:szCs w:val="28"/>
-              </w:rPr>
-              <w:instrText xml:space="preserve"> PAGEREF _Toc205759030 \h </w:instrText>
-            </w:r>
-            <w:r>
-              <w:rPr>
-                <w:noProof/>
-                <w:webHidden/>
-                <w:sz w:val="28"/>
-                <w:szCs w:val="28"/>
-              </w:rPr>
-            </w:r>
-            <w:r>
-              <w:rPr>
-                <w:noProof/>
-                <w:webHidden/>
-                <w:sz w:val="28"/>
-                <w:szCs w:val="28"/>
+                <w:sz w:val="24"/>
+                <w:szCs w:val="24"/>
+              </w:rPr>
+              <w:instrText xml:space="preserve"> PAGEREF _Toc205997782 \h </w:instrText>
+            </w:r>
+            <w:r>
+              <w:rPr>
+                <w:noProof/>
+                <w:webHidden/>
+                <w:sz w:val="24"/>
+                <w:szCs w:val="24"/>
+              </w:rPr>
+            </w:r>
+            <w:r>
+              <w:rPr>
+                <w:noProof/>
+                <w:webHidden/>
+                <w:sz w:val="24"/>
+                <w:szCs w:val="24"/>
               </w:rPr>
               <w:fldChar w:fldCharType="separate"/>
             </w:r>
@@ -1572,8 +1608,8 @@
               <w:rPr>
                 <w:noProof/>
                 <w:webHidden/>
-                <w:sz w:val="28"/>
-                <w:szCs w:val="28"/>
+                <w:sz w:val="24"/>
+                <w:szCs w:val="24"/>
               </w:rPr>
               <w:t>5</w:t>
             </w:r>
@@ -1581,8 +1617,8 @@
               <w:rPr>
                 <w:noProof/>
                 <w:webHidden/>
-                <w:sz w:val="28"/>
-                <w:szCs w:val="28"/>
+                <w:sz w:val="24"/>
+                <w:szCs w:val="24"/>
               </w:rPr>
               <w:fldChar w:fldCharType="end"/>
             </w:r>
@@ -1593,26 +1629,26 @@
             <w:pStyle w:val="TOC1"/>
             <w:rPr>
               <w:kern w:val="2"/>
-              <w:sz w:val="22"/>
-              <w:szCs w:val="22"/>
+              <w:sz w:val="20"/>
+              <w:szCs w:val="20"/>
               <w:lang w:val="en-US"/>
               <w14:ligatures w14:val="standardContextual"/>
             </w:rPr>
           </w:pPr>
-          <w:hyperlink w:anchor="_Toc205759031" w:history="1">
+          <w:hyperlink w:anchor="_Toc205997783" w:history="1">
             <w:r>
               <w:rPr>
                 <w:rStyle w:val="Hyperlink"/>
-                <w:sz w:val="24"/>
-                <w:szCs w:val="24"/>
+                <w:sz w:val="22"/>
+                <w:szCs w:val="22"/>
               </w:rPr>
               <w:t>3.</w:t>
             </w:r>
             <w:r>
               <w:rPr>
                 <w:kern w:val="2"/>
-                <w:sz w:val="22"/>
-                <w:szCs w:val="22"/>
+                <w:sz w:val="20"/>
+                <w:szCs w:val="20"/>
                 <w:lang w:val="en-US"/>
                 <w14:ligatures w14:val="standardContextual"/>
               </w:rPr>
@@ -1621,63 +1657,63 @@
             <w:r>
               <w:rPr>
                 <w:rStyle w:val="Hyperlink"/>
-                <w:sz w:val="24"/>
-                <w:szCs w:val="24"/>
+                <w:sz w:val="22"/>
+                <w:szCs w:val="22"/>
               </w:rPr>
               <w:t>Kategorije korisnika</w:t>
             </w:r>
             <w:r>
               <w:rPr>
                 <w:webHidden/>
-                <w:sz w:val="24"/>
-                <w:szCs w:val="24"/>
+                <w:sz w:val="22"/>
+                <w:szCs w:val="22"/>
               </w:rPr>
               <w:tab/>
             </w:r>
             <w:r>
               <w:rPr>
                 <w:webHidden/>
-                <w:sz w:val="24"/>
-                <w:szCs w:val="24"/>
+                <w:sz w:val="22"/>
+                <w:szCs w:val="22"/>
               </w:rPr>
               <w:fldChar w:fldCharType="begin"/>
             </w:r>
             <w:r>
               <w:rPr>
                 <w:webHidden/>
-                <w:sz w:val="24"/>
-                <w:szCs w:val="24"/>
-              </w:rPr>
-              <w:instrText xml:space="preserve"> PAGEREF _Toc205759031 \h </w:instrText>
-            </w:r>
-            <w:r>
-              <w:rPr>
-                <w:webHidden/>
-                <w:sz w:val="24"/>
-                <w:szCs w:val="24"/>
-              </w:rPr>
-            </w:r>
-            <w:r>
-              <w:rPr>
-                <w:webHidden/>
-                <w:sz w:val="24"/>
-                <w:szCs w:val="24"/>
+                <w:sz w:val="22"/>
+                <w:szCs w:val="22"/>
+              </w:rPr>
+              <w:instrText xml:space="preserve"> PAGEREF _Toc205997783 \h </w:instrText>
+            </w:r>
+            <w:r>
+              <w:rPr>
+                <w:webHidden/>
+                <w:sz w:val="22"/>
+                <w:szCs w:val="22"/>
+              </w:rPr>
+            </w:r>
+            <w:r>
+              <w:rPr>
+                <w:webHidden/>
+                <w:sz w:val="22"/>
+                <w:szCs w:val="22"/>
               </w:rPr>
               <w:fldChar w:fldCharType="separate"/>
             </w:r>
             <w:r>
               <w:rPr>
                 <w:webHidden/>
-                <w:sz w:val="24"/>
-                <w:szCs w:val="24"/>
+                <w:sz w:val="22"/>
+                <w:szCs w:val="22"/>
               </w:rPr>
               <w:t>6</w:t>
             </w:r>
             <w:r>
               <w:rPr>
                 <w:webHidden/>
-                <w:sz w:val="24"/>
-                <w:szCs w:val="24"/>
+                <w:sz w:val="22"/>
+                <w:szCs w:val="22"/>
               </w:rPr>
               <w:fldChar w:fldCharType="end"/>
             </w:r>
@@ -1686,25 +1722,30 @@
         <w:p>
           <w:pPr>
             <w:pStyle w:val="TOC2"/>
+            <w:numPr>
+              <w:ilvl w:val="0"/>
+              <w:numId w:val="0"/>
+            </w:numPr>
             <w:tabs>
               <w:tab w:val="left" w:pos="1200"/>
             </w:tabs>
+            <w:ind w:left="720"/>
             <w:rPr>
               <w:noProof/>
               <w:kern w:val="2"/>
-              <w:sz w:val="22"/>
-              <w:szCs w:val="22"/>
+              <w:sz w:val="20"/>
+              <w:szCs w:val="20"/>
               <w:lang w:val="en-US"/>
               <w14:ligatures w14:val="standardContextual"/>
             </w:rPr>
           </w:pPr>
-          <w:hyperlink w:anchor="_Toc205759032" w:history="1">
+          <w:hyperlink w:anchor="_Toc205997784" w:history="1">
             <w:r>
               <w:rPr>
                 <w:rStyle w:val="Hyperlink"/>
                 <w:noProof/>
-                <w:sz w:val="28"/>
-                <w:szCs w:val="28"/>
+                <w:sz w:val="24"/>
+                <w:szCs w:val="24"/>
               </w:rPr>
               <w:t>3.1.</w:t>
             </w:r>
@@ -1712,8 +1753,8 @@
               <w:rPr>
                 <w:noProof/>
                 <w:kern w:val="2"/>
-                <w:sz w:val="22"/>
-                <w:szCs w:val="22"/>
+                <w:sz w:val="20"/>
+                <w:szCs w:val="20"/>
                 <w:lang w:val="en-US"/>
                 <w14:ligatures w14:val="standardContextual"/>
               </w:rPr>
@@ -1723,8 +1764,8 @@
               <w:rPr>
                 <w:rStyle w:val="Hyperlink"/>
                 <w:noProof/>
-                <w:sz w:val="28"/>
-                <w:szCs w:val="28"/>
+                <w:sz w:val="24"/>
+                <w:szCs w:val="24"/>
               </w:rPr>
               <w:t>Gost</w:t>
             </w:r>
@@ -1732,8 +1773,8 @@
               <w:rPr>
                 <w:noProof/>
                 <w:webHidden/>
-                <w:sz w:val="28"/>
-                <w:szCs w:val="28"/>
+                <w:sz w:val="24"/>
+                <w:szCs w:val="24"/>
               </w:rPr>
               <w:tab/>
             </w:r>
@@ -1741,8 +1782,8 @@
               <w:rPr>
                 <w:noProof/>
                 <w:webHidden/>
-                <w:sz w:val="28"/>
-                <w:szCs w:val="28"/>
+                <w:sz w:val="24"/>
+                <w:szCs w:val="24"/>
               </w:rPr>
               <w:fldChar w:fldCharType="begin"/>
             </w:r>
@@ -1750,25 +1791,25 @@
               <w:rPr>
                 <w:noProof/>
                 <w:webHidden/>
-                <w:sz w:val="28"/>
-                <w:szCs w:val="28"/>
-              </w:rPr>
-              <w:instrText xml:space="preserve"> PAGEREF _Toc205759032 \h </w:instrText>
-            </w:r>
-            <w:r>
-              <w:rPr>
-                <w:noProof/>
-                <w:webHidden/>
-                <w:sz w:val="28"/>
-                <w:szCs w:val="28"/>
-              </w:rPr>
-            </w:r>
-            <w:r>
-              <w:rPr>
-                <w:noProof/>
-                <w:webHidden/>
-                <w:sz w:val="28"/>
-                <w:szCs w:val="28"/>
+                <w:sz w:val="24"/>
+                <w:szCs w:val="24"/>
+              </w:rPr>
+              <w:instrText xml:space="preserve"> PAGEREF _Toc205997784 \h </w:instrText>
+            </w:r>
+            <w:r>
+              <w:rPr>
+                <w:noProof/>
+                <w:webHidden/>
+                <w:sz w:val="24"/>
+                <w:szCs w:val="24"/>
+              </w:rPr>
+            </w:r>
+            <w:r>
+              <w:rPr>
+                <w:noProof/>
+                <w:webHidden/>
+                <w:sz w:val="24"/>
+                <w:szCs w:val="24"/>
               </w:rPr>
               <w:fldChar w:fldCharType="separate"/>
             </w:r>
@@ -1776,8 +1817,8 @@
               <w:rPr>
                 <w:noProof/>
                 <w:webHidden/>
-                <w:sz w:val="28"/>
-                <w:szCs w:val="28"/>
+                <w:sz w:val="24"/>
+                <w:szCs w:val="24"/>
               </w:rPr>
               <w:t>6</w:t>
             </w:r>
@@ -1785,8 +1826,8 @@
               <w:rPr>
                 <w:noProof/>
                 <w:webHidden/>
-                <w:sz w:val="28"/>
-                <w:szCs w:val="28"/>
+                <w:sz w:val="24"/>
+                <w:szCs w:val="24"/>
               </w:rPr>
               <w:fldChar w:fldCharType="end"/>
             </w:r>
@@ -1795,22 +1836,27 @@
         <w:p>
           <w:pPr>
             <w:pStyle w:val="TOC2"/>
+            <w:numPr>
+              <w:ilvl w:val="0"/>
+              <w:numId w:val="0"/>
+            </w:numPr>
+            <w:ind w:left="720"/>
             <w:rPr>
               <w:noProof/>
               <w:kern w:val="2"/>
-              <w:sz w:val="22"/>
-              <w:szCs w:val="22"/>
+              <w:sz w:val="20"/>
+              <w:szCs w:val="20"/>
               <w:lang w:val="en-US"/>
               <w14:ligatures w14:val="standardContextual"/>
             </w:rPr>
           </w:pPr>
-          <w:hyperlink w:anchor="_Toc205759033" w:history="1">
+          <w:hyperlink w:anchor="_Toc205997785" w:history="1">
             <w:r>
               <w:rPr>
                 <w:rStyle w:val="Hyperlink"/>
                 <w:noProof/>
-                <w:sz w:val="28"/>
-                <w:szCs w:val="28"/>
+                <w:sz w:val="24"/>
+                <w:szCs w:val="24"/>
               </w:rPr>
               <w:t>3.2.    Registrovani korisnik</w:t>
             </w:r>
@@ -1818,8 +1864,8 @@
               <w:rPr>
                 <w:noProof/>
                 <w:webHidden/>
-                <w:sz w:val="28"/>
-                <w:szCs w:val="28"/>
+                <w:sz w:val="24"/>
+                <w:szCs w:val="24"/>
               </w:rPr>
               <w:tab/>
             </w:r>
@@ -1827,8 +1873,8 @@
               <w:rPr>
                 <w:noProof/>
                 <w:webHidden/>
-                <w:sz w:val="28"/>
-                <w:szCs w:val="28"/>
+                <w:sz w:val="24"/>
+                <w:szCs w:val="24"/>
               </w:rPr>
               <w:fldChar w:fldCharType="begin"/>
             </w:r>
@@ -1836,25 +1882,25 @@
               <w:rPr>
                 <w:noProof/>
                 <w:webHidden/>
-                <w:sz w:val="28"/>
-                <w:szCs w:val="28"/>
-              </w:rPr>
-              <w:instrText xml:space="preserve"> PAGEREF _Toc205759033 \h </w:instrText>
-            </w:r>
-            <w:r>
-              <w:rPr>
-                <w:noProof/>
-                <w:webHidden/>
-                <w:sz w:val="28"/>
-                <w:szCs w:val="28"/>
-              </w:rPr>
-            </w:r>
-            <w:r>
-              <w:rPr>
-                <w:noProof/>
-                <w:webHidden/>
-                <w:sz w:val="28"/>
-                <w:szCs w:val="28"/>
+                <w:sz w:val="24"/>
+                <w:szCs w:val="24"/>
+              </w:rPr>
+              <w:instrText xml:space="preserve"> PAGEREF _Toc205997785 \h </w:instrText>
+            </w:r>
+            <w:r>
+              <w:rPr>
+                <w:noProof/>
+                <w:webHidden/>
+                <w:sz w:val="24"/>
+                <w:szCs w:val="24"/>
+              </w:rPr>
+            </w:r>
+            <w:r>
+              <w:rPr>
+                <w:noProof/>
+                <w:webHidden/>
+                <w:sz w:val="24"/>
+                <w:szCs w:val="24"/>
               </w:rPr>
               <w:fldChar w:fldCharType="separate"/>
             </w:r>
@@ -1862,8 +1908,8 @@
               <w:rPr>
                 <w:noProof/>
                 <w:webHidden/>
-                <w:sz w:val="28"/>
-                <w:szCs w:val="28"/>
+                <w:sz w:val="24"/>
+                <w:szCs w:val="24"/>
               </w:rPr>
               <w:t>6</w:t>
             </w:r>
@@ -1871,8 +1917,8 @@
               <w:rPr>
                 <w:noProof/>
                 <w:webHidden/>
-                <w:sz w:val="28"/>
-                <w:szCs w:val="28"/>
+                <w:sz w:val="24"/>
+                <w:szCs w:val="24"/>
               </w:rPr>
               <w:fldChar w:fldCharType="end"/>
             </w:r>
@@ -1881,25 +1927,30 @@
         <w:p>
           <w:pPr>
             <w:pStyle w:val="TOC2"/>
+            <w:numPr>
+              <w:ilvl w:val="0"/>
+              <w:numId w:val="0"/>
+            </w:numPr>
             <w:tabs>
               <w:tab w:val="left" w:pos="1200"/>
             </w:tabs>
+            <w:ind w:left="720"/>
             <w:rPr>
               <w:noProof/>
               <w:kern w:val="2"/>
-              <w:sz w:val="22"/>
-              <w:szCs w:val="22"/>
+              <w:sz w:val="20"/>
+              <w:szCs w:val="20"/>
               <w:lang w:val="en-US"/>
               <w14:ligatures w14:val="standardContextual"/>
             </w:rPr>
           </w:pPr>
-          <w:hyperlink w:anchor="_Toc205759034" w:history="1">
+          <w:hyperlink w:anchor="_Toc205997786" w:history="1">
             <w:r>
               <w:rPr>
                 <w:rStyle w:val="Hyperlink"/>
                 <w:noProof/>
-                <w:sz w:val="28"/>
-                <w:szCs w:val="28"/>
+                <w:sz w:val="24"/>
+                <w:szCs w:val="24"/>
               </w:rPr>
               <w:t>3.3.</w:t>
             </w:r>
@@ -1907,8 +1958,8 @@
               <w:rPr>
                 <w:noProof/>
                 <w:kern w:val="2"/>
-                <w:sz w:val="22"/>
-                <w:szCs w:val="22"/>
+                <w:sz w:val="20"/>
+                <w:szCs w:val="20"/>
                 <w:lang w:val="en-US"/>
                 <w14:ligatures w14:val="standardContextual"/>
               </w:rPr>
@@ -1918,8 +1969,8 @@
               <w:rPr>
                 <w:rStyle w:val="Hyperlink"/>
                 <w:noProof/>
-                <w:sz w:val="28"/>
-                <w:szCs w:val="28"/>
+                <w:sz w:val="24"/>
+                <w:szCs w:val="24"/>
               </w:rPr>
               <w:t>Povlašćeni korisnik – član žirija</w:t>
             </w:r>
@@ -1927,8 +1978,8 @@
               <w:rPr>
                 <w:noProof/>
                 <w:webHidden/>
-                <w:sz w:val="28"/>
-                <w:szCs w:val="28"/>
+                <w:sz w:val="24"/>
+                <w:szCs w:val="24"/>
               </w:rPr>
               <w:tab/>
             </w:r>
@@ -1936,8 +1987,8 @@
               <w:rPr>
                 <w:noProof/>
                 <w:webHidden/>
-                <w:sz w:val="28"/>
-                <w:szCs w:val="28"/>
+                <w:sz w:val="24"/>
+                <w:szCs w:val="24"/>
               </w:rPr>
               <w:fldChar w:fldCharType="begin"/>
             </w:r>
@@ -1945,25 +1996,25 @@
               <w:rPr>
                 <w:noProof/>
                 <w:webHidden/>
-                <w:sz w:val="28"/>
-                <w:szCs w:val="28"/>
-              </w:rPr>
-              <w:instrText xml:space="preserve"> PAGEREF _Toc205759034 \h </w:instrText>
-            </w:r>
-            <w:r>
-              <w:rPr>
-                <w:noProof/>
-                <w:webHidden/>
-                <w:sz w:val="28"/>
-                <w:szCs w:val="28"/>
-              </w:rPr>
-            </w:r>
-            <w:r>
-              <w:rPr>
-                <w:noProof/>
-                <w:webHidden/>
-                <w:sz w:val="28"/>
-                <w:szCs w:val="28"/>
+                <w:sz w:val="24"/>
+                <w:szCs w:val="24"/>
+              </w:rPr>
+              <w:instrText xml:space="preserve"> PAGEREF _Toc205997786 \h </w:instrText>
+            </w:r>
+            <w:r>
+              <w:rPr>
+                <w:noProof/>
+                <w:webHidden/>
+                <w:sz w:val="24"/>
+                <w:szCs w:val="24"/>
+              </w:rPr>
+            </w:r>
+            <w:r>
+              <w:rPr>
+                <w:noProof/>
+                <w:webHidden/>
+                <w:sz w:val="24"/>
+                <w:szCs w:val="24"/>
               </w:rPr>
               <w:fldChar w:fldCharType="separate"/>
             </w:r>
@@ -1971,8 +2022,8 @@
               <w:rPr>
                 <w:noProof/>
                 <w:webHidden/>
-                <w:sz w:val="28"/>
-                <w:szCs w:val="28"/>
+                <w:sz w:val="24"/>
+                <w:szCs w:val="24"/>
               </w:rPr>
               <w:t>6</w:t>
             </w:r>
@@ -1980,8 +2031,8 @@
               <w:rPr>
                 <w:noProof/>
                 <w:webHidden/>
-                <w:sz w:val="28"/>
-                <w:szCs w:val="28"/>
+                <w:sz w:val="24"/>
+                <w:szCs w:val="24"/>
               </w:rPr>
               <w:fldChar w:fldCharType="end"/>
             </w:r>
@@ -1990,25 +2041,30 @@
         <w:p>
           <w:pPr>
             <w:pStyle w:val="TOC2"/>
+            <w:numPr>
+              <w:ilvl w:val="0"/>
+              <w:numId w:val="0"/>
+            </w:numPr>
             <w:tabs>
               <w:tab w:val="left" w:pos="1200"/>
             </w:tabs>
+            <w:ind w:left="720"/>
             <w:rPr>
               <w:noProof/>
               <w:kern w:val="2"/>
-              <w:sz w:val="22"/>
-              <w:szCs w:val="22"/>
+              <w:sz w:val="20"/>
+              <w:szCs w:val="20"/>
               <w:lang w:val="en-US"/>
               <w14:ligatures w14:val="standardContextual"/>
             </w:rPr>
           </w:pPr>
-          <w:hyperlink w:anchor="_Toc205759035" w:history="1">
+          <w:hyperlink w:anchor="_Toc205997787" w:history="1">
             <w:r>
               <w:rPr>
                 <w:rStyle w:val="Hyperlink"/>
                 <w:noProof/>
-                <w:sz w:val="28"/>
-                <w:szCs w:val="28"/>
+                <w:sz w:val="24"/>
+                <w:szCs w:val="24"/>
               </w:rPr>
               <w:t>3.4.</w:t>
             </w:r>
@@ -2016,8 +2072,8 @@
               <w:rPr>
                 <w:noProof/>
                 <w:kern w:val="2"/>
-                <w:sz w:val="22"/>
-                <w:szCs w:val="22"/>
+                <w:sz w:val="20"/>
+                <w:szCs w:val="20"/>
                 <w:lang w:val="en-US"/>
                 <w14:ligatures w14:val="standardContextual"/>
               </w:rPr>
@@ -2027,8 +2083,8 @@
               <w:rPr>
                 <w:rStyle w:val="Hyperlink"/>
                 <w:noProof/>
-                <w:sz w:val="28"/>
-                <w:szCs w:val="28"/>
+                <w:sz w:val="24"/>
+                <w:szCs w:val="24"/>
               </w:rPr>
               <w:t>Administrator</w:t>
             </w:r>
@@ -2036,8 +2092,8 @@
               <w:rPr>
                 <w:noProof/>
                 <w:webHidden/>
-                <w:sz w:val="28"/>
-                <w:szCs w:val="28"/>
+                <w:sz w:val="24"/>
+                <w:szCs w:val="24"/>
               </w:rPr>
               <w:tab/>
             </w:r>
@@ -2045,8 +2101,8 @@
               <w:rPr>
                 <w:noProof/>
                 <w:webHidden/>
-                <w:sz w:val="28"/>
-                <w:szCs w:val="28"/>
+                <w:sz w:val="24"/>
+                <w:szCs w:val="24"/>
               </w:rPr>
               <w:fldChar w:fldCharType="begin"/>
             </w:r>
@@ -2054,25 +2110,25 @@
               <w:rPr>
                 <w:noProof/>
                 <w:webHidden/>
-                <w:sz w:val="28"/>
-                <w:szCs w:val="28"/>
-              </w:rPr>
-              <w:instrText xml:space="preserve"> PAGEREF _Toc205759035 \h </w:instrText>
-            </w:r>
-            <w:r>
-              <w:rPr>
-                <w:noProof/>
-                <w:webHidden/>
-                <w:sz w:val="28"/>
-                <w:szCs w:val="28"/>
-              </w:rPr>
-            </w:r>
-            <w:r>
-              <w:rPr>
-                <w:noProof/>
-                <w:webHidden/>
-                <w:sz w:val="28"/>
-                <w:szCs w:val="28"/>
+                <w:sz w:val="24"/>
+                <w:szCs w:val="24"/>
+              </w:rPr>
+              <w:instrText xml:space="preserve"> PAGEREF _Toc205997787 \h </w:instrText>
+            </w:r>
+            <w:r>
+              <w:rPr>
+                <w:noProof/>
+                <w:webHidden/>
+                <w:sz w:val="24"/>
+                <w:szCs w:val="24"/>
+              </w:rPr>
+            </w:r>
+            <w:r>
+              <w:rPr>
+                <w:noProof/>
+                <w:webHidden/>
+                <w:sz w:val="24"/>
+                <w:szCs w:val="24"/>
               </w:rPr>
               <w:fldChar w:fldCharType="separate"/>
             </w:r>
@@ -2080,8 +2136,8 @@
               <w:rPr>
                 <w:noProof/>
                 <w:webHidden/>
-                <w:sz w:val="28"/>
-                <w:szCs w:val="28"/>
+                <w:sz w:val="24"/>
+                <w:szCs w:val="24"/>
               </w:rPr>
               <w:t>6</w:t>
             </w:r>
@@ -2089,8 +2145,8 @@
               <w:rPr>
                 <w:noProof/>
                 <w:webHidden/>
-                <w:sz w:val="28"/>
-                <w:szCs w:val="28"/>
+                <w:sz w:val="24"/>
+                <w:szCs w:val="24"/>
               </w:rPr>
               <w:fldChar w:fldCharType="end"/>
             </w:r>
@@ -2101,26 +2157,26 @@
             <w:pStyle w:val="TOC1"/>
             <w:rPr>
               <w:kern w:val="2"/>
-              <w:sz w:val="22"/>
-              <w:szCs w:val="22"/>
+              <w:sz w:val="20"/>
+              <w:szCs w:val="20"/>
               <w:lang w:val="en-US"/>
               <w14:ligatures w14:val="standardContextual"/>
             </w:rPr>
           </w:pPr>
-          <w:hyperlink w:anchor="_Toc205759036" w:history="1">
+          <w:hyperlink w:anchor="_Toc205997788" w:history="1">
             <w:r>
               <w:rPr>
                 <w:rStyle w:val="Hyperlink"/>
-                <w:sz w:val="24"/>
-                <w:szCs w:val="24"/>
+                <w:sz w:val="22"/>
+                <w:szCs w:val="22"/>
               </w:rPr>
               <w:t>4.</w:t>
             </w:r>
             <w:r>
               <w:rPr>
                 <w:kern w:val="2"/>
-                <w:sz w:val="22"/>
-                <w:szCs w:val="22"/>
+                <w:sz w:val="20"/>
+                <w:szCs w:val="20"/>
                 <w:lang w:val="en-US"/>
                 <w14:ligatures w14:val="standardContextual"/>
               </w:rPr>
@@ -2129,63 +2185,63 @@
             <w:r>
               <w:rPr>
                 <w:rStyle w:val="Hyperlink"/>
-                <w:sz w:val="24"/>
-                <w:szCs w:val="24"/>
+                <w:sz w:val="22"/>
+                <w:szCs w:val="22"/>
               </w:rPr>
               <w:t>Opis proizvoda</w:t>
             </w:r>
             <w:r>
               <w:rPr>
                 <w:webHidden/>
-                <w:sz w:val="24"/>
-                <w:szCs w:val="24"/>
+                <w:sz w:val="22"/>
+                <w:szCs w:val="22"/>
               </w:rPr>
               <w:tab/>
             </w:r>
             <w:r>
               <w:rPr>
                 <w:webHidden/>
-                <w:sz w:val="24"/>
-                <w:szCs w:val="24"/>
+                <w:sz w:val="22"/>
+                <w:szCs w:val="22"/>
               </w:rPr>
               <w:fldChar w:fldCharType="begin"/>
             </w:r>
             <w:r>
               <w:rPr>
                 <w:webHidden/>
-                <w:sz w:val="24"/>
-                <w:szCs w:val="24"/>
-              </w:rPr>
-              <w:instrText xml:space="preserve"> PAGEREF _Toc205759036 \h </w:instrText>
-            </w:r>
-            <w:r>
-              <w:rPr>
-                <w:webHidden/>
-                <w:sz w:val="24"/>
-                <w:szCs w:val="24"/>
-              </w:rPr>
-            </w:r>
-            <w:r>
-              <w:rPr>
-                <w:webHidden/>
-                <w:sz w:val="24"/>
-                <w:szCs w:val="24"/>
+                <w:sz w:val="22"/>
+                <w:szCs w:val="22"/>
+              </w:rPr>
+              <w:instrText xml:space="preserve"> PAGEREF _Toc205997788 \h </w:instrText>
+            </w:r>
+            <w:r>
+              <w:rPr>
+                <w:webHidden/>
+                <w:sz w:val="22"/>
+                <w:szCs w:val="22"/>
+              </w:rPr>
+            </w:r>
+            <w:r>
+              <w:rPr>
+                <w:webHidden/>
+                <w:sz w:val="22"/>
+                <w:szCs w:val="22"/>
               </w:rPr>
               <w:fldChar w:fldCharType="separate"/>
             </w:r>
             <w:r>
               <w:rPr>
                 <w:webHidden/>
-                <w:sz w:val="24"/>
-                <w:szCs w:val="24"/>
+                <w:sz w:val="22"/>
+                <w:szCs w:val="22"/>
               </w:rPr>
               <w:t>7</w:t>
             </w:r>
             <w:r>
               <w:rPr>
                 <w:webHidden/>
-                <w:sz w:val="24"/>
-                <w:szCs w:val="24"/>
+                <w:sz w:val="22"/>
+                <w:szCs w:val="22"/>
               </w:rPr>
               <w:fldChar w:fldCharType="end"/>
             </w:r>
@@ -2194,25 +2250,30 @@
         <w:p>
           <w:pPr>
             <w:pStyle w:val="TOC2"/>
+            <w:numPr>
+              <w:ilvl w:val="0"/>
+              <w:numId w:val="0"/>
+            </w:numPr>
             <w:tabs>
               <w:tab w:val="left" w:pos="1200"/>
             </w:tabs>
+            <w:ind w:left="720"/>
             <w:rPr>
               <w:noProof/>
               <w:kern w:val="2"/>
-              <w:sz w:val="22"/>
-              <w:szCs w:val="22"/>
+              <w:sz w:val="20"/>
+              <w:szCs w:val="20"/>
               <w:lang w:val="en-US"/>
               <w14:ligatures w14:val="standardContextual"/>
             </w:rPr>
           </w:pPr>
-          <w:hyperlink w:anchor="_Toc205759037" w:history="1">
+          <w:hyperlink w:anchor="_Toc205997789" w:history="1">
             <w:r>
               <w:rPr>
                 <w:rStyle w:val="Hyperlink"/>
                 <w:noProof/>
-                <w:sz w:val="28"/>
-                <w:szCs w:val="28"/>
+                <w:sz w:val="24"/>
+                <w:szCs w:val="24"/>
               </w:rPr>
               <w:t>4.1.</w:t>
             </w:r>
@@ -2220,8 +2281,8 @@
               <w:rPr>
                 <w:noProof/>
                 <w:kern w:val="2"/>
-                <w:sz w:val="22"/>
-                <w:szCs w:val="22"/>
+                <w:sz w:val="20"/>
+                <w:szCs w:val="20"/>
                 <w:lang w:val="en-US"/>
                 <w14:ligatures w14:val="standardContextual"/>
               </w:rPr>
@@ -2231,8 +2292,8 @@
               <w:rPr>
                 <w:rStyle w:val="Hyperlink"/>
                 <w:noProof/>
-                <w:sz w:val="28"/>
-                <w:szCs w:val="28"/>
+                <w:sz w:val="24"/>
+                <w:szCs w:val="24"/>
               </w:rPr>
               <w:t>Pregled arhitekture sistema</w:t>
             </w:r>
@@ -2240,8 +2301,8 @@
               <w:rPr>
                 <w:noProof/>
                 <w:webHidden/>
-                <w:sz w:val="28"/>
-                <w:szCs w:val="28"/>
+                <w:sz w:val="24"/>
+                <w:szCs w:val="24"/>
               </w:rPr>
               <w:tab/>
             </w:r>
@@ -2249,8 +2310,8 @@
               <w:rPr>
                 <w:noProof/>
                 <w:webHidden/>
-                <w:sz w:val="28"/>
-                <w:szCs w:val="28"/>
+                <w:sz w:val="24"/>
+                <w:szCs w:val="24"/>
               </w:rPr>
               <w:fldChar w:fldCharType="begin"/>
             </w:r>
@@ -2258,25 +2319,25 @@
               <w:rPr>
                 <w:noProof/>
                 <w:webHidden/>
-                <w:sz w:val="28"/>
-                <w:szCs w:val="28"/>
-              </w:rPr>
-              <w:instrText xml:space="preserve"> PAGEREF _Toc205759037 \h </w:instrText>
-            </w:r>
-            <w:r>
-              <w:rPr>
-                <w:noProof/>
-                <w:webHidden/>
-                <w:sz w:val="28"/>
-                <w:szCs w:val="28"/>
-              </w:rPr>
-            </w:r>
-            <w:r>
-              <w:rPr>
-                <w:noProof/>
-                <w:webHidden/>
-                <w:sz w:val="28"/>
-                <w:szCs w:val="28"/>
+                <w:sz w:val="24"/>
+                <w:szCs w:val="24"/>
+              </w:rPr>
+              <w:instrText xml:space="preserve"> PAGEREF _Toc205997789 \h </w:instrText>
+            </w:r>
+            <w:r>
+              <w:rPr>
+                <w:noProof/>
+                <w:webHidden/>
+                <w:sz w:val="24"/>
+                <w:szCs w:val="24"/>
+              </w:rPr>
+            </w:r>
+            <w:r>
+              <w:rPr>
+                <w:noProof/>
+                <w:webHidden/>
+                <w:sz w:val="24"/>
+                <w:szCs w:val="24"/>
               </w:rPr>
               <w:fldChar w:fldCharType="separate"/>
             </w:r>
@@ -2284,8 +2345,8 @@
               <w:rPr>
                 <w:noProof/>
                 <w:webHidden/>
-                <w:sz w:val="28"/>
-                <w:szCs w:val="28"/>
+                <w:sz w:val="24"/>
+                <w:szCs w:val="24"/>
               </w:rPr>
               <w:t>7</w:t>
             </w:r>
@@ -2293,8 +2354,8 @@
               <w:rPr>
                 <w:noProof/>
                 <w:webHidden/>
-                <w:sz w:val="28"/>
-                <w:szCs w:val="28"/>
+                <w:sz w:val="24"/>
+                <w:szCs w:val="24"/>
               </w:rPr>
               <w:fldChar w:fldCharType="end"/>
             </w:r>
@@ -2303,25 +2364,30 @@
         <w:p>
           <w:pPr>
             <w:pStyle w:val="TOC2"/>
+            <w:numPr>
+              <w:ilvl w:val="0"/>
+              <w:numId w:val="0"/>
+            </w:numPr>
             <w:tabs>
               <w:tab w:val="left" w:pos="1200"/>
             </w:tabs>
+            <w:ind w:left="720"/>
             <w:rPr>
               <w:noProof/>
               <w:kern w:val="2"/>
-              <w:sz w:val="22"/>
-              <w:szCs w:val="22"/>
+              <w:sz w:val="20"/>
+              <w:szCs w:val="20"/>
               <w:lang w:val="en-US"/>
               <w14:ligatures w14:val="standardContextual"/>
             </w:rPr>
           </w:pPr>
-          <w:hyperlink w:anchor="_Toc205759038" w:history="1">
+          <w:hyperlink w:anchor="_Toc205997790" w:history="1">
             <w:r>
               <w:rPr>
                 <w:rStyle w:val="Hyperlink"/>
                 <w:noProof/>
-                <w:sz w:val="28"/>
-                <w:szCs w:val="28"/>
+                <w:sz w:val="24"/>
+                <w:szCs w:val="24"/>
               </w:rPr>
               <w:t>4.2.</w:t>
             </w:r>
@@ -2329,8 +2395,8 @@
               <w:rPr>
                 <w:noProof/>
                 <w:kern w:val="2"/>
-                <w:sz w:val="22"/>
-                <w:szCs w:val="22"/>
+                <w:sz w:val="20"/>
+                <w:szCs w:val="20"/>
                 <w:lang w:val="en-US"/>
                 <w14:ligatures w14:val="standardContextual"/>
               </w:rPr>
@@ -2340,8 +2406,8 @@
               <w:rPr>
                 <w:rStyle w:val="Hyperlink"/>
                 <w:noProof/>
-                <w:sz w:val="28"/>
-                <w:szCs w:val="28"/>
+                <w:sz w:val="24"/>
+                <w:szCs w:val="24"/>
               </w:rPr>
               <w:t>Pregled karakteristika sistema</w:t>
             </w:r>
@@ -2349,8 +2415,8 @@
               <w:rPr>
                 <w:noProof/>
                 <w:webHidden/>
-                <w:sz w:val="28"/>
-                <w:szCs w:val="28"/>
+                <w:sz w:val="24"/>
+                <w:szCs w:val="24"/>
               </w:rPr>
               <w:tab/>
             </w:r>
@@ -2358,8 +2424,8 @@
               <w:rPr>
                 <w:noProof/>
                 <w:webHidden/>
-                <w:sz w:val="28"/>
-                <w:szCs w:val="28"/>
+                <w:sz w:val="24"/>
+                <w:szCs w:val="24"/>
               </w:rPr>
               <w:fldChar w:fldCharType="begin"/>
             </w:r>
@@ -2367,25 +2433,25 @@
               <w:rPr>
                 <w:noProof/>
                 <w:webHidden/>
-                <w:sz w:val="28"/>
-                <w:szCs w:val="28"/>
-              </w:rPr>
-              <w:instrText xml:space="preserve"> PAGEREF _Toc205759038 \h </w:instrText>
-            </w:r>
-            <w:r>
-              <w:rPr>
-                <w:noProof/>
-                <w:webHidden/>
-                <w:sz w:val="28"/>
-                <w:szCs w:val="28"/>
-              </w:rPr>
-            </w:r>
-            <w:r>
-              <w:rPr>
-                <w:noProof/>
-                <w:webHidden/>
-                <w:sz w:val="28"/>
-                <w:szCs w:val="28"/>
+                <w:sz w:val="24"/>
+                <w:szCs w:val="24"/>
+              </w:rPr>
+              <w:instrText xml:space="preserve"> PAGEREF _Toc205997790 \h </w:instrText>
+            </w:r>
+            <w:r>
+              <w:rPr>
+                <w:noProof/>
+                <w:webHidden/>
+                <w:sz w:val="24"/>
+                <w:szCs w:val="24"/>
+              </w:rPr>
+            </w:r>
+            <w:r>
+              <w:rPr>
+                <w:noProof/>
+                <w:webHidden/>
+                <w:sz w:val="24"/>
+                <w:szCs w:val="24"/>
               </w:rPr>
               <w:fldChar w:fldCharType="separate"/>
             </w:r>
@@ -2393,8 +2459,8 @@
               <w:rPr>
                 <w:noProof/>
                 <w:webHidden/>
-                <w:sz w:val="28"/>
-                <w:szCs w:val="28"/>
+                <w:sz w:val="24"/>
+                <w:szCs w:val="24"/>
               </w:rPr>
               <w:t>7</w:t>
             </w:r>
@@ -2402,8 +2468,8 @@
               <w:rPr>
                 <w:noProof/>
                 <w:webHidden/>
-                <w:sz w:val="28"/>
-                <w:szCs w:val="28"/>
+                <w:sz w:val="24"/>
+                <w:szCs w:val="24"/>
               </w:rPr>
               <w:fldChar w:fldCharType="end"/>
             </w:r>
@@ -2414,26 +2480,26 @@
             <w:pStyle w:val="TOC1"/>
             <w:rPr>
               <w:kern w:val="2"/>
-              <w:sz w:val="22"/>
-              <w:szCs w:val="22"/>
+              <w:sz w:val="20"/>
+              <w:szCs w:val="20"/>
               <w:lang w:val="en-US"/>
               <w14:ligatures w14:val="standardContextual"/>
             </w:rPr>
           </w:pPr>
-          <w:hyperlink w:anchor="_Toc205759039" w:history="1">
+          <w:hyperlink w:anchor="_Toc205997791" w:history="1">
             <w:r>
               <w:rPr>
                 <w:rStyle w:val="Hyperlink"/>
-                <w:sz w:val="24"/>
-                <w:szCs w:val="24"/>
+                <w:sz w:val="22"/>
+                <w:szCs w:val="22"/>
               </w:rPr>
               <w:t>5.</w:t>
             </w:r>
             <w:r>
               <w:rPr>
                 <w:kern w:val="2"/>
-                <w:sz w:val="22"/>
-                <w:szCs w:val="22"/>
+                <w:sz w:val="20"/>
+                <w:szCs w:val="20"/>
                 <w:lang w:val="en-US"/>
                 <w14:ligatures w14:val="standardContextual"/>
               </w:rPr>
@@ -2442,63 +2508,63 @@
             <w:r>
               <w:rPr>
                 <w:rStyle w:val="Hyperlink"/>
-                <w:sz w:val="24"/>
-                <w:szCs w:val="24"/>
+                <w:sz w:val="22"/>
+                <w:szCs w:val="22"/>
               </w:rPr>
               <w:t>Funkcionalnosti sistema</w:t>
             </w:r>
             <w:r>
               <w:rPr>
                 <w:webHidden/>
-                <w:sz w:val="24"/>
-                <w:szCs w:val="24"/>
+                <w:sz w:val="22"/>
+                <w:szCs w:val="22"/>
               </w:rPr>
               <w:tab/>
             </w:r>
             <w:r>
               <w:rPr>
                 <w:webHidden/>
-                <w:sz w:val="24"/>
-                <w:szCs w:val="24"/>
+                <w:sz w:val="22"/>
+                <w:szCs w:val="22"/>
               </w:rPr>
               <w:fldChar w:fldCharType="begin"/>
             </w:r>
             <w:r>
               <w:rPr>
                 <w:webHidden/>
-                <w:sz w:val="24"/>
-                <w:szCs w:val="24"/>
-              </w:rPr>
-              <w:instrText xml:space="preserve"> PAGEREF _Toc205759039 \h </w:instrText>
-            </w:r>
-            <w:r>
-              <w:rPr>
-                <w:webHidden/>
-                <w:sz w:val="24"/>
-                <w:szCs w:val="24"/>
-              </w:rPr>
-            </w:r>
-            <w:r>
-              <w:rPr>
-                <w:webHidden/>
-                <w:sz w:val="24"/>
-                <w:szCs w:val="24"/>
+                <w:sz w:val="22"/>
+                <w:szCs w:val="22"/>
+              </w:rPr>
+              <w:instrText xml:space="preserve"> PAGEREF _Toc205997791 \h </w:instrText>
+            </w:r>
+            <w:r>
+              <w:rPr>
+                <w:webHidden/>
+                <w:sz w:val="22"/>
+                <w:szCs w:val="22"/>
+              </w:rPr>
+            </w:r>
+            <w:r>
+              <w:rPr>
+                <w:webHidden/>
+                <w:sz w:val="22"/>
+                <w:szCs w:val="22"/>
               </w:rPr>
               <w:fldChar w:fldCharType="separate"/>
             </w:r>
             <w:r>
               <w:rPr>
                 <w:webHidden/>
-                <w:sz w:val="24"/>
-                <w:szCs w:val="24"/>
+                <w:sz w:val="22"/>
+                <w:szCs w:val="22"/>
               </w:rPr>
               <w:t>8</w:t>
             </w:r>
             <w:r>
               <w:rPr>
                 <w:webHidden/>
-                <w:sz w:val="24"/>
-                <w:szCs w:val="24"/>
+                <w:sz w:val="22"/>
+                <w:szCs w:val="22"/>
               </w:rPr>
               <w:fldChar w:fldCharType="end"/>
             </w:r>
@@ -2507,25 +2573,30 @@
         <w:p>
           <w:pPr>
             <w:pStyle w:val="TOC2"/>
+            <w:numPr>
+              <w:ilvl w:val="0"/>
+              <w:numId w:val="0"/>
+            </w:numPr>
             <w:tabs>
               <w:tab w:val="left" w:pos="1200"/>
             </w:tabs>
+            <w:ind w:left="720"/>
             <w:rPr>
               <w:noProof/>
               <w:kern w:val="2"/>
-              <w:sz w:val="22"/>
-              <w:szCs w:val="22"/>
+              <w:sz w:val="20"/>
+              <w:szCs w:val="20"/>
               <w:lang w:val="en-US"/>
               <w14:ligatures w14:val="standardContextual"/>
             </w:rPr>
           </w:pPr>
-          <w:hyperlink w:anchor="_Toc205759040" w:history="1">
+          <w:hyperlink w:anchor="_Toc205997792" w:history="1">
             <w:r>
               <w:rPr>
                 <w:rStyle w:val="Hyperlink"/>
                 <w:noProof/>
-                <w:sz w:val="28"/>
-                <w:szCs w:val="28"/>
+                <w:sz w:val="24"/>
+                <w:szCs w:val="24"/>
               </w:rPr>
               <w:t>5.1.</w:t>
             </w:r>
@@ -2533,8 +2604,8 @@
               <w:rPr>
                 <w:noProof/>
                 <w:kern w:val="2"/>
-                <w:sz w:val="22"/>
-                <w:szCs w:val="22"/>
+                <w:sz w:val="20"/>
+                <w:szCs w:val="20"/>
                 <w:lang w:val="en-US"/>
                 <w14:ligatures w14:val="standardContextual"/>
               </w:rPr>
@@ -2544,8 +2615,8 @@
               <w:rPr>
                 <w:rStyle w:val="Hyperlink"/>
                 <w:noProof/>
-                <w:sz w:val="28"/>
-                <w:szCs w:val="28"/>
+                <w:sz w:val="24"/>
+                <w:szCs w:val="24"/>
               </w:rPr>
               <w:t>Funkcionalnosti prijave na sistem</w:t>
             </w:r>
@@ -2553,8 +2624,8 @@
               <w:rPr>
                 <w:noProof/>
                 <w:webHidden/>
-                <w:sz w:val="28"/>
-                <w:szCs w:val="28"/>
+                <w:sz w:val="24"/>
+                <w:szCs w:val="24"/>
               </w:rPr>
               <w:tab/>
             </w:r>
@@ -2562,8 +2633,8 @@
               <w:rPr>
                 <w:noProof/>
                 <w:webHidden/>
-                <w:sz w:val="28"/>
-                <w:szCs w:val="28"/>
+                <w:sz w:val="24"/>
+                <w:szCs w:val="24"/>
               </w:rPr>
               <w:fldChar w:fldCharType="begin"/>
             </w:r>
@@ -2571,25 +2642,25 @@
               <w:rPr>
                 <w:noProof/>
                 <w:webHidden/>
-                <w:sz w:val="28"/>
-                <w:szCs w:val="28"/>
-              </w:rPr>
-              <w:instrText xml:space="preserve"> PAGEREF _Toc205759040 \h </w:instrText>
-            </w:r>
-            <w:r>
-              <w:rPr>
-                <w:noProof/>
-                <w:webHidden/>
-                <w:sz w:val="28"/>
-                <w:szCs w:val="28"/>
-              </w:rPr>
-            </w:r>
-            <w:r>
-              <w:rPr>
-                <w:noProof/>
-                <w:webHidden/>
-                <w:sz w:val="28"/>
-                <w:szCs w:val="28"/>
+                <w:sz w:val="24"/>
+                <w:szCs w:val="24"/>
+              </w:rPr>
+              <w:instrText xml:space="preserve"> PAGEREF _Toc205997792 \h </w:instrText>
+            </w:r>
+            <w:r>
+              <w:rPr>
+                <w:noProof/>
+                <w:webHidden/>
+                <w:sz w:val="24"/>
+                <w:szCs w:val="24"/>
+              </w:rPr>
+            </w:r>
+            <w:r>
+              <w:rPr>
+                <w:noProof/>
+                <w:webHidden/>
+                <w:sz w:val="24"/>
+                <w:szCs w:val="24"/>
               </w:rPr>
               <w:fldChar w:fldCharType="separate"/>
             </w:r>
@@ -2597,8 +2668,8 @@
               <w:rPr>
                 <w:noProof/>
                 <w:webHidden/>
-                <w:sz w:val="28"/>
-                <w:szCs w:val="28"/>
+                <w:sz w:val="24"/>
+                <w:szCs w:val="24"/>
               </w:rPr>
               <w:t>8</w:t>
             </w:r>
@@ -2606,8 +2677,8 @@
               <w:rPr>
                 <w:noProof/>
                 <w:webHidden/>
-                <w:sz w:val="28"/>
-                <w:szCs w:val="28"/>
+                <w:sz w:val="24"/>
+                <w:szCs w:val="24"/>
               </w:rPr>
               <w:fldChar w:fldCharType="end"/>
             </w:r>
@@ -2623,28 +2694,28 @@
             <w:rPr>
               <w:noProof/>
               <w:kern w:val="2"/>
-              <w:sz w:val="22"/>
-              <w:szCs w:val="22"/>
+              <w:sz w:val="20"/>
+              <w:szCs w:val="20"/>
               <w:lang w:val="en-US"/>
               <w14:ligatures w14:val="standardContextual"/>
             </w:rPr>
           </w:pPr>
-          <w:hyperlink w:anchor="_Toc205759041" w:history="1">
+          <w:hyperlink w:anchor="_Toc205997793" w:history="1">
             <w:r>
               <w:rPr>
                 <w:rStyle w:val="Hyperlink"/>
                 <w:noProof/>
+                <w:sz w:val="18"/>
+                <w:szCs w:val="18"/>
+              </w:rPr>
+              <w:t>5.1.1.</w:t>
+            </w:r>
+            <w:r>
+              <w:rPr>
+                <w:noProof/>
+                <w:kern w:val="2"/>
                 <w:sz w:val="20"/>
                 <w:szCs w:val="20"/>
-              </w:rPr>
-              <w:t>5.1.1.</w:t>
-            </w:r>
-            <w:r>
-              <w:rPr>
-                <w:noProof/>
-                <w:kern w:val="2"/>
-                <w:sz w:val="22"/>
-                <w:szCs w:val="22"/>
                 <w:lang w:val="en-US"/>
                 <w14:ligatures w14:val="standardContextual"/>
               </w:rPr>
@@ -2654,8 +2725,8 @@
               <w:rPr>
                 <w:rStyle w:val="Hyperlink"/>
                 <w:noProof/>
-                <w:sz w:val="20"/>
-                <w:szCs w:val="20"/>
+                <w:sz w:val="18"/>
+                <w:szCs w:val="18"/>
               </w:rPr>
               <w:t>Registracija novog korisnika</w:t>
             </w:r>
@@ -2663,8 +2734,8 @@
               <w:rPr>
                 <w:noProof/>
                 <w:webHidden/>
-                <w:sz w:val="20"/>
-                <w:szCs w:val="20"/>
+                <w:sz w:val="18"/>
+                <w:szCs w:val="18"/>
               </w:rPr>
               <w:tab/>
             </w:r>
@@ -2672,8 +2743,8 @@
               <w:rPr>
                 <w:noProof/>
                 <w:webHidden/>
-                <w:sz w:val="20"/>
-                <w:szCs w:val="20"/>
+                <w:sz w:val="18"/>
+                <w:szCs w:val="18"/>
               </w:rPr>
               <w:fldChar w:fldCharType="begin"/>
             </w:r>
@@ -2681,25 +2752,25 @@
               <w:rPr>
                 <w:noProof/>
                 <w:webHidden/>
-                <w:sz w:val="20"/>
-                <w:szCs w:val="20"/>
-              </w:rPr>
-              <w:instrText xml:space="preserve"> PAGEREF _Toc205759041 \h </w:instrText>
-            </w:r>
-            <w:r>
-              <w:rPr>
-                <w:noProof/>
-                <w:webHidden/>
-                <w:sz w:val="20"/>
-                <w:szCs w:val="20"/>
-              </w:rPr>
-            </w:r>
-            <w:r>
-              <w:rPr>
-                <w:noProof/>
-                <w:webHidden/>
-                <w:sz w:val="20"/>
-                <w:szCs w:val="20"/>
+                <w:sz w:val="18"/>
+                <w:szCs w:val="18"/>
+              </w:rPr>
+              <w:instrText xml:space="preserve"> PAGEREF _Toc205997793 \h </w:instrText>
+            </w:r>
+            <w:r>
+              <w:rPr>
+                <w:noProof/>
+                <w:webHidden/>
+                <w:sz w:val="18"/>
+                <w:szCs w:val="18"/>
+              </w:rPr>
+            </w:r>
+            <w:r>
+              <w:rPr>
+                <w:noProof/>
+                <w:webHidden/>
+                <w:sz w:val="18"/>
+                <w:szCs w:val="18"/>
               </w:rPr>
               <w:fldChar w:fldCharType="separate"/>
             </w:r>
@@ -2707,8 +2778,8 @@
               <w:rPr>
                 <w:noProof/>
                 <w:webHidden/>
-                <w:sz w:val="20"/>
-                <w:szCs w:val="20"/>
+                <w:sz w:val="18"/>
+                <w:szCs w:val="18"/>
               </w:rPr>
               <w:t>8</w:t>
             </w:r>
@@ -2716,8 +2787,8 @@
               <w:rPr>
                 <w:noProof/>
                 <w:webHidden/>
-                <w:sz w:val="20"/>
-                <w:szCs w:val="20"/>
+                <w:sz w:val="18"/>
+                <w:szCs w:val="18"/>
               </w:rPr>
               <w:fldChar w:fldCharType="end"/>
             </w:r>
@@ -2733,28 +2804,28 @@
             <w:rPr>
               <w:noProof/>
               <w:kern w:val="2"/>
-              <w:sz w:val="22"/>
-              <w:szCs w:val="22"/>
+              <w:sz w:val="20"/>
+              <w:szCs w:val="20"/>
               <w:lang w:val="en-US"/>
               <w14:ligatures w14:val="standardContextual"/>
             </w:rPr>
           </w:pPr>
-          <w:hyperlink w:anchor="_Toc205759042" w:history="1">
+          <w:hyperlink w:anchor="_Toc205997794" w:history="1">
             <w:r>
               <w:rPr>
                 <w:rStyle w:val="Hyperlink"/>
                 <w:noProof/>
+                <w:sz w:val="18"/>
+                <w:szCs w:val="18"/>
+              </w:rPr>
+              <w:t>5.1.2.</w:t>
+            </w:r>
+            <w:r>
+              <w:rPr>
+                <w:noProof/>
+                <w:kern w:val="2"/>
                 <w:sz w:val="20"/>
                 <w:szCs w:val="20"/>
-              </w:rPr>
-              <w:t>5.1.2.</w:t>
-            </w:r>
-            <w:r>
-              <w:rPr>
-                <w:noProof/>
-                <w:kern w:val="2"/>
-                <w:sz w:val="22"/>
-                <w:szCs w:val="22"/>
                 <w:lang w:val="en-US"/>
                 <w14:ligatures w14:val="standardContextual"/>
               </w:rPr>
@@ -2764,8 +2835,8 @@
               <w:rPr>
                 <w:rStyle w:val="Hyperlink"/>
                 <w:noProof/>
-                <w:sz w:val="20"/>
-                <w:szCs w:val="20"/>
+                <w:sz w:val="18"/>
+                <w:szCs w:val="18"/>
               </w:rPr>
               <w:t>Autorizacija registrovanog korisnika</w:t>
             </w:r>
@@ -2773,8 +2844,8 @@
               <w:rPr>
                 <w:noProof/>
                 <w:webHidden/>
-                <w:sz w:val="20"/>
-                <w:szCs w:val="20"/>
+                <w:sz w:val="18"/>
+                <w:szCs w:val="18"/>
               </w:rPr>
               <w:tab/>
             </w:r>
@@ -2782,8 +2853,8 @@
               <w:rPr>
                 <w:noProof/>
                 <w:webHidden/>
-                <w:sz w:val="20"/>
-                <w:szCs w:val="20"/>
+                <w:sz w:val="18"/>
+                <w:szCs w:val="18"/>
               </w:rPr>
               <w:fldChar w:fldCharType="begin"/>
             </w:r>
@@ -2791,25 +2862,25 @@
               <w:rPr>
                 <w:noProof/>
                 <w:webHidden/>
-                <w:sz w:val="20"/>
-                <w:szCs w:val="20"/>
-              </w:rPr>
-              <w:instrText xml:space="preserve"> PAGEREF _Toc205759042 \h </w:instrText>
-            </w:r>
-            <w:r>
-              <w:rPr>
-                <w:noProof/>
-                <w:webHidden/>
-                <w:sz w:val="20"/>
-                <w:szCs w:val="20"/>
-              </w:rPr>
-            </w:r>
-            <w:r>
-              <w:rPr>
-                <w:noProof/>
-                <w:webHidden/>
-                <w:sz w:val="20"/>
-                <w:szCs w:val="20"/>
+                <w:sz w:val="18"/>
+                <w:szCs w:val="18"/>
+              </w:rPr>
+              <w:instrText xml:space="preserve"> PAGEREF _Toc205997794 \h </w:instrText>
+            </w:r>
+            <w:r>
+              <w:rPr>
+                <w:noProof/>
+                <w:webHidden/>
+                <w:sz w:val="18"/>
+                <w:szCs w:val="18"/>
+              </w:rPr>
+            </w:r>
+            <w:r>
+              <w:rPr>
+                <w:noProof/>
+                <w:webHidden/>
+                <w:sz w:val="18"/>
+                <w:szCs w:val="18"/>
               </w:rPr>
               <w:fldChar w:fldCharType="separate"/>
             </w:r>
@@ -2817,8 +2888,8 @@
               <w:rPr>
                 <w:noProof/>
                 <w:webHidden/>
-                <w:sz w:val="20"/>
-                <w:szCs w:val="20"/>
+                <w:sz w:val="18"/>
+                <w:szCs w:val="18"/>
               </w:rPr>
               <w:t>8</w:t>
             </w:r>
@@ -2826,8 +2897,8 @@
               <w:rPr>
                 <w:noProof/>
                 <w:webHidden/>
-                <w:sz w:val="20"/>
-                <w:szCs w:val="20"/>
+                <w:sz w:val="18"/>
+                <w:szCs w:val="18"/>
               </w:rPr>
               <w:fldChar w:fldCharType="end"/>
             </w:r>
@@ -2843,28 +2914,28 @@
             <w:rPr>
               <w:noProof/>
               <w:kern w:val="2"/>
-              <w:sz w:val="22"/>
-              <w:szCs w:val="22"/>
+              <w:sz w:val="20"/>
+              <w:szCs w:val="20"/>
               <w:lang w:val="en-US"/>
               <w14:ligatures w14:val="standardContextual"/>
             </w:rPr>
           </w:pPr>
-          <w:hyperlink w:anchor="_Toc205759043" w:history="1">
+          <w:hyperlink w:anchor="_Toc205997795" w:history="1">
             <w:r>
               <w:rPr>
                 <w:rStyle w:val="Hyperlink"/>
                 <w:noProof/>
+                <w:sz w:val="18"/>
+                <w:szCs w:val="18"/>
+              </w:rPr>
+              <w:t>5.1.3.</w:t>
+            </w:r>
+            <w:r>
+              <w:rPr>
+                <w:noProof/>
+                <w:kern w:val="2"/>
                 <w:sz w:val="20"/>
                 <w:szCs w:val="20"/>
-              </w:rPr>
-              <w:t>5.1.3.</w:t>
-            </w:r>
-            <w:r>
-              <w:rPr>
-                <w:noProof/>
-                <w:kern w:val="2"/>
-                <w:sz w:val="22"/>
-                <w:szCs w:val="22"/>
                 <w:lang w:val="en-US"/>
                 <w14:ligatures w14:val="standardContextual"/>
               </w:rPr>
@@ -2874,8 +2945,8 @@
               <w:rPr>
                 <w:rStyle w:val="Hyperlink"/>
                 <w:noProof/>
-                <w:sz w:val="20"/>
-                <w:szCs w:val="20"/>
+                <w:sz w:val="18"/>
+                <w:szCs w:val="18"/>
               </w:rPr>
               <w:t>Promena lozinke</w:t>
             </w:r>
@@ -2883,8 +2954,8 @@
               <w:rPr>
                 <w:noProof/>
                 <w:webHidden/>
-                <w:sz w:val="20"/>
-                <w:szCs w:val="20"/>
+                <w:sz w:val="18"/>
+                <w:szCs w:val="18"/>
               </w:rPr>
               <w:tab/>
             </w:r>
@@ -2892,8 +2963,8 @@
               <w:rPr>
                 <w:noProof/>
                 <w:webHidden/>
-                <w:sz w:val="20"/>
-                <w:szCs w:val="20"/>
+                <w:sz w:val="18"/>
+                <w:szCs w:val="18"/>
               </w:rPr>
               <w:fldChar w:fldCharType="begin"/>
             </w:r>
@@ -2901,25 +2972,25 @@
               <w:rPr>
                 <w:noProof/>
                 <w:webHidden/>
-                <w:sz w:val="20"/>
-                <w:szCs w:val="20"/>
-              </w:rPr>
-              <w:instrText xml:space="preserve"> PAGEREF _Toc205759043 \h </w:instrText>
-            </w:r>
-            <w:r>
-              <w:rPr>
-                <w:noProof/>
-                <w:webHidden/>
-                <w:sz w:val="20"/>
-                <w:szCs w:val="20"/>
-              </w:rPr>
-            </w:r>
-            <w:r>
-              <w:rPr>
-                <w:noProof/>
-                <w:webHidden/>
-                <w:sz w:val="20"/>
-                <w:szCs w:val="20"/>
+                <w:sz w:val="18"/>
+                <w:szCs w:val="18"/>
+              </w:rPr>
+              <w:instrText xml:space="preserve"> PAGEREF _Toc205997795 \h </w:instrText>
+            </w:r>
+            <w:r>
+              <w:rPr>
+                <w:noProof/>
+                <w:webHidden/>
+                <w:sz w:val="18"/>
+                <w:szCs w:val="18"/>
+              </w:rPr>
+            </w:r>
+            <w:r>
+              <w:rPr>
+                <w:noProof/>
+                <w:webHidden/>
+                <w:sz w:val="18"/>
+                <w:szCs w:val="18"/>
               </w:rPr>
               <w:fldChar w:fldCharType="separate"/>
             </w:r>
@@ -2927,8 +2998,8 @@
               <w:rPr>
                 <w:noProof/>
                 <w:webHidden/>
-                <w:sz w:val="20"/>
-                <w:szCs w:val="20"/>
+                <w:sz w:val="18"/>
+                <w:szCs w:val="18"/>
               </w:rPr>
               <w:t>8</w:t>
             </w:r>
@@ -2936,8 +3007,8 @@
               <w:rPr>
                 <w:noProof/>
                 <w:webHidden/>
-                <w:sz w:val="20"/>
-                <w:szCs w:val="20"/>
+                <w:sz w:val="18"/>
+                <w:szCs w:val="18"/>
               </w:rPr>
               <w:fldChar w:fldCharType="end"/>
             </w:r>
@@ -2946,25 +3017,30 @@
         <w:p>
           <w:pPr>
             <w:pStyle w:val="TOC2"/>
+            <w:numPr>
+              <w:ilvl w:val="0"/>
+              <w:numId w:val="0"/>
+            </w:numPr>
             <w:tabs>
               <w:tab w:val="left" w:pos="1200"/>
             </w:tabs>
+            <w:ind w:left="720"/>
             <w:rPr>
               <w:noProof/>
               <w:kern w:val="2"/>
-              <w:sz w:val="22"/>
-              <w:szCs w:val="22"/>
+              <w:sz w:val="20"/>
+              <w:szCs w:val="20"/>
               <w:lang w:val="en-US"/>
               <w14:ligatures w14:val="standardContextual"/>
             </w:rPr>
           </w:pPr>
-          <w:hyperlink w:anchor="_Toc205759044" w:history="1">
+          <w:hyperlink w:anchor="_Toc205997796" w:history="1">
             <w:r>
               <w:rPr>
                 <w:rStyle w:val="Hyperlink"/>
                 <w:noProof/>
-                <w:sz w:val="28"/>
-                <w:szCs w:val="28"/>
+                <w:sz w:val="24"/>
+                <w:szCs w:val="24"/>
               </w:rPr>
               <w:t>5.2.</w:t>
             </w:r>
@@ -2972,8 +3048,8 @@
               <w:rPr>
                 <w:noProof/>
                 <w:kern w:val="2"/>
-                <w:sz w:val="22"/>
-                <w:szCs w:val="22"/>
+                <w:sz w:val="20"/>
+                <w:szCs w:val="20"/>
                 <w:lang w:val="en-US"/>
                 <w14:ligatures w14:val="standardContextual"/>
               </w:rPr>
@@ -2983,8 +3059,8 @@
               <w:rPr>
                 <w:rStyle w:val="Hyperlink"/>
                 <w:noProof/>
-                <w:sz w:val="28"/>
-                <w:szCs w:val="28"/>
+                <w:sz w:val="24"/>
+                <w:szCs w:val="24"/>
               </w:rPr>
               <w:t>Funkcionalnosti svih korisnika</w:t>
             </w:r>
@@ -2992,8 +3068,8 @@
               <w:rPr>
                 <w:noProof/>
                 <w:webHidden/>
-                <w:sz w:val="28"/>
-                <w:szCs w:val="28"/>
+                <w:sz w:val="24"/>
+                <w:szCs w:val="24"/>
               </w:rPr>
               <w:tab/>
             </w:r>
@@ -3001,8 +3077,8 @@
               <w:rPr>
                 <w:noProof/>
                 <w:webHidden/>
-                <w:sz w:val="28"/>
-                <w:szCs w:val="28"/>
+                <w:sz w:val="24"/>
+                <w:szCs w:val="24"/>
               </w:rPr>
               <w:fldChar w:fldCharType="begin"/>
             </w:r>
@@ -3010,25 +3086,25 @@
               <w:rPr>
                 <w:noProof/>
                 <w:webHidden/>
-                <w:sz w:val="28"/>
-                <w:szCs w:val="28"/>
-              </w:rPr>
-              <w:instrText xml:space="preserve"> PAGEREF _Toc205759044 \h </w:instrText>
-            </w:r>
-            <w:r>
-              <w:rPr>
-                <w:noProof/>
-                <w:webHidden/>
-                <w:sz w:val="28"/>
-                <w:szCs w:val="28"/>
-              </w:rPr>
-            </w:r>
-            <w:r>
-              <w:rPr>
-                <w:noProof/>
-                <w:webHidden/>
-                <w:sz w:val="28"/>
-                <w:szCs w:val="28"/>
+                <w:sz w:val="24"/>
+                <w:szCs w:val="24"/>
+              </w:rPr>
+              <w:instrText xml:space="preserve"> PAGEREF _Toc205997796 \h </w:instrText>
+            </w:r>
+            <w:r>
+              <w:rPr>
+                <w:noProof/>
+                <w:webHidden/>
+                <w:sz w:val="24"/>
+                <w:szCs w:val="24"/>
+              </w:rPr>
+            </w:r>
+            <w:r>
+              <w:rPr>
+                <w:noProof/>
+                <w:webHidden/>
+                <w:sz w:val="24"/>
+                <w:szCs w:val="24"/>
               </w:rPr>
               <w:fldChar w:fldCharType="separate"/>
             </w:r>
@@ -3036,8 +3112,8 @@
               <w:rPr>
                 <w:noProof/>
                 <w:webHidden/>
-                <w:sz w:val="28"/>
-                <w:szCs w:val="28"/>
+                <w:sz w:val="24"/>
+                <w:szCs w:val="24"/>
               </w:rPr>
               <w:t>8</w:t>
             </w:r>
@@ -3045,8 +3121,8 @@
               <w:rPr>
                 <w:noProof/>
                 <w:webHidden/>
-                <w:sz w:val="28"/>
-                <w:szCs w:val="28"/>
+                <w:sz w:val="24"/>
+                <w:szCs w:val="24"/>
               </w:rPr>
               <w:fldChar w:fldCharType="end"/>
             </w:r>
@@ -3062,28 +3138,28 @@
             <w:rPr>
               <w:noProof/>
               <w:kern w:val="2"/>
-              <w:sz w:val="22"/>
-              <w:szCs w:val="22"/>
+              <w:sz w:val="20"/>
+              <w:szCs w:val="20"/>
               <w:lang w:val="en-US"/>
               <w14:ligatures w14:val="standardContextual"/>
             </w:rPr>
           </w:pPr>
-          <w:hyperlink w:anchor="_Toc205759045" w:history="1">
+          <w:hyperlink w:anchor="_Toc205997797" w:history="1">
             <w:r>
               <w:rPr>
                 <w:rStyle w:val="Hyperlink"/>
                 <w:noProof/>
+                <w:sz w:val="18"/>
+                <w:szCs w:val="18"/>
+              </w:rPr>
+              <w:t>5.2.1.</w:t>
+            </w:r>
+            <w:r>
+              <w:rPr>
+                <w:noProof/>
+                <w:kern w:val="2"/>
                 <w:sz w:val="20"/>
                 <w:szCs w:val="20"/>
-              </w:rPr>
-              <w:t>5.2.1.</w:t>
-            </w:r>
-            <w:r>
-              <w:rPr>
-                <w:noProof/>
-                <w:kern w:val="2"/>
-                <w:sz w:val="22"/>
-                <w:szCs w:val="22"/>
                 <w:lang w:val="en-US"/>
                 <w14:ligatures w14:val="standardContextual"/>
               </w:rPr>
@@ -3093,8 +3169,8 @@
               <w:rPr>
                 <w:rStyle w:val="Hyperlink"/>
                 <w:noProof/>
-                <w:sz w:val="20"/>
-                <w:szCs w:val="20"/>
+                <w:sz w:val="18"/>
+                <w:szCs w:val="18"/>
               </w:rPr>
               <w:t>Pregled radova po temi / umetniku</w:t>
             </w:r>
@@ -3102,8 +3178,8 @@
               <w:rPr>
                 <w:noProof/>
                 <w:webHidden/>
-                <w:sz w:val="20"/>
-                <w:szCs w:val="20"/>
+                <w:sz w:val="18"/>
+                <w:szCs w:val="18"/>
               </w:rPr>
               <w:tab/>
             </w:r>
@@ -3111,8 +3187,8 @@
               <w:rPr>
                 <w:noProof/>
                 <w:webHidden/>
-                <w:sz w:val="20"/>
-                <w:szCs w:val="20"/>
+                <w:sz w:val="18"/>
+                <w:szCs w:val="18"/>
               </w:rPr>
               <w:fldChar w:fldCharType="begin"/>
             </w:r>
@@ -3120,25 +3196,25 @@
               <w:rPr>
                 <w:noProof/>
                 <w:webHidden/>
-                <w:sz w:val="20"/>
-                <w:szCs w:val="20"/>
-              </w:rPr>
-              <w:instrText xml:space="preserve"> PAGEREF _Toc205759045 \h </w:instrText>
-            </w:r>
-            <w:r>
-              <w:rPr>
-                <w:noProof/>
-                <w:webHidden/>
-                <w:sz w:val="20"/>
-                <w:szCs w:val="20"/>
-              </w:rPr>
-            </w:r>
-            <w:r>
-              <w:rPr>
-                <w:noProof/>
-                <w:webHidden/>
-                <w:sz w:val="20"/>
-                <w:szCs w:val="20"/>
+                <w:sz w:val="18"/>
+                <w:szCs w:val="18"/>
+              </w:rPr>
+              <w:instrText xml:space="preserve"> PAGEREF _Toc205997797 \h </w:instrText>
+            </w:r>
+            <w:r>
+              <w:rPr>
+                <w:noProof/>
+                <w:webHidden/>
+                <w:sz w:val="18"/>
+                <w:szCs w:val="18"/>
+              </w:rPr>
+            </w:r>
+            <w:r>
+              <w:rPr>
+                <w:noProof/>
+                <w:webHidden/>
+                <w:sz w:val="18"/>
+                <w:szCs w:val="18"/>
               </w:rPr>
               <w:fldChar w:fldCharType="separate"/>
             </w:r>
@@ -3146,8 +3222,8 @@
               <w:rPr>
                 <w:noProof/>
                 <w:webHidden/>
-                <w:sz w:val="20"/>
-                <w:szCs w:val="20"/>
+                <w:sz w:val="18"/>
+                <w:szCs w:val="18"/>
               </w:rPr>
               <w:t>8</w:t>
             </w:r>
@@ -3155,8 +3231,8 @@
               <w:rPr>
                 <w:noProof/>
                 <w:webHidden/>
-                <w:sz w:val="20"/>
-                <w:szCs w:val="20"/>
+                <w:sz w:val="18"/>
+                <w:szCs w:val="18"/>
               </w:rPr>
               <w:fldChar w:fldCharType="end"/>
             </w:r>
@@ -3172,28 +3248,28 @@
             <w:rPr>
               <w:noProof/>
               <w:kern w:val="2"/>
-              <w:sz w:val="22"/>
-              <w:szCs w:val="22"/>
+              <w:sz w:val="20"/>
+              <w:szCs w:val="20"/>
               <w:lang w:val="en-US"/>
               <w14:ligatures w14:val="standardContextual"/>
             </w:rPr>
           </w:pPr>
-          <w:hyperlink w:anchor="_Toc205759046" w:history="1">
+          <w:hyperlink w:anchor="_Toc205997798" w:history="1">
             <w:r>
               <w:rPr>
                 <w:rStyle w:val="Hyperlink"/>
                 <w:noProof/>
+                <w:sz w:val="18"/>
+                <w:szCs w:val="18"/>
+              </w:rPr>
+              <w:t>5.2.2.</w:t>
+            </w:r>
+            <w:r>
+              <w:rPr>
+                <w:noProof/>
+                <w:kern w:val="2"/>
                 <w:sz w:val="20"/>
                 <w:szCs w:val="20"/>
-              </w:rPr>
-              <w:t>5.2.2.</w:t>
-            </w:r>
-            <w:r>
-              <w:rPr>
-                <w:noProof/>
-                <w:kern w:val="2"/>
-                <w:sz w:val="22"/>
-                <w:szCs w:val="22"/>
                 <w:lang w:val="en-US"/>
                 <w14:ligatures w14:val="standardContextual"/>
               </w:rPr>
@@ -3203,8 +3279,8 @@
               <w:rPr>
                 <w:rStyle w:val="Hyperlink"/>
                 <w:noProof/>
-                <w:sz w:val="20"/>
-                <w:szCs w:val="20"/>
+                <w:sz w:val="18"/>
+                <w:szCs w:val="18"/>
               </w:rPr>
               <w:t>Pregled profila umetnika</w:t>
             </w:r>
@@ -3212,8 +3288,8 @@
               <w:rPr>
                 <w:noProof/>
                 <w:webHidden/>
-                <w:sz w:val="20"/>
-                <w:szCs w:val="20"/>
+                <w:sz w:val="18"/>
+                <w:szCs w:val="18"/>
               </w:rPr>
               <w:tab/>
             </w:r>
@@ -3221,8 +3297,8 @@
               <w:rPr>
                 <w:noProof/>
                 <w:webHidden/>
-                <w:sz w:val="20"/>
-                <w:szCs w:val="20"/>
+                <w:sz w:val="18"/>
+                <w:szCs w:val="18"/>
               </w:rPr>
               <w:fldChar w:fldCharType="begin"/>
             </w:r>
@@ -3230,25 +3306,25 @@
               <w:rPr>
                 <w:noProof/>
                 <w:webHidden/>
-                <w:sz w:val="20"/>
-                <w:szCs w:val="20"/>
-              </w:rPr>
-              <w:instrText xml:space="preserve"> PAGEREF _Toc205759046 \h </w:instrText>
-            </w:r>
-            <w:r>
-              <w:rPr>
-                <w:noProof/>
-                <w:webHidden/>
-                <w:sz w:val="20"/>
-                <w:szCs w:val="20"/>
-              </w:rPr>
-            </w:r>
-            <w:r>
-              <w:rPr>
-                <w:noProof/>
-                <w:webHidden/>
-                <w:sz w:val="20"/>
-                <w:szCs w:val="20"/>
+                <w:sz w:val="18"/>
+                <w:szCs w:val="18"/>
+              </w:rPr>
+              <w:instrText xml:space="preserve"> PAGEREF _Toc205997798 \h </w:instrText>
+            </w:r>
+            <w:r>
+              <w:rPr>
+                <w:noProof/>
+                <w:webHidden/>
+                <w:sz w:val="18"/>
+                <w:szCs w:val="18"/>
+              </w:rPr>
+            </w:r>
+            <w:r>
+              <w:rPr>
+                <w:noProof/>
+                <w:webHidden/>
+                <w:sz w:val="18"/>
+                <w:szCs w:val="18"/>
               </w:rPr>
               <w:fldChar w:fldCharType="separate"/>
             </w:r>
@@ -3256,8 +3332,8 @@
               <w:rPr>
                 <w:noProof/>
                 <w:webHidden/>
-                <w:sz w:val="20"/>
-                <w:szCs w:val="20"/>
+                <w:sz w:val="18"/>
+                <w:szCs w:val="18"/>
               </w:rPr>
               <w:t>8</w:t>
             </w:r>
@@ -3265,8 +3341,8 @@
               <w:rPr>
                 <w:noProof/>
                 <w:webHidden/>
-                <w:sz w:val="20"/>
-                <w:szCs w:val="20"/>
+                <w:sz w:val="18"/>
+                <w:szCs w:val="18"/>
               </w:rPr>
               <w:fldChar w:fldCharType="end"/>
             </w:r>
@@ -3282,28 +3358,28 @@
             <w:rPr>
               <w:noProof/>
               <w:kern w:val="2"/>
-              <w:sz w:val="22"/>
-              <w:szCs w:val="22"/>
+              <w:sz w:val="20"/>
+              <w:szCs w:val="20"/>
               <w:lang w:val="en-US"/>
               <w14:ligatures w14:val="standardContextual"/>
             </w:rPr>
           </w:pPr>
-          <w:hyperlink w:anchor="_Toc205759047" w:history="1">
+          <w:hyperlink w:anchor="_Toc205997799" w:history="1">
             <w:r>
               <w:rPr>
                 <w:rStyle w:val="Hyperlink"/>
                 <w:noProof/>
+                <w:sz w:val="18"/>
+                <w:szCs w:val="18"/>
+              </w:rPr>
+              <w:t>5.2.3.</w:t>
+            </w:r>
+            <w:r>
+              <w:rPr>
+                <w:noProof/>
+                <w:kern w:val="2"/>
                 <w:sz w:val="20"/>
                 <w:szCs w:val="20"/>
-              </w:rPr>
-              <w:t>5.2.3.</w:t>
-            </w:r>
-            <w:r>
-              <w:rPr>
-                <w:noProof/>
-                <w:kern w:val="2"/>
-                <w:sz w:val="22"/>
-                <w:szCs w:val="22"/>
                 <w:lang w:val="en-US"/>
                 <w14:ligatures w14:val="standardContextual"/>
               </w:rPr>
@@ -3313,8 +3389,8 @@
               <w:rPr>
                 <w:rStyle w:val="Hyperlink"/>
                 <w:noProof/>
-                <w:sz w:val="20"/>
-                <w:szCs w:val="20"/>
+                <w:sz w:val="18"/>
+                <w:szCs w:val="18"/>
               </w:rPr>
               <w:t>Full-screen prikaz slike</w:t>
             </w:r>
@@ -3322,8 +3398,8 @@
               <w:rPr>
                 <w:noProof/>
                 <w:webHidden/>
-                <w:sz w:val="20"/>
-                <w:szCs w:val="20"/>
+                <w:sz w:val="18"/>
+                <w:szCs w:val="18"/>
               </w:rPr>
               <w:tab/>
             </w:r>
@@ -3331,8 +3407,8 @@
               <w:rPr>
                 <w:noProof/>
                 <w:webHidden/>
-                <w:sz w:val="20"/>
-                <w:szCs w:val="20"/>
+                <w:sz w:val="18"/>
+                <w:szCs w:val="18"/>
               </w:rPr>
               <w:fldChar w:fldCharType="begin"/>
             </w:r>
@@ -3340,25 +3416,25 @@
               <w:rPr>
                 <w:noProof/>
                 <w:webHidden/>
-                <w:sz w:val="20"/>
-                <w:szCs w:val="20"/>
-              </w:rPr>
-              <w:instrText xml:space="preserve"> PAGEREF _Toc205759047 \h </w:instrText>
-            </w:r>
-            <w:r>
-              <w:rPr>
-                <w:noProof/>
-                <w:webHidden/>
-                <w:sz w:val="20"/>
-                <w:szCs w:val="20"/>
-              </w:rPr>
-            </w:r>
-            <w:r>
-              <w:rPr>
-                <w:noProof/>
-                <w:webHidden/>
-                <w:sz w:val="20"/>
-                <w:szCs w:val="20"/>
+                <w:sz w:val="18"/>
+                <w:szCs w:val="18"/>
+              </w:rPr>
+              <w:instrText xml:space="preserve"> PAGEREF _Toc205997799 \h </w:instrText>
+            </w:r>
+            <w:r>
+              <w:rPr>
+                <w:noProof/>
+                <w:webHidden/>
+                <w:sz w:val="18"/>
+                <w:szCs w:val="18"/>
+              </w:rPr>
+            </w:r>
+            <w:r>
+              <w:rPr>
+                <w:noProof/>
+                <w:webHidden/>
+                <w:sz w:val="18"/>
+                <w:szCs w:val="18"/>
               </w:rPr>
               <w:fldChar w:fldCharType="separate"/>
             </w:r>
@@ -3366,8 +3442,8 @@
               <w:rPr>
                 <w:noProof/>
                 <w:webHidden/>
-                <w:sz w:val="20"/>
-                <w:szCs w:val="20"/>
+                <w:sz w:val="18"/>
+                <w:szCs w:val="18"/>
               </w:rPr>
               <w:t>8</w:t>
             </w:r>
@@ -3375,8 +3451,8 @@
               <w:rPr>
                 <w:noProof/>
                 <w:webHidden/>
-                <w:sz w:val="20"/>
-                <w:szCs w:val="20"/>
+                <w:sz w:val="18"/>
+                <w:szCs w:val="18"/>
               </w:rPr>
               <w:fldChar w:fldCharType="end"/>
             </w:r>
@@ -3392,28 +3468,28 @@
             <w:rPr>
               <w:noProof/>
               <w:kern w:val="2"/>
-              <w:sz w:val="22"/>
-              <w:szCs w:val="22"/>
+              <w:sz w:val="20"/>
+              <w:szCs w:val="20"/>
               <w:lang w:val="en-US"/>
               <w14:ligatures w14:val="standardContextual"/>
             </w:rPr>
           </w:pPr>
-          <w:hyperlink w:anchor="_Toc205759048" w:history="1">
+          <w:hyperlink w:anchor="_Toc205997800" w:history="1">
             <w:r>
               <w:rPr>
                 <w:rStyle w:val="Hyperlink"/>
                 <w:noProof/>
+                <w:sz w:val="18"/>
+                <w:szCs w:val="18"/>
+              </w:rPr>
+              <w:t>5.2.4.</w:t>
+            </w:r>
+            <w:r>
+              <w:rPr>
+                <w:noProof/>
+                <w:kern w:val="2"/>
                 <w:sz w:val="20"/>
                 <w:szCs w:val="20"/>
-              </w:rPr>
-              <w:t>5.2.4.</w:t>
-            </w:r>
-            <w:r>
-              <w:rPr>
-                <w:noProof/>
-                <w:kern w:val="2"/>
-                <w:sz w:val="22"/>
-                <w:szCs w:val="22"/>
                 <w:lang w:val="en-US"/>
                 <w14:ligatures w14:val="standardContextual"/>
               </w:rPr>
@@ -3423,17 +3499,17 @@
               <w:rPr>
                 <w:rStyle w:val="Hyperlink"/>
                 <w:noProof/>
-                <w:sz w:val="20"/>
-                <w:szCs w:val="20"/>
-              </w:rPr>
-              <w:t>Uveličavanje (zoom) slike</w:t>
-            </w:r>
-            <w:r>
-              <w:rPr>
-                <w:noProof/>
-                <w:webHidden/>
-                <w:sz w:val="20"/>
-                <w:szCs w:val="20"/>
+                <w:sz w:val="18"/>
+                <w:szCs w:val="18"/>
+              </w:rPr>
+              <w:t>Slide-show prikaz slika određene izložbe</w:t>
+            </w:r>
+            <w:r>
+              <w:rPr>
+                <w:noProof/>
+                <w:webHidden/>
+                <w:sz w:val="18"/>
+                <w:szCs w:val="18"/>
               </w:rPr>
               <w:tab/>
             </w:r>
@@ -3441,8 +3517,8 @@
               <w:rPr>
                 <w:noProof/>
                 <w:webHidden/>
-                <w:sz w:val="20"/>
-                <w:szCs w:val="20"/>
+                <w:sz w:val="18"/>
+                <w:szCs w:val="18"/>
               </w:rPr>
               <w:fldChar w:fldCharType="begin"/>
             </w:r>
@@ -3450,25 +3526,25 @@
               <w:rPr>
                 <w:noProof/>
                 <w:webHidden/>
-                <w:sz w:val="20"/>
-                <w:szCs w:val="20"/>
-              </w:rPr>
-              <w:instrText xml:space="preserve"> PAGEREF _Toc205759048 \h </w:instrText>
-            </w:r>
-            <w:r>
-              <w:rPr>
-                <w:noProof/>
-                <w:webHidden/>
-                <w:sz w:val="20"/>
-                <w:szCs w:val="20"/>
-              </w:rPr>
-            </w:r>
-            <w:r>
-              <w:rPr>
-                <w:noProof/>
-                <w:webHidden/>
-                <w:sz w:val="20"/>
-                <w:szCs w:val="20"/>
+                <w:sz w:val="18"/>
+                <w:szCs w:val="18"/>
+              </w:rPr>
+              <w:instrText xml:space="preserve"> PAGEREF _Toc205997800 \h </w:instrText>
+            </w:r>
+            <w:r>
+              <w:rPr>
+                <w:noProof/>
+                <w:webHidden/>
+                <w:sz w:val="18"/>
+                <w:szCs w:val="18"/>
+              </w:rPr>
+            </w:r>
+            <w:r>
+              <w:rPr>
+                <w:noProof/>
+                <w:webHidden/>
+                <w:sz w:val="18"/>
+                <w:szCs w:val="18"/>
               </w:rPr>
               <w:fldChar w:fldCharType="separate"/>
             </w:r>
@@ -3476,8 +3552,8 @@
               <w:rPr>
                 <w:noProof/>
                 <w:webHidden/>
-                <w:sz w:val="20"/>
-                <w:szCs w:val="20"/>
+                <w:sz w:val="18"/>
+                <w:szCs w:val="18"/>
               </w:rPr>
               <w:t>9</w:t>
             </w:r>
@@ -3485,8 +3561,8 @@
               <w:rPr>
                 <w:noProof/>
                 <w:webHidden/>
-                <w:sz w:val="20"/>
-                <w:szCs w:val="20"/>
+                <w:sz w:val="18"/>
+                <w:szCs w:val="18"/>
               </w:rPr>
               <w:fldChar w:fldCharType="end"/>
             </w:r>
@@ -3502,28 +3578,28 @@
             <w:rPr>
               <w:noProof/>
               <w:kern w:val="2"/>
-              <w:sz w:val="22"/>
-              <w:szCs w:val="22"/>
+              <w:sz w:val="20"/>
+              <w:szCs w:val="20"/>
               <w:lang w:val="en-US"/>
               <w14:ligatures w14:val="standardContextual"/>
             </w:rPr>
           </w:pPr>
-          <w:hyperlink w:anchor="_Toc205759049" w:history="1">
+          <w:hyperlink w:anchor="_Toc205997801" w:history="1">
             <w:r>
               <w:rPr>
                 <w:rStyle w:val="Hyperlink"/>
                 <w:noProof/>
+                <w:sz w:val="18"/>
+                <w:szCs w:val="18"/>
+              </w:rPr>
+              <w:t>5.2.5.</w:t>
+            </w:r>
+            <w:r>
+              <w:rPr>
+                <w:noProof/>
+                <w:kern w:val="2"/>
                 <w:sz w:val="20"/>
                 <w:szCs w:val="20"/>
-              </w:rPr>
-              <w:t>5.2.5.</w:t>
-            </w:r>
-            <w:r>
-              <w:rPr>
-                <w:noProof/>
-                <w:kern w:val="2"/>
-                <w:sz w:val="22"/>
-                <w:szCs w:val="22"/>
                 <w:lang w:val="en-US"/>
                 <w14:ligatures w14:val="standardContextual"/>
               </w:rPr>
@@ -3533,26 +3609,140 @@
               <w:rPr>
                 <w:rStyle w:val="Hyperlink"/>
                 <w:noProof/>
+                <w:sz w:val="18"/>
+                <w:szCs w:val="18"/>
+              </w:rPr>
+              <w:t>Prikaz aktivnih i završenih izložbi</w:t>
+            </w:r>
+            <w:r>
+              <w:rPr>
+                <w:noProof/>
+                <w:webHidden/>
+                <w:sz w:val="18"/>
+                <w:szCs w:val="18"/>
+              </w:rPr>
+              <w:tab/>
+            </w:r>
+            <w:r>
+              <w:rPr>
+                <w:noProof/>
+                <w:webHidden/>
+                <w:sz w:val="18"/>
+                <w:szCs w:val="18"/>
+              </w:rPr>
+              <w:fldChar w:fldCharType="begin"/>
+            </w:r>
+            <w:r>
+              <w:rPr>
+                <w:noProof/>
+                <w:webHidden/>
+                <w:sz w:val="18"/>
+                <w:szCs w:val="18"/>
+              </w:rPr>
+              <w:instrText xml:space="preserve"> PAGEREF _Toc205997801 \h </w:instrText>
+            </w:r>
+            <w:r>
+              <w:rPr>
+                <w:noProof/>
+                <w:webHidden/>
+                <w:sz w:val="18"/>
+                <w:szCs w:val="18"/>
+              </w:rPr>
+            </w:r>
+            <w:r>
+              <w:rPr>
+                <w:noProof/>
+                <w:webHidden/>
+                <w:sz w:val="18"/>
+                <w:szCs w:val="18"/>
+              </w:rPr>
+              <w:fldChar w:fldCharType="separate"/>
+            </w:r>
+            <w:r>
+              <w:rPr>
+                <w:noProof/>
+                <w:webHidden/>
+                <w:sz w:val="18"/>
+                <w:szCs w:val="18"/>
+              </w:rPr>
+              <w:t>9</w:t>
+            </w:r>
+            <w:r>
+              <w:rPr>
+                <w:noProof/>
+                <w:webHidden/>
+                <w:sz w:val="18"/>
+                <w:szCs w:val="18"/>
+              </w:rPr>
+              <w:fldChar w:fldCharType="end"/>
+            </w:r>
+          </w:hyperlink>
+        </w:p>
+        <w:p>
+          <w:pPr>
+            <w:pStyle w:val="TOC2"/>
+            <w:numPr>
+              <w:ilvl w:val="0"/>
+              <w:numId w:val="0"/>
+            </w:numPr>
+            <w:tabs>
+              <w:tab w:val="left" w:pos="1200"/>
+            </w:tabs>
+            <w:ind w:left="720"/>
+            <w:rPr>
+              <w:noProof/>
+              <w:kern w:val="2"/>
+              <w:sz w:val="20"/>
+              <w:szCs w:val="20"/>
+              <w:lang w:val="en-US"/>
+              <w14:ligatures w14:val="standardContextual"/>
+            </w:rPr>
+          </w:pPr>
+          <w:hyperlink w:anchor="_Toc205997802" w:history="1">
+            <w:r>
+              <w:rPr>
+                <w:rStyle w:val="Hyperlink"/>
+                <w:noProof/>
+                <w:sz w:val="24"/>
+                <w:szCs w:val="24"/>
+              </w:rPr>
+              <w:t>5.3.</w:t>
+            </w:r>
+            <w:r>
+              <w:rPr>
+                <w:noProof/>
+                <w:kern w:val="2"/>
                 <w:sz w:val="20"/>
                 <w:szCs w:val="20"/>
-              </w:rPr>
-              <w:t>Slide-show prikaz slika određene izložbe</w:t>
-            </w:r>
-            <w:r>
-              <w:rPr>
-                <w:noProof/>
-                <w:webHidden/>
-                <w:sz w:val="20"/>
-                <w:szCs w:val="20"/>
+                <w:lang w:val="en-US"/>
+                <w14:ligatures w14:val="standardContextual"/>
               </w:rPr>
               <w:tab/>
             </w:r>
             <w:r>
               <w:rPr>
-                <w:noProof/>
-                <w:webHidden/>
-                <w:sz w:val="20"/>
-                <w:szCs w:val="20"/>
+                <w:rStyle w:val="Hyperlink"/>
+                <w:noProof/>
+                <w:sz w:val="24"/>
+                <w:szCs w:val="24"/>
+              </w:rPr>
+              <w:t>Funkcionalnosti registrovanih korisnika</w:t>
+            </w:r>
+            <w:r>
+              <w:rPr>
+                <w:noProof/>
+                <w:webHidden/>
+                <w:sz w:val="24"/>
+                <w:szCs w:val="24"/>
+              </w:rPr>
+              <w:tab/>
+            </w:r>
+            <w:r>
+              <w:rPr>
+                <w:noProof/>
+                <w:webHidden/>
+                <w:sz w:val="24"/>
+                <w:szCs w:val="24"/>
               </w:rPr>
               <w:fldChar w:fldCharType="begin"/>
             </w:r>
@@ -3560,25 +3750,25 @@
               <w:rPr>
                 <w:noProof/>
                 <w:webHidden/>
-                <w:sz w:val="20"/>
-                <w:szCs w:val="20"/>
-              </w:rPr>
-              <w:instrText xml:space="preserve"> PAGEREF _Toc205759049 \h </w:instrText>
-            </w:r>
-            <w:r>
-              <w:rPr>
-                <w:noProof/>
-                <w:webHidden/>
-                <w:sz w:val="20"/>
-                <w:szCs w:val="20"/>
-              </w:rPr>
-            </w:r>
-            <w:r>
-              <w:rPr>
-                <w:noProof/>
-                <w:webHidden/>
-                <w:sz w:val="20"/>
-                <w:szCs w:val="20"/>
+                <w:sz w:val="24"/>
+                <w:szCs w:val="24"/>
+              </w:rPr>
+              <w:instrText xml:space="preserve"> PAGEREF _Toc205997802 \h </w:instrText>
+            </w:r>
+            <w:r>
+              <w:rPr>
+                <w:noProof/>
+                <w:webHidden/>
+                <w:sz w:val="24"/>
+                <w:szCs w:val="24"/>
+              </w:rPr>
+            </w:r>
+            <w:r>
+              <w:rPr>
+                <w:noProof/>
+                <w:webHidden/>
+                <w:sz w:val="24"/>
+                <w:szCs w:val="24"/>
               </w:rPr>
               <w:fldChar w:fldCharType="separate"/>
             </w:r>
@@ -3586,8 +3776,8 @@
               <w:rPr>
                 <w:noProof/>
                 <w:webHidden/>
-                <w:sz w:val="20"/>
-                <w:szCs w:val="20"/>
+                <w:sz w:val="24"/>
+                <w:szCs w:val="24"/>
               </w:rPr>
               <w:t>9</w:t>
             </w:r>
@@ -3595,8 +3785,8 @@
               <w:rPr>
                 <w:noProof/>
                 <w:webHidden/>
-                <w:sz w:val="20"/>
-                <w:szCs w:val="20"/>
+                <w:sz w:val="24"/>
+                <w:szCs w:val="24"/>
               </w:rPr>
               <w:fldChar w:fldCharType="end"/>
             </w:r>
@@ -3612,28 +3802,28 @@
             <w:rPr>
               <w:noProof/>
               <w:kern w:val="2"/>
-              <w:sz w:val="22"/>
-              <w:szCs w:val="22"/>
+              <w:sz w:val="20"/>
+              <w:szCs w:val="20"/>
               <w:lang w:val="en-US"/>
               <w14:ligatures w14:val="standardContextual"/>
             </w:rPr>
           </w:pPr>
-          <w:hyperlink w:anchor="_Toc205759050" w:history="1">
+          <w:hyperlink w:anchor="_Toc205997803" w:history="1">
             <w:r>
               <w:rPr>
                 <w:rStyle w:val="Hyperlink"/>
                 <w:noProof/>
+                <w:sz w:val="18"/>
+                <w:szCs w:val="18"/>
+              </w:rPr>
+              <w:t>5.3.1.</w:t>
+            </w:r>
+            <w:r>
+              <w:rPr>
+                <w:noProof/>
+                <w:kern w:val="2"/>
                 <w:sz w:val="20"/>
                 <w:szCs w:val="20"/>
-              </w:rPr>
-              <w:t>5.2.6.</w:t>
-            </w:r>
-            <w:r>
-              <w:rPr>
-                <w:noProof/>
-                <w:kern w:val="2"/>
-                <w:sz w:val="22"/>
-                <w:szCs w:val="22"/>
                 <w:lang w:val="en-US"/>
                 <w14:ligatures w14:val="standardContextual"/>
               </w:rPr>
@@ -3643,17 +3833,17 @@
               <w:rPr>
                 <w:rStyle w:val="Hyperlink"/>
                 <w:noProof/>
-                <w:sz w:val="20"/>
-                <w:szCs w:val="20"/>
-              </w:rPr>
-              <w:t>Prikaz aktivnih i završenih izložbi</w:t>
-            </w:r>
-            <w:r>
-              <w:rPr>
-                <w:noProof/>
-                <w:webHidden/>
-                <w:sz w:val="20"/>
-                <w:szCs w:val="20"/>
+                <w:sz w:val="18"/>
+                <w:szCs w:val="18"/>
+              </w:rPr>
+              <w:t>Objavljivanje fotografije na aktivnu izložbu</w:t>
+            </w:r>
+            <w:r>
+              <w:rPr>
+                <w:noProof/>
+                <w:webHidden/>
+                <w:sz w:val="18"/>
+                <w:szCs w:val="18"/>
               </w:rPr>
               <w:tab/>
             </w:r>
@@ -3661,8 +3851,8 @@
               <w:rPr>
                 <w:noProof/>
                 <w:webHidden/>
-                <w:sz w:val="20"/>
-                <w:szCs w:val="20"/>
+                <w:sz w:val="18"/>
+                <w:szCs w:val="18"/>
               </w:rPr>
               <w:fldChar w:fldCharType="begin"/>
             </w:r>
@@ -3670,25 +3860,25 @@
               <w:rPr>
                 <w:noProof/>
                 <w:webHidden/>
-                <w:sz w:val="20"/>
-                <w:szCs w:val="20"/>
-              </w:rPr>
-              <w:instrText xml:space="preserve"> PAGEREF _Toc205759050 \h </w:instrText>
-            </w:r>
-            <w:r>
-              <w:rPr>
-                <w:noProof/>
-                <w:webHidden/>
-                <w:sz w:val="20"/>
-                <w:szCs w:val="20"/>
-              </w:rPr>
-            </w:r>
-            <w:r>
-              <w:rPr>
-                <w:noProof/>
-                <w:webHidden/>
-                <w:sz w:val="20"/>
-                <w:szCs w:val="20"/>
+                <w:sz w:val="18"/>
+                <w:szCs w:val="18"/>
+              </w:rPr>
+              <w:instrText xml:space="preserve"> PAGEREF _Toc205997803 \h </w:instrText>
+            </w:r>
+            <w:r>
+              <w:rPr>
+                <w:noProof/>
+                <w:webHidden/>
+                <w:sz w:val="18"/>
+                <w:szCs w:val="18"/>
+              </w:rPr>
+            </w:r>
+            <w:r>
+              <w:rPr>
+                <w:noProof/>
+                <w:webHidden/>
+                <w:sz w:val="18"/>
+                <w:szCs w:val="18"/>
               </w:rPr>
               <w:fldChar w:fldCharType="separate"/>
             </w:r>
@@ -3696,8 +3886,8 @@
               <w:rPr>
                 <w:noProof/>
                 <w:webHidden/>
-                <w:sz w:val="20"/>
-                <w:szCs w:val="20"/>
+                <w:sz w:val="18"/>
+                <w:szCs w:val="18"/>
               </w:rPr>
               <w:t>9</w:t>
             </w:r>
@@ -3705,117 +3895,8 @@
               <w:rPr>
                 <w:noProof/>
                 <w:webHidden/>
-                <w:sz w:val="20"/>
-                <w:szCs w:val="20"/>
-              </w:rPr>
-              <w:fldChar w:fldCharType="end"/>
-            </w:r>
-          </w:hyperlink>
-        </w:p>
-        <w:p>
-          <w:pPr>
-            <w:pStyle w:val="TOC2"/>
-            <w:tabs>
-              <w:tab w:val="left" w:pos="1200"/>
-            </w:tabs>
-            <w:rPr>
-              <w:noProof/>
-              <w:kern w:val="2"/>
-              <w:sz w:val="22"/>
-              <w:szCs w:val="22"/>
-              <w:lang w:val="en-US"/>
-              <w14:ligatures w14:val="standardContextual"/>
-            </w:rPr>
-          </w:pPr>
-          <w:hyperlink w:anchor="_Toc205759051" w:history="1">
-            <w:r>
-              <w:rPr>
-                <w:rStyle w:val="Hyperlink"/>
-                <w:noProof/>
-                <w:sz w:val="28"/>
-                <w:szCs w:val="28"/>
-              </w:rPr>
-              <w:t>5.3.</w:t>
-            </w:r>
-            <w:r>
-              <w:rPr>
-                <w:noProof/>
-                <w:kern w:val="2"/>
-                <w:sz w:val="22"/>
-                <w:szCs w:val="22"/>
-                <w:lang w:val="en-US"/>
-                <w14:ligatures w14:val="standardContextual"/>
-              </w:rPr>
-              <w:tab/>
-            </w:r>
-            <w:r>
-              <w:rPr>
-                <w:rStyle w:val="Hyperlink"/>
-                <w:noProof/>
-                <w:sz w:val="28"/>
-                <w:szCs w:val="28"/>
-              </w:rPr>
-              <w:t>Funkcionalnosti registrovanih korisnika</w:t>
-            </w:r>
-            <w:r>
-              <w:rPr>
-                <w:noProof/>
-                <w:webHidden/>
-                <w:sz w:val="28"/>
-                <w:szCs w:val="28"/>
-              </w:rPr>
-              <w:tab/>
-            </w:r>
-            <w:r>
-              <w:rPr>
-                <w:noProof/>
-                <w:webHidden/>
-                <w:sz w:val="28"/>
-                <w:szCs w:val="28"/>
-              </w:rPr>
-              <w:fldChar w:fldCharType="begin"/>
-            </w:r>
-            <w:r>
-              <w:rPr>
-                <w:noProof/>
-                <w:webHidden/>
-                <w:sz w:val="28"/>
-                <w:szCs w:val="28"/>
-              </w:rPr>
-              <w:instrText xml:space="preserve"> PAGEREF _Toc205759051 \h </w:instrText>
-            </w:r>
-            <w:r>
-              <w:rPr>
-                <w:noProof/>
-                <w:webHidden/>
-                <w:sz w:val="28"/>
-                <w:szCs w:val="28"/>
-              </w:rPr>
-            </w:r>
-            <w:r>
-              <w:rPr>
-                <w:noProof/>
-                <w:webHidden/>
-                <w:sz w:val="28"/>
-                <w:szCs w:val="28"/>
-              </w:rPr>
-              <w:fldChar w:fldCharType="separate"/>
-            </w:r>
-            <w:r>
-              <w:rPr>
-                <w:noProof/>
-                <w:webHidden/>
-                <w:sz w:val="28"/>
-                <w:szCs w:val="28"/>
-              </w:rPr>
-              <w:t>9</w:t>
-            </w:r>
-            <w:r>
-              <w:rPr>
-                <w:noProof/>
-                <w:webHidden/>
-                <w:sz w:val="28"/>
-                <w:szCs w:val="28"/>
+                <w:sz w:val="18"/>
+                <w:szCs w:val="18"/>
               </w:rPr>
               <w:fldChar w:fldCharType="end"/>
             </w:r>
@@ -3831,28 +3912,28 @@
             <w:rPr>
               <w:noProof/>
               <w:kern w:val="2"/>
-              <w:sz w:val="22"/>
-              <w:szCs w:val="22"/>
+              <w:sz w:val="20"/>
+              <w:szCs w:val="20"/>
               <w:lang w:val="en-US"/>
               <w14:ligatures w14:val="standardContextual"/>
             </w:rPr>
           </w:pPr>
-          <w:hyperlink w:anchor="_Toc205759052" w:history="1">
+          <w:hyperlink w:anchor="_Toc205997804" w:history="1">
             <w:r>
               <w:rPr>
                 <w:rStyle w:val="Hyperlink"/>
                 <w:noProof/>
+                <w:sz w:val="18"/>
+                <w:szCs w:val="18"/>
+              </w:rPr>
+              <w:t>5.3.2.</w:t>
+            </w:r>
+            <w:r>
+              <w:rPr>
+                <w:noProof/>
+                <w:kern w:val="2"/>
                 <w:sz w:val="20"/>
                 <w:szCs w:val="20"/>
-              </w:rPr>
-              <w:t>5.3.1.</w:t>
-            </w:r>
-            <w:r>
-              <w:rPr>
-                <w:noProof/>
-                <w:kern w:val="2"/>
-                <w:sz w:val="22"/>
-                <w:szCs w:val="22"/>
                 <w:lang w:val="en-US"/>
                 <w14:ligatures w14:val="standardContextual"/>
               </w:rPr>
@@ -3862,17 +3943,17 @@
               <w:rPr>
                 <w:rStyle w:val="Hyperlink"/>
                 <w:noProof/>
-                <w:sz w:val="20"/>
-                <w:szCs w:val="20"/>
-              </w:rPr>
-              <w:t>Objavljivanje fotografije na aktivnu izložbu</w:t>
-            </w:r>
-            <w:r>
-              <w:rPr>
-                <w:noProof/>
-                <w:webHidden/>
-                <w:sz w:val="20"/>
-                <w:szCs w:val="20"/>
+                <w:sz w:val="18"/>
+                <w:szCs w:val="18"/>
+              </w:rPr>
+              <w:t>Komentarisanje fotografija</w:t>
+            </w:r>
+            <w:r>
+              <w:rPr>
+                <w:noProof/>
+                <w:webHidden/>
+                <w:sz w:val="18"/>
+                <w:szCs w:val="18"/>
               </w:rPr>
               <w:tab/>
             </w:r>
@@ -3880,8 +3961,8 @@
               <w:rPr>
                 <w:noProof/>
                 <w:webHidden/>
-                <w:sz w:val="20"/>
-                <w:szCs w:val="20"/>
+                <w:sz w:val="18"/>
+                <w:szCs w:val="18"/>
               </w:rPr>
               <w:fldChar w:fldCharType="begin"/>
             </w:r>
@@ -3889,25 +3970,25 @@
               <w:rPr>
                 <w:noProof/>
                 <w:webHidden/>
-                <w:sz w:val="20"/>
-                <w:szCs w:val="20"/>
-              </w:rPr>
-              <w:instrText xml:space="preserve"> PAGEREF _Toc205759052 \h </w:instrText>
-            </w:r>
-            <w:r>
-              <w:rPr>
-                <w:noProof/>
-                <w:webHidden/>
-                <w:sz w:val="20"/>
-                <w:szCs w:val="20"/>
-              </w:rPr>
-            </w:r>
-            <w:r>
-              <w:rPr>
-                <w:noProof/>
-                <w:webHidden/>
-                <w:sz w:val="20"/>
-                <w:szCs w:val="20"/>
+                <w:sz w:val="18"/>
+                <w:szCs w:val="18"/>
+              </w:rPr>
+              <w:instrText xml:space="preserve"> PAGEREF _Toc205997804 \h </w:instrText>
+            </w:r>
+            <w:r>
+              <w:rPr>
+                <w:noProof/>
+                <w:webHidden/>
+                <w:sz w:val="18"/>
+                <w:szCs w:val="18"/>
+              </w:rPr>
+            </w:r>
+            <w:r>
+              <w:rPr>
+                <w:noProof/>
+                <w:webHidden/>
+                <w:sz w:val="18"/>
+                <w:szCs w:val="18"/>
               </w:rPr>
               <w:fldChar w:fldCharType="separate"/>
             </w:r>
@@ -3915,8 +3996,8 @@
               <w:rPr>
                 <w:noProof/>
                 <w:webHidden/>
-                <w:sz w:val="20"/>
-                <w:szCs w:val="20"/>
+                <w:sz w:val="18"/>
+                <w:szCs w:val="18"/>
               </w:rPr>
               <w:t>9</w:t>
             </w:r>
@@ -3924,8 +4005,8 @@
               <w:rPr>
                 <w:noProof/>
                 <w:webHidden/>
-                <w:sz w:val="20"/>
-                <w:szCs w:val="20"/>
+                <w:sz w:val="18"/>
+                <w:szCs w:val="18"/>
               </w:rPr>
               <w:fldChar w:fldCharType="end"/>
             </w:r>
@@ -3941,28 +4022,28 @@
             <w:rPr>
               <w:noProof/>
               <w:kern w:val="2"/>
-              <w:sz w:val="22"/>
-              <w:szCs w:val="22"/>
+              <w:sz w:val="20"/>
+              <w:szCs w:val="20"/>
               <w:lang w:val="en-US"/>
               <w14:ligatures w14:val="standardContextual"/>
             </w:rPr>
           </w:pPr>
-          <w:hyperlink w:anchor="_Toc205759053" w:history="1">
+          <w:hyperlink w:anchor="_Toc205997805" w:history="1">
             <w:r>
               <w:rPr>
                 <w:rStyle w:val="Hyperlink"/>
                 <w:noProof/>
+                <w:sz w:val="18"/>
+                <w:szCs w:val="18"/>
+              </w:rPr>
+              <w:t>5.3.3.</w:t>
+            </w:r>
+            <w:r>
+              <w:rPr>
+                <w:noProof/>
+                <w:kern w:val="2"/>
                 <w:sz w:val="20"/>
                 <w:szCs w:val="20"/>
-              </w:rPr>
-              <w:t>5.3.2.</w:t>
-            </w:r>
-            <w:r>
-              <w:rPr>
-                <w:noProof/>
-                <w:kern w:val="2"/>
-                <w:sz w:val="22"/>
-                <w:szCs w:val="22"/>
                 <w:lang w:val="en-US"/>
                 <w14:ligatures w14:val="standardContextual"/>
               </w:rPr>
@@ -3972,17 +4053,17 @@
               <w:rPr>
                 <w:rStyle w:val="Hyperlink"/>
                 <w:noProof/>
-                <w:sz w:val="20"/>
-                <w:szCs w:val="20"/>
-              </w:rPr>
-              <w:t>Komentarisanje fotografija</w:t>
-            </w:r>
-            <w:r>
-              <w:rPr>
-                <w:noProof/>
-                <w:webHidden/>
-                <w:sz w:val="20"/>
-                <w:szCs w:val="20"/>
+                <w:sz w:val="18"/>
+                <w:szCs w:val="18"/>
+              </w:rPr>
+              <w:t>Ocenjivanje fotografija (1-5)</w:t>
+            </w:r>
+            <w:r>
+              <w:rPr>
+                <w:noProof/>
+                <w:webHidden/>
+                <w:sz w:val="18"/>
+                <w:szCs w:val="18"/>
               </w:rPr>
               <w:tab/>
             </w:r>
@@ -3990,8 +4071,8 @@
               <w:rPr>
                 <w:noProof/>
                 <w:webHidden/>
-                <w:sz w:val="20"/>
-                <w:szCs w:val="20"/>
+                <w:sz w:val="18"/>
+                <w:szCs w:val="18"/>
               </w:rPr>
               <w:fldChar w:fldCharType="begin"/>
             </w:r>
@@ -3999,25 +4080,25 @@
               <w:rPr>
                 <w:noProof/>
                 <w:webHidden/>
-                <w:sz w:val="20"/>
-                <w:szCs w:val="20"/>
-              </w:rPr>
-              <w:instrText xml:space="preserve"> PAGEREF _Toc205759053 \h </w:instrText>
-            </w:r>
-            <w:r>
-              <w:rPr>
-                <w:noProof/>
-                <w:webHidden/>
-                <w:sz w:val="20"/>
-                <w:szCs w:val="20"/>
-              </w:rPr>
-            </w:r>
-            <w:r>
-              <w:rPr>
-                <w:noProof/>
-                <w:webHidden/>
-                <w:sz w:val="20"/>
-                <w:szCs w:val="20"/>
+                <w:sz w:val="18"/>
+                <w:szCs w:val="18"/>
+              </w:rPr>
+              <w:instrText xml:space="preserve"> PAGEREF _Toc205997805 \h </w:instrText>
+            </w:r>
+            <w:r>
+              <w:rPr>
+                <w:noProof/>
+                <w:webHidden/>
+                <w:sz w:val="18"/>
+                <w:szCs w:val="18"/>
+              </w:rPr>
+            </w:r>
+            <w:r>
+              <w:rPr>
+                <w:noProof/>
+                <w:webHidden/>
+                <w:sz w:val="18"/>
+                <w:szCs w:val="18"/>
               </w:rPr>
               <w:fldChar w:fldCharType="separate"/>
             </w:r>
@@ -4025,8 +4106,8 @@
               <w:rPr>
                 <w:noProof/>
                 <w:webHidden/>
-                <w:sz w:val="20"/>
-                <w:szCs w:val="20"/>
+                <w:sz w:val="18"/>
+                <w:szCs w:val="18"/>
               </w:rPr>
               <w:t>9</w:t>
             </w:r>
@@ -4034,8 +4115,8 @@
               <w:rPr>
                 <w:noProof/>
                 <w:webHidden/>
-                <w:sz w:val="20"/>
-                <w:szCs w:val="20"/>
+                <w:sz w:val="18"/>
+                <w:szCs w:val="18"/>
               </w:rPr>
               <w:fldChar w:fldCharType="end"/>
             </w:r>
@@ -4051,28 +4132,28 @@
             <w:rPr>
               <w:noProof/>
               <w:kern w:val="2"/>
-              <w:sz w:val="22"/>
-              <w:szCs w:val="22"/>
+              <w:sz w:val="20"/>
+              <w:szCs w:val="20"/>
               <w:lang w:val="en-US"/>
               <w14:ligatures w14:val="standardContextual"/>
             </w:rPr>
           </w:pPr>
-          <w:hyperlink w:anchor="_Toc205759054" w:history="1">
+          <w:hyperlink w:anchor="_Toc205997806" w:history="1">
             <w:r>
               <w:rPr>
                 <w:rStyle w:val="Hyperlink"/>
                 <w:noProof/>
+                <w:sz w:val="18"/>
+                <w:szCs w:val="18"/>
+              </w:rPr>
+              <w:t>5.3.4.</w:t>
+            </w:r>
+            <w:r>
+              <w:rPr>
+                <w:noProof/>
+                <w:kern w:val="2"/>
                 <w:sz w:val="20"/>
                 <w:szCs w:val="20"/>
-              </w:rPr>
-              <w:t>5.3.3.</w:t>
-            </w:r>
-            <w:r>
-              <w:rPr>
-                <w:noProof/>
-                <w:kern w:val="2"/>
-                <w:sz w:val="22"/>
-                <w:szCs w:val="22"/>
                 <w:lang w:val="en-US"/>
                 <w14:ligatures w14:val="standardContextual"/>
               </w:rPr>
@@ -4082,26 +4163,140 @@
               <w:rPr>
                 <w:rStyle w:val="Hyperlink"/>
                 <w:noProof/>
+                <w:sz w:val="18"/>
+                <w:szCs w:val="18"/>
+              </w:rPr>
+              <w:t>Fundiranje umetnika</w:t>
+            </w:r>
+            <w:r>
+              <w:rPr>
+                <w:noProof/>
+                <w:webHidden/>
+                <w:sz w:val="18"/>
+                <w:szCs w:val="18"/>
+              </w:rPr>
+              <w:tab/>
+            </w:r>
+            <w:r>
+              <w:rPr>
+                <w:noProof/>
+                <w:webHidden/>
+                <w:sz w:val="18"/>
+                <w:szCs w:val="18"/>
+              </w:rPr>
+              <w:fldChar w:fldCharType="begin"/>
+            </w:r>
+            <w:r>
+              <w:rPr>
+                <w:noProof/>
+                <w:webHidden/>
+                <w:sz w:val="18"/>
+                <w:szCs w:val="18"/>
+              </w:rPr>
+              <w:instrText xml:space="preserve"> PAGEREF _Toc205997806 \h </w:instrText>
+            </w:r>
+            <w:r>
+              <w:rPr>
+                <w:noProof/>
+                <w:webHidden/>
+                <w:sz w:val="18"/>
+                <w:szCs w:val="18"/>
+              </w:rPr>
+            </w:r>
+            <w:r>
+              <w:rPr>
+                <w:noProof/>
+                <w:webHidden/>
+                <w:sz w:val="18"/>
+                <w:szCs w:val="18"/>
+              </w:rPr>
+              <w:fldChar w:fldCharType="separate"/>
+            </w:r>
+            <w:r>
+              <w:rPr>
+                <w:noProof/>
+                <w:webHidden/>
+                <w:sz w:val="18"/>
+                <w:szCs w:val="18"/>
+              </w:rPr>
+              <w:t>9</w:t>
+            </w:r>
+            <w:r>
+              <w:rPr>
+                <w:noProof/>
+                <w:webHidden/>
+                <w:sz w:val="18"/>
+                <w:szCs w:val="18"/>
+              </w:rPr>
+              <w:fldChar w:fldCharType="end"/>
+            </w:r>
+          </w:hyperlink>
+        </w:p>
+        <w:p>
+          <w:pPr>
+            <w:pStyle w:val="TOC2"/>
+            <w:numPr>
+              <w:ilvl w:val="0"/>
+              <w:numId w:val="0"/>
+            </w:numPr>
+            <w:tabs>
+              <w:tab w:val="left" w:pos="1200"/>
+            </w:tabs>
+            <w:ind w:left="720"/>
+            <w:rPr>
+              <w:noProof/>
+              <w:kern w:val="2"/>
+              <w:sz w:val="20"/>
+              <w:szCs w:val="20"/>
+              <w:lang w:val="en-US"/>
+              <w14:ligatures w14:val="standardContextual"/>
+            </w:rPr>
+          </w:pPr>
+          <w:hyperlink w:anchor="_Toc205997807" w:history="1">
+            <w:r>
+              <w:rPr>
+                <w:rStyle w:val="Hyperlink"/>
+                <w:noProof/>
+                <w:sz w:val="24"/>
+                <w:szCs w:val="24"/>
+              </w:rPr>
+              <w:t>5.4.</w:t>
+            </w:r>
+            <w:r>
+              <w:rPr>
+                <w:noProof/>
+                <w:kern w:val="2"/>
                 <w:sz w:val="20"/>
                 <w:szCs w:val="20"/>
-              </w:rPr>
-              <w:t>Ocenjivanje fotografija (1-5)</w:t>
-            </w:r>
-            <w:r>
-              <w:rPr>
-                <w:noProof/>
-                <w:webHidden/>
-                <w:sz w:val="20"/>
-                <w:szCs w:val="20"/>
+                <w:lang w:val="en-US"/>
+                <w14:ligatures w14:val="standardContextual"/>
               </w:rPr>
               <w:tab/>
             </w:r>
             <w:r>
               <w:rPr>
-                <w:noProof/>
-                <w:webHidden/>
-                <w:sz w:val="20"/>
-                <w:szCs w:val="20"/>
+                <w:rStyle w:val="Hyperlink"/>
+                <w:noProof/>
+                <w:sz w:val="24"/>
+                <w:szCs w:val="24"/>
+              </w:rPr>
+              <w:t>Funkcionalnosti povlašćenih korisnika – članova žirija</w:t>
+            </w:r>
+            <w:r>
+              <w:rPr>
+                <w:noProof/>
+                <w:webHidden/>
+                <w:sz w:val="24"/>
+                <w:szCs w:val="24"/>
+              </w:rPr>
+              <w:tab/>
+            </w:r>
+            <w:r>
+              <w:rPr>
+                <w:noProof/>
+                <w:webHidden/>
+                <w:sz w:val="24"/>
+                <w:szCs w:val="24"/>
               </w:rPr>
               <w:fldChar w:fldCharType="begin"/>
             </w:r>
@@ -4109,25 +4304,25 @@
               <w:rPr>
                 <w:noProof/>
                 <w:webHidden/>
-                <w:sz w:val="20"/>
-                <w:szCs w:val="20"/>
-              </w:rPr>
-              <w:instrText xml:space="preserve"> PAGEREF _Toc205759054 \h </w:instrText>
-            </w:r>
-            <w:r>
-              <w:rPr>
-                <w:noProof/>
-                <w:webHidden/>
-                <w:sz w:val="20"/>
-                <w:szCs w:val="20"/>
-              </w:rPr>
-            </w:r>
-            <w:r>
-              <w:rPr>
-                <w:noProof/>
-                <w:webHidden/>
-                <w:sz w:val="20"/>
-                <w:szCs w:val="20"/>
+                <w:sz w:val="24"/>
+                <w:szCs w:val="24"/>
+              </w:rPr>
+              <w:instrText xml:space="preserve"> PAGEREF _Toc205997807 \h </w:instrText>
+            </w:r>
+            <w:r>
+              <w:rPr>
+                <w:noProof/>
+                <w:webHidden/>
+                <w:sz w:val="24"/>
+                <w:szCs w:val="24"/>
+              </w:rPr>
+            </w:r>
+            <w:r>
+              <w:rPr>
+                <w:noProof/>
+                <w:webHidden/>
+                <w:sz w:val="24"/>
+                <w:szCs w:val="24"/>
               </w:rPr>
               <w:fldChar w:fldCharType="separate"/>
             </w:r>
@@ -4135,17 +4330,17 @@
               <w:rPr>
                 <w:noProof/>
                 <w:webHidden/>
-                <w:sz w:val="20"/>
-                <w:szCs w:val="20"/>
-              </w:rPr>
-              <w:t>9</w:t>
-            </w:r>
-            <w:r>
-              <w:rPr>
-                <w:noProof/>
-                <w:webHidden/>
-                <w:sz w:val="20"/>
-                <w:szCs w:val="20"/>
+                <w:sz w:val="24"/>
+                <w:szCs w:val="24"/>
+              </w:rPr>
+              <w:t>10</w:t>
+            </w:r>
+            <w:r>
+              <w:rPr>
+                <w:noProof/>
+                <w:webHidden/>
+                <w:sz w:val="24"/>
+                <w:szCs w:val="24"/>
               </w:rPr>
               <w:fldChar w:fldCharType="end"/>
             </w:r>
@@ -4161,28 +4356,28 @@
             <w:rPr>
               <w:noProof/>
               <w:kern w:val="2"/>
-              <w:sz w:val="22"/>
-              <w:szCs w:val="22"/>
+              <w:sz w:val="20"/>
+              <w:szCs w:val="20"/>
               <w:lang w:val="en-US"/>
               <w14:ligatures w14:val="standardContextual"/>
             </w:rPr>
           </w:pPr>
-          <w:hyperlink w:anchor="_Toc205759055" w:history="1">
+          <w:hyperlink w:anchor="_Toc205997808" w:history="1">
             <w:r>
               <w:rPr>
                 <w:rStyle w:val="Hyperlink"/>
                 <w:noProof/>
+                <w:sz w:val="18"/>
+                <w:szCs w:val="18"/>
+              </w:rPr>
+              <w:t>5.4.1.</w:t>
+            </w:r>
+            <w:r>
+              <w:rPr>
+                <w:noProof/>
+                <w:kern w:val="2"/>
                 <w:sz w:val="20"/>
                 <w:szCs w:val="20"/>
-              </w:rPr>
-              <w:t>5.3.4.</w:t>
-            </w:r>
-            <w:r>
-              <w:rPr>
-                <w:noProof/>
-                <w:kern w:val="2"/>
-                <w:sz w:val="22"/>
-                <w:szCs w:val="22"/>
                 <w:lang w:val="en-US"/>
                 <w14:ligatures w14:val="standardContextual"/>
               </w:rPr>
@@ -4192,17 +4387,17 @@
               <w:rPr>
                 <w:rStyle w:val="Hyperlink"/>
                 <w:noProof/>
-                <w:sz w:val="20"/>
-                <w:szCs w:val="20"/>
-              </w:rPr>
-              <w:t>Fundiranje umetnika</w:t>
-            </w:r>
-            <w:r>
-              <w:rPr>
-                <w:noProof/>
-                <w:webHidden/>
-                <w:sz w:val="20"/>
-                <w:szCs w:val="20"/>
+                <w:sz w:val="18"/>
+                <w:szCs w:val="18"/>
+              </w:rPr>
+              <w:t>Kreiranje izložbe sa određenom temom</w:t>
+            </w:r>
+            <w:r>
+              <w:rPr>
+                <w:noProof/>
+                <w:webHidden/>
+                <w:sz w:val="18"/>
+                <w:szCs w:val="18"/>
               </w:rPr>
               <w:tab/>
             </w:r>
@@ -4210,8 +4405,8 @@
               <w:rPr>
                 <w:noProof/>
                 <w:webHidden/>
-                <w:sz w:val="20"/>
-                <w:szCs w:val="20"/>
+                <w:sz w:val="18"/>
+                <w:szCs w:val="18"/>
               </w:rPr>
               <w:fldChar w:fldCharType="begin"/>
             </w:r>
@@ -4219,25 +4414,25 @@
               <w:rPr>
                 <w:noProof/>
                 <w:webHidden/>
-                <w:sz w:val="20"/>
-                <w:szCs w:val="20"/>
-              </w:rPr>
-              <w:instrText xml:space="preserve"> PAGEREF _Toc205759055 \h </w:instrText>
-            </w:r>
-            <w:r>
-              <w:rPr>
-                <w:noProof/>
-                <w:webHidden/>
-                <w:sz w:val="20"/>
-                <w:szCs w:val="20"/>
-              </w:rPr>
-            </w:r>
-            <w:r>
-              <w:rPr>
-                <w:noProof/>
-                <w:webHidden/>
-                <w:sz w:val="20"/>
-                <w:szCs w:val="20"/>
+                <w:sz w:val="18"/>
+                <w:szCs w:val="18"/>
+              </w:rPr>
+              <w:instrText xml:space="preserve"> PAGEREF _Toc205997808 \h </w:instrText>
+            </w:r>
+            <w:r>
+              <w:rPr>
+                <w:noProof/>
+                <w:webHidden/>
+                <w:sz w:val="18"/>
+                <w:szCs w:val="18"/>
+              </w:rPr>
+            </w:r>
+            <w:r>
+              <w:rPr>
+                <w:noProof/>
+                <w:webHidden/>
+                <w:sz w:val="18"/>
+                <w:szCs w:val="18"/>
               </w:rPr>
               <w:fldChar w:fldCharType="separate"/>
             </w:r>
@@ -4245,117 +4440,8 @@
               <w:rPr>
                 <w:noProof/>
                 <w:webHidden/>
-                <w:sz w:val="20"/>
-                <w:szCs w:val="20"/>
-              </w:rPr>
-              <w:t>9</w:t>
-            </w:r>
-            <w:r>
-              <w:rPr>
-                <w:noProof/>
-                <w:webHidden/>
-                <w:sz w:val="20"/>
-                <w:szCs w:val="20"/>
-              </w:rPr>
-              <w:fldChar w:fldCharType="end"/>
-            </w:r>
-          </w:hyperlink>
-        </w:p>
-        <w:p>
-          <w:pPr>
-            <w:pStyle w:val="TOC2"/>
-            <w:tabs>
-              <w:tab w:val="left" w:pos="1200"/>
-            </w:tabs>
-            <w:rPr>
-              <w:noProof/>
-              <w:kern w:val="2"/>
-              <w:sz w:val="22"/>
-              <w:szCs w:val="22"/>
-              <w:lang w:val="en-US"/>
-              <w14:ligatures w14:val="standardContextual"/>
-            </w:rPr>
-          </w:pPr>
-          <w:hyperlink w:anchor="_Toc205759056" w:history="1">
-            <w:r>
-              <w:rPr>
-                <w:rStyle w:val="Hyperlink"/>
-                <w:noProof/>
-                <w:sz w:val="28"/>
-                <w:szCs w:val="28"/>
-              </w:rPr>
-              <w:t>5.4.</w:t>
-            </w:r>
-            <w:r>
-              <w:rPr>
-                <w:noProof/>
-                <w:kern w:val="2"/>
-                <w:sz w:val="22"/>
-                <w:szCs w:val="22"/>
-                <w:lang w:val="en-US"/>
-                <w14:ligatures w14:val="standardContextual"/>
-              </w:rPr>
-              <w:tab/>
-            </w:r>
-            <w:r>
-              <w:rPr>
-                <w:rStyle w:val="Hyperlink"/>
-                <w:noProof/>
-                <w:sz w:val="28"/>
-                <w:szCs w:val="28"/>
-              </w:rPr>
-              <w:t>Funkcionalnosti povlašćenih korisnika – članova žirija</w:t>
-            </w:r>
-            <w:r>
-              <w:rPr>
-                <w:noProof/>
-                <w:webHidden/>
-                <w:sz w:val="28"/>
-                <w:szCs w:val="28"/>
-              </w:rPr>
-              <w:tab/>
-            </w:r>
-            <w:r>
-              <w:rPr>
-                <w:noProof/>
-                <w:webHidden/>
-                <w:sz w:val="28"/>
-                <w:szCs w:val="28"/>
-              </w:rPr>
-              <w:fldChar w:fldCharType="begin"/>
-            </w:r>
-            <w:r>
-              <w:rPr>
-                <w:noProof/>
-                <w:webHidden/>
-                <w:sz w:val="28"/>
-                <w:szCs w:val="28"/>
-              </w:rPr>
-              <w:instrText xml:space="preserve"> PAGEREF _Toc205759056 \h </w:instrText>
-            </w:r>
-            <w:r>
-              <w:rPr>
-                <w:noProof/>
-                <w:webHidden/>
-                <w:sz w:val="28"/>
-                <w:szCs w:val="28"/>
-              </w:rPr>
-            </w:r>
-            <w:r>
-              <w:rPr>
-                <w:noProof/>
-                <w:webHidden/>
-                <w:sz w:val="28"/>
-                <w:szCs w:val="28"/>
-              </w:rPr>
-              <w:fldChar w:fldCharType="separate"/>
-            </w:r>
-            <w:r>
-              <w:rPr>
-                <w:noProof/>
-                <w:webHidden/>
-                <w:sz w:val="28"/>
-                <w:szCs w:val="28"/>
+                <w:sz w:val="18"/>
+                <w:szCs w:val="18"/>
               </w:rPr>
               <w:t>10</w:t>
             </w:r>
@@ -4363,8 +4449,8 @@
               <w:rPr>
                 <w:noProof/>
                 <w:webHidden/>
-                <w:sz w:val="28"/>
-                <w:szCs w:val="28"/>
+                <w:sz w:val="18"/>
+                <w:szCs w:val="18"/>
               </w:rPr>
               <w:fldChar w:fldCharType="end"/>
             </w:r>
@@ -4380,28 +4466,28 @@
             <w:rPr>
               <w:noProof/>
               <w:kern w:val="2"/>
-              <w:sz w:val="22"/>
-              <w:szCs w:val="22"/>
+              <w:sz w:val="20"/>
+              <w:szCs w:val="20"/>
               <w:lang w:val="en-US"/>
               <w14:ligatures w14:val="standardContextual"/>
             </w:rPr>
           </w:pPr>
-          <w:hyperlink w:anchor="_Toc205759057" w:history="1">
+          <w:hyperlink w:anchor="_Toc205997809" w:history="1">
             <w:r>
               <w:rPr>
                 <w:rStyle w:val="Hyperlink"/>
                 <w:noProof/>
+                <w:sz w:val="18"/>
+                <w:szCs w:val="18"/>
+              </w:rPr>
+              <w:t>5.4.2.</w:t>
+            </w:r>
+            <w:r>
+              <w:rPr>
+                <w:noProof/>
+                <w:kern w:val="2"/>
                 <w:sz w:val="20"/>
                 <w:szCs w:val="20"/>
-              </w:rPr>
-              <w:t>5.4.1.</w:t>
-            </w:r>
-            <w:r>
-              <w:rPr>
-                <w:noProof/>
-                <w:kern w:val="2"/>
-                <w:sz w:val="22"/>
-                <w:szCs w:val="22"/>
                 <w:lang w:val="en-US"/>
                 <w14:ligatures w14:val="standardContextual"/>
               </w:rPr>
@@ -4411,26 +4497,140 @@
               <w:rPr>
                 <w:rStyle w:val="Hyperlink"/>
                 <w:noProof/>
+                <w:sz w:val="18"/>
+                <w:szCs w:val="18"/>
+              </w:rPr>
+              <w:t>Biranje pobedničke slike na izložbi</w:t>
+            </w:r>
+            <w:r>
+              <w:rPr>
+                <w:noProof/>
+                <w:webHidden/>
+                <w:sz w:val="18"/>
+                <w:szCs w:val="18"/>
+              </w:rPr>
+              <w:tab/>
+            </w:r>
+            <w:r>
+              <w:rPr>
+                <w:noProof/>
+                <w:webHidden/>
+                <w:sz w:val="18"/>
+                <w:szCs w:val="18"/>
+              </w:rPr>
+              <w:fldChar w:fldCharType="begin"/>
+            </w:r>
+            <w:r>
+              <w:rPr>
+                <w:noProof/>
+                <w:webHidden/>
+                <w:sz w:val="18"/>
+                <w:szCs w:val="18"/>
+              </w:rPr>
+              <w:instrText xml:space="preserve"> PAGEREF _Toc205997809 \h </w:instrText>
+            </w:r>
+            <w:r>
+              <w:rPr>
+                <w:noProof/>
+                <w:webHidden/>
+                <w:sz w:val="18"/>
+                <w:szCs w:val="18"/>
+              </w:rPr>
+            </w:r>
+            <w:r>
+              <w:rPr>
+                <w:noProof/>
+                <w:webHidden/>
+                <w:sz w:val="18"/>
+                <w:szCs w:val="18"/>
+              </w:rPr>
+              <w:fldChar w:fldCharType="separate"/>
+            </w:r>
+            <w:r>
+              <w:rPr>
+                <w:noProof/>
+                <w:webHidden/>
+                <w:sz w:val="18"/>
+                <w:szCs w:val="18"/>
+              </w:rPr>
+              <w:t>10</w:t>
+            </w:r>
+            <w:r>
+              <w:rPr>
+                <w:noProof/>
+                <w:webHidden/>
+                <w:sz w:val="18"/>
+                <w:szCs w:val="18"/>
+              </w:rPr>
+              <w:fldChar w:fldCharType="end"/>
+            </w:r>
+          </w:hyperlink>
+        </w:p>
+        <w:p>
+          <w:pPr>
+            <w:pStyle w:val="TOC2"/>
+            <w:numPr>
+              <w:ilvl w:val="0"/>
+              <w:numId w:val="0"/>
+            </w:numPr>
+            <w:tabs>
+              <w:tab w:val="left" w:pos="1200"/>
+            </w:tabs>
+            <w:ind w:left="720"/>
+            <w:rPr>
+              <w:noProof/>
+              <w:kern w:val="2"/>
+              <w:sz w:val="20"/>
+              <w:szCs w:val="20"/>
+              <w:lang w:val="en-US"/>
+              <w14:ligatures w14:val="standardContextual"/>
+            </w:rPr>
+          </w:pPr>
+          <w:hyperlink w:anchor="_Toc205997810" w:history="1">
+            <w:r>
+              <w:rPr>
+                <w:rStyle w:val="Hyperlink"/>
+                <w:noProof/>
+                <w:sz w:val="24"/>
+                <w:szCs w:val="24"/>
+              </w:rPr>
+              <w:t>5.5.</w:t>
+            </w:r>
+            <w:r>
+              <w:rPr>
+                <w:noProof/>
+                <w:kern w:val="2"/>
                 <w:sz w:val="20"/>
                 <w:szCs w:val="20"/>
-              </w:rPr>
-              <w:t>Kreiranje izložbe sa određenom temom</w:t>
-            </w:r>
-            <w:r>
-              <w:rPr>
-                <w:noProof/>
-                <w:webHidden/>
-                <w:sz w:val="20"/>
-                <w:szCs w:val="20"/>
+                <w:lang w:val="en-US"/>
+                <w14:ligatures w14:val="standardContextual"/>
               </w:rPr>
               <w:tab/>
             </w:r>
             <w:r>
               <w:rPr>
-                <w:noProof/>
-                <w:webHidden/>
-                <w:sz w:val="20"/>
-                <w:szCs w:val="20"/>
+                <w:rStyle w:val="Hyperlink"/>
+                <w:noProof/>
+                <w:sz w:val="24"/>
+                <w:szCs w:val="24"/>
+              </w:rPr>
+              <w:t>Funkcionalnosti administratora</w:t>
+            </w:r>
+            <w:r>
+              <w:rPr>
+                <w:noProof/>
+                <w:webHidden/>
+                <w:sz w:val="24"/>
+                <w:szCs w:val="24"/>
+              </w:rPr>
+              <w:tab/>
+            </w:r>
+            <w:r>
+              <w:rPr>
+                <w:noProof/>
+                <w:webHidden/>
+                <w:sz w:val="24"/>
+                <w:szCs w:val="24"/>
               </w:rPr>
               <w:fldChar w:fldCharType="begin"/>
             </w:r>
@@ -4438,25 +4638,25 @@
               <w:rPr>
                 <w:noProof/>
                 <w:webHidden/>
-                <w:sz w:val="20"/>
-                <w:szCs w:val="20"/>
-              </w:rPr>
-              <w:instrText xml:space="preserve"> PAGEREF _Toc205759057 \h </w:instrText>
-            </w:r>
-            <w:r>
-              <w:rPr>
-                <w:noProof/>
-                <w:webHidden/>
-                <w:sz w:val="20"/>
-                <w:szCs w:val="20"/>
-              </w:rPr>
-            </w:r>
-            <w:r>
-              <w:rPr>
-                <w:noProof/>
-                <w:webHidden/>
-                <w:sz w:val="20"/>
-                <w:szCs w:val="20"/>
+                <w:sz w:val="24"/>
+                <w:szCs w:val="24"/>
+              </w:rPr>
+              <w:instrText xml:space="preserve"> PAGEREF _Toc205997810 \h </w:instrText>
+            </w:r>
+            <w:r>
+              <w:rPr>
+                <w:noProof/>
+                <w:webHidden/>
+                <w:sz w:val="24"/>
+                <w:szCs w:val="24"/>
+              </w:rPr>
+            </w:r>
+            <w:r>
+              <w:rPr>
+                <w:noProof/>
+                <w:webHidden/>
+                <w:sz w:val="24"/>
+                <w:szCs w:val="24"/>
               </w:rPr>
               <w:fldChar w:fldCharType="separate"/>
             </w:r>
@@ -4464,8 +4664,8 @@
               <w:rPr>
                 <w:noProof/>
                 <w:webHidden/>
-                <w:sz w:val="20"/>
-                <w:szCs w:val="20"/>
+                <w:sz w:val="24"/>
+                <w:szCs w:val="24"/>
               </w:rPr>
               <w:t>10</w:t>
             </w:r>
@@ -4473,8 +4673,8 @@
               <w:rPr>
                 <w:noProof/>
                 <w:webHidden/>
-                <w:sz w:val="20"/>
-                <w:szCs w:val="20"/>
+                <w:sz w:val="24"/>
+                <w:szCs w:val="24"/>
               </w:rPr>
               <w:fldChar w:fldCharType="end"/>
             </w:r>
@@ -4490,28 +4690,28 @@
             <w:rPr>
               <w:noProof/>
               <w:kern w:val="2"/>
-              <w:sz w:val="22"/>
-              <w:szCs w:val="22"/>
+              <w:sz w:val="20"/>
+              <w:szCs w:val="20"/>
               <w:lang w:val="en-US"/>
               <w14:ligatures w14:val="standardContextual"/>
             </w:rPr>
           </w:pPr>
-          <w:hyperlink w:anchor="_Toc205759058" w:history="1">
+          <w:hyperlink w:anchor="_Toc205997811" w:history="1">
             <w:r>
               <w:rPr>
                 <w:rStyle w:val="Hyperlink"/>
                 <w:noProof/>
+                <w:sz w:val="18"/>
+                <w:szCs w:val="18"/>
+              </w:rPr>
+              <w:t>5.5.1.</w:t>
+            </w:r>
+            <w:r>
+              <w:rPr>
+                <w:noProof/>
+                <w:kern w:val="2"/>
                 <w:sz w:val="20"/>
                 <w:szCs w:val="20"/>
-              </w:rPr>
-              <w:t>5.4.2.</w:t>
-            </w:r>
-            <w:r>
-              <w:rPr>
-                <w:noProof/>
-                <w:kern w:val="2"/>
-                <w:sz w:val="22"/>
-                <w:szCs w:val="22"/>
                 <w:lang w:val="en-US"/>
                 <w14:ligatures w14:val="standardContextual"/>
               </w:rPr>
@@ -4521,17 +4721,17 @@
               <w:rPr>
                 <w:rStyle w:val="Hyperlink"/>
                 <w:noProof/>
-                <w:sz w:val="20"/>
-                <w:szCs w:val="20"/>
-              </w:rPr>
-              <w:t>Biranje pobedničke slike na izložbi</w:t>
-            </w:r>
-            <w:r>
-              <w:rPr>
-                <w:noProof/>
-                <w:webHidden/>
-                <w:sz w:val="20"/>
-                <w:szCs w:val="20"/>
+                <w:sz w:val="18"/>
+                <w:szCs w:val="18"/>
+              </w:rPr>
+              <w:t>Uklanjanje radova sa izlozbe</w:t>
+            </w:r>
+            <w:r>
+              <w:rPr>
+                <w:noProof/>
+                <w:webHidden/>
+                <w:sz w:val="18"/>
+                <w:szCs w:val="18"/>
               </w:rPr>
               <w:tab/>
             </w:r>
@@ -4539,8 +4739,8 @@
               <w:rPr>
                 <w:noProof/>
                 <w:webHidden/>
-                <w:sz w:val="20"/>
-                <w:szCs w:val="20"/>
+                <w:sz w:val="18"/>
+                <w:szCs w:val="18"/>
               </w:rPr>
               <w:fldChar w:fldCharType="begin"/>
             </w:r>
@@ -4548,25 +4748,25 @@
               <w:rPr>
                 <w:noProof/>
                 <w:webHidden/>
-                <w:sz w:val="20"/>
-                <w:szCs w:val="20"/>
-              </w:rPr>
-              <w:instrText xml:space="preserve"> PAGEREF _Toc205759058 \h </w:instrText>
-            </w:r>
-            <w:r>
-              <w:rPr>
-                <w:noProof/>
-                <w:webHidden/>
-                <w:sz w:val="20"/>
-                <w:szCs w:val="20"/>
-              </w:rPr>
-            </w:r>
-            <w:r>
-              <w:rPr>
-                <w:noProof/>
-                <w:webHidden/>
-                <w:sz w:val="20"/>
-                <w:szCs w:val="20"/>
+                <w:sz w:val="18"/>
+                <w:szCs w:val="18"/>
+              </w:rPr>
+              <w:instrText xml:space="preserve"> PAGEREF _Toc205997811 \h </w:instrText>
+            </w:r>
+            <w:r>
+              <w:rPr>
+                <w:noProof/>
+                <w:webHidden/>
+                <w:sz w:val="18"/>
+                <w:szCs w:val="18"/>
+              </w:rPr>
+            </w:r>
+            <w:r>
+              <w:rPr>
+                <w:noProof/>
+                <w:webHidden/>
+                <w:sz w:val="18"/>
+                <w:szCs w:val="18"/>
               </w:rPr>
               <w:fldChar w:fldCharType="separate"/>
             </w:r>
@@ -4574,8 +4774,8 @@
               <w:rPr>
                 <w:noProof/>
                 <w:webHidden/>
-                <w:sz w:val="20"/>
-                <w:szCs w:val="20"/>
+                <w:sz w:val="18"/>
+                <w:szCs w:val="18"/>
               </w:rPr>
               <w:t>10</w:t>
             </w:r>
@@ -4583,117 +4783,8 @@
               <w:rPr>
                 <w:noProof/>
                 <w:webHidden/>
-                <w:sz w:val="20"/>
-                <w:szCs w:val="20"/>
-              </w:rPr>
-              <w:fldChar w:fldCharType="end"/>
-            </w:r>
-          </w:hyperlink>
-        </w:p>
-        <w:p>
-          <w:pPr>
-            <w:pStyle w:val="TOC2"/>
-            <w:tabs>
-              <w:tab w:val="left" w:pos="1200"/>
-            </w:tabs>
-            <w:rPr>
-              <w:noProof/>
-              <w:kern w:val="2"/>
-              <w:sz w:val="22"/>
-              <w:szCs w:val="22"/>
-              <w:lang w:val="en-US"/>
-              <w14:ligatures w14:val="standardContextual"/>
-            </w:rPr>
-          </w:pPr>
-          <w:hyperlink w:anchor="_Toc205759059" w:history="1">
-            <w:r>
-              <w:rPr>
-                <w:rStyle w:val="Hyperlink"/>
-                <w:noProof/>
-                <w:sz w:val="28"/>
-                <w:szCs w:val="28"/>
-              </w:rPr>
-              <w:t>5.5.</w:t>
-            </w:r>
-            <w:r>
-              <w:rPr>
-                <w:noProof/>
-                <w:kern w:val="2"/>
-                <w:sz w:val="22"/>
-                <w:szCs w:val="22"/>
-                <w:lang w:val="en-US"/>
-                <w14:ligatures w14:val="standardContextual"/>
-              </w:rPr>
-              <w:tab/>
-            </w:r>
-            <w:r>
-              <w:rPr>
-                <w:rStyle w:val="Hyperlink"/>
-                <w:noProof/>
-                <w:sz w:val="28"/>
-                <w:szCs w:val="28"/>
-              </w:rPr>
-              <w:t>Funkcionalnosti administratora</w:t>
-            </w:r>
-            <w:r>
-              <w:rPr>
-                <w:noProof/>
-                <w:webHidden/>
-                <w:sz w:val="28"/>
-                <w:szCs w:val="28"/>
-              </w:rPr>
-              <w:tab/>
-            </w:r>
-            <w:r>
-              <w:rPr>
-                <w:noProof/>
-                <w:webHidden/>
-                <w:sz w:val="28"/>
-                <w:szCs w:val="28"/>
-              </w:rPr>
-              <w:fldChar w:fldCharType="begin"/>
-            </w:r>
-            <w:r>
-              <w:rPr>
-                <w:noProof/>
-                <w:webHidden/>
-                <w:sz w:val="28"/>
-                <w:szCs w:val="28"/>
-              </w:rPr>
-              <w:instrText xml:space="preserve"> PAGEREF _Toc205759059 \h </w:instrText>
-            </w:r>
-            <w:r>
-              <w:rPr>
-                <w:noProof/>
-                <w:webHidden/>
-                <w:sz w:val="28"/>
-                <w:szCs w:val="28"/>
-              </w:rPr>
-            </w:r>
-            <w:r>
-              <w:rPr>
-                <w:noProof/>
-                <w:webHidden/>
-                <w:sz w:val="28"/>
-                <w:szCs w:val="28"/>
-              </w:rPr>
-              <w:fldChar w:fldCharType="separate"/>
-            </w:r>
-            <w:r>
-              <w:rPr>
-                <w:noProof/>
-                <w:webHidden/>
-                <w:sz w:val="28"/>
-                <w:szCs w:val="28"/>
-              </w:rPr>
-              <w:t>10</w:t>
-            </w:r>
-            <w:r>
-              <w:rPr>
-                <w:noProof/>
-                <w:webHidden/>
-                <w:sz w:val="28"/>
-                <w:szCs w:val="28"/>
+                <w:sz w:val="18"/>
+                <w:szCs w:val="18"/>
               </w:rPr>
               <w:fldChar w:fldCharType="end"/>
             </w:r>
@@ -4709,28 +4800,28 @@
             <w:rPr>
               <w:noProof/>
               <w:kern w:val="2"/>
-              <w:sz w:val="22"/>
-              <w:szCs w:val="22"/>
+              <w:sz w:val="20"/>
+              <w:szCs w:val="20"/>
               <w:lang w:val="en-US"/>
               <w14:ligatures w14:val="standardContextual"/>
             </w:rPr>
           </w:pPr>
-          <w:hyperlink w:anchor="_Toc205759060" w:history="1">
+          <w:hyperlink w:anchor="_Toc205997812" w:history="1">
             <w:r>
               <w:rPr>
                 <w:rStyle w:val="Hyperlink"/>
                 <w:noProof/>
+                <w:sz w:val="18"/>
+                <w:szCs w:val="18"/>
+              </w:rPr>
+              <w:t>5.5.2.</w:t>
+            </w:r>
+            <w:r>
+              <w:rPr>
+                <w:noProof/>
+                <w:kern w:val="2"/>
                 <w:sz w:val="20"/>
                 <w:szCs w:val="20"/>
-              </w:rPr>
-              <w:t>5.5.1.</w:t>
-            </w:r>
-            <w:r>
-              <w:rPr>
-                <w:noProof/>
-                <w:kern w:val="2"/>
-                <w:sz w:val="22"/>
-                <w:szCs w:val="22"/>
                 <w:lang w:val="en-US"/>
                 <w14:ligatures w14:val="standardContextual"/>
               </w:rPr>
@@ -4740,17 +4831,17 @@
               <w:rPr>
                 <w:rStyle w:val="Hyperlink"/>
                 <w:noProof/>
-                <w:sz w:val="20"/>
-                <w:szCs w:val="20"/>
-              </w:rPr>
-              <w:t>Uklanjanje radova sa izlozbe</w:t>
-            </w:r>
-            <w:r>
-              <w:rPr>
-                <w:noProof/>
-                <w:webHidden/>
-                <w:sz w:val="20"/>
-                <w:szCs w:val="20"/>
+                <w:sz w:val="18"/>
+                <w:szCs w:val="18"/>
+              </w:rPr>
+              <w:t>Odobrenje promene naloga korisnika u povlascenog</w:t>
+            </w:r>
+            <w:r>
+              <w:rPr>
+                <w:noProof/>
+                <w:webHidden/>
+                <w:sz w:val="18"/>
+                <w:szCs w:val="18"/>
               </w:rPr>
               <w:tab/>
             </w:r>
@@ -4758,8 +4849,8 @@
               <w:rPr>
                 <w:noProof/>
                 <w:webHidden/>
-                <w:sz w:val="20"/>
-                <w:szCs w:val="20"/>
+                <w:sz w:val="18"/>
+                <w:szCs w:val="18"/>
               </w:rPr>
               <w:fldChar w:fldCharType="begin"/>
             </w:r>
@@ -4767,25 +4858,25 @@
               <w:rPr>
                 <w:noProof/>
                 <w:webHidden/>
-                <w:sz w:val="20"/>
-                <w:szCs w:val="20"/>
-              </w:rPr>
-              <w:instrText xml:space="preserve"> PAGEREF _Toc205759060 \h </w:instrText>
-            </w:r>
-            <w:r>
-              <w:rPr>
-                <w:noProof/>
-                <w:webHidden/>
-                <w:sz w:val="20"/>
-                <w:szCs w:val="20"/>
-              </w:rPr>
-            </w:r>
-            <w:r>
-              <w:rPr>
-                <w:noProof/>
-                <w:webHidden/>
-                <w:sz w:val="20"/>
-                <w:szCs w:val="20"/>
+                <w:sz w:val="18"/>
+                <w:szCs w:val="18"/>
+              </w:rPr>
+              <w:instrText xml:space="preserve"> PAGEREF _Toc205997812 \h </w:instrText>
+            </w:r>
+            <w:r>
+              <w:rPr>
+                <w:noProof/>
+                <w:webHidden/>
+                <w:sz w:val="18"/>
+                <w:szCs w:val="18"/>
+              </w:rPr>
+            </w:r>
+            <w:r>
+              <w:rPr>
+                <w:noProof/>
+                <w:webHidden/>
+                <w:sz w:val="18"/>
+                <w:szCs w:val="18"/>
               </w:rPr>
               <w:fldChar w:fldCharType="separate"/>
             </w:r>
@@ -4793,8 +4884,8 @@
               <w:rPr>
                 <w:noProof/>
                 <w:webHidden/>
-                <w:sz w:val="20"/>
-                <w:szCs w:val="20"/>
+                <w:sz w:val="18"/>
+                <w:szCs w:val="18"/>
               </w:rPr>
               <w:t>10</w:t>
             </w:r>
@@ -4802,118 +4893,8 @@
               <w:rPr>
                 <w:noProof/>
                 <w:webHidden/>
-                <w:sz w:val="20"/>
-                <w:szCs w:val="20"/>
-              </w:rPr>
-              <w:fldChar w:fldCharType="end"/>
-            </w:r>
-          </w:hyperlink>
-        </w:p>
-        <w:p>
-          <w:pPr>
-            <w:pStyle w:val="TOC3"/>
-            <w:tabs>
-              <w:tab w:val="left" w:pos="1200"/>
-              <w:tab w:val="right" w:leader="dot" w:pos="9350"/>
-            </w:tabs>
-            <w:rPr>
-              <w:noProof/>
-              <w:kern w:val="2"/>
-              <w:sz w:val="22"/>
-              <w:szCs w:val="22"/>
-              <w:lang w:val="en-US"/>
-              <w14:ligatures w14:val="standardContextual"/>
-            </w:rPr>
-          </w:pPr>
-          <w:hyperlink w:anchor="_Toc205759061" w:history="1">
-            <w:r>
-              <w:rPr>
-                <w:rStyle w:val="Hyperlink"/>
-                <w:noProof/>
-                <w:sz w:val="20"/>
-                <w:szCs w:val="20"/>
-              </w:rPr>
-              <w:t>5.5.2.</w:t>
-            </w:r>
-            <w:r>
-              <w:rPr>
-                <w:noProof/>
-                <w:kern w:val="2"/>
-                <w:sz w:val="22"/>
-                <w:szCs w:val="22"/>
-                <w:lang w:val="en-US"/>
-                <w14:ligatures w14:val="standardContextual"/>
-              </w:rPr>
-              <w:tab/>
-            </w:r>
-            <w:r>
-              <w:rPr>
-                <w:rStyle w:val="Hyperlink"/>
-                <w:noProof/>
-                <w:sz w:val="20"/>
-                <w:szCs w:val="20"/>
-              </w:rPr>
-              <w:t>Odobrenje promene naloga korisnika u povlascenog</w:t>
-            </w:r>
-            <w:r>
-              <w:rPr>
-                <w:noProof/>
-                <w:webHidden/>
-                <w:sz w:val="20"/>
-                <w:szCs w:val="20"/>
-              </w:rPr>
-              <w:tab/>
-            </w:r>
-            <w:r>
-              <w:rPr>
-                <w:noProof/>
-                <w:webHidden/>
-                <w:sz w:val="20"/>
-                <w:szCs w:val="20"/>
-              </w:rPr>
-              <w:fldChar w:fldCharType="begin"/>
-            </w:r>
-            <w:r>
-              <w:rPr>
-                <w:noProof/>
-                <w:webHidden/>
-                <w:sz w:val="20"/>
-                <w:szCs w:val="20"/>
-              </w:rPr>
-              <w:instrText xml:space="preserve"> PAGEREF _Toc205759061 \h </w:instrText>
-            </w:r>
-            <w:r>
-              <w:rPr>
-                <w:noProof/>
-                <w:webHidden/>
-                <w:sz w:val="20"/>
-                <w:szCs w:val="20"/>
-              </w:rPr>
-            </w:r>
-            <w:r>
-              <w:rPr>
-                <w:noProof/>
-                <w:webHidden/>
-                <w:sz w:val="20"/>
-                <w:szCs w:val="20"/>
-              </w:rPr>
-              <w:fldChar w:fldCharType="separate"/>
-            </w:r>
-            <w:r>
-              <w:rPr>
-                <w:noProof/>
-                <w:webHidden/>
-                <w:sz w:val="20"/>
-                <w:szCs w:val="20"/>
-              </w:rPr>
-              <w:t>10</w:t>
-            </w:r>
-            <w:r>
-              <w:rPr>
-                <w:noProof/>
-                <w:webHidden/>
-                <w:sz w:val="20"/>
-                <w:szCs w:val="20"/>
+                <w:sz w:val="18"/>
+                <w:szCs w:val="18"/>
               </w:rPr>
               <w:fldChar w:fldCharType="end"/>
             </w:r>
@@ -4924,26 +4905,26 @@
             <w:pStyle w:val="TOC1"/>
             <w:rPr>
               <w:kern w:val="2"/>
-              <w:sz w:val="22"/>
-              <w:szCs w:val="22"/>
+              <w:sz w:val="20"/>
+              <w:szCs w:val="20"/>
               <w:lang w:val="en-US"/>
               <w14:ligatures w14:val="standardContextual"/>
             </w:rPr>
           </w:pPr>
-          <w:hyperlink w:anchor="_Toc205759062" w:history="1">
+          <w:hyperlink w:anchor="_Toc205997813" w:history="1">
             <w:r>
               <w:rPr>
                 <w:rStyle w:val="Hyperlink"/>
-                <w:sz w:val="24"/>
-                <w:szCs w:val="24"/>
+                <w:sz w:val="22"/>
+                <w:szCs w:val="22"/>
               </w:rPr>
               <w:t>6.</w:t>
             </w:r>
             <w:r>
               <w:rPr>
                 <w:kern w:val="2"/>
-                <w:sz w:val="22"/>
-                <w:szCs w:val="22"/>
+                <w:sz w:val="20"/>
+                <w:szCs w:val="20"/>
                 <w:lang w:val="en-US"/>
                 <w14:ligatures w14:val="standardContextual"/>
               </w:rPr>
@@ -4952,63 +4933,63 @@
             <w:r>
               <w:rPr>
                 <w:rStyle w:val="Hyperlink"/>
-                <w:sz w:val="24"/>
-                <w:szCs w:val="24"/>
+                <w:sz w:val="22"/>
+                <w:szCs w:val="22"/>
               </w:rPr>
               <w:t>Pretpostavke i ogranicenja</w:t>
             </w:r>
             <w:r>
               <w:rPr>
                 <w:webHidden/>
-                <w:sz w:val="24"/>
-                <w:szCs w:val="24"/>
+                <w:sz w:val="22"/>
+                <w:szCs w:val="22"/>
               </w:rPr>
               <w:tab/>
             </w:r>
             <w:r>
               <w:rPr>
                 <w:webHidden/>
-                <w:sz w:val="24"/>
-                <w:szCs w:val="24"/>
+                <w:sz w:val="22"/>
+                <w:szCs w:val="22"/>
               </w:rPr>
               <w:fldChar w:fldCharType="begin"/>
             </w:r>
             <w:r>
               <w:rPr>
                 <w:webHidden/>
-                <w:sz w:val="24"/>
-                <w:szCs w:val="24"/>
-              </w:rPr>
-              <w:instrText xml:space="preserve"> PAGEREF _Toc205759062 \h </w:instrText>
-            </w:r>
-            <w:r>
-              <w:rPr>
-                <w:webHidden/>
-                <w:sz w:val="24"/>
-                <w:szCs w:val="24"/>
-              </w:rPr>
-            </w:r>
-            <w:r>
-              <w:rPr>
-                <w:webHidden/>
-                <w:sz w:val="24"/>
-                <w:szCs w:val="24"/>
+                <w:sz w:val="22"/>
+                <w:szCs w:val="22"/>
+              </w:rPr>
+              <w:instrText xml:space="preserve"> PAGEREF _Toc205997813 \h </w:instrText>
+            </w:r>
+            <w:r>
+              <w:rPr>
+                <w:webHidden/>
+                <w:sz w:val="22"/>
+                <w:szCs w:val="22"/>
+              </w:rPr>
+            </w:r>
+            <w:r>
+              <w:rPr>
+                <w:webHidden/>
+                <w:sz w:val="22"/>
+                <w:szCs w:val="22"/>
               </w:rPr>
               <w:fldChar w:fldCharType="separate"/>
             </w:r>
             <w:r>
               <w:rPr>
                 <w:webHidden/>
-                <w:sz w:val="24"/>
-                <w:szCs w:val="24"/>
+                <w:sz w:val="22"/>
+                <w:szCs w:val="22"/>
               </w:rPr>
               <w:t>11</w:t>
             </w:r>
             <w:r>
               <w:rPr>
                 <w:webHidden/>
-                <w:sz w:val="24"/>
-                <w:szCs w:val="24"/>
+                <w:sz w:val="22"/>
+                <w:szCs w:val="22"/>
               </w:rPr>
               <w:fldChar w:fldCharType="end"/>
             </w:r>
@@ -5019,26 +5000,26 @@
             <w:pStyle w:val="TOC1"/>
             <w:rPr>
               <w:kern w:val="2"/>
-              <w:sz w:val="22"/>
-              <w:szCs w:val="22"/>
+              <w:sz w:val="20"/>
+              <w:szCs w:val="20"/>
               <w:lang w:val="en-US"/>
               <w14:ligatures w14:val="standardContextual"/>
             </w:rPr>
           </w:pPr>
-          <w:hyperlink w:anchor="_Toc205759063" w:history="1">
+          <w:hyperlink w:anchor="_Toc205997814" w:history="1">
             <w:r>
               <w:rPr>
                 <w:rStyle w:val="Hyperlink"/>
-                <w:sz w:val="24"/>
-                <w:szCs w:val="24"/>
+                <w:sz w:val="22"/>
+                <w:szCs w:val="22"/>
               </w:rPr>
               <w:t>7.</w:t>
             </w:r>
             <w:r>
               <w:rPr>
                 <w:kern w:val="2"/>
-                <w:sz w:val="22"/>
-                <w:szCs w:val="22"/>
+                <w:sz w:val="20"/>
+                <w:szCs w:val="20"/>
                 <w:lang w:val="en-US"/>
                 <w14:ligatures w14:val="standardContextual"/>
               </w:rPr>
@@ -5047,63 +5028,63 @@
             <w:r>
               <w:rPr>
                 <w:rStyle w:val="Hyperlink"/>
-                <w:sz w:val="24"/>
-                <w:szCs w:val="24"/>
+                <w:sz w:val="22"/>
+                <w:szCs w:val="22"/>
               </w:rPr>
               <w:t>Kvalitet</w:t>
             </w:r>
             <w:r>
               <w:rPr>
                 <w:webHidden/>
-                <w:sz w:val="24"/>
-                <w:szCs w:val="24"/>
+                <w:sz w:val="22"/>
+                <w:szCs w:val="22"/>
               </w:rPr>
               <w:tab/>
             </w:r>
             <w:r>
               <w:rPr>
                 <w:webHidden/>
-                <w:sz w:val="24"/>
-                <w:szCs w:val="24"/>
+                <w:sz w:val="22"/>
+                <w:szCs w:val="22"/>
               </w:rPr>
               <w:fldChar w:fldCharType="begin"/>
             </w:r>
             <w:r>
               <w:rPr>
                 <w:webHidden/>
-                <w:sz w:val="24"/>
-                <w:szCs w:val="24"/>
-              </w:rPr>
-              <w:instrText xml:space="preserve"> PAGEREF _Toc205759063 \h </w:instrText>
-            </w:r>
-            <w:r>
-              <w:rPr>
-                <w:webHidden/>
-                <w:sz w:val="24"/>
-                <w:szCs w:val="24"/>
-              </w:rPr>
-            </w:r>
-            <w:r>
-              <w:rPr>
-                <w:webHidden/>
-                <w:sz w:val="24"/>
-                <w:szCs w:val="24"/>
+                <w:sz w:val="22"/>
+                <w:szCs w:val="22"/>
+              </w:rPr>
+              <w:instrText xml:space="preserve"> PAGEREF _Toc205997814 \h </w:instrText>
+            </w:r>
+            <w:r>
+              <w:rPr>
+                <w:webHidden/>
+                <w:sz w:val="22"/>
+                <w:szCs w:val="22"/>
+              </w:rPr>
+            </w:r>
+            <w:r>
+              <w:rPr>
+                <w:webHidden/>
+                <w:sz w:val="22"/>
+                <w:szCs w:val="22"/>
               </w:rPr>
               <w:fldChar w:fldCharType="separate"/>
             </w:r>
             <w:r>
               <w:rPr>
                 <w:webHidden/>
-                <w:sz w:val="24"/>
-                <w:szCs w:val="24"/>
+                <w:sz w:val="22"/>
+                <w:szCs w:val="22"/>
               </w:rPr>
               <w:t>11</w:t>
             </w:r>
             <w:r>
               <w:rPr>
                 <w:webHidden/>
-                <w:sz w:val="24"/>
-                <w:szCs w:val="24"/>
+                <w:sz w:val="22"/>
+                <w:szCs w:val="22"/>
               </w:rPr>
               <w:fldChar w:fldCharType="end"/>
             </w:r>
@@ -5114,26 +5095,26 @@
             <w:pStyle w:val="TOC1"/>
             <w:rPr>
               <w:kern w:val="2"/>
-              <w:sz w:val="22"/>
-              <w:szCs w:val="22"/>
+              <w:sz w:val="20"/>
+              <w:szCs w:val="20"/>
               <w:lang w:val="en-US"/>
               <w14:ligatures w14:val="standardContextual"/>
             </w:rPr>
           </w:pPr>
-          <w:hyperlink w:anchor="_Toc205759064" w:history="1">
+          <w:hyperlink w:anchor="_Toc205997815" w:history="1">
             <w:r>
               <w:rPr>
                 <w:rStyle w:val="Hyperlink"/>
-                <w:sz w:val="24"/>
-                <w:szCs w:val="24"/>
+                <w:sz w:val="22"/>
+                <w:szCs w:val="22"/>
               </w:rPr>
               <w:t>8.</w:t>
             </w:r>
             <w:r>
               <w:rPr>
                 <w:kern w:val="2"/>
-                <w:sz w:val="22"/>
-                <w:szCs w:val="22"/>
+                <w:sz w:val="20"/>
+                <w:szCs w:val="20"/>
                 <w:lang w:val="en-US"/>
                 <w14:ligatures w14:val="standardContextual"/>
               </w:rPr>
@@ -5142,63 +5123,63 @@
             <w:r>
               <w:rPr>
                 <w:rStyle w:val="Hyperlink"/>
-                <w:sz w:val="24"/>
-                <w:szCs w:val="24"/>
+                <w:sz w:val="22"/>
+                <w:szCs w:val="22"/>
               </w:rPr>
               <w:t>Nefunkcionalni zahtevi</w:t>
             </w:r>
             <w:r>
               <w:rPr>
                 <w:webHidden/>
-                <w:sz w:val="24"/>
-                <w:szCs w:val="24"/>
+                <w:sz w:val="22"/>
+                <w:szCs w:val="22"/>
               </w:rPr>
               <w:tab/>
             </w:r>
             <w:r>
               <w:rPr>
                 <w:webHidden/>
-                <w:sz w:val="24"/>
-                <w:szCs w:val="24"/>
+                <w:sz w:val="22"/>
+                <w:szCs w:val="22"/>
               </w:rPr>
               <w:fldChar w:fldCharType="begin"/>
             </w:r>
             <w:r>
               <w:rPr>
                 <w:webHidden/>
-                <w:sz w:val="24"/>
-                <w:szCs w:val="24"/>
-              </w:rPr>
-              <w:instrText xml:space="preserve"> PAGEREF _Toc205759064 \h </w:instrText>
-            </w:r>
-            <w:r>
-              <w:rPr>
-                <w:webHidden/>
-                <w:sz w:val="24"/>
-                <w:szCs w:val="24"/>
-              </w:rPr>
-            </w:r>
-            <w:r>
-              <w:rPr>
-                <w:webHidden/>
-                <w:sz w:val="24"/>
-                <w:szCs w:val="24"/>
+                <w:sz w:val="22"/>
+                <w:szCs w:val="22"/>
+              </w:rPr>
+              <w:instrText xml:space="preserve"> PAGEREF _Toc205997815 \h </w:instrText>
+            </w:r>
+            <w:r>
+              <w:rPr>
+                <w:webHidden/>
+                <w:sz w:val="22"/>
+                <w:szCs w:val="22"/>
+              </w:rPr>
+            </w:r>
+            <w:r>
+              <w:rPr>
+                <w:webHidden/>
+                <w:sz w:val="22"/>
+                <w:szCs w:val="22"/>
               </w:rPr>
               <w:fldChar w:fldCharType="separate"/>
             </w:r>
             <w:r>
               <w:rPr>
                 <w:webHidden/>
-                <w:sz w:val="24"/>
-                <w:szCs w:val="24"/>
+                <w:sz w:val="22"/>
+                <w:szCs w:val="22"/>
               </w:rPr>
               <w:t>11</w:t>
             </w:r>
             <w:r>
               <w:rPr>
                 <w:webHidden/>
-                <w:sz w:val="24"/>
-                <w:szCs w:val="24"/>
+                <w:sz w:val="22"/>
+                <w:szCs w:val="22"/>
               </w:rPr>
               <w:fldChar w:fldCharType="end"/>
             </w:r>
@@ -5207,25 +5188,30 @@
         <w:p>
           <w:pPr>
             <w:pStyle w:val="TOC2"/>
+            <w:numPr>
+              <w:ilvl w:val="0"/>
+              <w:numId w:val="0"/>
+            </w:numPr>
             <w:tabs>
               <w:tab w:val="left" w:pos="1200"/>
             </w:tabs>
+            <w:ind w:left="720"/>
             <w:rPr>
               <w:noProof/>
               <w:kern w:val="2"/>
-              <w:sz w:val="22"/>
-              <w:szCs w:val="22"/>
+              <w:sz w:val="20"/>
+              <w:szCs w:val="20"/>
               <w:lang w:val="en-US"/>
               <w14:ligatures w14:val="standardContextual"/>
             </w:rPr>
           </w:pPr>
-          <w:hyperlink w:anchor="_Toc205759065" w:history="1">
+          <w:hyperlink w:anchor="_Toc205997816" w:history="1">
             <w:r>
               <w:rPr>
                 <w:rStyle w:val="Hyperlink"/>
                 <w:noProof/>
-                <w:sz w:val="28"/>
-                <w:szCs w:val="28"/>
+                <w:sz w:val="24"/>
+                <w:szCs w:val="24"/>
               </w:rPr>
               <w:t>8.1.</w:t>
             </w:r>
@@ -5233,8 +5219,8 @@
               <w:rPr>
                 <w:noProof/>
                 <w:kern w:val="2"/>
-                <w:sz w:val="22"/>
-                <w:szCs w:val="22"/>
+                <w:sz w:val="20"/>
+                <w:szCs w:val="20"/>
                 <w:lang w:val="en-US"/>
                 <w14:ligatures w14:val="standardContextual"/>
               </w:rPr>
@@ -5244,8 +5230,8 @@
               <w:rPr>
                 <w:rStyle w:val="Hyperlink"/>
                 <w:noProof/>
-                <w:sz w:val="28"/>
-                <w:szCs w:val="28"/>
+                <w:sz w:val="24"/>
+                <w:szCs w:val="24"/>
               </w:rPr>
               <w:t>Sistemski zahtevi</w:t>
             </w:r>
@@ -5253,8 +5239,8 @@
               <w:rPr>
                 <w:noProof/>
                 <w:webHidden/>
-                <w:sz w:val="28"/>
-                <w:szCs w:val="28"/>
+                <w:sz w:val="24"/>
+                <w:szCs w:val="24"/>
               </w:rPr>
               <w:tab/>
             </w:r>
@@ -5262,8 +5248,8 @@
               <w:rPr>
                 <w:noProof/>
                 <w:webHidden/>
-                <w:sz w:val="28"/>
-                <w:szCs w:val="28"/>
+                <w:sz w:val="24"/>
+                <w:szCs w:val="24"/>
               </w:rPr>
               <w:fldChar w:fldCharType="begin"/>
             </w:r>
@@ -5271,25 +5257,25 @@
               <w:rPr>
                 <w:noProof/>
                 <w:webHidden/>
-                <w:sz w:val="28"/>
-                <w:szCs w:val="28"/>
-              </w:rPr>
-              <w:instrText xml:space="preserve"> PAGEREF _Toc205759065 \h </w:instrText>
-            </w:r>
-            <w:r>
-              <w:rPr>
-                <w:noProof/>
-                <w:webHidden/>
-                <w:sz w:val="28"/>
-                <w:szCs w:val="28"/>
-              </w:rPr>
-            </w:r>
-            <w:r>
-              <w:rPr>
-                <w:noProof/>
-                <w:webHidden/>
-                <w:sz w:val="28"/>
-                <w:szCs w:val="28"/>
+                <w:sz w:val="24"/>
+                <w:szCs w:val="24"/>
+              </w:rPr>
+              <w:instrText xml:space="preserve"> PAGEREF _Toc205997816 \h </w:instrText>
+            </w:r>
+            <w:r>
+              <w:rPr>
+                <w:noProof/>
+                <w:webHidden/>
+                <w:sz w:val="24"/>
+                <w:szCs w:val="24"/>
+              </w:rPr>
+            </w:r>
+            <w:r>
+              <w:rPr>
+                <w:noProof/>
+                <w:webHidden/>
+                <w:sz w:val="24"/>
+                <w:szCs w:val="24"/>
               </w:rPr>
               <w:fldChar w:fldCharType="separate"/>
             </w:r>
@@ -5297,8 +5283,8 @@
               <w:rPr>
                 <w:noProof/>
                 <w:webHidden/>
-                <w:sz w:val="28"/>
-                <w:szCs w:val="28"/>
+                <w:sz w:val="24"/>
+                <w:szCs w:val="24"/>
               </w:rPr>
               <w:t>11</w:t>
             </w:r>
@@ -5306,8 +5292,8 @@
               <w:rPr>
                 <w:noProof/>
                 <w:webHidden/>
-                <w:sz w:val="28"/>
-                <w:szCs w:val="28"/>
+                <w:sz w:val="24"/>
+                <w:szCs w:val="24"/>
               </w:rPr>
               <w:fldChar w:fldCharType="end"/>
             </w:r>
@@ -5316,25 +5302,30 @@
         <w:p>
           <w:pPr>
             <w:pStyle w:val="TOC2"/>
+            <w:numPr>
+              <w:ilvl w:val="0"/>
+              <w:numId w:val="0"/>
+            </w:numPr>
             <w:tabs>
               <w:tab w:val="left" w:pos="1200"/>
             </w:tabs>
+            <w:ind w:left="720"/>
             <w:rPr>
               <w:noProof/>
               <w:kern w:val="2"/>
-              <w:sz w:val="22"/>
-              <w:szCs w:val="22"/>
+              <w:sz w:val="20"/>
+              <w:szCs w:val="20"/>
               <w:lang w:val="en-US"/>
               <w14:ligatures w14:val="standardContextual"/>
             </w:rPr>
           </w:pPr>
-          <w:hyperlink w:anchor="_Toc205759066" w:history="1">
+          <w:hyperlink w:anchor="_Toc205997817" w:history="1">
             <w:r>
               <w:rPr>
                 <w:rStyle w:val="Hyperlink"/>
                 <w:noProof/>
-                <w:sz w:val="28"/>
-                <w:szCs w:val="28"/>
+                <w:sz w:val="24"/>
+                <w:szCs w:val="24"/>
               </w:rPr>
               <w:t>8.2.</w:t>
             </w:r>
@@ -5342,8 +5333,8 @@
               <w:rPr>
                 <w:noProof/>
                 <w:kern w:val="2"/>
-                <w:sz w:val="22"/>
-                <w:szCs w:val="22"/>
+                <w:sz w:val="20"/>
+                <w:szCs w:val="20"/>
                 <w:lang w:val="en-US"/>
                 <w14:ligatures w14:val="standardContextual"/>
               </w:rPr>
@@ -5353,8 +5344,8 @@
               <w:rPr>
                 <w:rStyle w:val="Hyperlink"/>
                 <w:noProof/>
-                <w:sz w:val="28"/>
-                <w:szCs w:val="28"/>
+                <w:sz w:val="24"/>
+                <w:szCs w:val="24"/>
               </w:rPr>
               <w:t>Ostali zahtevi</w:t>
             </w:r>
@@ -5362,8 +5353,8 @@
               <w:rPr>
                 <w:noProof/>
                 <w:webHidden/>
-                <w:sz w:val="28"/>
-                <w:szCs w:val="28"/>
+                <w:sz w:val="24"/>
+                <w:szCs w:val="24"/>
               </w:rPr>
               <w:tab/>
             </w:r>
@@ -5371,8 +5362,8 @@
               <w:rPr>
                 <w:noProof/>
                 <w:webHidden/>
-                <w:sz w:val="28"/>
-                <w:szCs w:val="28"/>
+                <w:sz w:val="24"/>
+                <w:szCs w:val="24"/>
               </w:rPr>
               <w:fldChar w:fldCharType="begin"/>
             </w:r>
@@ -5380,25 +5371,25 @@
               <w:rPr>
                 <w:noProof/>
                 <w:webHidden/>
-                <w:sz w:val="28"/>
-                <w:szCs w:val="28"/>
-              </w:rPr>
-              <w:instrText xml:space="preserve"> PAGEREF _Toc205759066 \h </w:instrText>
-            </w:r>
-            <w:r>
-              <w:rPr>
-                <w:noProof/>
-                <w:webHidden/>
-                <w:sz w:val="28"/>
-                <w:szCs w:val="28"/>
-              </w:rPr>
-            </w:r>
-            <w:r>
-              <w:rPr>
-                <w:noProof/>
-                <w:webHidden/>
-                <w:sz w:val="28"/>
-                <w:szCs w:val="28"/>
+                <w:sz w:val="24"/>
+                <w:szCs w:val="24"/>
+              </w:rPr>
+              <w:instrText xml:space="preserve"> PAGEREF _Toc205997817 \h </w:instrText>
+            </w:r>
+            <w:r>
+              <w:rPr>
+                <w:noProof/>
+                <w:webHidden/>
+                <w:sz w:val="24"/>
+                <w:szCs w:val="24"/>
+              </w:rPr>
+            </w:r>
+            <w:r>
+              <w:rPr>
+                <w:noProof/>
+                <w:webHidden/>
+                <w:sz w:val="24"/>
+                <w:szCs w:val="24"/>
               </w:rPr>
               <w:fldChar w:fldCharType="separate"/>
             </w:r>
@@ -5406,8 +5397,8 @@
               <w:rPr>
                 <w:noProof/>
                 <w:webHidden/>
-                <w:sz w:val="28"/>
-                <w:szCs w:val="28"/>
+                <w:sz w:val="24"/>
+                <w:szCs w:val="24"/>
               </w:rPr>
               <w:t>11</w:t>
             </w:r>
@@ -5415,8 +5406,8 @@
               <w:rPr>
                 <w:noProof/>
                 <w:webHidden/>
-                <w:sz w:val="28"/>
-                <w:szCs w:val="28"/>
+                <w:sz w:val="24"/>
+                <w:szCs w:val="24"/>
               </w:rPr>
               <w:fldChar w:fldCharType="end"/>
             </w:r>
@@ -5427,26 +5418,26 @@
             <w:pStyle w:val="TOC1"/>
             <w:rPr>
               <w:kern w:val="2"/>
-              <w:sz w:val="22"/>
-              <w:szCs w:val="22"/>
+              <w:sz w:val="20"/>
+              <w:szCs w:val="20"/>
               <w:lang w:val="en-US"/>
               <w14:ligatures w14:val="standardContextual"/>
             </w:rPr>
           </w:pPr>
-          <w:hyperlink w:anchor="_Toc205759067" w:history="1">
+          <w:hyperlink w:anchor="_Toc205997818" w:history="1">
             <w:r>
               <w:rPr>
                 <w:rStyle w:val="Hyperlink"/>
-                <w:sz w:val="24"/>
-                <w:szCs w:val="24"/>
+                <w:sz w:val="22"/>
+                <w:szCs w:val="22"/>
               </w:rPr>
               <w:t>9.</w:t>
             </w:r>
             <w:r>
               <w:rPr>
                 <w:kern w:val="2"/>
-                <w:sz w:val="22"/>
-                <w:szCs w:val="22"/>
+                <w:sz w:val="20"/>
+                <w:szCs w:val="20"/>
                 <w:lang w:val="en-US"/>
                 <w14:ligatures w14:val="standardContextual"/>
               </w:rPr>
@@ -5455,63 +5446,63 @@
             <w:r>
               <w:rPr>
                 <w:rStyle w:val="Hyperlink"/>
-                <w:sz w:val="24"/>
-                <w:szCs w:val="24"/>
+                <w:sz w:val="22"/>
+                <w:szCs w:val="22"/>
               </w:rPr>
               <w:t>Zahtevi za korisničkom dokumentacijom</w:t>
             </w:r>
             <w:r>
               <w:rPr>
                 <w:webHidden/>
-                <w:sz w:val="24"/>
-                <w:szCs w:val="24"/>
+                <w:sz w:val="22"/>
+                <w:szCs w:val="22"/>
               </w:rPr>
               <w:tab/>
             </w:r>
             <w:r>
               <w:rPr>
                 <w:webHidden/>
-                <w:sz w:val="24"/>
-                <w:szCs w:val="24"/>
+                <w:sz w:val="22"/>
+                <w:szCs w:val="22"/>
               </w:rPr>
               <w:fldChar w:fldCharType="begin"/>
             </w:r>
             <w:r>
               <w:rPr>
                 <w:webHidden/>
-                <w:sz w:val="24"/>
-                <w:szCs w:val="24"/>
-              </w:rPr>
-              <w:instrText xml:space="preserve"> PAGEREF _Toc205759067 \h </w:instrText>
-            </w:r>
-            <w:r>
-              <w:rPr>
-                <w:webHidden/>
-                <w:sz w:val="24"/>
-                <w:szCs w:val="24"/>
-              </w:rPr>
-            </w:r>
-            <w:r>
-              <w:rPr>
-                <w:webHidden/>
-                <w:sz w:val="24"/>
-                <w:szCs w:val="24"/>
+                <w:sz w:val="22"/>
+                <w:szCs w:val="22"/>
+              </w:rPr>
+              <w:instrText xml:space="preserve"> PAGEREF _Toc205997818 \h </w:instrText>
+            </w:r>
+            <w:r>
+              <w:rPr>
+                <w:webHidden/>
+                <w:sz w:val="22"/>
+                <w:szCs w:val="22"/>
+              </w:rPr>
+            </w:r>
+            <w:r>
+              <w:rPr>
+                <w:webHidden/>
+                <w:sz w:val="22"/>
+                <w:szCs w:val="22"/>
               </w:rPr>
               <w:fldChar w:fldCharType="separate"/>
             </w:r>
             <w:r>
               <w:rPr>
                 <w:webHidden/>
-                <w:sz w:val="24"/>
-                <w:szCs w:val="24"/>
+                <w:sz w:val="22"/>
+                <w:szCs w:val="22"/>
               </w:rPr>
               <w:t>12</w:t>
             </w:r>
             <w:r>
               <w:rPr>
                 <w:webHidden/>
-                <w:sz w:val="24"/>
-                <w:szCs w:val="24"/>
+                <w:sz w:val="22"/>
+                <w:szCs w:val="22"/>
               </w:rPr>
               <w:fldChar w:fldCharType="end"/>
             </w:r>
@@ -5520,25 +5511,30 @@
         <w:p>
           <w:pPr>
             <w:pStyle w:val="TOC2"/>
+            <w:numPr>
+              <w:ilvl w:val="0"/>
+              <w:numId w:val="0"/>
+            </w:numPr>
             <w:tabs>
               <w:tab w:val="left" w:pos="1200"/>
             </w:tabs>
+            <w:ind w:left="720"/>
             <w:rPr>
               <w:noProof/>
               <w:kern w:val="2"/>
-              <w:sz w:val="22"/>
-              <w:szCs w:val="22"/>
+              <w:sz w:val="20"/>
+              <w:szCs w:val="20"/>
               <w:lang w:val="en-US"/>
               <w14:ligatures w14:val="standardContextual"/>
             </w:rPr>
           </w:pPr>
-          <w:hyperlink w:anchor="_Toc205759068" w:history="1">
+          <w:hyperlink w:anchor="_Toc205997819" w:history="1">
             <w:r>
               <w:rPr>
                 <w:rStyle w:val="Hyperlink"/>
                 <w:noProof/>
-                <w:sz w:val="28"/>
-                <w:szCs w:val="28"/>
+                <w:sz w:val="24"/>
+                <w:szCs w:val="24"/>
               </w:rPr>
               <w:t>9.1.</w:t>
             </w:r>
@@ -5546,8 +5542,8 @@
               <w:rPr>
                 <w:noProof/>
                 <w:kern w:val="2"/>
-                <w:sz w:val="22"/>
-                <w:szCs w:val="22"/>
+                <w:sz w:val="20"/>
+                <w:szCs w:val="20"/>
                 <w:lang w:val="en-US"/>
                 <w14:ligatures w14:val="standardContextual"/>
               </w:rPr>
@@ -5557,8 +5553,8 @@
               <w:rPr>
                 <w:rStyle w:val="Hyperlink"/>
                 <w:noProof/>
-                <w:sz w:val="28"/>
-                <w:szCs w:val="28"/>
+                <w:sz w:val="24"/>
+                <w:szCs w:val="24"/>
               </w:rPr>
               <w:t>Uputstva za korišćenje sajta</w:t>
             </w:r>
@@ -5566,8 +5562,8 @@
               <w:rPr>
                 <w:noProof/>
                 <w:webHidden/>
-                <w:sz w:val="28"/>
-                <w:szCs w:val="28"/>
+                <w:sz w:val="24"/>
+                <w:szCs w:val="24"/>
               </w:rPr>
               <w:tab/>
             </w:r>
@@ -5575,8 +5571,8 @@
               <w:rPr>
                 <w:noProof/>
                 <w:webHidden/>
-                <w:sz w:val="28"/>
-                <w:szCs w:val="28"/>
+                <w:sz w:val="24"/>
+                <w:szCs w:val="24"/>
               </w:rPr>
               <w:fldChar w:fldCharType="begin"/>
             </w:r>
@@ -5584,25 +5580,25 @@
               <w:rPr>
                 <w:noProof/>
                 <w:webHidden/>
-                <w:sz w:val="28"/>
-                <w:szCs w:val="28"/>
-              </w:rPr>
-              <w:instrText xml:space="preserve"> PAGEREF _Toc205759068 \h </w:instrText>
-            </w:r>
-            <w:r>
-              <w:rPr>
-                <w:noProof/>
-                <w:webHidden/>
-                <w:sz w:val="28"/>
-                <w:szCs w:val="28"/>
-              </w:rPr>
-            </w:r>
-            <w:r>
-              <w:rPr>
-                <w:noProof/>
-                <w:webHidden/>
-                <w:sz w:val="28"/>
-                <w:szCs w:val="28"/>
+                <w:sz w:val="24"/>
+                <w:szCs w:val="24"/>
+              </w:rPr>
+              <w:instrText xml:space="preserve"> PAGEREF _Toc205997819 \h </w:instrText>
+            </w:r>
+            <w:r>
+              <w:rPr>
+                <w:noProof/>
+                <w:webHidden/>
+                <w:sz w:val="24"/>
+                <w:szCs w:val="24"/>
+              </w:rPr>
+            </w:r>
+            <w:r>
+              <w:rPr>
+                <w:noProof/>
+                <w:webHidden/>
+                <w:sz w:val="24"/>
+                <w:szCs w:val="24"/>
               </w:rPr>
               <w:fldChar w:fldCharType="separate"/>
             </w:r>
@@ -5610,8 +5606,8 @@
               <w:rPr>
                 <w:noProof/>
                 <w:webHidden/>
-                <w:sz w:val="28"/>
-                <w:szCs w:val="28"/>
+                <w:sz w:val="24"/>
+                <w:szCs w:val="24"/>
               </w:rPr>
               <w:t>12</w:t>
             </w:r>
@@ -5619,8 +5615,8 @@
               <w:rPr>
                 <w:noProof/>
                 <w:webHidden/>
-                <w:sz w:val="28"/>
-                <w:szCs w:val="28"/>
+                <w:sz w:val="24"/>
+                <w:szCs w:val="24"/>
               </w:rPr>
               <w:fldChar w:fldCharType="end"/>
             </w:r>
@@ -5629,25 +5625,30 @@
         <w:p>
           <w:pPr>
             <w:pStyle w:val="TOC2"/>
+            <w:numPr>
+              <w:ilvl w:val="0"/>
+              <w:numId w:val="0"/>
+            </w:numPr>
             <w:tabs>
               <w:tab w:val="left" w:pos="1200"/>
             </w:tabs>
+            <w:ind w:left="720"/>
             <w:rPr>
               <w:noProof/>
               <w:kern w:val="2"/>
-              <w:sz w:val="22"/>
-              <w:szCs w:val="22"/>
+              <w:sz w:val="20"/>
+              <w:szCs w:val="20"/>
               <w:lang w:val="en-US"/>
               <w14:ligatures w14:val="standardContextual"/>
             </w:rPr>
           </w:pPr>
-          <w:hyperlink w:anchor="_Toc205759069" w:history="1">
+          <w:hyperlink w:anchor="_Toc205997820" w:history="1">
             <w:r>
               <w:rPr>
                 <w:rStyle w:val="Hyperlink"/>
                 <w:noProof/>
-                <w:sz w:val="28"/>
-                <w:szCs w:val="28"/>
+                <w:sz w:val="24"/>
+                <w:szCs w:val="24"/>
               </w:rPr>
               <w:t>9.2.</w:t>
             </w:r>
@@ -5655,8 +5656,8 @@
               <w:rPr>
                 <w:noProof/>
                 <w:kern w:val="2"/>
-                <w:sz w:val="22"/>
-                <w:szCs w:val="22"/>
+                <w:sz w:val="20"/>
+                <w:szCs w:val="20"/>
                 <w:lang w:val="en-US"/>
                 <w14:ligatures w14:val="standardContextual"/>
               </w:rPr>
@@ -5666,8 +5667,8 @@
               <w:rPr>
                 <w:rStyle w:val="Hyperlink"/>
                 <w:noProof/>
-                <w:sz w:val="28"/>
-                <w:szCs w:val="28"/>
+                <w:sz w:val="24"/>
+                <w:szCs w:val="24"/>
               </w:rPr>
               <w:t>Označavanje</w:t>
             </w:r>
@@ -5675,8 +5676,8 @@
               <w:rPr>
                 <w:noProof/>
                 <w:webHidden/>
-                <w:sz w:val="28"/>
-                <w:szCs w:val="28"/>
+                <w:sz w:val="24"/>
+                <w:szCs w:val="24"/>
               </w:rPr>
               <w:tab/>
             </w:r>
@@ -5684,8 +5685,8 @@
               <w:rPr>
                 <w:noProof/>
                 <w:webHidden/>
-                <w:sz w:val="28"/>
-                <w:szCs w:val="28"/>
+                <w:sz w:val="24"/>
+                <w:szCs w:val="24"/>
               </w:rPr>
               <w:fldChar w:fldCharType="begin"/>
             </w:r>
@@ -5693,25 +5694,25 @@
               <w:rPr>
                 <w:noProof/>
                 <w:webHidden/>
-                <w:sz w:val="28"/>
-                <w:szCs w:val="28"/>
-              </w:rPr>
-              <w:instrText xml:space="preserve"> PAGEREF _Toc205759069 \h </w:instrText>
-            </w:r>
-            <w:r>
-              <w:rPr>
-                <w:noProof/>
-                <w:webHidden/>
-                <w:sz w:val="28"/>
-                <w:szCs w:val="28"/>
-              </w:rPr>
-            </w:r>
-            <w:r>
-              <w:rPr>
-                <w:noProof/>
-                <w:webHidden/>
-                <w:sz w:val="28"/>
-                <w:szCs w:val="28"/>
+                <w:sz w:val="24"/>
+                <w:szCs w:val="24"/>
+              </w:rPr>
+              <w:instrText xml:space="preserve"> PAGEREF _Toc205997820 \h </w:instrText>
+            </w:r>
+            <w:r>
+              <w:rPr>
+                <w:noProof/>
+                <w:webHidden/>
+                <w:sz w:val="24"/>
+                <w:szCs w:val="24"/>
+              </w:rPr>
+            </w:r>
+            <w:r>
+              <w:rPr>
+                <w:noProof/>
+                <w:webHidden/>
+                <w:sz w:val="24"/>
+                <w:szCs w:val="24"/>
               </w:rPr>
               <w:fldChar w:fldCharType="separate"/>
             </w:r>
@@ -5719,8 +5720,8 @@
               <w:rPr>
                 <w:noProof/>
                 <w:webHidden/>
-                <w:sz w:val="28"/>
-                <w:szCs w:val="28"/>
+                <w:sz w:val="24"/>
+                <w:szCs w:val="24"/>
               </w:rPr>
               <w:t>12</w:t>
             </w:r>
@@ -5728,8 +5729,8 @@
               <w:rPr>
                 <w:noProof/>
                 <w:webHidden/>
-                <w:sz w:val="28"/>
-                <w:szCs w:val="28"/>
+                <w:sz w:val="24"/>
+                <w:szCs w:val="24"/>
               </w:rPr>
               <w:fldChar w:fldCharType="end"/>
             </w:r>
@@ -5740,26 +5741,26 @@
             <w:pStyle w:val="TOC1"/>
             <w:rPr>
               <w:kern w:val="2"/>
-              <w:sz w:val="22"/>
-              <w:szCs w:val="22"/>
+              <w:sz w:val="20"/>
+              <w:szCs w:val="20"/>
               <w:lang w:val="en-US"/>
               <w14:ligatures w14:val="standardContextual"/>
             </w:rPr>
           </w:pPr>
-          <w:hyperlink w:anchor="_Toc205759070" w:history="1">
+          <w:hyperlink w:anchor="_Toc205997821" w:history="1">
             <w:r>
               <w:rPr>
                 <w:rStyle w:val="Hyperlink"/>
-                <w:sz w:val="24"/>
-                <w:szCs w:val="24"/>
+                <w:sz w:val="22"/>
+                <w:szCs w:val="22"/>
               </w:rPr>
               <w:t>10.</w:t>
             </w:r>
             <w:r>
               <w:rPr>
                 <w:kern w:val="2"/>
-                <w:sz w:val="22"/>
-                <w:szCs w:val="22"/>
+                <w:sz w:val="20"/>
+                <w:szCs w:val="20"/>
                 <w:lang w:val="en-US"/>
                 <w14:ligatures w14:val="standardContextual"/>
               </w:rPr>
@@ -5768,63 +5769,63 @@
             <w:r>
               <w:rPr>
                 <w:rStyle w:val="Hyperlink"/>
-                <w:sz w:val="24"/>
-                <w:szCs w:val="24"/>
+                <w:sz w:val="22"/>
+                <w:szCs w:val="22"/>
               </w:rPr>
               <w:t>Plan i prioriteti</w:t>
             </w:r>
             <w:r>
               <w:rPr>
                 <w:webHidden/>
-                <w:sz w:val="24"/>
-                <w:szCs w:val="24"/>
+                <w:sz w:val="22"/>
+                <w:szCs w:val="22"/>
               </w:rPr>
               <w:tab/>
             </w:r>
             <w:r>
               <w:rPr>
                 <w:webHidden/>
-                <w:sz w:val="24"/>
-                <w:szCs w:val="24"/>
+                <w:sz w:val="22"/>
+                <w:szCs w:val="22"/>
               </w:rPr>
               <w:fldChar w:fldCharType="begin"/>
             </w:r>
             <w:r>
               <w:rPr>
                 <w:webHidden/>
-                <w:sz w:val="24"/>
-                <w:szCs w:val="24"/>
-              </w:rPr>
-              <w:instrText xml:space="preserve"> PAGEREF _Toc205759070 \h </w:instrText>
-            </w:r>
-            <w:r>
-              <w:rPr>
-                <w:webHidden/>
-                <w:sz w:val="24"/>
-                <w:szCs w:val="24"/>
-              </w:rPr>
-            </w:r>
-            <w:r>
-              <w:rPr>
-                <w:webHidden/>
-                <w:sz w:val="24"/>
-                <w:szCs w:val="24"/>
+                <w:sz w:val="22"/>
+                <w:szCs w:val="22"/>
+              </w:rPr>
+              <w:instrText xml:space="preserve"> PAGEREF _Toc205997821 \h </w:instrText>
+            </w:r>
+            <w:r>
+              <w:rPr>
+                <w:webHidden/>
+                <w:sz w:val="22"/>
+                <w:szCs w:val="22"/>
+              </w:rPr>
+            </w:r>
+            <w:r>
+              <w:rPr>
+                <w:webHidden/>
+                <w:sz w:val="22"/>
+                <w:szCs w:val="22"/>
               </w:rPr>
               <w:fldChar w:fldCharType="separate"/>
             </w:r>
             <w:r>
               <w:rPr>
                 <w:webHidden/>
-                <w:sz w:val="24"/>
-                <w:szCs w:val="24"/>
+                <w:sz w:val="22"/>
+                <w:szCs w:val="22"/>
               </w:rPr>
               <w:t>12</w:t>
             </w:r>
             <w:r>
               <w:rPr>
                 <w:webHidden/>
-                <w:sz w:val="24"/>
-                <w:szCs w:val="24"/>
+                <w:sz w:val="22"/>
+                <w:szCs w:val="22"/>
               </w:rPr>
               <w:fldChar w:fldCharType="end"/>
             </w:r>
@@ -5836,8 +5837,8 @@
               <w:b/>
               <w:bCs/>
               <w:noProof/>
-              <w:sz w:val="16"/>
-              <w:szCs w:val="16"/>
+              <w:sz w:val="12"/>
+              <w:szCs w:val="12"/>
             </w:rPr>
             <w:fldChar w:fldCharType="end"/>
           </w:r>
@@ -5881,7 +5882,7 @@
           <w:numId w:val="2"/>
         </w:numPr>
       </w:pPr>
-      <w:bookmarkStart w:id="0" w:name="_Toc205759026"/>
+      <w:bookmarkStart w:id="0" w:name="_Toc205997778"/>
       <w:r>
         <w:lastRenderedPageBreak/>
         <w:t>Uvod</w:t>
@@ -5897,7 +5898,7 @@
         </w:numPr>
       </w:pPr>
       <w:bookmarkStart w:id="1" w:name="_Toc204956635"/>
-      <w:bookmarkStart w:id="2" w:name="_Toc205759027"/>
+      <w:bookmarkStart w:id="2" w:name="_Toc205997779"/>
       <w:r>
         <w:t>Rezime</w:t>
       </w:r>
@@ -5952,7 +5953,7 @@
         </w:numPr>
       </w:pPr>
       <w:bookmarkStart w:id="3" w:name="_Toc204956636"/>
-      <w:bookmarkStart w:id="4" w:name="_Toc205759028"/>
+      <w:bookmarkStart w:id="4" w:name="_Toc205997780"/>
       <w:r>
         <w:t>Namena dokumenta I ciljne grupe</w:t>
       </w:r>
@@ -6001,7 +6002,7 @@
         </w:numPr>
       </w:pPr>
       <w:bookmarkStart w:id="5" w:name="_Toc204956637"/>
-      <w:bookmarkStart w:id="6" w:name="_Toc205759029"/>
+      <w:bookmarkStart w:id="6" w:name="_Toc205997781"/>
       <w:r>
         <w:t>Opis sistema</w:t>
       </w:r>
@@ -6070,7 +6071,7 @@
         <w:ind w:left="360"/>
       </w:pPr>
       <w:bookmarkStart w:id="7" w:name="_Toc204956638"/>
-      <w:bookmarkStart w:id="8" w:name="_Toc205759030"/>
+      <w:bookmarkStart w:id="8" w:name="_Toc205997782"/>
       <w:r>
         <w:t>2.1.</w:t>
       </w:r>
@@ -6122,7 +6123,7 @@
         </w:numPr>
       </w:pPr>
       <w:bookmarkStart w:id="9" w:name="_Toc204956639"/>
-      <w:bookmarkStart w:id="10" w:name="_Toc205759031"/>
+      <w:bookmarkStart w:id="10" w:name="_Toc205997783"/>
       <w:r>
         <w:lastRenderedPageBreak/>
         <w:t>Kategorij</w:t>
@@ -6185,7 +6186,7 @@
         </w:numPr>
       </w:pPr>
       <w:bookmarkStart w:id="11" w:name="_Toc204956640"/>
-      <w:bookmarkStart w:id="12" w:name="_Toc205759032"/>
+      <w:bookmarkStart w:id="12" w:name="_Toc205997784"/>
       <w:r>
         <w:t>Gost</w:t>
       </w:r>
@@ -6294,7 +6295,7 @@
         <w:ind w:firstLine="360"/>
       </w:pPr>
       <w:bookmarkStart w:id="13" w:name="_Toc204956641"/>
-      <w:bookmarkStart w:id="14" w:name="_Toc205759033"/>
+      <w:bookmarkStart w:id="14" w:name="_Toc205997785"/>
       <w:r>
         <w:t>3.2.</w:t>
       </w:r>
@@ -6354,7 +6355,7 @@
       <w:r>
         <w:t xml:space="preserve">   </w:t>
       </w:r>
-      <w:bookmarkStart w:id="15" w:name="_Toc205759034"/>
+      <w:bookmarkStart w:id="15" w:name="_Toc205997786"/>
       <w:r>
         <w:t>Povla</w:t>
       </w:r>
@@ -6402,7 +6403,7 @@
       <w:r>
         <w:t xml:space="preserve">   </w:t>
       </w:r>
-      <w:bookmarkStart w:id="16" w:name="_Toc205759035"/>
+      <w:bookmarkStart w:id="16" w:name="_Toc205997787"/>
       <w:r>
         <w:t>Administrator</w:t>
       </w:r>
@@ -6442,7 +6443,7 @@
           <w:numId w:val="2"/>
         </w:numPr>
       </w:pPr>
-      <w:bookmarkStart w:id="17" w:name="_Toc205759036"/>
+      <w:bookmarkStart w:id="17" w:name="_Toc205997788"/>
       <w:r>
         <w:lastRenderedPageBreak/>
         <w:t>Opis proizvoda</w:t>
@@ -6465,7 +6466,7 @@
           <w:numId w:val="2"/>
         </w:numPr>
       </w:pPr>
-      <w:bookmarkStart w:id="18" w:name="_Toc205759037"/>
+      <w:bookmarkStart w:id="18" w:name="_Toc205997789"/>
       <w:r>
         <w:t>Pregled arhitekture sistema</w:t>
       </w:r>
@@ -6547,7 +6548,7 @@
           <w:numId w:val="2"/>
         </w:numPr>
       </w:pPr>
-      <w:bookmarkStart w:id="19" w:name="_Toc205759038"/>
+      <w:bookmarkStart w:id="19" w:name="_Toc205997790"/>
       <w:r>
         <w:t>Pregled karakteristika sistema</w:t>
       </w:r>
@@ -6887,7 +6888,7 @@
           <w:numId w:val="2"/>
         </w:numPr>
       </w:pPr>
-      <w:bookmarkStart w:id="20" w:name="_Toc205759039"/>
+      <w:bookmarkStart w:id="20" w:name="_Toc205997791"/>
       <w:r>
         <w:lastRenderedPageBreak/>
         <w:t>Funkcionalnosti sistema</w:t>
@@ -6902,7 +6903,7 @@
           <w:numId w:val="2"/>
         </w:numPr>
       </w:pPr>
-      <w:bookmarkStart w:id="21" w:name="_Toc205759040"/>
+      <w:bookmarkStart w:id="21" w:name="_Toc205997792"/>
       <w:r>
         <w:t>Funkcionalnosti prijave na sistem</w:t>
       </w:r>
@@ -6924,7 +6925,7 @@
       <w:r>
         <w:t xml:space="preserve"> </w:t>
       </w:r>
-      <w:bookmarkStart w:id="22" w:name="_Toc205759041"/>
+      <w:bookmarkStart w:id="22" w:name="_Toc205997793"/>
       <w:r>
         <w:t>Registracija novog korisnika</w:t>
       </w:r>
@@ -6965,7 +6966,7 @@
       <w:r>
         <w:t xml:space="preserve"> </w:t>
       </w:r>
-      <w:bookmarkStart w:id="23" w:name="_Toc205759042"/>
+      <w:bookmarkStart w:id="23" w:name="_Toc205997794"/>
       <w:r>
         <w:t>Autorizacija registrovanog korisnika</w:t>
       </w:r>
@@ -7006,7 +7007,7 @@
       <w:r>
         <w:t xml:space="preserve"> </w:t>
       </w:r>
-      <w:bookmarkStart w:id="24" w:name="_Toc205759043"/>
+      <w:bookmarkStart w:id="24" w:name="_Toc205997795"/>
       <w:r>
         <w:t>Promena lozinke</w:t>
       </w:r>
@@ -7049,7 +7050,7 @@
           <w:numId w:val="2"/>
         </w:numPr>
       </w:pPr>
-      <w:bookmarkStart w:id="25" w:name="_Toc205759044"/>
+      <w:bookmarkStart w:id="25" w:name="_Toc205997796"/>
       <w:r>
         <w:t>Funkcionalnosti s</w:t>
       </w:r>
@@ -7083,7 +7084,7 @@
       <w:r>
         <w:t xml:space="preserve"> </w:t>
       </w:r>
-      <w:bookmarkStart w:id="26" w:name="_Toc205759045"/>
+      <w:bookmarkStart w:id="26" w:name="_Toc205997797"/>
       <w:r>
         <w:t>Pregled radova po temi / umetniku</w:t>
       </w:r>
@@ -7124,7 +7125,7 @@
       <w:r>
         <w:t xml:space="preserve"> </w:t>
       </w:r>
-      <w:bookmarkStart w:id="27" w:name="_Toc205759046"/>
+      <w:bookmarkStart w:id="27" w:name="_Toc205997798"/>
       <w:r>
         <w:t>Pregled profila umetnika</w:t>
       </w:r>
@@ -7146,6 +7147,9 @@
       </w:pPr>
       <w:r>
         <w:t>Korisnici imaju mogućnost da pristupe javnom profilu bilo kog registrovanog umetnika i pogledaju njegove ranije objavljene radove.</w:t>
+      </w:r>
+      <w:r>
+        <w:t xml:space="preserve"> Mogu pretrazivati korisnike po imenu.</w:t>
       </w:r>
     </w:p>
     <w:p>
@@ -7165,7 +7169,7 @@
       <w:r>
         <w:t xml:space="preserve"> </w:t>
       </w:r>
-      <w:bookmarkStart w:id="28" w:name="_Toc205759047"/>
+      <w:bookmarkStart w:id="28" w:name="_Toc205997799"/>
       <w:r>
         <w:t>Full</w:t>
       </w:r>
@@ -7198,7 +7202,6 @@
     <w:p>
       <w:pPr>
         <w:spacing w:line="240" w:lineRule="auto"/>
-        <w:ind w:left="720"/>
       </w:pPr>
     </w:p>
     <w:p>
@@ -7213,15 +7216,33 @@
         <w:lastRenderedPageBreak/>
         <w:t xml:space="preserve"> </w:t>
       </w:r>
-      <w:bookmarkStart w:id="29" w:name="_Toc205759048"/>
-      <w:r>
-        <w:t>Uveli</w:t>
-      </w:r>
-      <w:r>
-        <w:t>č</w:t>
-      </w:r>
-      <w:r>
-        <w:t>avanje (zoom) slike</w:t>
+      <w:bookmarkStart w:id="29" w:name="_Toc205997800"/>
+      <w:r>
+        <w:t>Slide</w:t>
+      </w:r>
+      <w:r>
+        <w:t>-</w:t>
+      </w:r>
+      <w:r>
+        <w:t xml:space="preserve">show </w:t>
+      </w:r>
+      <w:r>
+        <w:t xml:space="preserve">prikaz </w:t>
+      </w:r>
+      <w:r>
+        <w:t>slika odre</w:t>
+      </w:r>
+      <w:r>
+        <w:t>đ</w:t>
+      </w:r>
+      <w:r>
+        <w:t>ene izlo</w:t>
+      </w:r>
+      <w:r>
+        <w:t>ž</w:t>
+      </w:r>
+      <w:r>
+        <w:t>be</w:t>
       </w:r>
       <w:bookmarkEnd w:id="29"/>
     </w:p>
@@ -7240,7 +7261,7 @@
         <w:ind w:left="720"/>
       </w:pPr>
       <w:r>
-        <w:t>Korisnik može uveličati odabranu sliku kako bi detaljno pregledao njen sadržaj.</w:t>
+        <w:t>Dostupan je pregled svih slika određene izložbe u obliku slajd-šou prikaza.</w:t>
       </w:r>
     </w:p>
     <w:p>
@@ -7260,39 +7281,15 @@
       <w:r>
         <w:t xml:space="preserve"> </w:t>
       </w:r>
-      <w:bookmarkStart w:id="30" w:name="_Toc205759049"/>
-      <w:r>
-        <w:t>Slide</w:t>
-      </w:r>
-      <w:r>
-        <w:t>-</w:t>
-      </w:r>
-      <w:r>
-        <w:t xml:space="preserve">show </w:t>
-      </w:r>
-      <w:r>
-        <w:t xml:space="preserve">prikaz </w:t>
-      </w:r>
-      <w:r>
-        <w:t>slika odre</w:t>
-      </w:r>
-      <w:r>
-        <w:t>đ</w:t>
-      </w:r>
-      <w:r>
-        <w:t>ene izlo</w:t>
-      </w:r>
-      <w:r>
-        <w:t>ž</w:t>
-      </w:r>
-      <w:r>
-        <w:t>be</w:t>
+      <w:bookmarkStart w:id="30" w:name="_Toc205997801"/>
+      <w:r>
+        <w:t>Prikaz aktivnih i završenih izložbi</w:t>
       </w:r>
       <w:bookmarkEnd w:id="30"/>
     </w:p>
     <w:p>
       <w:pPr>
-        <w:spacing w:line="240" w:lineRule="auto"/>
+        <w:ind w:left="720"/>
         <w:rPr>
           <w:sz w:val="6"/>
           <w:szCs w:val="6"/>
@@ -7301,17 +7298,49 @@
     </w:p>
     <w:p>
       <w:pPr>
-        <w:spacing w:line="240" w:lineRule="auto"/>
         <w:ind w:left="720"/>
       </w:pPr>
       <w:r>
-        <w:t>Dostupan je pregled svih slika određene izložbe u obliku slajd-šou prikaza.</w:t>
-      </w:r>
-    </w:p>
-    <w:p>
-      <w:pPr>
-        <w:spacing w:line="240" w:lineRule="auto"/>
-        <w:ind w:left="720"/>
+        <w:t>Korisnik može da odabere filter za prikaz samo trenutno aktivnih izložbi, kao i završenih, ili sve zajedno.</w:t>
+      </w:r>
+      <w:r>
+        <w:t xml:space="preserve"> Takodje, moze ih pretrazivati po imenu.</w:t>
+      </w:r>
+    </w:p>
+    <w:p>
+      <w:pPr>
+        <w:spacing w:line="240" w:lineRule="auto"/>
+      </w:pPr>
+    </w:p>
+    <w:p>
+      <w:pPr>
+        <w:pStyle w:val="Heading2"/>
+        <w:numPr>
+          <w:ilvl w:val="1"/>
+          <w:numId w:val="2"/>
+        </w:numPr>
+      </w:pPr>
+      <w:bookmarkStart w:id="31" w:name="_Toc205997802"/>
+      <w:r>
+        <w:t>Funkcionalnosti r</w:t>
+      </w:r>
+      <w:r>
+        <w:t>egistrovani</w:t>
+      </w:r>
+      <w:r>
+        <w:t>h</w:t>
+      </w:r>
+      <w:r>
+        <w:t xml:space="preserve"> korisni</w:t>
+      </w:r>
+      <w:r>
+        <w:t>ka</w:t>
+      </w:r>
+      <w:bookmarkEnd w:id="31"/>
+    </w:p>
+    <w:p>
+      <w:pPr>
+        <w:spacing w:line="240" w:lineRule="auto"/>
       </w:pPr>
     </w:p>
     <w:p>
@@ -7325,15 +7354,21 @@
       <w:r>
         <w:t xml:space="preserve"> </w:t>
       </w:r>
-      <w:bookmarkStart w:id="31" w:name="_Toc205759050"/>
-      <w:r>
-        <w:t>Prikaz aktivnih i završenih izložbi</w:t>
-      </w:r>
-      <w:bookmarkEnd w:id="31"/>
-    </w:p>
-    <w:p>
-      <w:pPr>
-        <w:ind w:left="720"/>
+      <w:bookmarkStart w:id="32" w:name="_Toc205997803"/>
+      <w:r>
+        <w:t>Objavljivanje fotografije na aktivnu izlo</w:t>
+      </w:r>
+      <w:r>
+        <w:t>ž</w:t>
+      </w:r>
+      <w:r>
+        <w:t>bu</w:t>
+      </w:r>
+      <w:bookmarkEnd w:id="32"/>
+    </w:p>
+    <w:p>
+      <w:pPr>
+        <w:spacing w:line="240" w:lineRule="auto"/>
         <w:rPr>
           <w:sz w:val="6"/>
           <w:szCs w:val="6"/>
@@ -7342,15 +7377,171 @@
     </w:p>
     <w:p>
       <w:pPr>
+        <w:spacing w:line="240" w:lineRule="auto"/>
         <w:ind w:left="720"/>
       </w:pPr>
       <w:r>
-        <w:t>Korisnik može da odabere filter za prikaz samo trenutno aktivnih izložbi, kao i završenih, ili sve zajedno.</w:t>
-      </w:r>
-    </w:p>
-    <w:p>
-      <w:pPr>
-        <w:spacing w:line="240" w:lineRule="auto"/>
+        <w:t>Registrovani korisnik može da postavlja svoje fotografije u okviru izložbi koje su trenutno aktivne i otvorene za prijem radova.</w:t>
+      </w:r>
+    </w:p>
+    <w:p>
+      <w:pPr>
+        <w:spacing w:line="240" w:lineRule="auto"/>
+        <w:ind w:left="720"/>
+      </w:pPr>
+    </w:p>
+    <w:p>
+      <w:pPr>
+        <w:pStyle w:val="Heading3"/>
+        <w:numPr>
+          <w:ilvl w:val="2"/>
+          <w:numId w:val="2"/>
+        </w:numPr>
+      </w:pPr>
+      <w:r>
+        <w:t xml:space="preserve"> </w:t>
+      </w:r>
+      <w:bookmarkStart w:id="33" w:name="_Toc205997804"/>
+      <w:r>
+        <w:t>Komentarisanje fotografija</w:t>
+      </w:r>
+      <w:bookmarkEnd w:id="33"/>
+    </w:p>
+    <w:p>
+      <w:pPr>
+        <w:spacing w:line="240" w:lineRule="auto"/>
+        <w:rPr>
+          <w:sz w:val="6"/>
+          <w:szCs w:val="6"/>
+        </w:rPr>
+      </w:pPr>
+    </w:p>
+    <w:p>
+      <w:pPr>
+        <w:spacing w:line="240" w:lineRule="auto"/>
+        <w:ind w:left="720"/>
+      </w:pPr>
+      <w:r>
+        <w:t>Korisnik može ostavljati komentare na radove drugih korisnika, u skladu sa pravilima ponašanja platforme. Na taj na</w:t>
+      </w:r>
+      <w:r>
+        <w:rPr>
+          <w:rFonts w:ascii="Corbel" w:hAnsi="Corbel"/>
+        </w:rPr>
+        <w:t>č</w:t>
+      </w:r>
+      <w:r>
+        <w:t>in može izraziti svoje mišljenje, potencijalne dorade, savete i kritike. Komentari su javno vidljivi.</w:t>
+      </w:r>
+    </w:p>
+    <w:p>
+      <w:pPr>
+        <w:spacing w:line="240" w:lineRule="auto"/>
+        <w:ind w:left="720"/>
+      </w:pPr>
+    </w:p>
+    <w:p>
+      <w:pPr>
+        <w:pStyle w:val="Heading3"/>
+        <w:numPr>
+          <w:ilvl w:val="2"/>
+          <w:numId w:val="2"/>
+        </w:numPr>
+      </w:pPr>
+      <w:r>
+        <w:t xml:space="preserve"> </w:t>
+      </w:r>
+      <w:bookmarkStart w:id="34" w:name="_Toc205997805"/>
+      <w:r>
+        <w:t>Ocenjivanje fotografija (1-5)</w:t>
+      </w:r>
+      <w:bookmarkEnd w:id="34"/>
+    </w:p>
+    <w:p>
+      <w:pPr>
+        <w:rPr>
+          <w:sz w:val="6"/>
+          <w:szCs w:val="6"/>
+        </w:rPr>
+      </w:pPr>
+    </w:p>
+    <w:p>
+      <w:pPr>
+        <w:spacing w:line="240" w:lineRule="auto"/>
+        <w:ind w:left="720"/>
+      </w:pPr>
+      <w:r>
+        <w:t>Omogućeno je ocenjivanje radova na izložbi kroz sistem bodovanja u rasponu od 1 do 5 zvezdica. Prosek ove ocene je prikazan uoči svake slike.</w:t>
+      </w:r>
+    </w:p>
+    <w:p>
+      <w:pPr>
+        <w:spacing w:line="240" w:lineRule="auto"/>
+        <w:ind w:left="720"/>
+      </w:pPr>
+    </w:p>
+    <w:p>
+      <w:pPr>
+        <w:pStyle w:val="Heading3"/>
+        <w:numPr>
+          <w:ilvl w:val="2"/>
+          <w:numId w:val="2"/>
+        </w:numPr>
+      </w:pPr>
+      <w:r>
+        <w:t xml:space="preserve"> </w:t>
+      </w:r>
+      <w:bookmarkStart w:id="35" w:name="_Toc205997806"/>
+      <w:r>
+        <w:t>Fundiranje umetnika</w:t>
+      </w:r>
+      <w:bookmarkEnd w:id="35"/>
+    </w:p>
+    <w:p>
+      <w:pPr>
+        <w:rPr>
+          <w:sz w:val="6"/>
+          <w:szCs w:val="6"/>
+        </w:rPr>
+      </w:pPr>
+    </w:p>
+    <w:p>
+      <w:pPr>
+        <w:spacing w:line="240" w:lineRule="auto"/>
+        <w:ind w:left="720"/>
+      </w:pPr>
+      <w:r>
+        <w:t>Registrovani korisnici imaju opciju da podrže umetnike putem dobrovoljnih donacija kao znak podrške i motivacije za dalji rad u ovoj oblasi.</w:t>
+      </w:r>
+    </w:p>
+    <w:p>
+      <w:pPr>
+        <w:spacing w:line="240" w:lineRule="auto"/>
+        <w:ind w:left="360"/>
+      </w:pPr>
+    </w:p>
+    <w:p>
+      <w:pPr>
+        <w:spacing w:line="240" w:lineRule="auto"/>
+        <w:ind w:left="360"/>
+      </w:pPr>
+    </w:p>
+    <w:p>
+      <w:pPr>
+        <w:spacing w:line="240" w:lineRule="auto"/>
+        <w:ind w:left="360"/>
+      </w:pPr>
+    </w:p>
+    <w:p>
+      <w:pPr>
+        <w:spacing w:line="240" w:lineRule="auto"/>
+        <w:ind w:left="360"/>
+      </w:pPr>
+    </w:p>
+    <w:p>
+      <w:pPr>
+        <w:spacing w:line="240" w:lineRule="auto"/>
+        <w:ind w:left="360"/>
       </w:pPr>
     </w:p>
     <w:p>
@@ -7361,29 +7552,53 @@
           <w:numId w:val="2"/>
         </w:numPr>
       </w:pPr>
-      <w:bookmarkStart w:id="32" w:name="_Toc205759051"/>
-      <w:r>
-        <w:t>Funkcionalnosti r</w:t>
-      </w:r>
-      <w:r>
-        <w:t>egistrovani</w:t>
+      <w:bookmarkStart w:id="36" w:name="_Toc205997807"/>
+      <w:r>
+        <w:lastRenderedPageBreak/>
+        <w:t>Funkcionalnosti p</w:t>
+      </w:r>
+      <w:r>
+        <w:t>ovla</w:t>
+      </w:r>
+      <w:r>
+        <w:t>šć</w:t>
+      </w:r>
+      <w:r>
+        <w:t>eni</w:t>
       </w:r>
       <w:r>
         <w:t>h</w:t>
       </w:r>
       <w:r>
-        <w:t xml:space="preserve"> korisni</w:t>
-      </w:r>
-      <w:r>
-        <w:t>ka</w:t>
-      </w:r>
-      <w:bookmarkEnd w:id="32"/>
-    </w:p>
-    <w:p>
-      <w:pPr>
-        <w:spacing w:line="240" w:lineRule="auto"/>
-      </w:pPr>
-    </w:p>
+        <w:t xml:space="preserve"> k</w:t>
+      </w:r>
+      <w:r>
+        <w:t>orisnika</w:t>
+      </w:r>
+      <w:r>
+        <w:t xml:space="preserve"> – </w:t>
+      </w:r>
+      <w:r>
+        <w:t>č</w:t>
+      </w:r>
+      <w:r>
+        <w:t>lanov</w:t>
+      </w:r>
+      <w:r>
+        <w:t>a</w:t>
+      </w:r>
+      <w:r>
+        <w:t xml:space="preserve"> </w:t>
+      </w:r>
+      <w:r>
+        <w:t>ž</w:t>
+      </w:r>
+      <w:r>
+        <w:t>irija</w:t>
+      </w:r>
+      <w:bookmarkEnd w:id="36"/>
+    </w:p>
+    <w:p/>
     <w:p>
       <w:pPr>
         <w:pStyle w:val="Heading3"/>
@@ -7395,21 +7610,26 @@
       <w:r>
         <w:t xml:space="preserve"> </w:t>
       </w:r>
-      <w:bookmarkStart w:id="33" w:name="_Toc205759052"/>
-      <w:r>
-        <w:t>Objavljivanje fotografije na aktivnu izlo</w:t>
+      <w:bookmarkStart w:id="37" w:name="_Toc205997808"/>
+      <w:r>
+        <w:t>Kreiranje izlo</w:t>
       </w:r>
       <w:r>
         <w:t>ž</w:t>
       </w:r>
       <w:r>
-        <w:t>bu</w:t>
-      </w:r>
-      <w:bookmarkEnd w:id="33"/>
-    </w:p>
-    <w:p>
-      <w:pPr>
-        <w:spacing w:line="240" w:lineRule="auto"/>
+        <w:t>be sa odre</w:t>
+      </w:r>
+      <w:r>
+        <w:t>đ</w:t>
+      </w:r>
+      <w:r>
+        <w:t>enom temom</w:t>
+      </w:r>
+      <w:bookmarkEnd w:id="37"/>
+    </w:p>
+    <w:p>
+      <w:pPr>
         <w:rPr>
           <w:sz w:val="6"/>
           <w:szCs w:val="6"/>
@@ -7422,7 +7642,7 @@
         <w:ind w:left="720"/>
       </w:pPr>
       <w:r>
-        <w:t>Registrovani korisnik može da postavlja svoje fotografije u okviru izložbi koje su trenutno aktivne i otvorene za prijem radova.</w:t>
+        <w:t>Povlašćeni korisnici – članovi žirija – imaju mogućnost da iniciraju novu izložbu, definišući temu, kriterijume učešća i rokove.</w:t>
       </w:r>
     </w:p>
     <w:p>
@@ -7442,15 +7662,26 @@
       <w:r>
         <w:t xml:space="preserve"> </w:t>
       </w:r>
-      <w:bookmarkStart w:id="34" w:name="_Toc205759053"/>
-      <w:r>
-        <w:t>Komentarisanje fotografija</w:t>
-      </w:r>
-      <w:bookmarkEnd w:id="34"/>
-    </w:p>
-    <w:p>
-      <w:pPr>
-        <w:spacing w:line="240" w:lineRule="auto"/>
+      <w:bookmarkStart w:id="38" w:name="_Toc205997809"/>
+      <w:r>
+        <w:t>Biranje pobedni</w:t>
+      </w:r>
+      <w:r>
+        <w:t>č</w:t>
+      </w:r>
+      <w:r>
+        <w:t>ke slike na izlo</w:t>
+      </w:r>
+      <w:r>
+        <w:t>ž</w:t>
+      </w:r>
+      <w:r>
+        <w:t>bi</w:t>
+      </w:r>
+      <w:bookmarkEnd w:id="38"/>
+    </w:p>
+    <w:p>
+      <w:pPr>
         <w:rPr>
           <w:sz w:val="6"/>
           <w:szCs w:val="6"/>
@@ -7463,16 +7694,7 @@
         <w:ind w:left="720"/>
       </w:pPr>
       <w:r>
-        <w:t>Korisnik može ostavljati komentare na radove drugih korisnika, u skladu sa pravilima ponašanja platforme. Na taj na</w:t>
-      </w:r>
-      <w:r>
-        <w:rPr>
-          <w:rFonts w:ascii="Corbel" w:hAnsi="Corbel"/>
-        </w:rPr>
-        <w:t>č</w:t>
-      </w:r>
-      <w:r>
-        <w:t>in može izraziti svoje mišljenje, potencijalne dorade, savete i kritike. Komentari su javno vidljivi.</w:t>
+        <w:t>Na kraju trajanja izložbe, članovi žirija donose odluku o pobedničkom radu na osnovu pristiglih radova i postavljenih kriterijuma.</w:t>
       </w:r>
     </w:p>
     <w:p>
@@ -7481,6 +7703,27 @@
         <w:ind w:left="720"/>
       </w:pPr>
     </w:p>
+    <w:p>
+      <w:pPr>
+        <w:pStyle w:val="Heading2"/>
+        <w:numPr>
+          <w:ilvl w:val="1"/>
+          <w:numId w:val="2"/>
+        </w:numPr>
+      </w:pPr>
+      <w:bookmarkStart w:id="39" w:name="_Toc205997810"/>
+      <w:r>
+        <w:t>Funkcionalnosti a</w:t>
+      </w:r>
+      <w:r>
+        <w:t>dministrator</w:t>
+      </w:r>
+      <w:r>
+        <w:t>a</w:t>
+      </w:r>
+      <w:bookmarkEnd w:id="39"/>
+    </w:p>
+    <w:p/>
     <w:p>
       <w:pPr>
         <w:pStyle w:val="Heading3"/>
@@ -7492,11 +7735,14 @@
       <w:r>
         <w:t xml:space="preserve"> </w:t>
       </w:r>
-      <w:bookmarkStart w:id="35" w:name="_Toc205759054"/>
-      <w:r>
-        <w:t>Ocenjivanje fotografija (1-5)</w:t>
-      </w:r>
-      <w:bookmarkEnd w:id="35"/>
+      <w:bookmarkStart w:id="40" w:name="_Toc205997811"/>
+      <w:r>
+        <w:t>Uklanjanje radova sa izlozbe</w:t>
+      </w:r>
+      <w:bookmarkEnd w:id="40"/>
+      <w:r>
+        <w:t xml:space="preserve"> </w:t>
+      </w:r>
     </w:p>
     <w:p>
       <w:pPr>
@@ -7512,7 +7758,7 @@
         <w:ind w:left="720"/>
       </w:pPr>
       <w:r>
-        <w:t>Omogućeno je ocenjivanje radova na izložbi kroz sistem bodovanja u rasponu od 1 do 5 zvezdica. Prosek ove ocene je prikazan uoči svake slike.</w:t>
+        <w:t>Administrator ima pravo da ukloni bilo koji rad koji ne ispunjava kriterijume izložbe ili krši pravila platforme.</w:t>
       </w:r>
     </w:p>
     <w:p>
@@ -7532,11 +7778,11 @@
       <w:r>
         <w:t xml:space="preserve"> </w:t>
       </w:r>
-      <w:bookmarkStart w:id="36" w:name="_Toc205759055"/>
-      <w:r>
-        <w:t>Fundiranje umetnika</w:t>
-      </w:r>
-      <w:bookmarkEnd w:id="36"/>
+      <w:bookmarkStart w:id="41" w:name="_Toc205997812"/>
+      <w:r>
+        <w:t>Odobrenje promene naloga korisnika u povlascenog</w:t>
+      </w:r>
+      <w:bookmarkEnd w:id="41"/>
     </w:p>
     <w:p>
       <w:pPr>
@@ -7552,20 +7798,266 @@
         <w:ind w:left="720"/>
       </w:pPr>
       <w:r>
-        <w:t>Registrovani korisnici imaju opciju da podrže umetnike putem dobrovoljnih donacija kao znak podrške i motivacije za dalji rad u ovoj oblasi.</w:t>
-      </w:r>
-    </w:p>
-    <w:p>
-      <w:pPr>
-        <w:spacing w:line="240" w:lineRule="auto"/>
-        <w:ind w:left="360"/>
-      </w:pPr>
-    </w:p>
-    <w:p>
-      <w:pPr>
-        <w:spacing w:line="240" w:lineRule="auto"/>
-        <w:ind w:left="360"/>
-      </w:pPr>
+        <w:t>Administrator odobrava ili odbija zahteve za dodelu statusa člana žirija registrovanim korisnicima na osnovu definisanih uslova i prethodne aktivnosti korisnika.</w:t>
+      </w:r>
+      <w:r>
+        <w:t xml:space="preserve"> Registrovani korisnik konkurise za status zirija dostavom potrebnih dokumenata na formu.</w:t>
+      </w:r>
+    </w:p>
+    <w:p>
+      <w:r>
+        <w:br w:type="page"/>
+      </w:r>
+    </w:p>
+    <w:p>
+      <w:pPr>
+        <w:pStyle w:val="Heading1"/>
+        <w:numPr>
+          <w:ilvl w:val="0"/>
+          <w:numId w:val="2"/>
+        </w:numPr>
+      </w:pPr>
+      <w:r>
+        <w:lastRenderedPageBreak/>
+        <w:t xml:space="preserve"> </w:t>
+      </w:r>
+      <w:bookmarkStart w:id="42" w:name="_Toc205997813"/>
+      <w:r>
+        <w:t>Pretpostavke i ogranicenja</w:t>
+      </w:r>
+      <w:bookmarkEnd w:id="42"/>
+    </w:p>
+    <w:p>
+      <w:r>
+        <w:t>Sistem treba isprojektiovati tako da te</w:t>
+      </w:r>
+      <w:r>
+        <w:t>ž</w:t>
+      </w:r>
+      <w:r>
+        <w:t xml:space="preserve">i jedinstvenom dizajnu </w:t>
+      </w:r>
+      <w:r>
+        <w:t>č</w:t>
+      </w:r>
+      <w:r>
+        <w:t>itavog sajta. Dodavanje novih izlo</w:t>
+      </w:r>
+      <w:r>
+        <w:t>ž</w:t>
+      </w:r>
+      <w:r>
+        <w:t>bi uvek treba da bude isklju</w:t>
+      </w:r>
+      <w:r>
+        <w:t>č</w:t>
+      </w:r>
+      <w:r>
+        <w:t xml:space="preserve">ivo od strane </w:t>
+      </w:r>
+      <w:r>
+        <w:t>ž</w:t>
+      </w:r>
+      <w:r>
+        <w:t xml:space="preserve">irija. Status </w:t>
+      </w:r>
+      <w:r>
+        <w:t>ž</w:t>
+      </w:r>
+      <w:r>
+        <w:t>irija odobrava administrator na osnovu odre</w:t>
+      </w:r>
+      <w:r>
+        <w:t>đ</w:t>
+      </w:r>
+      <w:r>
+        <w:t>enih sprecificnih kriterijuma.</w:t>
+      </w:r>
+      <w:r>
+        <w:t xml:space="preserve"> </w:t>
+      </w:r>
+    </w:p>
+    <w:p>
+      <w:r>
+        <w:t>Pretpostavlja se da nece dolaziti do neovla</w:t>
+      </w:r>
+      <w:r>
+        <w:t>šć</w:t>
+      </w:r>
+      <w:r>
+        <w:t>enog plasiranja oka</w:t>
+      </w:r>
+      <w:r>
+        <w:t>č</w:t>
+      </w:r>
+      <w:r>
+        <w:t>enih slika.</w:t>
+      </w:r>
+    </w:p>
+    <w:p>
+      <w:r>
+        <w:t>Obi</w:t>
+      </w:r>
+      <w:r>
+        <w:t>č</w:t>
+      </w:r>
+      <w:r>
+        <w:t>ni registrovani korisnici mogu da dodaju slike s</w:t>
+      </w:r>
+      <w:r>
+        <w:t>am</w:t>
+      </w:r>
+      <w:r>
+        <w:t>o na izlo</w:t>
+      </w:r>
+      <w:r>
+        <w:t>ž</w:t>
+      </w:r>
+      <w:r>
+        <w:t>be koje su trenutno aktivne i ukoliko kapacitet izlo</w:t>
+      </w:r>
+      <w:r>
+        <w:t>ž</w:t>
+      </w:r>
+      <w:r>
+        <w:t>be nije dostignut.</w:t>
+      </w:r>
+    </w:p>
+    <w:p/>
+    <w:p>
+      <w:pPr>
+        <w:pStyle w:val="Heading1"/>
+        <w:numPr>
+          <w:ilvl w:val="0"/>
+          <w:numId w:val="2"/>
+        </w:numPr>
+      </w:pPr>
+      <w:r>
+        <w:t xml:space="preserve"> </w:t>
+      </w:r>
+      <w:bookmarkStart w:id="43" w:name="_Toc205997814"/>
+      <w:r>
+        <w:t>Kvalitet</w:t>
+      </w:r>
+      <w:bookmarkEnd w:id="43"/>
+    </w:p>
+    <w:p>
+      <w:r>
+        <w:t>Potrebno je izvr</w:t>
+      </w:r>
+      <w:r>
+        <w:t>š</w:t>
+      </w:r>
+      <w:r>
+        <w:t>iti testiranje svake pojedina</w:t>
+      </w:r>
+      <w:r>
+        <w:t>č</w:t>
+      </w:r>
+      <w:r>
+        <w:t>ne funkcionalnosti sistema, metodom „crne kutije“ (Black-box). Neki od slu</w:t>
+      </w:r>
+      <w:r>
+        <w:t>č</w:t>
+      </w:r>
+      <w:r>
+        <w:t>ajeva koje treba dodatno razmotriti su optere</w:t>
+      </w:r>
+      <w:r>
+        <w:t>ć</w:t>
+      </w:r>
+      <w:r>
+        <w:t>enje sajta, usled ve</w:t>
+      </w:r>
+      <w:r>
+        <w:t>ć</w:t>
+      </w:r>
+      <w:r>
+        <w:t>e kolicine slika i korisnika koji ih objavljuju, a</w:t>
+      </w:r>
+      <w:r>
+        <w:t>ž</w:t>
+      </w:r>
+      <w:r>
+        <w:t>uriranje podataka pri prelasku iz obi</w:t>
+      </w:r>
+      <w:r>
+        <w:t>č</w:t>
+      </w:r>
+      <w:r>
+        <w:t>nog registrovanog korisnika u povla</w:t>
+      </w:r>
+      <w:r>
+        <w:t>šć</w:t>
+      </w:r>
+      <w:r>
+        <w:t xml:space="preserve">enog korisnika – </w:t>
+      </w:r>
+      <w:r>
+        <w:t>č</w:t>
+      </w:r>
+      <w:r>
+        <w:t xml:space="preserve">lana </w:t>
+      </w:r>
+      <w:r>
+        <w:t>ž</w:t>
+      </w:r>
+      <w:r>
+        <w:t>irija.</w:t>
+      </w:r>
+    </w:p>
+    <w:p>
+      <w:r>
+        <w:t xml:space="preserve">Baza podataka mora </w:t>
+      </w:r>
+      <w:r>
+        <w:t>b</w:t>
+      </w:r>
+      <w:r>
+        <w:t>iti adekvatno o</w:t>
+      </w:r>
+      <w:r>
+        <w:t>č</w:t>
+      </w:r>
+      <w:r>
+        <w:t>uvana kako bi korisni</w:t>
+      </w:r>
+      <w:r>
+        <w:t>č</w:t>
+      </w:r>
+      <w:r>
+        <w:t>ki podaci bili na ispravan na</w:t>
+      </w:r>
+      <w:r>
+        <w:t>č</w:t>
+      </w:r>
+      <w:r>
+        <w:t>in sa</w:t>
+      </w:r>
+      <w:r>
+        <w:t>č</w:t>
+      </w:r>
+      <w:r>
+        <w:t>uvani.</w:t>
+      </w:r>
+    </w:p>
+    <w:p/>
+    <w:p>
+      <w:pPr>
+        <w:pStyle w:val="Heading1"/>
+        <w:numPr>
+          <w:ilvl w:val="0"/>
+          <w:numId w:val="2"/>
+        </w:numPr>
+      </w:pPr>
+      <w:r>
+        <w:t xml:space="preserve"> </w:t>
+      </w:r>
+      <w:bookmarkStart w:id="44" w:name="_Toc205997815"/>
+      <w:r>
+        <w:t>Nefunkcionalni zahtevi</w:t>
+      </w:r>
+      <w:bookmarkEnd w:id="44"/>
     </w:p>
     <w:p>
       <w:pPr>
@@ -7575,81 +8067,11 @@
           <w:numId w:val="2"/>
         </w:numPr>
       </w:pPr>
-      <w:bookmarkStart w:id="37" w:name="_Toc205759056"/>
-      <w:r>
-        <w:lastRenderedPageBreak/>
-        <w:t>Funkcionalnosti p</w:t>
-      </w:r>
-      <w:r>
-        <w:t>ovla</w:t>
-      </w:r>
-      <w:r>
-        <w:t>šć</w:t>
-      </w:r>
-      <w:r>
-        <w:t>eni</w:t>
-      </w:r>
-      <w:r>
-        <w:t>h</w:t>
-      </w:r>
-      <w:r>
-        <w:t xml:space="preserve"> k</w:t>
-      </w:r>
-      <w:r>
-        <w:t>orisnika</w:t>
-      </w:r>
-      <w:r>
-        <w:t xml:space="preserve"> – </w:t>
-      </w:r>
-      <w:r>
-        <w:t>č</w:t>
-      </w:r>
-      <w:r>
-        <w:t>lanov</w:t>
-      </w:r>
-      <w:r>
-        <w:t>a</w:t>
-      </w:r>
-      <w:r>
-        <w:t xml:space="preserve"> </w:t>
-      </w:r>
-      <w:r>
-        <w:t>ž</w:t>
-      </w:r>
-      <w:r>
-        <w:t>irija</w:t>
-      </w:r>
-      <w:bookmarkEnd w:id="37"/>
-    </w:p>
-    <w:p/>
-    <w:p>
-      <w:pPr>
-        <w:pStyle w:val="Heading3"/>
-        <w:numPr>
-          <w:ilvl w:val="2"/>
-          <w:numId w:val="2"/>
-        </w:numPr>
-      </w:pPr>
-      <w:r>
-        <w:t xml:space="preserve"> </w:t>
-      </w:r>
-      <w:bookmarkStart w:id="38" w:name="_Toc205759057"/>
-      <w:r>
-        <w:t>Kreiranje izlo</w:t>
-      </w:r>
-      <w:r>
-        <w:t>ž</w:t>
-      </w:r>
-      <w:r>
-        <w:t>be sa odre</w:t>
-      </w:r>
-      <w:r>
-        <w:t>đ</w:t>
-      </w:r>
-      <w:r>
-        <w:t>enom temom</w:t>
-      </w:r>
-      <w:bookmarkEnd w:id="38"/>
+      <w:bookmarkStart w:id="45" w:name="_Toc205997816"/>
+      <w:r>
+        <w:t>Sistemski zahtevi</w:t>
+      </w:r>
+      <w:bookmarkEnd w:id="45"/>
     </w:p>
     <w:p>
       <w:pPr>
@@ -7661,47 +8083,131 @@
     </w:p>
     <w:p>
       <w:pPr>
-        <w:spacing w:line="240" w:lineRule="auto"/>
-        <w:ind w:left="720"/>
-      </w:pPr>
-      <w:r>
-        <w:t>Povlašćeni korisnici – članovi žirija – imaju mogućnost da iniciraju novu izložbu, definišući temu, kriterijume učešća i rokove.</w:t>
-      </w:r>
-    </w:p>
-    <w:p>
-      <w:pPr>
-        <w:spacing w:line="240" w:lineRule="auto"/>
-        <w:ind w:left="720"/>
-      </w:pPr>
-    </w:p>
-    <w:p>
-      <w:pPr>
-        <w:pStyle w:val="Heading3"/>
-        <w:numPr>
-          <w:ilvl w:val="2"/>
-          <w:numId w:val="2"/>
-        </w:numPr>
-      </w:pPr>
-      <w:r>
-        <w:t xml:space="preserve"> </w:t>
-      </w:r>
-      <w:bookmarkStart w:id="39" w:name="_Toc205759058"/>
-      <w:r>
-        <w:t>Biranje pobedni</w:t>
+        <w:ind w:left="360"/>
+      </w:pPr>
+      <w:r>
+        <w:t>Kod servera je va</w:t>
+      </w:r>
+      <w:r>
+        <w:t>ž</w:t>
+      </w:r>
+      <w:r>
+        <w:t>no da podr</w:t>
+      </w:r>
+      <w:r>
+        <w:t>ž</w:t>
+      </w:r>
+      <w:r>
+        <w:t>ava PHP i alate za rad sa njim. Pored toga, odre</w:t>
+      </w:r>
+      <w:r>
+        <w:t>đ</w:t>
+      </w:r>
+      <w:r>
+        <w:t>en broj popularnijih veb pretra</w:t>
+      </w:r>
+      <w:r>
+        <w:t>ž</w:t>
+      </w:r>
+      <w:r>
+        <w:t>iva</w:t>
       </w:r>
       <w:r>
         <w:t>č</w:t>
       </w:r>
       <w:r>
-        <w:t>ke slike na izlo</w:t>
+        <w:t xml:space="preserve">a treba da prikazuje sajt </w:t>
+      </w:r>
+      <w:r>
+        <w:t>š</w:t>
+      </w:r>
+      <w:r>
+        <w:t>to pribli</w:t>
       </w:r>
       <w:r>
         <w:t>ž</w:t>
       </w:r>
       <w:r>
-        <w:t>bi</w:t>
-      </w:r>
-      <w:bookmarkEnd w:id="39"/>
+        <w:t>nije zamisli programera, i da izbor pregleda</w:t>
+      </w:r>
+      <w:r>
+        <w:t>č</w:t>
+      </w:r>
+      <w:r>
+        <w:t xml:space="preserve">a </w:t>
+      </w:r>
+      <w:r>
+        <w:t>š</w:t>
+      </w:r>
+      <w:r>
+        <w:t>to manje uti</w:t>
+      </w:r>
+      <w:r>
+        <w:t>č</w:t>
+      </w:r>
+      <w:r>
+        <w:t>e na prikazivanje sadr</w:t>
+      </w:r>
+      <w:r>
+        <w:t>ž</w:t>
+      </w:r>
+      <w:r>
+        <w:t>aja sajta. Glavna tehnologija za izradu sajta jeste HTML uz CSS za stilizovanje, pa je neophodno da ih zastupljeniji pregleda</w:t>
+      </w:r>
+      <w:r>
+        <w:t>č</w:t>
+      </w:r>
+      <w:r>
+        <w:t>i podr</w:t>
+      </w:r>
+      <w:r>
+        <w:t>ž</w:t>
+      </w:r>
+      <w:r>
+        <w:t>avaju. Jo</w:t>
+      </w:r>
+      <w:r>
+        <w:t>š</w:t>
+      </w:r>
+      <w:r>
+        <w:t xml:space="preserve"> jedna tehnologija koja </w:t>
+      </w:r>
+      <w:r>
+        <w:t>ć</w:t>
+      </w:r>
+      <w:r>
+        <w:t>e biti kori</w:t>
+      </w:r>
+      <w:r>
+        <w:t>šć</w:t>
+      </w:r>
+      <w:r>
+        <w:t>ena je MySQL baza podataka.</w:t>
+      </w:r>
+    </w:p>
+    <w:p>
+      <w:pPr>
+        <w:pStyle w:val="Heading2"/>
+        <w:ind w:firstLine="360"/>
+      </w:pPr>
+      <w:bookmarkStart w:id="46" w:name="_Toc205997817"/>
+      <w:r>
+        <w:t>8.2.</w:t>
+      </w:r>
+      <w:r>
+        <w:tab/>
+        <w:t xml:space="preserve">Ostali </w:t>
+      </w:r>
+      <w:r>
+        <w:t>zah</w:t>
+      </w:r>
+      <w:r>
+        <w:t>t</w:t>
+      </w:r>
+      <w:r>
+        <w:t>evi</w:t>
+      </w:r>
+      <w:bookmarkEnd w:id="46"/>
     </w:p>
     <w:p>
       <w:pPr>
@@ -7713,18 +8219,85 @@
     </w:p>
     <w:p>
       <w:pPr>
-        <w:spacing w:line="240" w:lineRule="auto"/>
-        <w:ind w:left="720"/>
-      </w:pPr>
-      <w:r>
-        <w:t>Na kraju trajanja izložbe, članovi žirija donose odluku o pobedničkom radu na osnovu pristiglih radova i postavljenih kriterijuma.</w:t>
-      </w:r>
-    </w:p>
-    <w:p>
-      <w:pPr>
-        <w:spacing w:line="240" w:lineRule="auto"/>
-        <w:ind w:left="720"/>
-      </w:pPr>
+        <w:ind w:left="360"/>
+      </w:pPr>
+      <w:r>
+        <w:t>Sistem treba da pru</w:t>
+      </w:r>
+      <w:r>
+        <w:t>ž</w:t>
+      </w:r>
+      <w:r>
+        <w:t>a brzo u</w:t>
+      </w:r>
+      <w:r>
+        <w:t>č</w:t>
+      </w:r>
+      <w:r>
+        <w:t>itavanje slika, koje su karakteristi</w:t>
+      </w:r>
+      <w:r>
+        <w:t>č</w:t>
+      </w:r>
+      <w:r>
+        <w:t>ne po tome sto njihovo u</w:t>
+      </w:r>
+      <w:r>
+        <w:t>č</w:t>
+      </w:r>
+      <w:r>
+        <w:t>itavanje zahteva vi</w:t>
+      </w:r>
+      <w:r>
+        <w:t>š</w:t>
+      </w:r>
+      <w:r>
+        <w:t>e resursa od u</w:t>
+      </w:r>
+      <w:r>
+        <w:t>č</w:t>
+      </w:r>
+      <w:r>
+        <w:t>itavanja teksta. Sistem treba da funkcioni</w:t>
+      </w:r>
+      <w:r>
+        <w:t>š</w:t>
+      </w:r>
+      <w:r>
+        <w:t>e tako da korisnik nema ose</w:t>
+      </w:r>
+      <w:r>
+        <w:t>ć</w:t>
+      </w:r>
+      <w:r>
+        <w:t>aj da je sistem usporen, da ne radi, da su osve</w:t>
+      </w:r>
+      <w:r>
+        <w:t>ž</w:t>
+      </w:r>
+      <w:r>
+        <w:t>avanja duga...</w:t>
+      </w:r>
+    </w:p>
+    <w:p>
+      <w:r>
+        <w:br w:type="page"/>
+      </w:r>
+    </w:p>
+    <w:p>
+      <w:pPr>
+        <w:pStyle w:val="Heading1"/>
+        <w:numPr>
+          <w:ilvl w:val="0"/>
+          <w:numId w:val="2"/>
+        </w:numPr>
+      </w:pPr>
+      <w:bookmarkStart w:id="47" w:name="_Toc205997818"/>
+      <w:r>
+        <w:lastRenderedPageBreak/>
+        <w:t>Zahtevi za korisničkom dokumentacijom</w:t>
+      </w:r>
+      <w:bookmarkEnd w:id="47"/>
     </w:p>
     <w:p>
       <w:pPr>
@@ -7734,38 +8307,17 @@
           <w:numId w:val="2"/>
         </w:numPr>
       </w:pPr>
-      <w:bookmarkStart w:id="40" w:name="_Toc205759059"/>
-      <w:r>
-        <w:t>Funkcionalnosti a</w:t>
-      </w:r>
-      <w:r>
-        <w:t>dministrator</w:t>
-      </w:r>
-      <w:r>
-        <w:t>a</w:t>
-      </w:r>
-      <w:bookmarkEnd w:id="40"/>
-    </w:p>
-    <w:p/>
-    <w:p>
-      <w:pPr>
-        <w:pStyle w:val="Heading3"/>
-        <w:numPr>
-          <w:ilvl w:val="2"/>
-          <w:numId w:val="2"/>
-        </w:numPr>
-      </w:pPr>
-      <w:r>
-        <w:t xml:space="preserve"> </w:t>
-      </w:r>
-      <w:bookmarkStart w:id="41" w:name="_Toc205759060"/>
-      <w:r>
-        <w:t>Uklanjanje radova sa izlozbe</w:t>
-      </w:r>
-      <w:bookmarkEnd w:id="41"/>
-      <w:r>
-        <w:t xml:space="preserve"> </w:t>
-      </w:r>
+      <w:bookmarkStart w:id="48" w:name="_Toc205997819"/>
+      <w:r>
+        <w:t>Uputstva za kori</w:t>
+      </w:r>
+      <w:r>
+        <w:t>šć</w:t>
+      </w:r>
+      <w:r>
+        <w:t>enje sajta</w:t>
+      </w:r>
+      <w:bookmarkEnd w:id="48"/>
     </w:p>
     <w:p>
       <w:pPr>
@@ -7777,35 +8329,85 @@
     </w:p>
     <w:p>
       <w:pPr>
-        <w:spacing w:line="240" w:lineRule="auto"/>
-        <w:ind w:left="720"/>
-      </w:pPr>
-      <w:r>
-        <w:t>Administrator ima pravo da ukloni bilo koji rad koji ne ispunjava kriterijume izložbe ili krši pravila platforme.</w:t>
-      </w:r>
-    </w:p>
-    <w:p>
-      <w:pPr>
-        <w:spacing w:line="240" w:lineRule="auto"/>
-        <w:ind w:left="720"/>
-      </w:pPr>
-    </w:p>
-    <w:p>
-      <w:pPr>
-        <w:pStyle w:val="Heading3"/>
+        <w:ind w:left="360"/>
+      </w:pPr>
+      <w:r>
+        <w:t>Isklju</w:t>
+      </w:r>
+      <w:r>
+        <w:t>č</w:t>
+      </w:r>
+      <w:r>
+        <w:t>ivo su potrebna privilegovanim korisnicima, i to za slu</w:t>
+      </w:r>
+      <w:r>
+        <w:t>č</w:t>
+      </w:r>
+      <w:r>
+        <w:t>ajeve:</w:t>
+      </w:r>
+    </w:p>
+    <w:p>
+      <w:pPr>
+        <w:pStyle w:val="ListParagraph"/>
         <w:numPr>
-          <w:ilvl w:val="2"/>
+          <w:ilvl w:val="0"/>
+          <w:numId w:val="4"/>
+        </w:numPr>
+      </w:pPr>
+      <w:r>
+        <w:t>Kreiranje izlo</w:t>
+      </w:r>
+      <w:r>
+        <w:t>ž</w:t>
+      </w:r>
+      <w:r>
+        <w:t>be – kriterijume za izbor tema, broja u</w:t>
+      </w:r>
+      <w:r>
+        <w:t>č</w:t>
+      </w:r>
+      <w:r>
+        <w:t>esnika itd.</w:t>
+      </w:r>
+    </w:p>
+    <w:p>
+      <w:pPr>
+        <w:pStyle w:val="ListParagraph"/>
+        <w:numPr>
+          <w:ilvl w:val="0"/>
+          <w:numId w:val="4"/>
+        </w:numPr>
+      </w:pPr>
+      <w:r>
+        <w:t>Biranje pobednika izlo</w:t>
+      </w:r>
+      <w:r>
+        <w:t>ž</w:t>
+      </w:r>
+      <w:r>
+        <w:t>be – kriterijumi izbora pobednika</w:t>
+      </w:r>
+    </w:p>
+    <w:p>
+      <w:pPr>
+        <w:pStyle w:val="Heading2"/>
+        <w:numPr>
+          <w:ilvl w:val="1"/>
           <w:numId w:val="2"/>
         </w:numPr>
       </w:pPr>
-      <w:r>
-        <w:t xml:space="preserve"> </w:t>
-      </w:r>
-      <w:bookmarkStart w:id="42" w:name="_Toc205759061"/>
-      <w:r>
-        <w:t>Odobrenje promene naloga korisnika u povlascenog</w:t>
-      </w:r>
-      <w:bookmarkEnd w:id="42"/>
+      <w:bookmarkStart w:id="49" w:name="_Toc205997820"/>
+      <w:r>
+        <w:t>Ozna</w:t>
+      </w:r>
+      <w:r>
+        <w:t>č</w:t>
+      </w:r>
+      <w:r>
+        <w:t>avanje</w:t>
+      </w:r>
+      <w:bookmarkEnd w:id="49"/>
     </w:p>
     <w:p>
       <w:pPr>
@@ -7817,16 +8419,64 @@
     </w:p>
     <w:p>
       <w:pPr>
-        <w:spacing w:line="240" w:lineRule="auto"/>
-        <w:ind w:left="720"/>
-      </w:pPr>
-      <w:r>
-        <w:t>Administrator odobrava ili odbija zahteve za dodelu statusa člana žirija registrovanim korisnicima na osnovu definisanih uslova i prethodne aktivnosti korisnika.</w:t>
-      </w:r>
-    </w:p>
-    <w:p>
-      <w:r>
-        <w:br w:type="page"/>
+        <w:ind w:left="360"/>
+      </w:pPr>
+      <w:r>
+        <w:t>Svaka stranica je potrebno da ima logo sajta. Za svakog korisnika je potrebno prikazati korisn</w:t>
+      </w:r>
+      <w:r>
+        <w:t>č</w:t>
+      </w:r>
+      <w:r>
+        <w:t>ko ime</w:t>
+      </w:r>
+      <w:r>
+        <w:t xml:space="preserve"> i </w:t>
+      </w:r>
+      <w:r>
+        <w:t xml:space="preserve"> kategoriju korisnika. Za privilegovane korisnike je potrebno prikazati da li postoji aktivna izlo</w:t>
+      </w:r>
+      <w:r>
+        <w:t>ž</w:t>
+      </w:r>
+      <w:r>
+        <w:t xml:space="preserve">ba na kojoj su </w:t>
+      </w:r>
+      <w:r>
+        <w:t>ž</w:t>
+      </w:r>
+      <w:r>
+        <w:t>iriji, kao i pro</w:t>
+      </w:r>
+      <w:r>
+        <w:t>š</w:t>
+      </w:r>
+      <w:r>
+        <w:t>le izlo</w:t>
+      </w:r>
+      <w:r>
+        <w:t>ž</w:t>
+      </w:r>
+      <w:r>
+        <w:t>bne na kojima su u</w:t>
+      </w:r>
+      <w:r>
+        <w:t>č</w:t>
+      </w:r>
+      <w:r>
+        <w:t>estvovali. Za izlo</w:t>
+      </w:r>
+      <w:r>
+        <w:t>ž</w:t>
+      </w:r>
+      <w:r>
+        <w:t>be treba prikazati njeno ime, temu, broj u</w:t>
+      </w:r>
+      <w:r>
+        <w:t>č</w:t>
+      </w:r>
+      <w:r>
+        <w:t>esnika i njeno trajanje.</w:t>
       </w:r>
     </w:p>
     <w:p>
@@ -7837,681 +8487,11 @@
           <w:numId w:val="2"/>
         </w:numPr>
       </w:pPr>
-      <w:r>
-        <w:lastRenderedPageBreak/>
-        <w:t xml:space="preserve"> </w:t>
-      </w:r>
-      <w:bookmarkStart w:id="43" w:name="_Toc205759062"/>
-      <w:r>
-        <w:t>Pretpostavke i ogranicenja</w:t>
-      </w:r>
-      <w:bookmarkEnd w:id="43"/>
-    </w:p>
-    <w:p>
-      <w:r>
-        <w:t>Sistem treba isprojektiovati tako da te</w:t>
-      </w:r>
-      <w:r>
-        <w:t>ž</w:t>
-      </w:r>
-      <w:r>
-        <w:t xml:space="preserve">i jedinstvenom dizajnu </w:t>
-      </w:r>
-      <w:r>
-        <w:t>č</w:t>
-      </w:r>
-      <w:r>
-        <w:t>itavog sajta. Dodavanje novih izlo</w:t>
-      </w:r>
-      <w:r>
-        <w:t>ž</w:t>
-      </w:r>
-      <w:r>
-        <w:t>bi uvek treba da bude isklju</w:t>
-      </w:r>
-      <w:r>
-        <w:t>č</w:t>
-      </w:r>
-      <w:r>
-        <w:t xml:space="preserve">ivo od strane </w:t>
-      </w:r>
-      <w:r>
-        <w:t>ž</w:t>
-      </w:r>
-      <w:r>
-        <w:t xml:space="preserve">irija. Status </w:t>
-      </w:r>
-      <w:r>
-        <w:t>ž</w:t>
-      </w:r>
-      <w:r>
-        <w:t>irija odobrava administrator na osnovu odre</w:t>
-      </w:r>
-      <w:r>
-        <w:t>đ</w:t>
-      </w:r>
-      <w:r>
-        <w:t>enih sprecificnih kriterijuma.</w:t>
-      </w:r>
-      <w:r>
-        <w:t xml:space="preserve"> </w:t>
-      </w:r>
-    </w:p>
-    <w:p>
-      <w:r>
-        <w:t>Pretpostavlja se da nece dolaziti do neovla</w:t>
-      </w:r>
-      <w:r>
-        <w:t>šć</w:t>
-      </w:r>
-      <w:r>
-        <w:t>enog plasiranja oka</w:t>
-      </w:r>
-      <w:r>
-        <w:t>č</w:t>
-      </w:r>
-      <w:r>
-        <w:t>enih slika.</w:t>
-      </w:r>
-    </w:p>
-    <w:p>
-      <w:r>
-        <w:t>Obi</w:t>
-      </w:r>
-      <w:r>
-        <w:t>č</w:t>
-      </w:r>
-      <w:r>
-        <w:t>ni registrovani korisnici mogu da dodaju slike s</w:t>
-      </w:r>
-      <w:r>
-        <w:t>am</w:t>
-      </w:r>
-      <w:r>
-        <w:t>o na izlo</w:t>
-      </w:r>
-      <w:r>
-        <w:t>ž</w:t>
-      </w:r>
-      <w:r>
-        <w:t>be koje su trenutno aktivne i ukoliko kapacitet izlo</w:t>
-      </w:r>
-      <w:r>
-        <w:t>ž</w:t>
-      </w:r>
-      <w:r>
-        <w:t>be nije dostignut.</w:t>
-      </w:r>
-    </w:p>
-    <w:p/>
-    <w:p>
-      <w:pPr>
-        <w:pStyle w:val="Heading1"/>
-        <w:numPr>
-          <w:ilvl w:val="0"/>
-          <w:numId w:val="2"/>
-        </w:numPr>
-      </w:pPr>
-      <w:r>
-        <w:t xml:space="preserve"> </w:t>
-      </w:r>
-      <w:bookmarkStart w:id="44" w:name="_Toc205759063"/>
-      <w:r>
-        <w:t>Kvalitet</w:t>
-      </w:r>
-      <w:bookmarkEnd w:id="44"/>
-    </w:p>
-    <w:p>
-      <w:r>
-        <w:t>Potrebno je izvr</w:t>
-      </w:r>
-      <w:r>
-        <w:t>š</w:t>
-      </w:r>
-      <w:r>
-        <w:t>iti testiranje svake pojedina</w:t>
-      </w:r>
-      <w:r>
-        <w:t>č</w:t>
-      </w:r>
-      <w:r>
-        <w:t>ne funkcionalnosti sistema, metodom „crne kutije“ (Black-box). Neki od slu</w:t>
-      </w:r>
-      <w:r>
-        <w:t>č</w:t>
-      </w:r>
-      <w:r>
-        <w:t>ajeva koje treba dodatno razmotriti su optere</w:t>
-      </w:r>
-      <w:r>
-        <w:t>ć</w:t>
-      </w:r>
-      <w:r>
-        <w:t>enje sajta, usled ve</w:t>
-      </w:r>
-      <w:r>
-        <w:t>ć</w:t>
-      </w:r>
-      <w:r>
-        <w:t>e kolicine slika i korisnika koji ih objavljuju, a</w:t>
-      </w:r>
-      <w:r>
-        <w:t>ž</w:t>
-      </w:r>
-      <w:r>
-        <w:t>uriranje podataka pri prelasku iz obi</w:t>
-      </w:r>
-      <w:r>
-        <w:t>č</w:t>
-      </w:r>
-      <w:r>
-        <w:t>nog registrovanog korisnika u povla</w:t>
-      </w:r>
-      <w:r>
-        <w:t>šć</w:t>
-      </w:r>
-      <w:r>
-        <w:t xml:space="preserve">enog korisnika – </w:t>
-      </w:r>
-      <w:r>
-        <w:t>č</w:t>
-      </w:r>
-      <w:r>
-        <w:t xml:space="preserve">lana </w:t>
-      </w:r>
-      <w:r>
-        <w:t>ž</w:t>
-      </w:r>
-      <w:r>
-        <w:t>irija.</w:t>
-      </w:r>
-    </w:p>
-    <w:p>
-      <w:r>
-        <w:t xml:space="preserve">Baza podataka mora </w:t>
-      </w:r>
-      <w:r>
-        <w:t>b</w:t>
-      </w:r>
-      <w:r>
-        <w:t>iti adekvatno o</w:t>
-      </w:r>
-      <w:r>
-        <w:t>č</w:t>
-      </w:r>
-      <w:r>
-        <w:t>uvana kako bi korisni</w:t>
-      </w:r>
-      <w:r>
-        <w:t>č</w:t>
-      </w:r>
-      <w:r>
-        <w:t>ki podaci bili na ispravan na</w:t>
-      </w:r>
-      <w:r>
-        <w:t>č</w:t>
-      </w:r>
-      <w:r>
-        <w:t>in sa</w:t>
-      </w:r>
-      <w:r>
-        <w:t>č</w:t>
-      </w:r>
-      <w:r>
-        <w:t>uvani.</w:t>
-      </w:r>
-    </w:p>
-    <w:p/>
-    <w:p>
-      <w:pPr>
-        <w:pStyle w:val="Heading1"/>
-        <w:numPr>
-          <w:ilvl w:val="0"/>
-          <w:numId w:val="2"/>
-        </w:numPr>
-      </w:pPr>
-      <w:r>
-        <w:t xml:space="preserve"> </w:t>
-      </w:r>
-      <w:bookmarkStart w:id="45" w:name="_Toc205759064"/>
-      <w:r>
-        <w:t>Nefunkcionalni zahtevi</w:t>
-      </w:r>
-      <w:bookmarkEnd w:id="45"/>
-    </w:p>
-    <w:p>
-      <w:pPr>
-        <w:pStyle w:val="Heading2"/>
-        <w:numPr>
-          <w:ilvl w:val="1"/>
-          <w:numId w:val="2"/>
-        </w:numPr>
-      </w:pPr>
-      <w:bookmarkStart w:id="46" w:name="_Toc205759065"/>
-      <w:r>
-        <w:t>Sistemski zahtevi</w:t>
-      </w:r>
-      <w:bookmarkEnd w:id="46"/>
-    </w:p>
-    <w:p>
-      <w:pPr>
-        <w:rPr>
-          <w:sz w:val="6"/>
-          <w:szCs w:val="6"/>
-        </w:rPr>
-      </w:pPr>
-    </w:p>
-    <w:p>
-      <w:pPr>
-        <w:ind w:left="360"/>
-      </w:pPr>
-      <w:r>
-        <w:t>Kod servera je va</w:t>
-      </w:r>
-      <w:r>
-        <w:t>ž</w:t>
-      </w:r>
-      <w:r>
-        <w:t>no da podr</w:t>
-      </w:r>
-      <w:r>
-        <w:t>ž</w:t>
-      </w:r>
-      <w:r>
-        <w:t>ava PHP i alate za rad sa njim. Pored toga, odre</w:t>
-      </w:r>
-      <w:r>
-        <w:t>đ</w:t>
-      </w:r>
-      <w:r>
-        <w:t>en broj popularnijih veb pretra</w:t>
-      </w:r>
-      <w:r>
-        <w:t>ž</w:t>
-      </w:r>
-      <w:r>
-        <w:t>iva</w:t>
-      </w:r>
-      <w:r>
-        <w:t>č</w:t>
-      </w:r>
-      <w:r>
-        <w:t xml:space="preserve">a treba da prikazuje sajt </w:t>
-      </w:r>
-      <w:r>
-        <w:t>š</w:t>
-      </w:r>
-      <w:r>
-        <w:t>to pribli</w:t>
-      </w:r>
-      <w:r>
-        <w:t>ž</w:t>
-      </w:r>
-      <w:r>
-        <w:t>nije zamisli programera, i da izbor pregleda</w:t>
-      </w:r>
-      <w:r>
-        <w:t>č</w:t>
-      </w:r>
-      <w:r>
-        <w:t xml:space="preserve">a </w:t>
-      </w:r>
-      <w:r>
-        <w:t>š</w:t>
-      </w:r>
-      <w:r>
-        <w:t>to manje uti</w:t>
-      </w:r>
-      <w:r>
-        <w:t>č</w:t>
-      </w:r>
-      <w:r>
-        <w:t>e na prikazivanje sadr</w:t>
-      </w:r>
-      <w:r>
-        <w:t>ž</w:t>
-      </w:r>
-      <w:r>
-        <w:t>aja sajta. Glavna tehnologija za izradu sajta jeste HTML uz CSS za stilizovanje, pa je neophodno da ih zastupljeniji pregleda</w:t>
-      </w:r>
-      <w:r>
-        <w:t>č</w:t>
-      </w:r>
-      <w:r>
-        <w:t>i podr</w:t>
-      </w:r>
-      <w:r>
-        <w:t>ž</w:t>
-      </w:r>
-      <w:r>
-        <w:t>avaju. Jo</w:t>
-      </w:r>
-      <w:r>
-        <w:t>š</w:t>
-      </w:r>
-      <w:r>
-        <w:t xml:space="preserve"> jedna tehnologija koja </w:t>
-      </w:r>
-      <w:r>
-        <w:t>ć</w:t>
-      </w:r>
-      <w:r>
-        <w:t>e biti kori</w:t>
-      </w:r>
-      <w:r>
-        <w:t>šć</w:t>
-      </w:r>
-      <w:r>
-        <w:t>ena je MySQL baza podataka.</w:t>
-      </w:r>
-    </w:p>
-    <w:p>
-      <w:pPr>
-        <w:pStyle w:val="Heading2"/>
-        <w:ind w:firstLine="360"/>
-      </w:pPr>
-      <w:bookmarkStart w:id="47" w:name="_Toc205759066"/>
-      <w:r>
-        <w:t>8.2.</w:t>
-      </w:r>
-      <w:r>
-        <w:tab/>
-        <w:t xml:space="preserve">Ostali </w:t>
-      </w:r>
-      <w:r>
-        <w:t>zah</w:t>
-      </w:r>
-      <w:r>
-        <w:t>t</w:t>
-      </w:r>
-      <w:r>
-        <w:t>evi</w:t>
-      </w:r>
-      <w:bookmarkEnd w:id="47"/>
-    </w:p>
-    <w:p>
-      <w:pPr>
-        <w:rPr>
-          <w:sz w:val="6"/>
-          <w:szCs w:val="6"/>
-        </w:rPr>
-      </w:pPr>
-    </w:p>
-    <w:p>
-      <w:pPr>
-        <w:ind w:left="360"/>
-      </w:pPr>
-      <w:r>
-        <w:t>Sistem treba da pru</w:t>
-      </w:r>
-      <w:r>
-        <w:t>ž</w:t>
-      </w:r>
-      <w:r>
-        <w:t>a brzo u</w:t>
-      </w:r>
-      <w:r>
-        <w:t>č</w:t>
-      </w:r>
-      <w:r>
-        <w:t>itavanje slika, koje su karakteristi</w:t>
-      </w:r>
-      <w:r>
-        <w:t>č</w:t>
-      </w:r>
-      <w:r>
-        <w:t>ne po tome sto njihovo u</w:t>
-      </w:r>
-      <w:r>
-        <w:t>č</w:t>
-      </w:r>
-      <w:r>
-        <w:t>itavanje zahteva vi</w:t>
-      </w:r>
-      <w:r>
-        <w:t>š</w:t>
-      </w:r>
-      <w:r>
-        <w:t>e resursa od u</w:t>
-      </w:r>
-      <w:r>
-        <w:t>č</w:t>
-      </w:r>
-      <w:r>
-        <w:t>itavanja teksta. Sistem treba da funkcioni</w:t>
-      </w:r>
-      <w:r>
-        <w:t>š</w:t>
-      </w:r>
-      <w:r>
-        <w:t>e tako da korisnik nema ose</w:t>
-      </w:r>
-      <w:r>
-        <w:t>ć</w:t>
-      </w:r>
-      <w:r>
-        <w:t>aj da je sistem usporen, da ne radi, da su osve</w:t>
-      </w:r>
-      <w:r>
-        <w:t>ž</w:t>
-      </w:r>
-      <w:r>
-        <w:t>avanja duga...</w:t>
-      </w:r>
-    </w:p>
-    <w:p>
-      <w:r>
-        <w:br w:type="page"/>
-      </w:r>
-    </w:p>
-    <w:p>
-      <w:pPr>
-        <w:pStyle w:val="Heading1"/>
-        <w:numPr>
-          <w:ilvl w:val="0"/>
-          <w:numId w:val="2"/>
-        </w:numPr>
-      </w:pPr>
-      <w:bookmarkStart w:id="48" w:name="_Toc205759067"/>
-      <w:r>
-        <w:lastRenderedPageBreak/>
-        <w:t>Zahtevi za korisničkom dokumentacijom</w:t>
-      </w:r>
-      <w:bookmarkEnd w:id="48"/>
-    </w:p>
-    <w:p>
-      <w:pPr>
-        <w:pStyle w:val="Heading2"/>
-        <w:numPr>
-          <w:ilvl w:val="1"/>
-          <w:numId w:val="2"/>
-        </w:numPr>
-      </w:pPr>
-      <w:bookmarkStart w:id="49" w:name="_Toc205759068"/>
-      <w:r>
-        <w:t>Uputstva za kori</w:t>
-      </w:r>
-      <w:r>
-        <w:t>šć</w:t>
-      </w:r>
-      <w:r>
-        <w:t>enje sajta</w:t>
-      </w:r>
-      <w:bookmarkEnd w:id="49"/>
-    </w:p>
-    <w:p>
-      <w:pPr>
-        <w:rPr>
-          <w:sz w:val="6"/>
-          <w:szCs w:val="6"/>
-        </w:rPr>
-      </w:pPr>
-    </w:p>
-    <w:p>
-      <w:pPr>
-        <w:ind w:left="360"/>
-      </w:pPr>
-      <w:r>
-        <w:t>Isklju</w:t>
-      </w:r>
-      <w:r>
-        <w:t>č</w:t>
-      </w:r>
-      <w:r>
-        <w:t>ivo su potrebna privilegovanim korisnicima, i to za slu</w:t>
-      </w:r>
-      <w:r>
-        <w:t>č</w:t>
-      </w:r>
-      <w:r>
-        <w:t>ajeve:</w:t>
-      </w:r>
-    </w:p>
-    <w:p>
-      <w:pPr>
-        <w:pStyle w:val="ListParagraph"/>
-        <w:numPr>
-          <w:ilvl w:val="0"/>
-          <w:numId w:val="4"/>
-        </w:numPr>
-      </w:pPr>
-      <w:r>
-        <w:t>Kreiranje izlo</w:t>
-      </w:r>
-      <w:r>
-        <w:t>ž</w:t>
-      </w:r>
-      <w:r>
-        <w:t>be – kriterijume za izbor tema, broja u</w:t>
-      </w:r>
-      <w:r>
-        <w:t>č</w:t>
-      </w:r>
-      <w:r>
-        <w:t>esnika itd.</w:t>
-      </w:r>
-    </w:p>
-    <w:p>
-      <w:pPr>
-        <w:pStyle w:val="ListParagraph"/>
-        <w:numPr>
-          <w:ilvl w:val="0"/>
-          <w:numId w:val="4"/>
-        </w:numPr>
-      </w:pPr>
-      <w:r>
-        <w:t>Biranje pobednika izlo</w:t>
-      </w:r>
-      <w:r>
-        <w:t>ž</w:t>
-      </w:r>
-      <w:r>
-        <w:t>be – kriterijumi izbora pobednika</w:t>
-      </w:r>
-    </w:p>
-    <w:p>
-      <w:pPr>
-        <w:pStyle w:val="Heading2"/>
-        <w:numPr>
-          <w:ilvl w:val="1"/>
-          <w:numId w:val="2"/>
-        </w:numPr>
-      </w:pPr>
-      <w:bookmarkStart w:id="50" w:name="_Toc205759069"/>
-      <w:r>
-        <w:t>Ozna</w:t>
-      </w:r>
-      <w:r>
-        <w:t>č</w:t>
-      </w:r>
-      <w:r>
-        <w:t>avanje</w:t>
+      <w:bookmarkStart w:id="50" w:name="_Toc205997821"/>
+      <w:r>
+        <w:t>Plan i prioriteti</w:t>
       </w:r>
       <w:bookmarkEnd w:id="50"/>
-    </w:p>
-    <w:p>
-      <w:pPr>
-        <w:rPr>
-          <w:sz w:val="6"/>
-          <w:szCs w:val="6"/>
-        </w:rPr>
-      </w:pPr>
-    </w:p>
-    <w:p>
-      <w:pPr>
-        <w:ind w:left="360"/>
-      </w:pPr>
-      <w:r>
-        <w:t>Svaka stranica je potrebno da ima logo sajta. Za svakog korisnika je potrebno prikazati korisn</w:t>
-      </w:r>
-      <w:r>
-        <w:t>č</w:t>
-      </w:r>
-      <w:r>
-        <w:t>ko ime</w:t>
-      </w:r>
-      <w:r>
-        <w:t xml:space="preserve"> i </w:t>
-      </w:r>
-      <w:r>
-        <w:t xml:space="preserve"> kategoriju korisnika. Za privilegovane korisnike je potrebno prikazati da li postoji aktivna izlo</w:t>
-      </w:r>
-      <w:r>
-        <w:t>ž</w:t>
-      </w:r>
-      <w:r>
-        <w:t xml:space="preserve">ba na kojoj su </w:t>
-      </w:r>
-      <w:r>
-        <w:t>ž</w:t>
-      </w:r>
-      <w:r>
-        <w:t>iriji, kao i pro</w:t>
-      </w:r>
-      <w:r>
-        <w:t>š</w:t>
-      </w:r>
-      <w:r>
-        <w:t>le izlo</w:t>
-      </w:r>
-      <w:r>
-        <w:t>ž</w:t>
-      </w:r>
-      <w:r>
-        <w:t>bne na kojima su u</w:t>
-      </w:r>
-      <w:r>
-        <w:t>č</w:t>
-      </w:r>
-      <w:r>
-        <w:t>estvovali. Za izlo</w:t>
-      </w:r>
-      <w:r>
-        <w:t>ž</w:t>
-      </w:r>
-      <w:r>
-        <w:t>be treba prikazati njeno ime, temu, broj u</w:t>
-      </w:r>
-      <w:r>
-        <w:t>č</w:t>
-      </w:r>
-      <w:r>
-        <w:t>esnika i njeno trajanje.</w:t>
-      </w:r>
-    </w:p>
-    <w:p>
-      <w:pPr>
-        <w:pStyle w:val="Heading1"/>
-        <w:numPr>
-          <w:ilvl w:val="0"/>
-          <w:numId w:val="2"/>
-        </w:numPr>
-      </w:pPr>
-      <w:bookmarkStart w:id="51" w:name="_Toc205759070"/>
-      <w:r>
-        <w:t>Plan i prioriteti</w:t>
-      </w:r>
-      <w:bookmarkEnd w:id="51"/>
     </w:p>
     <w:p>
       <w:r>
